--- a/data/outputs/v2/Chemistry/SS1.2_The_Atom/Chemistry_The_Atom_CBE_LessonSequence.docx
+++ b/data/outputs/v2/Chemistry/SS1.2_The_Atom/Chemistry_The_Atom_CBE_LessonSequence.docx
@@ -2830,7 +2830,25 @@
             </w:tcMar>
             <w:vAlign w:val="top"/>
           </w:tcPr>
-          <w:p/>
+          <w:p>
+            <w:pPr>
+              <w:spacing w:after="40" w:before="0"/>
+              <w:jc w:val="left"/>
+            </w:pPr>
+            <w:r>
+              <w:rPr>
+                <w:rFonts w:ascii="Arial" w:cs="Arial" w:eastAsia="Arial" w:hAnsi="Arial"/>
+                <w:b w:val="false"/>
+                <w:bCs w:val="false"/>
+                <w:i w:val="false"/>
+                <w:iCs w:val="false"/>
+                <w:color w:val="000000"/>
+                <w:sz w:val="18"/>
+                <w:szCs w:val="18"/>
+              </w:rPr>
+              <w:t xml:space="preserve">Wear safety goggles throughout the demonstration. Teacher only handles the Bunsen burner, nichrome wire loops, and chemical solutions — students observe from their seats at a minimum distance of 1.5 metres. Solutions used: saturated sodium chloride, 0.1 M potassium permanganate, and 0.1 M copper sulphate — all low-hazard at these concentrations but must not be ingested. Copper sulphate is a mild irritant; teacher wears disposable gloves. Ensure the room is ventilated. A damp cloth and sand tray must be on the demonstration bench. Long hair must be tied back. No student approaches the flame without explicit teacher instruction.</w:t>
+            </w:r>
+          </w:p>
         </w:tc>
       </w:tr>
     </w:tbl>
@@ -3204,7 +3222,7 @@
             <w:pPr>
               <w:spacing w:after="20" w:before="0"/>
             </w:pPr>
-            <w:hyperlink w:history="1" r:id="rIdxehegli6zg6j5gylz5je-">
+            <w:hyperlink w:history="1" r:id="rIdyyuuzdcvbvx9dzgvxmcag">
               <w:r>
                 <w:rPr>
                   <w:rFonts w:ascii="Arial" w:cs="Arial" w:eastAsia="Arial" w:hAnsi="Arial"/>
@@ -3237,7 +3255,7 @@
               <w:spacing w:after="10" w:before="0"/>
               <w:ind w:left="120"/>
             </w:pPr>
-            <w:hyperlink w:history="1" r:id="rIdnr4e24n8npjqxlucpfdfy">
+            <w:hyperlink w:history="1" r:id="rIdxa67vjnprvkwfqf35aofb">
               <w:r>
                 <w:rPr>
                   <w:rFonts w:ascii="Arial" w:cs="Arial" w:eastAsia="Arial" w:hAnsi="Arial"/>
@@ -3282,7 +3300,7 @@
             <w:pPr>
               <w:spacing w:after="20" w:before="0"/>
             </w:pPr>
-            <w:hyperlink w:history="1" r:id="rIdtap3peqdr9rzg_lzxvket">
+            <w:hyperlink w:history="1" r:id="rIdgkzk66c2ibd5xdbjmlbpe">
               <w:r>
                 <w:rPr>
                   <w:rFonts w:ascii="Arial" w:cs="Arial" w:eastAsia="Arial" w:hAnsi="Arial"/>
@@ -3315,7 +3333,7 @@
               <w:spacing w:after="10" w:before="0"/>
               <w:ind w:left="120"/>
             </w:pPr>
-            <w:hyperlink w:history="1" r:id="rIdkbbnhl6h4_cr9uizvwc1k">
+            <w:hyperlink w:history="1" r:id="rIddforaxmxnc2jd3nmjsu39">
               <w:r>
                 <w:rPr>
                   <w:rFonts w:ascii="Arial" w:cs="Arial" w:eastAsia="Arial" w:hAnsi="Arial"/>
@@ -3510,7 +3528,7 @@
             <w:pPr>
               <w:spacing w:after="20" w:before="0"/>
             </w:pPr>
-            <w:hyperlink w:history="1" r:id="rIdsaduxij8fkzmgy-nexmj-">
+            <w:hyperlink w:history="1" r:id="rIdqwru-bkk59820pepneoxr">
               <w:r>
                 <w:rPr>
                   <w:rFonts w:ascii="Arial" w:cs="Arial" w:eastAsia="Arial" w:hAnsi="Arial"/>
@@ -3543,7 +3561,7 @@
               <w:spacing w:after="10" w:before="0"/>
               <w:ind w:left="120"/>
             </w:pPr>
-            <w:hyperlink w:history="1" r:id="rIdt-0lbp3fex2lt0bn3vrfg">
+            <w:hyperlink w:history="1" r:id="rIdlv0nzydmy5ttkna83ta4w">
               <w:r>
                 <w:rPr>
                   <w:rFonts w:ascii="Arial" w:cs="Arial" w:eastAsia="Arial" w:hAnsi="Arial"/>
@@ -3588,7 +3606,7 @@
             <w:pPr>
               <w:spacing w:after="20" w:before="0"/>
             </w:pPr>
-            <w:hyperlink w:history="1" r:id="rIdgeehwh3hjfsrz8th8ik5x">
+            <w:hyperlink w:history="1" r:id="rIdx9n0cnknfia_v4ulugbg5">
               <w:r>
                 <w:rPr>
                   <w:rFonts w:ascii="Arial" w:cs="Arial" w:eastAsia="Arial" w:hAnsi="Arial"/>
@@ -3621,7 +3639,7 @@
               <w:spacing w:after="10" w:before="0"/>
               <w:ind w:left="120"/>
             </w:pPr>
-            <w:hyperlink w:history="1" r:id="rIdyoc1_2iplky7b47kmdtrk">
+            <w:hyperlink w:history="1" r:id="rIdqznmxpwkp7qwskgupmiqo">
               <w:r>
                 <w:rPr>
                   <w:rFonts w:ascii="Arial" w:cs="Arial" w:eastAsia="Arial" w:hAnsi="Arial"/>
@@ -3816,7 +3834,7 @@
             <w:pPr>
               <w:spacing w:after="20" w:before="0"/>
             </w:pPr>
-            <w:hyperlink w:history="1" r:id="rId875hfrlwndl6jzabbqgii">
+            <w:hyperlink w:history="1" r:id="rIdagcaij7idoeef4ijhaf8k">
               <w:r>
                 <w:rPr>
                   <w:rFonts w:ascii="Arial" w:cs="Arial" w:eastAsia="Arial" w:hAnsi="Arial"/>
@@ -3849,7 +3867,7 @@
               <w:spacing w:after="10" w:before="0"/>
               <w:ind w:left="120"/>
             </w:pPr>
-            <w:hyperlink w:history="1" r:id="rIdbdqqw-1cc-nmhjg9uc4ln">
+            <w:hyperlink w:history="1" r:id="rIdcozhry_f5w5jy9kg-pi2j">
               <w:r>
                 <w:rPr>
                   <w:rFonts w:ascii="Arial" w:cs="Arial" w:eastAsia="Arial" w:hAnsi="Arial"/>
@@ -3894,7 +3912,7 @@
             <w:pPr>
               <w:spacing w:after="20" w:before="0"/>
             </w:pPr>
-            <w:hyperlink w:history="1" r:id="rIdl7osb9fcwpfvwmzlrippm">
+            <w:hyperlink w:history="1" r:id="rIddj-wix4boaqi0xa_lnout">
               <w:r>
                 <w:rPr>
                   <w:rFonts w:ascii="Arial" w:cs="Arial" w:eastAsia="Arial" w:hAnsi="Arial"/>
@@ -3927,7 +3945,7 @@
               <w:spacing w:after="10" w:before="0"/>
               <w:ind w:left="120"/>
             </w:pPr>
-            <w:hyperlink w:history="1" r:id="rId_qkkxqssz2v3paf7wz8fp">
+            <w:hyperlink w:history="1" r:id="rIdrtvdn1q_c_ohmkn7dkv-j">
               <w:r>
                 <w:rPr>
                   <w:rFonts w:ascii="Arial" w:cs="Arial" w:eastAsia="Arial" w:hAnsi="Arial"/>
@@ -4122,7 +4140,7 @@
             <w:pPr>
               <w:spacing w:after="20" w:before="0"/>
             </w:pPr>
-            <w:hyperlink w:history="1" r:id="rIdwjwww07dk18sda8mw2owd">
+            <w:hyperlink w:history="1" r:id="rIduhcocam_ipmjfmj1ihs2u">
               <w:r>
                 <w:rPr>
                   <w:rFonts w:ascii="Arial" w:cs="Arial" w:eastAsia="Arial" w:hAnsi="Arial"/>
@@ -4155,7 +4173,7 @@
               <w:spacing w:after="10" w:before="0"/>
               <w:ind w:left="120"/>
             </w:pPr>
-            <w:hyperlink w:history="1" r:id="rIdmmvehoqzqrjkvgfkxexw6">
+            <w:hyperlink w:history="1" r:id="rIdsi1abkpo_6ckojw4ejqff">
               <w:r>
                 <w:rPr>
                   <w:rFonts w:ascii="Arial" w:cs="Arial" w:eastAsia="Arial" w:hAnsi="Arial"/>
@@ -4200,7 +4218,7 @@
             <w:pPr>
               <w:spacing w:after="20" w:before="0"/>
             </w:pPr>
-            <w:hyperlink w:history="1" r:id="rIdgo-kx4uz1xh2lovgu5i1o">
+            <w:hyperlink w:history="1" r:id="rId5zb3hour2qbttopgzkjdn">
               <w:r>
                 <w:rPr>
                   <w:rFonts w:ascii="Arial" w:cs="Arial" w:eastAsia="Arial" w:hAnsi="Arial"/>
@@ -4233,7 +4251,7 @@
               <w:spacing w:after="10" w:before="0"/>
               <w:ind w:left="120"/>
             </w:pPr>
-            <w:hyperlink w:history="1" r:id="rIdwnz8sydznavyvdpdcteju">
+            <w:hyperlink w:history="1" r:id="rIdqiqkfe6iv24xf27m8wlds">
               <w:r>
                 <w:rPr>
                   <w:rFonts w:ascii="Arial" w:cs="Arial" w:eastAsia="Arial" w:hAnsi="Arial"/>
@@ -4428,7 +4446,7 @@
             <w:pPr>
               <w:spacing w:after="20" w:before="0"/>
             </w:pPr>
-            <w:hyperlink w:history="1" r:id="rIdxdkjlpid8wguzjruxybd0">
+            <w:hyperlink w:history="1" r:id="rIdjkjdslq1o3hk8ipaqi0ma">
               <w:r>
                 <w:rPr>
                   <w:rFonts w:ascii="Arial" w:cs="Arial" w:eastAsia="Arial" w:hAnsi="Arial"/>
@@ -4461,7 +4479,7 @@
               <w:spacing w:after="10" w:before="0"/>
               <w:ind w:left="120"/>
             </w:pPr>
-            <w:hyperlink w:history="1" r:id="rId7twmbnt04m9ft-u_0ioz6">
+            <w:hyperlink w:history="1" r:id="rIdaetl4kk0iy5r8apos7yrd">
               <w:r>
                 <w:rPr>
                   <w:rFonts w:ascii="Arial" w:cs="Arial" w:eastAsia="Arial" w:hAnsi="Arial"/>
@@ -4506,7 +4524,7 @@
             <w:pPr>
               <w:spacing w:after="20" w:before="0"/>
             </w:pPr>
-            <w:hyperlink w:history="1" r:id="rIdfyemqwb6d88zdbzg477m-">
+            <w:hyperlink w:history="1" r:id="rIdx1wmpsebzxrsgrjvqddct">
               <w:r>
                 <w:rPr>
                   <w:rFonts w:ascii="Arial" w:cs="Arial" w:eastAsia="Arial" w:hAnsi="Arial"/>
@@ -4539,7 +4557,7 @@
               <w:spacing w:after="10" w:before="0"/>
               <w:ind w:left="120"/>
             </w:pPr>
-            <w:hyperlink w:history="1" r:id="rIdajxzdedfvqmbhacrhmron">
+            <w:hyperlink w:history="1" r:id="rIdmkut5aal1mhcllyvkifm5">
               <w:r>
                 <w:rPr>
                   <w:rFonts w:ascii="Arial" w:cs="Arial" w:eastAsia="Arial" w:hAnsi="Arial"/>
@@ -5978,32 +5996,32 @@
         <w:tc>
           <w:tcPr>
             <w:tcW w:type="dxa" w:w="1520"/>
-            <w:shd w:fill="F2F2F2" w:color="auto" w:val="clear"/>
-            <w:tcMar>
-              <w:top w:type="dxa" w:w="60"/>
-              <w:left w:type="dxa" w:w="120"/>
-              <w:bottom w:type="dxa" w:w="60"/>
-              <w:right w:type="dxa" w:w="120"/>
-            </w:tcMar>
-            <w:vAlign w:val="top"/>
-          </w:tcPr>
-          <w:p>
-            <w:pPr>
-              <w:spacing w:after="40" w:before="0"/>
-              <w:jc w:val="left"/>
-            </w:pPr>
-            <w:r>
-              <w:rPr>
-                <w:rFonts w:ascii="Arial" w:cs="Arial" w:eastAsia="Arial" w:hAnsi="Arial"/>
-                <w:b/>
-                <w:bCs/>
-                <w:i w:val="false"/>
-                <w:iCs w:val="false"/>
-                <w:color w:val="000000"/>
-                <w:sz w:val="18"/>
-                <w:szCs w:val="18"/>
-              </w:rPr>
-              <w:t xml:space="preserve">Phase 1 — Predict: What Do We Already Know About the Atom?</w:t>
+            <w:shd w:fill="EAD1F5" w:color="auto" w:val="clear"/>
+            <w:tcMar>
+              <w:top w:type="dxa" w:w="60"/>
+              <w:left w:type="dxa" w:w="120"/>
+              <w:bottom w:type="dxa" w:w="60"/>
+              <w:right w:type="dxa" w:w="120"/>
+            </w:tcMar>
+            <w:vAlign w:val="top"/>
+          </w:tcPr>
+          <w:p>
+            <w:pPr>
+              <w:spacing w:after="40" w:before="0"/>
+              <w:jc w:val="left"/>
+            </w:pPr>
+            <w:r>
+              <w:rPr>
+                <w:rFonts w:ascii="Arial" w:cs="Arial" w:eastAsia="Arial" w:hAnsi="Arial"/>
+                <w:b/>
+                <w:bCs/>
+                <w:i w:val="false"/>
+                <w:iCs w:val="false"/>
+                <w:color w:val="000000"/>
+                <w:sz w:val="18"/>
+                <w:szCs w:val="18"/>
+              </w:rPr>
+              <w:t xml:space="preserve">Predict Phase</w:t>
             </w:r>
           </w:p>
           <w:p>
@@ -6026,7 +6044,7 @@
             <w:pPr>
               <w:spacing w:after="20" w:before="0"/>
             </w:pPr>
-            <w:hyperlink w:history="1" r:id="rIdffwlv7qlay6bqlaab_e1s">
+            <w:hyperlink w:history="1" r:id="rIdt_e4q-kjfhjqqqkvkot2t">
               <w:r>
                 <w:rPr>
                   <w:rFonts w:ascii="Arial" w:cs="Arial" w:eastAsia="Arial" w:hAnsi="Arial"/>
@@ -6059,7 +6077,7 @@
               <w:spacing w:after="10" w:before="0"/>
               <w:ind w:left="120"/>
             </w:pPr>
-            <w:hyperlink w:history="1" r:id="rIdbugwtkenynahk46y12duo">
+            <w:hyperlink w:history="1" r:id="rId7dyzsntyxe8ojwxxi13iu">
               <w:r>
                 <w:rPr>
                   <w:rFonts w:ascii="Arial" w:cs="Arial" w:eastAsia="Arial" w:hAnsi="Arial"/>
@@ -6104,7 +6122,7 @@
             <w:pPr>
               <w:spacing w:after="20" w:before="0"/>
             </w:pPr>
-            <w:hyperlink w:history="1" r:id="rIdtr7onvwgsdm-k_lil3vse">
+            <w:hyperlink w:history="1" r:id="rIdxe1tyc6ijj1anpyrb3nmz">
               <w:r>
                 <w:rPr>
                   <w:rFonts w:ascii="Arial" w:cs="Arial" w:eastAsia="Arial" w:hAnsi="Arial"/>
@@ -6137,7 +6155,7 @@
               <w:spacing w:after="10" w:before="0"/>
               <w:ind w:left="120"/>
             </w:pPr>
-            <w:hyperlink w:history="1" r:id="rIdfssiusjvzlzwunzve15n0">
+            <w:hyperlink w:history="1" r:id="rId0d8a426zh3ygh8dswqfkx">
               <w:r>
                 <w:rPr>
                   <w:rFonts w:ascii="Arial" w:cs="Arial" w:eastAsia="Arial" w:hAnsi="Arial"/>
@@ -6284,32 +6302,32 @@
         <w:tc>
           <w:tcPr>
             <w:tcW w:type="dxa" w:w="1520"/>
-            <w:shd w:fill="F2F2F2" w:color="auto" w:val="clear"/>
-            <w:tcMar>
-              <w:top w:type="dxa" w:w="60"/>
-              <w:left w:type="dxa" w:w="120"/>
-              <w:bottom w:type="dxa" w:w="60"/>
-              <w:right w:type="dxa" w:w="120"/>
-            </w:tcMar>
-            <w:vAlign w:val="top"/>
-          </w:tcPr>
-          <w:p>
-            <w:pPr>
-              <w:spacing w:after="40" w:before="0"/>
-              <w:jc w:val="left"/>
-            </w:pPr>
-            <w:r>
-              <w:rPr>
-                <w:rFonts w:ascii="Arial" w:cs="Arial" w:eastAsia="Arial" w:hAnsi="Arial"/>
-                <w:b/>
-                <w:bCs/>
-                <w:i w:val="false"/>
-                <w:iCs w:val="false"/>
-                <w:color w:val="000000"/>
-                <w:sz w:val="18"/>
-                <w:szCs w:val="18"/>
-              </w:rPr>
-              <w:t xml:space="preserve">Phase 2 — Observe (Part A): Peer Discussion with Element Cards — Atomic Number, Mass Number, Protons, Neutrons, Electrons</w:t>
+            <w:shd w:fill="D9EEF1" w:color="auto" w:val="clear"/>
+            <w:tcMar>
+              <w:top w:type="dxa" w:w="60"/>
+              <w:left w:type="dxa" w:w="120"/>
+              <w:bottom w:type="dxa" w:w="60"/>
+              <w:right w:type="dxa" w:w="120"/>
+            </w:tcMar>
+            <w:vAlign w:val="top"/>
+          </w:tcPr>
+          <w:p>
+            <w:pPr>
+              <w:spacing w:after="40" w:before="0"/>
+              <w:jc w:val="left"/>
+            </w:pPr>
+            <w:r>
+              <w:rPr>
+                <w:rFonts w:ascii="Arial" w:cs="Arial" w:eastAsia="Arial" w:hAnsi="Arial"/>
+                <w:b/>
+                <w:bCs/>
+                <w:i w:val="false"/>
+                <w:iCs w:val="false"/>
+                <w:color w:val="000000"/>
+                <w:sz w:val="18"/>
+                <w:szCs w:val="18"/>
+              </w:rPr>
+              <w:t xml:space="preserve">Observe Phase</w:t>
             </w:r>
           </w:p>
           <w:p>
@@ -6332,7 +6350,7 @@
             <w:pPr>
               <w:spacing w:after="20" w:before="0"/>
             </w:pPr>
-            <w:hyperlink w:history="1" r:id="rId8tuoi5ul_wbd5-85tgw2n">
+            <w:hyperlink w:history="1" r:id="rId_gxychbysnmyf2ujgbxon">
               <w:r>
                 <w:rPr>
                   <w:rFonts w:ascii="Arial" w:cs="Arial" w:eastAsia="Arial" w:hAnsi="Arial"/>
@@ -6365,7 +6383,7 @@
               <w:spacing w:after="10" w:before="0"/>
               <w:ind w:left="120"/>
             </w:pPr>
-            <w:hyperlink w:history="1" r:id="rIdypwpx1kdbyirzw6kwgith">
+            <w:hyperlink w:history="1" r:id="rIdnwznobfpgq5k3msj5xopf">
               <w:r>
                 <w:rPr>
                   <w:rFonts w:ascii="Arial" w:cs="Arial" w:eastAsia="Arial" w:hAnsi="Arial"/>
@@ -6410,7 +6428,7 @@
             <w:pPr>
               <w:spacing w:after="20" w:before="0"/>
             </w:pPr>
-            <w:hyperlink w:history="1" r:id="rIdtqzvjleo4p_jvouh5nz6t">
+            <w:hyperlink w:history="1" r:id="rIdkogluk2almtdngeg2ccpp">
               <w:r>
                 <w:rPr>
                   <w:rFonts w:ascii="Arial" w:cs="Arial" w:eastAsia="Arial" w:hAnsi="Arial"/>
@@ -6443,7 +6461,7 @@
               <w:spacing w:after="10" w:before="0"/>
               <w:ind w:left="120"/>
             </w:pPr>
-            <w:hyperlink w:history="1" r:id="rIdgoql6923sjgts44bhdrxn">
+            <w:hyperlink w:history="1" r:id="rId6oua6gcgzor_mvycrywzd">
               <w:r>
                 <w:rPr>
                   <w:rFonts w:ascii="Arial" w:cs="Arial" w:eastAsia="Arial" w:hAnsi="Arial"/>
@@ -6590,32 +6608,32 @@
         <w:tc>
           <w:tcPr>
             <w:tcW w:type="dxa" w:w="1520"/>
-            <w:shd w:fill="F2F2F2" w:color="auto" w:val="clear"/>
-            <w:tcMar>
-              <w:top w:type="dxa" w:w="60"/>
-              <w:left w:type="dxa" w:w="120"/>
-              <w:bottom w:type="dxa" w:w="60"/>
-              <w:right w:type="dxa" w:w="120"/>
-            </w:tcMar>
-            <w:vAlign w:val="top"/>
-          </w:tcPr>
-          <w:p>
-            <w:pPr>
-              <w:spacing w:after="40" w:before="0"/>
-              <w:jc w:val="left"/>
-            </w:pPr>
-            <w:r>
-              <w:rPr>
-                <w:rFonts w:ascii="Arial" w:cs="Arial" w:eastAsia="Arial" w:hAnsi="Arial"/>
-                <w:b/>
-                <w:bCs/>
-                <w:i w:val="false"/>
-                <w:iCs w:val="false"/>
-                <w:color w:val="000000"/>
-                <w:sz w:val="18"/>
-                <w:szCs w:val="18"/>
-              </w:rPr>
-              <w:t xml:space="preserve">Phase 3 — Observe (Part B): Rutherford Gold Foil Simulation on ARES Platform</w:t>
+            <w:shd w:fill="D9EEF1" w:color="auto" w:val="clear"/>
+            <w:tcMar>
+              <w:top w:type="dxa" w:w="60"/>
+              <w:left w:type="dxa" w:w="120"/>
+              <w:bottom w:type="dxa" w:w="60"/>
+              <w:right w:type="dxa" w:w="120"/>
+            </w:tcMar>
+            <w:vAlign w:val="top"/>
+          </w:tcPr>
+          <w:p>
+            <w:pPr>
+              <w:spacing w:after="40" w:before="0"/>
+              <w:jc w:val="left"/>
+            </w:pPr>
+            <w:r>
+              <w:rPr>
+                <w:rFonts w:ascii="Arial" w:cs="Arial" w:eastAsia="Arial" w:hAnsi="Arial"/>
+                <w:b/>
+                <w:bCs/>
+                <w:i w:val="false"/>
+                <w:iCs w:val="false"/>
+                <w:color w:val="000000"/>
+                <w:sz w:val="18"/>
+                <w:szCs w:val="18"/>
+              </w:rPr>
+              <w:t xml:space="preserve">Observe Phase</w:t>
             </w:r>
           </w:p>
           <w:p>
@@ -6638,7 +6656,7 @@
             <w:pPr>
               <w:spacing w:after="20" w:before="0"/>
             </w:pPr>
-            <w:hyperlink w:history="1" r:id="rId89awaqmlyv13-o6ych2sp">
+            <w:hyperlink w:history="1" r:id="rId7s0iglmcgozj02zbtxudk">
               <w:r>
                 <w:rPr>
                   <w:rFonts w:ascii="Arial" w:cs="Arial" w:eastAsia="Arial" w:hAnsi="Arial"/>
@@ -6671,7 +6689,7 @@
               <w:spacing w:after="10" w:before="0"/>
               <w:ind w:left="120"/>
             </w:pPr>
-            <w:hyperlink w:history="1" r:id="rIdymgdebwi90qb553mqvets">
+            <w:hyperlink w:history="1" r:id="rIdxqyuaxa_ggc35eib3fner">
               <w:r>
                 <w:rPr>
                   <w:rFonts w:ascii="Arial" w:cs="Arial" w:eastAsia="Arial" w:hAnsi="Arial"/>
@@ -6716,7 +6734,7 @@
             <w:pPr>
               <w:spacing w:after="20" w:before="0"/>
             </w:pPr>
-            <w:hyperlink w:history="1" r:id="rIdu94ddti36q3q2k2v7qn-_">
+            <w:hyperlink w:history="1" r:id="rIdaxqnuccjfx5jec2zt_a03">
               <w:r>
                 <w:rPr>
                   <w:rFonts w:ascii="Arial" w:cs="Arial" w:eastAsia="Arial" w:hAnsi="Arial"/>
@@ -6749,7 +6767,7 @@
               <w:spacing w:after="10" w:before="0"/>
               <w:ind w:left="120"/>
             </w:pPr>
-            <w:hyperlink w:history="1" r:id="rIdv8ivvl_f5abros_ajsbln">
+            <w:hyperlink w:history="1" r:id="rIdcgwq-2imjayvfowkimx5k">
               <w:r>
                 <w:rPr>
                   <w:rFonts w:ascii="Arial" w:cs="Arial" w:eastAsia="Arial" w:hAnsi="Arial"/>
@@ -6896,32 +6914,32 @@
         <w:tc>
           <w:tcPr>
             <w:tcW w:type="dxa" w:w="1520"/>
-            <w:shd w:fill="F2F2F2" w:color="auto" w:val="clear"/>
-            <w:tcMar>
-              <w:top w:type="dxa" w:w="60"/>
-              <w:left w:type="dxa" w:w="120"/>
-              <w:bottom w:type="dxa" w:w="60"/>
-              <w:right w:type="dxa" w:w="120"/>
-            </w:tcMar>
-            <w:vAlign w:val="top"/>
-          </w:tcPr>
-          <w:p>
-            <w:pPr>
-              <w:spacing w:after="40" w:before="0"/>
-              <w:jc w:val="left"/>
-            </w:pPr>
-            <w:r>
-              <w:rPr>
-                <w:rFonts w:ascii="Arial" w:cs="Arial" w:eastAsia="Arial" w:hAnsi="Arial"/>
-                <w:b/>
-                <w:bCs/>
-                <w:i w:val="false"/>
-                <w:iCs w:val="false"/>
-                <w:color w:val="000000"/>
-                <w:sz w:val="18"/>
-                <w:szCs w:val="18"/>
-              </w:rPr>
-              <w:t xml:space="preserve">Phase 4 — Explain &amp; DQB Update: Building and Evaluating the Rutherford Model + Driving Question Board</w:t>
+            <w:shd w:fill="FCE4D6" w:color="auto" w:val="clear"/>
+            <w:tcMar>
+              <w:top w:type="dxa" w:w="60"/>
+              <w:left w:type="dxa" w:w="120"/>
+              <w:bottom w:type="dxa" w:w="60"/>
+              <w:right w:type="dxa" w:w="120"/>
+            </w:tcMar>
+            <w:vAlign w:val="top"/>
+          </w:tcPr>
+          <w:p>
+            <w:pPr>
+              <w:spacing w:after="40" w:before="0"/>
+              <w:jc w:val="left"/>
+            </w:pPr>
+            <w:r>
+              <w:rPr>
+                <w:rFonts w:ascii="Arial" w:cs="Arial" w:eastAsia="Arial" w:hAnsi="Arial"/>
+                <w:b/>
+                <w:bCs/>
+                <w:i w:val="false"/>
+                <w:iCs w:val="false"/>
+                <w:color w:val="000000"/>
+                <w:sz w:val="18"/>
+                <w:szCs w:val="18"/>
+              </w:rPr>
+              <w:t xml:space="preserve">Driving Question Board (DQB) Creation</w:t>
             </w:r>
           </w:p>
           <w:p>
@@ -6944,7 +6962,7 @@
             <w:pPr>
               <w:spacing w:after="20" w:before="0"/>
             </w:pPr>
-            <w:hyperlink w:history="1" r:id="rIdl6quyuzistdd1ekhhovl0">
+            <w:hyperlink w:history="1" r:id="rId_bu7chb9pvol369bidd5n">
               <w:r>
                 <w:rPr>
                   <w:rFonts w:ascii="Arial" w:cs="Arial" w:eastAsia="Arial" w:hAnsi="Arial"/>
@@ -6977,7 +6995,7 @@
               <w:spacing w:after="10" w:before="0"/>
               <w:ind w:left="120"/>
             </w:pPr>
-            <w:hyperlink w:history="1" r:id="rIdmeviuupirua7w5xncep3i">
+            <w:hyperlink w:history="1" r:id="rIdosa8wyv_xfjfkn1qgvnp5">
               <w:r>
                 <w:rPr>
                   <w:rFonts w:ascii="Arial" w:cs="Arial" w:eastAsia="Arial" w:hAnsi="Arial"/>
@@ -7022,7 +7040,7 @@
             <w:pPr>
               <w:spacing w:after="20" w:before="0"/>
             </w:pPr>
-            <w:hyperlink w:history="1" r:id="rIdun1ylqtlevabano7vgxeh">
+            <w:hyperlink w:history="1" r:id="rIdyjogk8uts93fjhxhdjjxj">
               <w:r>
                 <w:rPr>
                   <w:rFonts w:ascii="Arial" w:cs="Arial" w:eastAsia="Arial" w:hAnsi="Arial"/>
@@ -7055,7 +7073,7 @@
               <w:spacing w:after="10" w:before="0"/>
               <w:ind w:left="120"/>
             </w:pPr>
-            <w:hyperlink w:history="1" r:id="rId912asosg4hbe-hxsdl8di">
+            <w:hyperlink w:history="1" r:id="rIdk-duy1cmhphughmyed_vn">
               <w:r>
                 <w:rPr>
                   <w:rFonts w:ascii="Arial" w:cs="Arial" w:eastAsia="Arial" w:hAnsi="Arial"/>
@@ -7202,32 +7220,32 @@
         <w:tc>
           <w:tcPr>
             <w:tcW w:type="dxa" w:w="1520"/>
-            <w:shd w:fill="F2F2F2" w:color="auto" w:val="clear"/>
-            <w:tcMar>
-              <w:top w:type="dxa" w:w="60"/>
-              <w:left w:type="dxa" w:w="120"/>
-              <w:bottom w:type="dxa" w:w="60"/>
-              <w:right w:type="dxa" w:w="120"/>
-            </w:tcMar>
-            <w:vAlign w:val="top"/>
-          </w:tcPr>
-          <w:p>
-            <w:pPr>
-              <w:spacing w:after="40" w:before="0"/>
-              <w:jc w:val="left"/>
-            </w:pPr>
-            <w:r>
-              <w:rPr>
-                <w:rFonts w:ascii="Arial" w:cs="Arial" w:eastAsia="Arial" w:hAnsi="Arial"/>
-                <w:b/>
-                <w:bCs/>
-                <w:i w:val="false"/>
-                <w:iCs w:val="false"/>
-                <w:color w:val="000000"/>
-                <w:sz w:val="18"/>
-                <w:szCs w:val="18"/>
-              </w:rPr>
-              <w:t xml:space="preserve">Phase 5 — Model Revision &amp; Reflection: Revisiting Predictions and Refining the Class Atomic Model</w:t>
+            <w:shd w:fill="D5E8F0" w:color="auto" w:val="clear"/>
+            <w:tcMar>
+              <w:top w:type="dxa" w:w="60"/>
+              <w:left w:type="dxa" w:w="120"/>
+              <w:bottom w:type="dxa" w:w="60"/>
+              <w:right w:type="dxa" w:w="120"/>
+            </w:tcMar>
+            <w:vAlign w:val="top"/>
+          </w:tcPr>
+          <w:p>
+            <w:pPr>
+              <w:spacing w:after="40" w:before="0"/>
+              <w:jc w:val="left"/>
+            </w:pPr>
+            <w:r>
+              <w:rPr>
+                <w:rFonts w:ascii="Arial" w:cs="Arial" w:eastAsia="Arial" w:hAnsi="Arial"/>
+                <w:b/>
+                <w:bCs/>
+                <w:i w:val="false"/>
+                <w:iCs w:val="false"/>
+                <w:color w:val="000000"/>
+                <w:sz w:val="18"/>
+                <w:szCs w:val="18"/>
+              </w:rPr>
+              <w:t xml:space="preserve">Model Building Phase</w:t>
             </w:r>
           </w:p>
           <w:p>
@@ -7250,7 +7268,7 @@
             <w:pPr>
               <w:spacing w:after="20" w:before="0"/>
             </w:pPr>
-            <w:hyperlink w:history="1" r:id="rId62jrhbr6abnmqllifhkwq">
+            <w:hyperlink w:history="1" r:id="rIdwmp57bmgunjhvuiuswyl_">
               <w:r>
                 <w:rPr>
                   <w:rFonts w:ascii="Arial" w:cs="Arial" w:eastAsia="Arial" w:hAnsi="Arial"/>
@@ -7283,7 +7301,7 @@
               <w:spacing w:after="10" w:before="0"/>
               <w:ind w:left="120"/>
             </w:pPr>
-            <w:hyperlink w:history="1" r:id="rIdqu4ukpbawuior6cqeie13">
+            <w:hyperlink w:history="1" r:id="rIdrqnauon4_31hnyexvcjw3">
               <w:r>
                 <w:rPr>
                   <w:rFonts w:ascii="Arial" w:cs="Arial" w:eastAsia="Arial" w:hAnsi="Arial"/>
@@ -7328,7 +7346,7 @@
             <w:pPr>
               <w:spacing w:after="20" w:before="0"/>
             </w:pPr>
-            <w:hyperlink w:history="1" r:id="rId6jeazsan7kk8sxuvczgcn">
+            <w:hyperlink w:history="1" r:id="rIdgco99jipu_aledcpqr1t1">
               <w:r>
                 <w:rPr>
                   <w:rFonts w:ascii="Arial" w:cs="Arial" w:eastAsia="Arial" w:hAnsi="Arial"/>
@@ -7361,7 +7379,7 @@
               <w:spacing w:after="10" w:before="0"/>
               <w:ind w:left="120"/>
             </w:pPr>
-            <w:hyperlink w:history="1" r:id="rIdgt7mjpla1uubgyn8qfion">
+            <w:hyperlink w:history="1" r:id="rId04kxykse6jpj5fkvogrpo">
               <w:r>
                 <w:rPr>
                   <w:rFonts w:ascii="Arial" w:cs="Arial" w:eastAsia="Arial" w:hAnsi="Arial"/>
@@ -8800,32 +8818,32 @@
         <w:tc>
           <w:tcPr>
             <w:tcW w:type="dxa" w:w="1520"/>
-            <w:shd w:fill="F2F2F2" w:color="auto" w:val="clear"/>
-            <w:tcMar>
-              <w:top w:type="dxa" w:w="60"/>
-              <w:left w:type="dxa" w:w="120"/>
-              <w:bottom w:type="dxa" w:w="60"/>
-              <w:right w:type="dxa" w:w="120"/>
-            </w:tcMar>
-            <w:vAlign w:val="top"/>
-          </w:tcPr>
-          <w:p>
-            <w:pPr>
-              <w:spacing w:after="40" w:before="0"/>
-              <w:jc w:val="left"/>
-            </w:pPr>
-            <w:r>
-              <w:rPr>
-                <w:rFonts w:ascii="Arial" w:cs="Arial" w:eastAsia="Arial" w:hAnsi="Arial"/>
-                <w:b/>
-                <w:bCs/>
-                <w:i w:val="false"/>
-                <w:iCs w:val="false"/>
-                <w:color w:val="000000"/>
-                <w:sz w:val="18"/>
-                <w:szCs w:val="18"/>
-              </w:rPr>
-              <w:t xml:space="preserve">Phase 1 — Predict</w:t>
+            <w:shd w:fill="EAD1F5" w:color="auto" w:val="clear"/>
+            <w:tcMar>
+              <w:top w:type="dxa" w:w="60"/>
+              <w:left w:type="dxa" w:w="120"/>
+              <w:bottom w:type="dxa" w:w="60"/>
+              <w:right w:type="dxa" w:w="120"/>
+            </w:tcMar>
+            <w:vAlign w:val="top"/>
+          </w:tcPr>
+          <w:p>
+            <w:pPr>
+              <w:spacing w:after="40" w:before="0"/>
+              <w:jc w:val="left"/>
+            </w:pPr>
+            <w:r>
+              <w:rPr>
+                <w:rFonts w:ascii="Arial" w:cs="Arial" w:eastAsia="Arial" w:hAnsi="Arial"/>
+                <w:b/>
+                <w:bCs/>
+                <w:i w:val="false"/>
+                <w:iCs w:val="false"/>
+                <w:color w:val="000000"/>
+                <w:sz w:val="18"/>
+                <w:szCs w:val="18"/>
+              </w:rPr>
+              <w:t xml:space="preserve">Predict Phase</w:t>
             </w:r>
           </w:p>
           <w:p>
@@ -8848,7 +8866,7 @@
             <w:pPr>
               <w:spacing w:after="20" w:before="0"/>
             </w:pPr>
-            <w:hyperlink w:history="1" r:id="rIdyfp4ijzqluvgnyjt12bot">
+            <w:hyperlink w:history="1" r:id="rIdq0hn5ukufxaqihpys80zz">
               <w:r>
                 <w:rPr>
                   <w:rFonts w:ascii="Arial" w:cs="Arial" w:eastAsia="Arial" w:hAnsi="Arial"/>
@@ -8881,7 +8899,7 @@
               <w:spacing w:after="10" w:before="0"/>
               <w:ind w:left="120"/>
             </w:pPr>
-            <w:hyperlink w:history="1" r:id="rIdlewgtwjet3pbyxlunwwqj">
+            <w:hyperlink w:history="1" r:id="rIdzs8kxs5gvw_eoxezadu39">
               <w:r>
                 <w:rPr>
                   <w:rFonts w:ascii="Arial" w:cs="Arial" w:eastAsia="Arial" w:hAnsi="Arial"/>
@@ -8926,7 +8944,7 @@
             <w:pPr>
               <w:spacing w:after="20" w:before="0"/>
             </w:pPr>
-            <w:hyperlink w:history="1" r:id="rIddflixefa7mxq7c_cgmqz-">
+            <w:hyperlink w:history="1" r:id="rId6slmagmhay-jcu1q9v8ys">
               <w:r>
                 <w:rPr>
                   <w:rFonts w:ascii="Arial" w:cs="Arial" w:eastAsia="Arial" w:hAnsi="Arial"/>
@@ -8959,7 +8977,7 @@
               <w:spacing w:after="10" w:before="0"/>
               <w:ind w:left="120"/>
             </w:pPr>
-            <w:hyperlink w:history="1" r:id="rId_kp7yeywqpjgto-hot73w">
+            <w:hyperlink w:history="1" r:id="rIdggymfno1yc65j2wudwwns">
               <w:r>
                 <w:rPr>
                   <w:rFonts w:ascii="Arial" w:cs="Arial" w:eastAsia="Arial" w:hAnsi="Arial"/>
@@ -9106,32 +9124,32 @@
         <w:tc>
           <w:tcPr>
             <w:tcW w:type="dxa" w:w="1520"/>
-            <w:shd w:fill="F2F2F2" w:color="auto" w:val="clear"/>
-            <w:tcMar>
-              <w:top w:type="dxa" w:w="60"/>
-              <w:left w:type="dxa" w:w="120"/>
-              <w:bottom w:type="dxa" w:w="60"/>
-              <w:right w:type="dxa" w:w="120"/>
-            </w:tcMar>
-            <w:vAlign w:val="top"/>
-          </w:tcPr>
-          <w:p>
-            <w:pPr>
-              <w:spacing w:after="40" w:before="0"/>
-              <w:jc w:val="left"/>
-            </w:pPr>
-            <w:r>
-              <w:rPr>
-                <w:rFonts w:ascii="Arial" w:cs="Arial" w:eastAsia="Arial" w:hAnsi="Arial"/>
-                <w:b/>
-                <w:bCs/>
-                <w:i w:val="false"/>
-                <w:iCs w:val="false"/>
-                <w:color w:val="000000"/>
-                <w:sz w:val="18"/>
-                <w:szCs w:val="18"/>
-              </w:rPr>
-              <w:t xml:space="preserve">Phase 2 — Observe</w:t>
+            <w:shd w:fill="D9EEF1" w:color="auto" w:val="clear"/>
+            <w:tcMar>
+              <w:top w:type="dxa" w:w="60"/>
+              <w:left w:type="dxa" w:w="120"/>
+              <w:bottom w:type="dxa" w:w="60"/>
+              <w:right w:type="dxa" w:w="120"/>
+            </w:tcMar>
+            <w:vAlign w:val="top"/>
+          </w:tcPr>
+          <w:p>
+            <w:pPr>
+              <w:spacing w:after="40" w:before="0"/>
+              <w:jc w:val="left"/>
+            </w:pPr>
+            <w:r>
+              <w:rPr>
+                <w:rFonts w:ascii="Arial" w:cs="Arial" w:eastAsia="Arial" w:hAnsi="Arial"/>
+                <w:b/>
+                <w:bCs/>
+                <w:i w:val="false"/>
+                <w:iCs w:val="false"/>
+                <w:color w:val="000000"/>
+                <w:sz w:val="18"/>
+                <w:szCs w:val="18"/>
+              </w:rPr>
+              <w:t xml:space="preserve">Observe Phase</w:t>
             </w:r>
           </w:p>
           <w:p>
@@ -9154,7 +9172,7 @@
             <w:pPr>
               <w:spacing w:after="20" w:before="0"/>
             </w:pPr>
-            <w:hyperlink w:history="1" r:id="rIdvap9uwv1ligctl7lz43iv">
+            <w:hyperlink w:history="1" r:id="rIdeypydvawekdhibgnhz7hz">
               <w:r>
                 <w:rPr>
                   <w:rFonts w:ascii="Arial" w:cs="Arial" w:eastAsia="Arial" w:hAnsi="Arial"/>
@@ -9187,7 +9205,7 @@
               <w:spacing w:after="10" w:before="0"/>
               <w:ind w:left="120"/>
             </w:pPr>
-            <w:hyperlink w:history="1" r:id="rIdfgtsxbwxtrqkzxmz0gvou">
+            <w:hyperlink w:history="1" r:id="rId0qgnew60bhqjegbzrefvc">
               <w:r>
                 <w:rPr>
                   <w:rFonts w:ascii="Arial" w:cs="Arial" w:eastAsia="Arial" w:hAnsi="Arial"/>
@@ -9232,7 +9250,7 @@
             <w:pPr>
               <w:spacing w:after="20" w:before="0"/>
             </w:pPr>
-            <w:hyperlink w:history="1" r:id="rIdw0tblyhiilb8ceiacm230">
+            <w:hyperlink w:history="1" r:id="rIdpu0xtb4lob3lf8taomjpd">
               <w:r>
                 <w:rPr>
                   <w:rFonts w:ascii="Arial" w:cs="Arial" w:eastAsia="Arial" w:hAnsi="Arial"/>
@@ -9265,7 +9283,7 @@
               <w:spacing w:after="10" w:before="0"/>
               <w:ind w:left="120"/>
             </w:pPr>
-            <w:hyperlink w:history="1" r:id="rIdz8gdfim64sz16cn33emba">
+            <w:hyperlink w:history="1" r:id="rIdcvsr9diwweqxuogbltmt0">
               <w:r>
                 <w:rPr>
                   <w:rFonts w:ascii="Arial" w:cs="Arial" w:eastAsia="Arial" w:hAnsi="Arial"/>
@@ -9412,32 +9430,32 @@
         <w:tc>
           <w:tcPr>
             <w:tcW w:type="dxa" w:w="1520"/>
-            <w:shd w:fill="F2F2F2" w:color="auto" w:val="clear"/>
-            <w:tcMar>
-              <w:top w:type="dxa" w:w="60"/>
-              <w:left w:type="dxa" w:w="120"/>
-              <w:bottom w:type="dxa" w:w="60"/>
-              <w:right w:type="dxa" w:w="120"/>
-            </w:tcMar>
-            <w:vAlign w:val="top"/>
-          </w:tcPr>
-          <w:p>
-            <w:pPr>
-              <w:spacing w:after="40" w:before="0"/>
-              <w:jc w:val="left"/>
-            </w:pPr>
-            <w:r>
-              <w:rPr>
-                <w:rFonts w:ascii="Arial" w:cs="Arial" w:eastAsia="Arial" w:hAnsi="Arial"/>
-                <w:b/>
-                <w:bCs/>
-                <w:i w:val="false"/>
-                <w:iCs w:val="false"/>
-                <w:color w:val="000000"/>
-                <w:sz w:val="18"/>
-                <w:szCs w:val="18"/>
-              </w:rPr>
-              <w:t xml:space="preserve">Phase 3 — Explain</w:t>
+            <w:shd w:fill="E2EFDA" w:color="auto" w:val="clear"/>
+            <w:tcMar>
+              <w:top w:type="dxa" w:w="60"/>
+              <w:left w:type="dxa" w:w="120"/>
+              <w:bottom w:type="dxa" w:w="60"/>
+              <w:right w:type="dxa" w:w="120"/>
+            </w:tcMar>
+            <w:vAlign w:val="top"/>
+          </w:tcPr>
+          <w:p>
+            <w:pPr>
+              <w:spacing w:after="40" w:before="0"/>
+              <w:jc w:val="left"/>
+            </w:pPr>
+            <w:r>
+              <w:rPr>
+                <w:rFonts w:ascii="Arial" w:cs="Arial" w:eastAsia="Arial" w:hAnsi="Arial"/>
+                <w:b/>
+                <w:bCs/>
+                <w:i w:val="false"/>
+                <w:iCs w:val="false"/>
+                <w:color w:val="000000"/>
+                <w:sz w:val="18"/>
+                <w:szCs w:val="18"/>
+              </w:rPr>
+              <w:t xml:space="preserve">Explain Phase</w:t>
             </w:r>
           </w:p>
           <w:p>
@@ -9460,7 +9478,7 @@
             <w:pPr>
               <w:spacing w:after="20" w:before="0"/>
             </w:pPr>
-            <w:hyperlink w:history="1" r:id="rId-eyexfv4wyt_3ptk3sqn0">
+            <w:hyperlink w:history="1" r:id="rIdr-9iofykiiqicqfbw7a2z">
               <w:r>
                 <w:rPr>
                   <w:rFonts w:ascii="Arial" w:cs="Arial" w:eastAsia="Arial" w:hAnsi="Arial"/>
@@ -9493,7 +9511,7 @@
               <w:spacing w:after="10" w:before="0"/>
               <w:ind w:left="120"/>
             </w:pPr>
-            <w:hyperlink w:history="1" r:id="rId_tfilqaq9qym_jnhqvgup">
+            <w:hyperlink w:history="1" r:id="rId7w4lggybjncqcyp6u6gcm">
               <w:r>
                 <w:rPr>
                   <w:rFonts w:ascii="Arial" w:cs="Arial" w:eastAsia="Arial" w:hAnsi="Arial"/>
@@ -9538,7 +9556,7 @@
             <w:pPr>
               <w:spacing w:after="20" w:before="0"/>
             </w:pPr>
-            <w:hyperlink w:history="1" r:id="rIdmx1is3pfa2sypjq-bglag">
+            <w:hyperlink w:history="1" r:id="rIdjcantqpi_9vnnrjbscli6">
               <w:r>
                 <w:rPr>
                   <w:rFonts w:ascii="Arial" w:cs="Arial" w:eastAsia="Arial" w:hAnsi="Arial"/>
@@ -9571,7 +9589,7 @@
               <w:spacing w:after="10" w:before="0"/>
               <w:ind w:left="120"/>
             </w:pPr>
-            <w:hyperlink w:history="1" r:id="rIdctgt2szzykn4j3jowc6g7">
+            <w:hyperlink w:history="1" r:id="rIdsshjxawhvnihh-aujkycq">
               <w:r>
                 <w:rPr>
                   <w:rFonts w:ascii="Arial" w:cs="Arial" w:eastAsia="Arial" w:hAnsi="Arial"/>
@@ -9718,32 +9736,32 @@
         <w:tc>
           <w:tcPr>
             <w:tcW w:type="dxa" w:w="1520"/>
-            <w:shd w:fill="F2F2F2" w:color="auto" w:val="clear"/>
-            <w:tcMar>
-              <w:top w:type="dxa" w:w="60"/>
-              <w:left w:type="dxa" w:w="120"/>
-              <w:bottom w:type="dxa" w:w="60"/>
-              <w:right w:type="dxa" w:w="120"/>
-            </w:tcMar>
-            <w:vAlign w:val="top"/>
-          </w:tcPr>
-          <w:p>
-            <w:pPr>
-              <w:spacing w:after="40" w:before="0"/>
-              <w:jc w:val="left"/>
-            </w:pPr>
-            <w:r>
-              <w:rPr>
-                <w:rFonts w:ascii="Arial" w:cs="Arial" w:eastAsia="Arial" w:hAnsi="Arial"/>
-                <w:b/>
-                <w:bCs/>
-                <w:i w:val="false"/>
-                <w:iCs w:val="false"/>
-                <w:color w:val="000000"/>
-                <w:sz w:val="18"/>
-                <w:szCs w:val="18"/>
-              </w:rPr>
-              <w:t xml:space="preserve">Phase 4 — Driving Question Board (DQB) Update</w:t>
+            <w:shd w:fill="FCE4D6" w:color="auto" w:val="clear"/>
+            <w:tcMar>
+              <w:top w:type="dxa" w:w="60"/>
+              <w:left w:type="dxa" w:w="120"/>
+              <w:bottom w:type="dxa" w:w="60"/>
+              <w:right w:type="dxa" w:w="120"/>
+            </w:tcMar>
+            <w:vAlign w:val="top"/>
+          </w:tcPr>
+          <w:p>
+            <w:pPr>
+              <w:spacing w:after="40" w:before="0"/>
+              <w:jc w:val="left"/>
+            </w:pPr>
+            <w:r>
+              <w:rPr>
+                <w:rFonts w:ascii="Arial" w:cs="Arial" w:eastAsia="Arial" w:hAnsi="Arial"/>
+                <w:b/>
+                <w:bCs/>
+                <w:i w:val="false"/>
+                <w:iCs w:val="false"/>
+                <w:color w:val="000000"/>
+                <w:sz w:val="18"/>
+                <w:szCs w:val="18"/>
+              </w:rPr>
+              <w:t xml:space="preserve">Driving Question Board (DQB) Creation</w:t>
             </w:r>
           </w:p>
           <w:p>
@@ -9766,7 +9784,7 @@
             <w:pPr>
               <w:spacing w:after="20" w:before="0"/>
             </w:pPr>
-            <w:hyperlink w:history="1" r:id="rIddrsruxcpq8hmm6u2p-6kn">
+            <w:hyperlink w:history="1" r:id="rIdy6d-dmr10ttxcj3lvpayd">
               <w:r>
                 <w:rPr>
                   <w:rFonts w:ascii="Arial" w:cs="Arial" w:eastAsia="Arial" w:hAnsi="Arial"/>
@@ -9799,7 +9817,7 @@
               <w:spacing w:after="10" w:before="0"/>
               <w:ind w:left="120"/>
             </w:pPr>
-            <w:hyperlink w:history="1" r:id="rIdhughqobhgoumusz_ndahn">
+            <w:hyperlink w:history="1" r:id="rIdg64fxyjxw3a3zqqsh_osd">
               <w:r>
                 <w:rPr>
                   <w:rFonts w:ascii="Arial" w:cs="Arial" w:eastAsia="Arial" w:hAnsi="Arial"/>
@@ -9844,7 +9862,7 @@
             <w:pPr>
               <w:spacing w:after="20" w:before="0"/>
             </w:pPr>
-            <w:hyperlink w:history="1" r:id="rIddtnxjtuoluziujs2kzvgt">
+            <w:hyperlink w:history="1" r:id="rIdlq2_kyww1-dh3x9_qel7v">
               <w:r>
                 <w:rPr>
                   <w:rFonts w:ascii="Arial" w:cs="Arial" w:eastAsia="Arial" w:hAnsi="Arial"/>
@@ -9877,7 +9895,7 @@
               <w:spacing w:after="10" w:before="0"/>
               <w:ind w:left="120"/>
             </w:pPr>
-            <w:hyperlink w:history="1" r:id="rIdbi-_0h7moocavsbarb3hl">
+            <w:hyperlink w:history="1" r:id="rIdfmfh5rt7ycebkzaae897t">
               <w:r>
                 <w:rPr>
                   <w:rFonts w:ascii="Arial" w:cs="Arial" w:eastAsia="Arial" w:hAnsi="Arial"/>
@@ -10024,32 +10042,32 @@
         <w:tc>
           <w:tcPr>
             <w:tcW w:type="dxa" w:w="1520"/>
-            <w:shd w:fill="F2F2F2" w:color="auto" w:val="clear"/>
-            <w:tcMar>
-              <w:top w:type="dxa" w:w="60"/>
-              <w:left w:type="dxa" w:w="120"/>
-              <w:bottom w:type="dxa" w:w="60"/>
-              <w:right w:type="dxa" w:w="120"/>
-            </w:tcMar>
-            <w:vAlign w:val="top"/>
-          </w:tcPr>
-          <w:p>
-            <w:pPr>
-              <w:spacing w:after="40" w:before="0"/>
-              <w:jc w:val="left"/>
-            </w:pPr>
-            <w:r>
-              <w:rPr>
-                <w:rFonts w:ascii="Arial" w:cs="Arial" w:eastAsia="Arial" w:hAnsi="Arial"/>
-                <w:b/>
-                <w:bCs/>
-                <w:i w:val="false"/>
-                <w:iCs w:val="false"/>
-                <w:color w:val="000000"/>
-                <w:sz w:val="18"/>
-                <w:szCs w:val="18"/>
-              </w:rPr>
-              <w:t xml:space="preserve">Phase 5 — Model Building</w:t>
+            <w:shd w:fill="D5E8F0" w:color="auto" w:val="clear"/>
+            <w:tcMar>
+              <w:top w:type="dxa" w:w="60"/>
+              <w:left w:type="dxa" w:w="120"/>
+              <w:bottom w:type="dxa" w:w="60"/>
+              <w:right w:type="dxa" w:w="120"/>
+            </w:tcMar>
+            <w:vAlign w:val="top"/>
+          </w:tcPr>
+          <w:p>
+            <w:pPr>
+              <w:spacing w:after="40" w:before="0"/>
+              <w:jc w:val="left"/>
+            </w:pPr>
+            <w:r>
+              <w:rPr>
+                <w:rFonts w:ascii="Arial" w:cs="Arial" w:eastAsia="Arial" w:hAnsi="Arial"/>
+                <w:b/>
+                <w:bCs/>
+                <w:i w:val="false"/>
+                <w:iCs w:val="false"/>
+                <w:color w:val="000000"/>
+                <w:sz w:val="18"/>
+                <w:szCs w:val="18"/>
+              </w:rPr>
+              <w:t xml:space="preserve">Model Building Phase</w:t>
             </w:r>
           </w:p>
           <w:p>
@@ -10072,7 +10090,7 @@
             <w:pPr>
               <w:spacing w:after="20" w:before="0"/>
             </w:pPr>
-            <w:hyperlink w:history="1" r:id="rIdnlxgokissnt0zoxys3xku">
+            <w:hyperlink w:history="1" r:id="rId4anc2c9j5qbkwnnn8e7fo">
               <w:r>
                 <w:rPr>
                   <w:rFonts w:ascii="Arial" w:cs="Arial" w:eastAsia="Arial" w:hAnsi="Arial"/>
@@ -10105,7 +10123,7 @@
               <w:spacing w:after="10" w:before="0"/>
               <w:ind w:left="120"/>
             </w:pPr>
-            <w:hyperlink w:history="1" r:id="rIdbfld9cx7tg4318elr7ay0">
+            <w:hyperlink w:history="1" r:id="rIdus80h1ody7kigwbb0oetx">
               <w:r>
                 <w:rPr>
                   <w:rFonts w:ascii="Arial" w:cs="Arial" w:eastAsia="Arial" w:hAnsi="Arial"/>
@@ -10150,7 +10168,7 @@
             <w:pPr>
               <w:spacing w:after="20" w:before="0"/>
             </w:pPr>
-            <w:hyperlink w:history="1" r:id="rIdgst3iiyehtz504k-1g1tg">
+            <w:hyperlink w:history="1" r:id="rIdlt94fg588dkaa-gq_ppvj">
               <w:r>
                 <w:rPr>
                   <w:rFonts w:ascii="Arial" w:cs="Arial" w:eastAsia="Arial" w:hAnsi="Arial"/>
@@ -10183,7 +10201,7 @@
               <w:spacing w:after="10" w:before="0"/>
               <w:ind w:left="120"/>
             </w:pPr>
-            <w:hyperlink w:history="1" r:id="rIdw7o5b6knuhopc_9vvnmvd">
+            <w:hyperlink w:history="1" r:id="rId3vpcpqit24zkn_tm9lmm1">
               <w:r>
                 <w:rPr>
                   <w:rFonts w:ascii="Arial" w:cs="Arial" w:eastAsia="Arial" w:hAnsi="Arial"/>
@@ -11717,32 +11735,32 @@
         <w:tc>
           <w:tcPr>
             <w:tcW w:type="dxa" w:w="1520"/>
-            <w:shd w:fill="F2F2F2" w:color="auto" w:val="clear"/>
-            <w:tcMar>
-              <w:top w:type="dxa" w:w="60"/>
-              <w:left w:type="dxa" w:w="120"/>
-              <w:bottom w:type="dxa" w:w="60"/>
-              <w:right w:type="dxa" w:w="120"/>
-            </w:tcMar>
-            <w:vAlign w:val="top"/>
-          </w:tcPr>
-          <w:p>
-            <w:pPr>
-              <w:spacing w:after="40" w:before="0"/>
-              <w:jc w:val="left"/>
-            </w:pPr>
-            <w:r>
-              <w:rPr>
-                <w:rFonts w:ascii="Arial" w:cs="Arial" w:eastAsia="Arial" w:hAnsi="Arial"/>
-                <w:b/>
-                <w:bCs/>
-                <w:i w:val="false"/>
-                <w:iCs w:val="false"/>
-                <w:color w:val="000000"/>
-                <w:sz w:val="18"/>
-                <w:szCs w:val="18"/>
-              </w:rPr>
-              <w:t xml:space="preserve">Phase 1 — Predict</w:t>
+            <w:shd w:fill="EAD1F5" w:color="auto" w:val="clear"/>
+            <w:tcMar>
+              <w:top w:type="dxa" w:w="60"/>
+              <w:left w:type="dxa" w:w="120"/>
+              <w:bottom w:type="dxa" w:w="60"/>
+              <w:right w:type="dxa" w:w="120"/>
+            </w:tcMar>
+            <w:vAlign w:val="top"/>
+          </w:tcPr>
+          <w:p>
+            <w:pPr>
+              <w:spacing w:after="40" w:before="0"/>
+              <w:jc w:val="left"/>
+            </w:pPr>
+            <w:r>
+              <w:rPr>
+                <w:rFonts w:ascii="Arial" w:cs="Arial" w:eastAsia="Arial" w:hAnsi="Arial"/>
+                <w:b/>
+                <w:bCs/>
+                <w:i w:val="false"/>
+                <w:iCs w:val="false"/>
+                <w:color w:val="000000"/>
+                <w:sz w:val="18"/>
+                <w:szCs w:val="18"/>
+              </w:rPr>
+              <w:t xml:space="preserve">Predict Phase</w:t>
             </w:r>
           </w:p>
           <w:p>
@@ -11765,7 +11783,7 @@
             <w:pPr>
               <w:spacing w:after="20" w:before="0"/>
             </w:pPr>
-            <w:hyperlink w:history="1" r:id="rId2zku3n_mokmdwetrtovfs">
+            <w:hyperlink w:history="1" r:id="rId6l_xk3psecxa_zmroh95t">
               <w:r>
                 <w:rPr>
                   <w:rFonts w:ascii="Arial" w:cs="Arial" w:eastAsia="Arial" w:hAnsi="Arial"/>
@@ -11798,7 +11816,7 @@
               <w:spacing w:after="10" w:before="0"/>
               <w:ind w:left="120"/>
             </w:pPr>
-            <w:hyperlink w:history="1" r:id="rIdw_oqizzzttzilyqbu89qy">
+            <w:hyperlink w:history="1" r:id="rIdlfqzmrxpoqux60h7p0qw4">
               <w:r>
                 <w:rPr>
                   <w:rFonts w:ascii="Arial" w:cs="Arial" w:eastAsia="Arial" w:hAnsi="Arial"/>
@@ -11843,7 +11861,7 @@
             <w:pPr>
               <w:spacing w:after="20" w:before="0"/>
             </w:pPr>
-            <w:hyperlink w:history="1" r:id="rIdsemddync_6cjyg2prp8xt">
+            <w:hyperlink w:history="1" r:id="rIdwegh5tj_6cgswute02pih">
               <w:r>
                 <w:rPr>
                   <w:rFonts w:ascii="Arial" w:cs="Arial" w:eastAsia="Arial" w:hAnsi="Arial"/>
@@ -11876,7 +11894,7 @@
               <w:spacing w:after="10" w:before="0"/>
               <w:ind w:left="120"/>
             </w:pPr>
-            <w:hyperlink w:history="1" r:id="rIdcuasmsns8xlaivsafwkqr">
+            <w:hyperlink w:history="1" r:id="rIdu9_x-cfgxr2awvgnhs2cp">
               <w:r>
                 <w:rPr>
                   <w:rFonts w:ascii="Arial" w:cs="Arial" w:eastAsia="Arial" w:hAnsi="Arial"/>
@@ -12023,32 +12041,32 @@
         <w:tc>
           <w:tcPr>
             <w:tcW w:type="dxa" w:w="1520"/>
-            <w:shd w:fill="F2F2F2" w:color="auto" w:val="clear"/>
-            <w:tcMar>
-              <w:top w:type="dxa" w:w="60"/>
-              <w:left w:type="dxa" w:w="120"/>
-              <w:bottom w:type="dxa" w:w="60"/>
-              <w:right w:type="dxa" w:w="120"/>
-            </w:tcMar>
-            <w:vAlign w:val="top"/>
-          </w:tcPr>
-          <w:p>
-            <w:pPr>
-              <w:spacing w:after="40" w:before="0"/>
-              <w:jc w:val="left"/>
-            </w:pPr>
-            <w:r>
-              <w:rPr>
-                <w:rFonts w:ascii="Arial" w:cs="Arial" w:eastAsia="Arial" w:hAnsi="Arial"/>
-                <w:b/>
-                <w:bCs/>
-                <w:i w:val="false"/>
-                <w:iCs w:val="false"/>
-                <w:color w:val="000000"/>
-                <w:sz w:val="18"/>
-                <w:szCs w:val="18"/>
-              </w:rPr>
-              <w:t xml:space="preserve">Phase 2 — Observe</w:t>
+            <w:shd w:fill="D9EEF1" w:color="auto" w:val="clear"/>
+            <w:tcMar>
+              <w:top w:type="dxa" w:w="60"/>
+              <w:left w:type="dxa" w:w="120"/>
+              <w:bottom w:type="dxa" w:w="60"/>
+              <w:right w:type="dxa" w:w="120"/>
+            </w:tcMar>
+            <w:vAlign w:val="top"/>
+          </w:tcPr>
+          <w:p>
+            <w:pPr>
+              <w:spacing w:after="40" w:before="0"/>
+              <w:jc w:val="left"/>
+            </w:pPr>
+            <w:r>
+              <w:rPr>
+                <w:rFonts w:ascii="Arial" w:cs="Arial" w:eastAsia="Arial" w:hAnsi="Arial"/>
+                <w:b/>
+                <w:bCs/>
+                <w:i w:val="false"/>
+                <w:iCs w:val="false"/>
+                <w:color w:val="000000"/>
+                <w:sz w:val="18"/>
+                <w:szCs w:val="18"/>
+              </w:rPr>
+              <w:t xml:space="preserve">Observe Phase</w:t>
             </w:r>
           </w:p>
           <w:p>
@@ -12071,7 +12089,7 @@
             <w:pPr>
               <w:spacing w:after="20" w:before="0"/>
             </w:pPr>
-            <w:hyperlink w:history="1" r:id="rIdokr6ec7cqeui9kajzu3tt">
+            <w:hyperlink w:history="1" r:id="rIdbdaxrqv7zfcglfqlxmosh">
               <w:r>
                 <w:rPr>
                   <w:rFonts w:ascii="Arial" w:cs="Arial" w:eastAsia="Arial" w:hAnsi="Arial"/>
@@ -12104,7 +12122,7 @@
               <w:spacing w:after="10" w:before="0"/>
               <w:ind w:left="120"/>
             </w:pPr>
-            <w:hyperlink w:history="1" r:id="rIdcthlznqbil8m6hy23z2hj">
+            <w:hyperlink w:history="1" r:id="rIdypgpnirhofdnhze4qg87p">
               <w:r>
                 <w:rPr>
                   <w:rFonts w:ascii="Arial" w:cs="Arial" w:eastAsia="Arial" w:hAnsi="Arial"/>
@@ -12149,7 +12167,7 @@
             <w:pPr>
               <w:spacing w:after="20" w:before="0"/>
             </w:pPr>
-            <w:hyperlink w:history="1" r:id="rId4obzooh-rb-4z3mjskxwo">
+            <w:hyperlink w:history="1" r:id="rIdmqipf3bgar4tgrouskwce">
               <w:r>
                 <w:rPr>
                   <w:rFonts w:ascii="Arial" w:cs="Arial" w:eastAsia="Arial" w:hAnsi="Arial"/>
@@ -12182,7 +12200,7 @@
               <w:spacing w:after="10" w:before="0"/>
               <w:ind w:left="120"/>
             </w:pPr>
-            <w:hyperlink w:history="1" r:id="rIdqwvxslgxrt8e4affsn0df">
+            <w:hyperlink w:history="1" r:id="rIdkfaguy---ugnhhdixszjj">
               <w:r>
                 <w:rPr>
                   <w:rFonts w:ascii="Arial" w:cs="Arial" w:eastAsia="Arial" w:hAnsi="Arial"/>
@@ -12329,32 +12347,32 @@
         <w:tc>
           <w:tcPr>
             <w:tcW w:type="dxa" w:w="1520"/>
-            <w:shd w:fill="F2F2F2" w:color="auto" w:val="clear"/>
-            <w:tcMar>
-              <w:top w:type="dxa" w:w="60"/>
-              <w:left w:type="dxa" w:w="120"/>
-              <w:bottom w:type="dxa" w:w="60"/>
-              <w:right w:type="dxa" w:w="120"/>
-            </w:tcMar>
-            <w:vAlign w:val="top"/>
-          </w:tcPr>
-          <w:p>
-            <w:pPr>
-              <w:spacing w:after="40" w:before="0"/>
-              <w:jc w:val="left"/>
-            </w:pPr>
-            <w:r>
-              <w:rPr>
-                <w:rFonts w:ascii="Arial" w:cs="Arial" w:eastAsia="Arial" w:hAnsi="Arial"/>
-                <w:b/>
-                <w:bCs/>
-                <w:i w:val="false"/>
-                <w:iCs w:val="false"/>
-                <w:color w:val="000000"/>
-                <w:sz w:val="18"/>
-                <w:szCs w:val="18"/>
-              </w:rPr>
-              <w:t xml:space="preserve">Phase 3 — Explain</w:t>
+            <w:shd w:fill="E2EFDA" w:color="auto" w:val="clear"/>
+            <w:tcMar>
+              <w:top w:type="dxa" w:w="60"/>
+              <w:left w:type="dxa" w:w="120"/>
+              <w:bottom w:type="dxa" w:w="60"/>
+              <w:right w:type="dxa" w:w="120"/>
+            </w:tcMar>
+            <w:vAlign w:val="top"/>
+          </w:tcPr>
+          <w:p>
+            <w:pPr>
+              <w:spacing w:after="40" w:before="0"/>
+              <w:jc w:val="left"/>
+            </w:pPr>
+            <w:r>
+              <w:rPr>
+                <w:rFonts w:ascii="Arial" w:cs="Arial" w:eastAsia="Arial" w:hAnsi="Arial"/>
+                <w:b/>
+                <w:bCs/>
+                <w:i w:val="false"/>
+                <w:iCs w:val="false"/>
+                <w:color w:val="000000"/>
+                <w:sz w:val="18"/>
+                <w:szCs w:val="18"/>
+              </w:rPr>
+              <w:t xml:space="preserve">Explain Phase</w:t>
             </w:r>
           </w:p>
           <w:p>
@@ -12377,7 +12395,7 @@
             <w:pPr>
               <w:spacing w:after="20" w:before="0"/>
             </w:pPr>
-            <w:hyperlink w:history="1" r:id="rId5mdxa9bgixn0pto33nvor">
+            <w:hyperlink w:history="1" r:id="rId2rzwnqr7p0uvt4ewskf9f">
               <w:r>
                 <w:rPr>
                   <w:rFonts w:ascii="Arial" w:cs="Arial" w:eastAsia="Arial" w:hAnsi="Arial"/>
@@ -12410,7 +12428,7 @@
               <w:spacing w:after="10" w:before="0"/>
               <w:ind w:left="120"/>
             </w:pPr>
-            <w:hyperlink w:history="1" r:id="rIdflottqrrakxunc68dotsd">
+            <w:hyperlink w:history="1" r:id="rIdwcaeqpwu5ye5lq0fvemzn">
               <w:r>
                 <w:rPr>
                   <w:rFonts w:ascii="Arial" w:cs="Arial" w:eastAsia="Arial" w:hAnsi="Arial"/>
@@ -12455,7 +12473,7 @@
             <w:pPr>
               <w:spacing w:after="20" w:before="0"/>
             </w:pPr>
-            <w:hyperlink w:history="1" r:id="rIdnrzm1qq7y6r7zfkpzsoow">
+            <w:hyperlink w:history="1" r:id="rIdivgx0dzhpks2e0y6cthc6">
               <w:r>
                 <w:rPr>
                   <w:rFonts w:ascii="Arial" w:cs="Arial" w:eastAsia="Arial" w:hAnsi="Arial"/>
@@ -12488,7 +12506,7 @@
               <w:spacing w:after="10" w:before="0"/>
               <w:ind w:left="120"/>
             </w:pPr>
-            <w:hyperlink w:history="1" r:id="rIdcc6fhova16zwbgu6-rc4c">
+            <w:hyperlink w:history="1" r:id="rIdriwsmhycwzgmkleqyr7pn">
               <w:r>
                 <w:rPr>
                   <w:rFonts w:ascii="Arial" w:cs="Arial" w:eastAsia="Arial" w:hAnsi="Arial"/>
@@ -12635,32 +12653,32 @@
         <w:tc>
           <w:tcPr>
             <w:tcW w:type="dxa" w:w="1520"/>
-            <w:shd w:fill="F2F2F2" w:color="auto" w:val="clear"/>
-            <w:tcMar>
-              <w:top w:type="dxa" w:w="60"/>
-              <w:left w:type="dxa" w:w="120"/>
-              <w:bottom w:type="dxa" w:w="60"/>
-              <w:right w:type="dxa" w:w="120"/>
-            </w:tcMar>
-            <w:vAlign w:val="top"/>
-          </w:tcPr>
-          <w:p>
-            <w:pPr>
-              <w:spacing w:after="40" w:before="0"/>
-              <w:jc w:val="left"/>
-            </w:pPr>
-            <w:r>
-              <w:rPr>
-                <w:rFonts w:ascii="Arial" w:cs="Arial" w:eastAsia="Arial" w:hAnsi="Arial"/>
-                <w:b/>
-                <w:bCs/>
-                <w:i w:val="false"/>
-                <w:iCs w:val="false"/>
-                <w:color w:val="000000"/>
-                <w:sz w:val="18"/>
-                <w:szCs w:val="18"/>
-              </w:rPr>
-              <w:t xml:space="preserve">Phase 4 — Driving Question Board (DQB) Update</w:t>
+            <w:shd w:fill="FCE4D6" w:color="auto" w:val="clear"/>
+            <w:tcMar>
+              <w:top w:type="dxa" w:w="60"/>
+              <w:left w:type="dxa" w:w="120"/>
+              <w:bottom w:type="dxa" w:w="60"/>
+              <w:right w:type="dxa" w:w="120"/>
+            </w:tcMar>
+            <w:vAlign w:val="top"/>
+          </w:tcPr>
+          <w:p>
+            <w:pPr>
+              <w:spacing w:after="40" w:before="0"/>
+              <w:jc w:val="left"/>
+            </w:pPr>
+            <w:r>
+              <w:rPr>
+                <w:rFonts w:ascii="Arial" w:cs="Arial" w:eastAsia="Arial" w:hAnsi="Arial"/>
+                <w:b/>
+                <w:bCs/>
+                <w:i w:val="false"/>
+                <w:iCs w:val="false"/>
+                <w:color w:val="000000"/>
+                <w:sz w:val="18"/>
+                <w:szCs w:val="18"/>
+              </w:rPr>
+              <w:t xml:space="preserve">Driving Question Board (DQB) Creation</w:t>
             </w:r>
           </w:p>
           <w:p>
@@ -12683,7 +12701,7 @@
             <w:pPr>
               <w:spacing w:after="20" w:before="0"/>
             </w:pPr>
-            <w:hyperlink w:history="1" r:id="rIdvvh6mafsiyp5o5llx0psw">
+            <w:hyperlink w:history="1" r:id="rIdeg6rleuousf-kr_ijb3uo">
               <w:r>
                 <w:rPr>
                   <w:rFonts w:ascii="Arial" w:cs="Arial" w:eastAsia="Arial" w:hAnsi="Arial"/>
@@ -12716,7 +12734,7 @@
               <w:spacing w:after="10" w:before="0"/>
               <w:ind w:left="120"/>
             </w:pPr>
-            <w:hyperlink w:history="1" r:id="rIdukqbe-ardz0apikmbm7fj">
+            <w:hyperlink w:history="1" r:id="rIdx45bhsjiamnqyjtgj1-c-">
               <w:r>
                 <w:rPr>
                   <w:rFonts w:ascii="Arial" w:cs="Arial" w:eastAsia="Arial" w:hAnsi="Arial"/>
@@ -12761,7 +12779,7 @@
             <w:pPr>
               <w:spacing w:after="20" w:before="0"/>
             </w:pPr>
-            <w:hyperlink w:history="1" r:id="rIdptxdoh60w_czarltwjhen">
+            <w:hyperlink w:history="1" r:id="rId_ikvh3srheyykvs-woel2">
               <w:r>
                 <w:rPr>
                   <w:rFonts w:ascii="Arial" w:cs="Arial" w:eastAsia="Arial" w:hAnsi="Arial"/>
@@ -12794,7 +12812,7 @@
               <w:spacing w:after="10" w:before="0"/>
               <w:ind w:left="120"/>
             </w:pPr>
-            <w:hyperlink w:history="1" r:id="rIdhox9xfelttrwjzaiamrpd">
+            <w:hyperlink w:history="1" r:id="rIdtwvywtkievjlfa4cf5h9c">
               <w:r>
                 <w:rPr>
                   <w:rFonts w:ascii="Arial" w:cs="Arial" w:eastAsia="Arial" w:hAnsi="Arial"/>
@@ -12941,32 +12959,32 @@
         <w:tc>
           <w:tcPr>
             <w:tcW w:type="dxa" w:w="1520"/>
-            <w:shd w:fill="F2F2F2" w:color="auto" w:val="clear"/>
-            <w:tcMar>
-              <w:top w:type="dxa" w:w="60"/>
-              <w:left w:type="dxa" w:w="120"/>
-              <w:bottom w:type="dxa" w:w="60"/>
-              <w:right w:type="dxa" w:w="120"/>
-            </w:tcMar>
-            <w:vAlign w:val="top"/>
-          </w:tcPr>
-          <w:p>
-            <w:pPr>
-              <w:spacing w:after="40" w:before="0"/>
-              <w:jc w:val="left"/>
-            </w:pPr>
-            <w:r>
-              <w:rPr>
-                <w:rFonts w:ascii="Arial" w:cs="Arial" w:eastAsia="Arial" w:hAnsi="Arial"/>
-                <w:b/>
-                <w:bCs/>
-                <w:i w:val="false"/>
-                <w:iCs w:val="false"/>
-                <w:color w:val="000000"/>
-                <w:sz w:val="18"/>
-                <w:szCs w:val="18"/>
-              </w:rPr>
-              <w:t xml:space="preserve">Phase 5 — Model Building</w:t>
+            <w:shd w:fill="D5E8F0" w:color="auto" w:val="clear"/>
+            <w:tcMar>
+              <w:top w:type="dxa" w:w="60"/>
+              <w:left w:type="dxa" w:w="120"/>
+              <w:bottom w:type="dxa" w:w="60"/>
+              <w:right w:type="dxa" w:w="120"/>
+            </w:tcMar>
+            <w:vAlign w:val="top"/>
+          </w:tcPr>
+          <w:p>
+            <w:pPr>
+              <w:spacing w:after="40" w:before="0"/>
+              <w:jc w:val="left"/>
+            </w:pPr>
+            <w:r>
+              <w:rPr>
+                <w:rFonts w:ascii="Arial" w:cs="Arial" w:eastAsia="Arial" w:hAnsi="Arial"/>
+                <w:b/>
+                <w:bCs/>
+                <w:i w:val="false"/>
+                <w:iCs w:val="false"/>
+                <w:color w:val="000000"/>
+                <w:sz w:val="18"/>
+                <w:szCs w:val="18"/>
+              </w:rPr>
+              <w:t xml:space="preserve">Model Building Phase</w:t>
             </w:r>
           </w:p>
           <w:p>
@@ -12989,7 +13007,7 @@
             <w:pPr>
               <w:spacing w:after="20" w:before="0"/>
             </w:pPr>
-            <w:hyperlink w:history="1" r:id="rIdgmolet8tjyzlcasriaybi">
+            <w:hyperlink w:history="1" r:id="rIdh-5jmz-yt6cplszuzt1ny">
               <w:r>
                 <w:rPr>
                   <w:rFonts w:ascii="Arial" w:cs="Arial" w:eastAsia="Arial" w:hAnsi="Arial"/>
@@ -13022,7 +13040,7 @@
               <w:spacing w:after="10" w:before="0"/>
               <w:ind w:left="120"/>
             </w:pPr>
-            <w:hyperlink w:history="1" r:id="rId0qbq5bczwqdpdaw2zytfi">
+            <w:hyperlink w:history="1" r:id="rId5qrq-oqrmtagweh5u8fla">
               <w:r>
                 <w:rPr>
                   <w:rFonts w:ascii="Arial" w:cs="Arial" w:eastAsia="Arial" w:hAnsi="Arial"/>
@@ -13067,7 +13085,7 @@
             <w:pPr>
               <w:spacing w:after="20" w:before="0"/>
             </w:pPr>
-            <w:hyperlink w:history="1" r:id="rIdgp9owbaz87klli_afmiww">
+            <w:hyperlink w:history="1" r:id="rIdluvzrmojrwbkyzbhbyorc">
               <w:r>
                 <w:rPr>
                   <w:rFonts w:ascii="Arial" w:cs="Arial" w:eastAsia="Arial" w:hAnsi="Arial"/>
@@ -13100,7 +13118,7 @@
               <w:spacing w:after="10" w:before="0"/>
               <w:ind w:left="120"/>
             </w:pPr>
-            <w:hyperlink w:history="1" r:id="rIdcqi3fzyriclwg8txc-q5k">
+            <w:hyperlink w:history="1" r:id="rIdjt4kj8c2zqphwui9mv57w">
               <w:r>
                 <w:rPr>
                   <w:rFonts w:ascii="Arial" w:cs="Arial" w:eastAsia="Arial" w:hAnsi="Arial"/>
@@ -14539,32 +14557,32 @@
         <w:tc>
           <w:tcPr>
             <w:tcW w:type="dxa" w:w="1520"/>
-            <w:shd w:fill="F2F2F2" w:color="auto" w:val="clear"/>
-            <w:tcMar>
-              <w:top w:type="dxa" w:w="60"/>
-              <w:left w:type="dxa" w:w="120"/>
-              <w:bottom w:type="dxa" w:w="60"/>
-              <w:right w:type="dxa" w:w="120"/>
-            </w:tcMar>
-            <w:vAlign w:val="top"/>
-          </w:tcPr>
-          <w:p>
-            <w:pPr>
-              <w:spacing w:after="40" w:before="0"/>
-              <w:jc w:val="left"/>
-            </w:pPr>
-            <w:r>
-              <w:rPr>
-                <w:rFonts w:ascii="Arial" w:cs="Arial" w:eastAsia="Arial" w:hAnsi="Arial"/>
-                <w:b/>
-                <w:bCs/>
-                <w:i w:val="false"/>
-                <w:iCs w:val="false"/>
-                <w:color w:val="000000"/>
-                <w:sz w:val="18"/>
-                <w:szCs w:val="18"/>
-              </w:rPr>
-              <w:t xml:space="preserve">Phase 1 — Predict</w:t>
+            <w:shd w:fill="EAD1F5" w:color="auto" w:val="clear"/>
+            <w:tcMar>
+              <w:top w:type="dxa" w:w="60"/>
+              <w:left w:type="dxa" w:w="120"/>
+              <w:bottom w:type="dxa" w:w="60"/>
+              <w:right w:type="dxa" w:w="120"/>
+            </w:tcMar>
+            <w:vAlign w:val="top"/>
+          </w:tcPr>
+          <w:p>
+            <w:pPr>
+              <w:spacing w:after="40" w:before="0"/>
+              <w:jc w:val="left"/>
+            </w:pPr>
+            <w:r>
+              <w:rPr>
+                <w:rFonts w:ascii="Arial" w:cs="Arial" w:eastAsia="Arial" w:hAnsi="Arial"/>
+                <w:b/>
+                <w:bCs/>
+                <w:i w:val="false"/>
+                <w:iCs w:val="false"/>
+                <w:color w:val="000000"/>
+                <w:sz w:val="18"/>
+                <w:szCs w:val="18"/>
+              </w:rPr>
+              <w:t xml:space="preserve">Predict Phase</w:t>
             </w:r>
           </w:p>
           <w:p>
@@ -14587,7 +14605,7 @@
             <w:pPr>
               <w:spacing w:after="20" w:before="0"/>
             </w:pPr>
-            <w:hyperlink w:history="1" r:id="rIdn4qz8rypkywnlr9kzzxfp">
+            <w:hyperlink w:history="1" r:id="rIdhafxksvxbrebw3ivcm8hh">
               <w:r>
                 <w:rPr>
                   <w:rFonts w:ascii="Arial" w:cs="Arial" w:eastAsia="Arial" w:hAnsi="Arial"/>
@@ -14620,7 +14638,7 @@
               <w:spacing w:after="10" w:before="0"/>
               <w:ind w:left="120"/>
             </w:pPr>
-            <w:hyperlink w:history="1" r:id="rIdg8evihdmvetxqk9tuq42p">
+            <w:hyperlink w:history="1" r:id="rIds1adtxirk-np1_bklyh6e">
               <w:r>
                 <w:rPr>
                   <w:rFonts w:ascii="Arial" w:cs="Arial" w:eastAsia="Arial" w:hAnsi="Arial"/>
@@ -14665,7 +14683,7 @@
             <w:pPr>
               <w:spacing w:after="20" w:before="0"/>
             </w:pPr>
-            <w:hyperlink w:history="1" r:id="rIdhx2ukkpwcs7f8nmf52dlf">
+            <w:hyperlink w:history="1" r:id="rIdyiv5-gfmxssqr6bhkrypx">
               <w:r>
                 <w:rPr>
                   <w:rFonts w:ascii="Arial" w:cs="Arial" w:eastAsia="Arial" w:hAnsi="Arial"/>
@@ -14698,7 +14716,7 @@
               <w:spacing w:after="10" w:before="0"/>
               <w:ind w:left="120"/>
             </w:pPr>
-            <w:hyperlink w:history="1" r:id="rId6iknsflgfzjjl1qpxpdnv">
+            <w:hyperlink w:history="1" r:id="rId6phwaa5eioa0qhptf02nd">
               <w:r>
                 <w:rPr>
                   <w:rFonts w:ascii="Arial" w:cs="Arial" w:eastAsia="Arial" w:hAnsi="Arial"/>
@@ -14845,32 +14863,32 @@
         <w:tc>
           <w:tcPr>
             <w:tcW w:type="dxa" w:w="1520"/>
-            <w:shd w:fill="F2F2F2" w:color="auto" w:val="clear"/>
-            <w:tcMar>
-              <w:top w:type="dxa" w:w="60"/>
-              <w:left w:type="dxa" w:w="120"/>
-              <w:bottom w:type="dxa" w:w="60"/>
-              <w:right w:type="dxa" w:w="120"/>
-            </w:tcMar>
-            <w:vAlign w:val="top"/>
-          </w:tcPr>
-          <w:p>
-            <w:pPr>
-              <w:spacing w:after="40" w:before="0"/>
-              <w:jc w:val="left"/>
-            </w:pPr>
-            <w:r>
-              <w:rPr>
-                <w:rFonts w:ascii="Arial" w:cs="Arial" w:eastAsia="Arial" w:hAnsi="Arial"/>
-                <w:b/>
-                <w:bCs/>
-                <w:i w:val="false"/>
-                <w:iCs w:val="false"/>
-                <w:color w:val="000000"/>
-                <w:sz w:val="18"/>
-                <w:szCs w:val="18"/>
-              </w:rPr>
-              <w:t xml:space="preserve">Phase 2 — Observe</w:t>
+            <w:shd w:fill="D9EEF1" w:color="auto" w:val="clear"/>
+            <w:tcMar>
+              <w:top w:type="dxa" w:w="60"/>
+              <w:left w:type="dxa" w:w="120"/>
+              <w:bottom w:type="dxa" w:w="60"/>
+              <w:right w:type="dxa" w:w="120"/>
+            </w:tcMar>
+            <w:vAlign w:val="top"/>
+          </w:tcPr>
+          <w:p>
+            <w:pPr>
+              <w:spacing w:after="40" w:before="0"/>
+              <w:jc w:val="left"/>
+            </w:pPr>
+            <w:r>
+              <w:rPr>
+                <w:rFonts w:ascii="Arial" w:cs="Arial" w:eastAsia="Arial" w:hAnsi="Arial"/>
+                <w:b/>
+                <w:bCs/>
+                <w:i w:val="false"/>
+                <w:iCs w:val="false"/>
+                <w:color w:val="000000"/>
+                <w:sz w:val="18"/>
+                <w:szCs w:val="18"/>
+              </w:rPr>
+              <w:t xml:space="preserve">Observe Phase</w:t>
             </w:r>
           </w:p>
           <w:p>
@@ -14893,7 +14911,7 @@
             <w:pPr>
               <w:spacing w:after="20" w:before="0"/>
             </w:pPr>
-            <w:hyperlink w:history="1" r:id="rIdwuh8-pm53cj0uc9uwaufn">
+            <w:hyperlink w:history="1" r:id="rIdauf_oypllliorfupifdg3">
               <w:r>
                 <w:rPr>
                   <w:rFonts w:ascii="Arial" w:cs="Arial" w:eastAsia="Arial" w:hAnsi="Arial"/>
@@ -14926,7 +14944,7 @@
               <w:spacing w:after="10" w:before="0"/>
               <w:ind w:left="120"/>
             </w:pPr>
-            <w:hyperlink w:history="1" r:id="rIdq8sgf1fhvrt73-poikp-m">
+            <w:hyperlink w:history="1" r:id="rIdkatgwermsv4-yoiwlqhvv">
               <w:r>
                 <w:rPr>
                   <w:rFonts w:ascii="Arial" w:cs="Arial" w:eastAsia="Arial" w:hAnsi="Arial"/>
@@ -14971,7 +14989,7 @@
             <w:pPr>
               <w:spacing w:after="20" w:before="0"/>
             </w:pPr>
-            <w:hyperlink w:history="1" r:id="rIdlwu9pflmn3p1rt-vppje9">
+            <w:hyperlink w:history="1" r:id="rIdplnzlh-ap5db3rjxqvhrv">
               <w:r>
                 <w:rPr>
                   <w:rFonts w:ascii="Arial" w:cs="Arial" w:eastAsia="Arial" w:hAnsi="Arial"/>
@@ -15004,7 +15022,7 @@
               <w:spacing w:after="10" w:before="0"/>
               <w:ind w:left="120"/>
             </w:pPr>
-            <w:hyperlink w:history="1" r:id="rIdxmex_etxu_lq0scaigat9">
+            <w:hyperlink w:history="1" r:id="rIdpx4zxdo6jaswpvvf2ohuy">
               <w:r>
                 <w:rPr>
                   <w:rFonts w:ascii="Arial" w:cs="Arial" w:eastAsia="Arial" w:hAnsi="Arial"/>
@@ -15151,32 +15169,32 @@
         <w:tc>
           <w:tcPr>
             <w:tcW w:type="dxa" w:w="1520"/>
-            <w:shd w:fill="F2F2F2" w:color="auto" w:val="clear"/>
-            <w:tcMar>
-              <w:top w:type="dxa" w:w="60"/>
-              <w:left w:type="dxa" w:w="120"/>
-              <w:bottom w:type="dxa" w:w="60"/>
-              <w:right w:type="dxa" w:w="120"/>
-            </w:tcMar>
-            <w:vAlign w:val="top"/>
-          </w:tcPr>
-          <w:p>
-            <w:pPr>
-              <w:spacing w:after="40" w:before="0"/>
-              <w:jc w:val="left"/>
-            </w:pPr>
-            <w:r>
-              <w:rPr>
-                <w:rFonts w:ascii="Arial" w:cs="Arial" w:eastAsia="Arial" w:hAnsi="Arial"/>
-                <w:b/>
-                <w:bCs/>
-                <w:i w:val="false"/>
-                <w:iCs w:val="false"/>
-                <w:color w:val="000000"/>
-                <w:sz w:val="18"/>
-                <w:szCs w:val="18"/>
-              </w:rPr>
-              <w:t xml:space="preserve">Phase 3 — Explain</w:t>
+            <w:shd w:fill="E2EFDA" w:color="auto" w:val="clear"/>
+            <w:tcMar>
+              <w:top w:type="dxa" w:w="60"/>
+              <w:left w:type="dxa" w:w="120"/>
+              <w:bottom w:type="dxa" w:w="60"/>
+              <w:right w:type="dxa" w:w="120"/>
+            </w:tcMar>
+            <w:vAlign w:val="top"/>
+          </w:tcPr>
+          <w:p>
+            <w:pPr>
+              <w:spacing w:after="40" w:before="0"/>
+              <w:jc w:val="left"/>
+            </w:pPr>
+            <w:r>
+              <w:rPr>
+                <w:rFonts w:ascii="Arial" w:cs="Arial" w:eastAsia="Arial" w:hAnsi="Arial"/>
+                <w:b/>
+                <w:bCs/>
+                <w:i w:val="false"/>
+                <w:iCs w:val="false"/>
+                <w:color w:val="000000"/>
+                <w:sz w:val="18"/>
+                <w:szCs w:val="18"/>
+              </w:rPr>
+              <w:t xml:space="preserve">Explain Phase</w:t>
             </w:r>
           </w:p>
           <w:p>
@@ -15199,7 +15217,7 @@
             <w:pPr>
               <w:spacing w:after="20" w:before="0"/>
             </w:pPr>
-            <w:hyperlink w:history="1" r:id="rIdquet-7b2z4-hywqcab4vj">
+            <w:hyperlink w:history="1" r:id="rIdduwcnt-qxxmhygwp9emur">
               <w:r>
                 <w:rPr>
                   <w:rFonts w:ascii="Arial" w:cs="Arial" w:eastAsia="Arial" w:hAnsi="Arial"/>
@@ -15232,7 +15250,7 @@
               <w:spacing w:after="10" w:before="0"/>
               <w:ind w:left="120"/>
             </w:pPr>
-            <w:hyperlink w:history="1" r:id="rIddhqxoq5c777muvmp09dcc">
+            <w:hyperlink w:history="1" r:id="rIdcsutpsjs2ii2la_-ckncq">
               <w:r>
                 <w:rPr>
                   <w:rFonts w:ascii="Arial" w:cs="Arial" w:eastAsia="Arial" w:hAnsi="Arial"/>
@@ -15277,7 +15295,7 @@
             <w:pPr>
               <w:spacing w:after="20" w:before="0"/>
             </w:pPr>
-            <w:hyperlink w:history="1" r:id="rIdsmmnfkmdgsxzbdtexcazw">
+            <w:hyperlink w:history="1" r:id="rIdeb_th9jir2d6kogdehvgh">
               <w:r>
                 <w:rPr>
                   <w:rFonts w:ascii="Arial" w:cs="Arial" w:eastAsia="Arial" w:hAnsi="Arial"/>
@@ -15310,7 +15328,7 @@
               <w:spacing w:after="10" w:before="0"/>
               <w:ind w:left="120"/>
             </w:pPr>
-            <w:hyperlink w:history="1" r:id="rIdl_vazhgnr_02uhybd8juu">
+            <w:hyperlink w:history="1" r:id="rIdo6cv0se2frnudmlqgqbox">
               <w:r>
                 <w:rPr>
                   <w:rFonts w:ascii="Arial" w:cs="Arial" w:eastAsia="Arial" w:hAnsi="Arial"/>
@@ -15457,32 +15475,32 @@
         <w:tc>
           <w:tcPr>
             <w:tcW w:type="dxa" w:w="1520"/>
-            <w:shd w:fill="F2F2F2" w:color="auto" w:val="clear"/>
-            <w:tcMar>
-              <w:top w:type="dxa" w:w="60"/>
-              <w:left w:type="dxa" w:w="120"/>
-              <w:bottom w:type="dxa" w:w="60"/>
-              <w:right w:type="dxa" w:w="120"/>
-            </w:tcMar>
-            <w:vAlign w:val="top"/>
-          </w:tcPr>
-          <w:p>
-            <w:pPr>
-              <w:spacing w:after="40" w:before="0"/>
-              <w:jc w:val="left"/>
-            </w:pPr>
-            <w:r>
-              <w:rPr>
-                <w:rFonts w:ascii="Arial" w:cs="Arial" w:eastAsia="Arial" w:hAnsi="Arial"/>
-                <w:b/>
-                <w:bCs/>
-                <w:i w:val="false"/>
-                <w:iCs w:val="false"/>
-                <w:color w:val="000000"/>
-                <w:sz w:val="18"/>
-                <w:szCs w:val="18"/>
-              </w:rPr>
-              <w:t xml:space="preserve">Phase 4 — Driving Question Board (DQB) Update</w:t>
+            <w:shd w:fill="FCE4D6" w:color="auto" w:val="clear"/>
+            <w:tcMar>
+              <w:top w:type="dxa" w:w="60"/>
+              <w:left w:type="dxa" w:w="120"/>
+              <w:bottom w:type="dxa" w:w="60"/>
+              <w:right w:type="dxa" w:w="120"/>
+            </w:tcMar>
+            <w:vAlign w:val="top"/>
+          </w:tcPr>
+          <w:p>
+            <w:pPr>
+              <w:spacing w:after="40" w:before="0"/>
+              <w:jc w:val="left"/>
+            </w:pPr>
+            <w:r>
+              <w:rPr>
+                <w:rFonts w:ascii="Arial" w:cs="Arial" w:eastAsia="Arial" w:hAnsi="Arial"/>
+                <w:b/>
+                <w:bCs/>
+                <w:i w:val="false"/>
+                <w:iCs w:val="false"/>
+                <w:color w:val="000000"/>
+                <w:sz w:val="18"/>
+                <w:szCs w:val="18"/>
+              </w:rPr>
+              <w:t xml:space="preserve">Driving Question Board (DQB) Creation</w:t>
             </w:r>
           </w:p>
           <w:p>
@@ -15505,7 +15523,7 @@
             <w:pPr>
               <w:spacing w:after="20" w:before="0"/>
             </w:pPr>
-            <w:hyperlink w:history="1" r:id="rIdvajz6itzmueaotuh9nkpx">
+            <w:hyperlink w:history="1" r:id="rId1vthbw0uw0ri1mdfw0qtj">
               <w:r>
                 <w:rPr>
                   <w:rFonts w:ascii="Arial" w:cs="Arial" w:eastAsia="Arial" w:hAnsi="Arial"/>
@@ -15538,7 +15556,7 @@
               <w:spacing w:after="10" w:before="0"/>
               <w:ind w:left="120"/>
             </w:pPr>
-            <w:hyperlink w:history="1" r:id="rId1jmg4obus7vqdqcmo1vfj">
+            <w:hyperlink w:history="1" r:id="rIdhj6orxmhj9zx8mdodlvji">
               <w:r>
                 <w:rPr>
                   <w:rFonts w:ascii="Arial" w:cs="Arial" w:eastAsia="Arial" w:hAnsi="Arial"/>
@@ -15583,7 +15601,7 @@
             <w:pPr>
               <w:spacing w:after="20" w:before="0"/>
             </w:pPr>
-            <w:hyperlink w:history="1" r:id="rIddodimw4vjuipizwdnbvm9">
+            <w:hyperlink w:history="1" r:id="rIdwqai5ky4mmi4iziieaccj">
               <w:r>
                 <w:rPr>
                   <w:rFonts w:ascii="Arial" w:cs="Arial" w:eastAsia="Arial" w:hAnsi="Arial"/>
@@ -15616,7 +15634,7 @@
               <w:spacing w:after="10" w:before="0"/>
               <w:ind w:left="120"/>
             </w:pPr>
-            <w:hyperlink w:history="1" r:id="rIdyvfm00iu1fuud3mntb9o2">
+            <w:hyperlink w:history="1" r:id="rIddvpzksdpt53pxh7-xov2j">
               <w:r>
                 <w:rPr>
                   <w:rFonts w:ascii="Arial" w:cs="Arial" w:eastAsia="Arial" w:hAnsi="Arial"/>
@@ -15763,32 +15781,32 @@
         <w:tc>
           <w:tcPr>
             <w:tcW w:type="dxa" w:w="1520"/>
-            <w:shd w:fill="F2F2F2" w:color="auto" w:val="clear"/>
-            <w:tcMar>
-              <w:top w:type="dxa" w:w="60"/>
-              <w:left w:type="dxa" w:w="120"/>
-              <w:bottom w:type="dxa" w:w="60"/>
-              <w:right w:type="dxa" w:w="120"/>
-            </w:tcMar>
-            <w:vAlign w:val="top"/>
-          </w:tcPr>
-          <w:p>
-            <w:pPr>
-              <w:spacing w:after="40" w:before="0"/>
-              <w:jc w:val="left"/>
-            </w:pPr>
-            <w:r>
-              <w:rPr>
-                <w:rFonts w:ascii="Arial" w:cs="Arial" w:eastAsia="Arial" w:hAnsi="Arial"/>
-                <w:b/>
-                <w:bCs/>
-                <w:i w:val="false"/>
-                <w:iCs w:val="false"/>
-                <w:color w:val="000000"/>
-                <w:sz w:val="18"/>
-                <w:szCs w:val="18"/>
-              </w:rPr>
-              <w:t xml:space="preserve">Phase 5 — Model Building</w:t>
+            <w:shd w:fill="D5E8F0" w:color="auto" w:val="clear"/>
+            <w:tcMar>
+              <w:top w:type="dxa" w:w="60"/>
+              <w:left w:type="dxa" w:w="120"/>
+              <w:bottom w:type="dxa" w:w="60"/>
+              <w:right w:type="dxa" w:w="120"/>
+            </w:tcMar>
+            <w:vAlign w:val="top"/>
+          </w:tcPr>
+          <w:p>
+            <w:pPr>
+              <w:spacing w:after="40" w:before="0"/>
+              <w:jc w:val="left"/>
+            </w:pPr>
+            <w:r>
+              <w:rPr>
+                <w:rFonts w:ascii="Arial" w:cs="Arial" w:eastAsia="Arial" w:hAnsi="Arial"/>
+                <w:b/>
+                <w:bCs/>
+                <w:i w:val="false"/>
+                <w:iCs w:val="false"/>
+                <w:color w:val="000000"/>
+                <w:sz w:val="18"/>
+                <w:szCs w:val="18"/>
+              </w:rPr>
+              <w:t xml:space="preserve">Model Building Phase</w:t>
             </w:r>
           </w:p>
           <w:p>
@@ -15811,7 +15829,7 @@
             <w:pPr>
               <w:spacing w:after="20" w:before="0"/>
             </w:pPr>
-            <w:hyperlink w:history="1" r:id="rIdwgk1i9x2a8l_ysk2ccsei">
+            <w:hyperlink w:history="1" r:id="rIdsocggd-7veelajndm7o52">
               <w:r>
                 <w:rPr>
                   <w:rFonts w:ascii="Arial" w:cs="Arial" w:eastAsia="Arial" w:hAnsi="Arial"/>
@@ -15844,7 +15862,7 @@
               <w:spacing w:after="10" w:before="0"/>
               <w:ind w:left="120"/>
             </w:pPr>
-            <w:hyperlink w:history="1" r:id="rId4cp5kyf_ygfx6yl7biqel">
+            <w:hyperlink w:history="1" r:id="rIdb6chdr6eofdep2ykja8lz">
               <w:r>
                 <w:rPr>
                   <w:rFonts w:ascii="Arial" w:cs="Arial" w:eastAsia="Arial" w:hAnsi="Arial"/>
@@ -15889,7 +15907,7 @@
             <w:pPr>
               <w:spacing w:after="20" w:before="0"/>
             </w:pPr>
-            <w:hyperlink w:history="1" r:id="rIdez0yvppb8usi0-k9nv-yy">
+            <w:hyperlink w:history="1" r:id="rIdmlq2julemunvf3ld2vm_8">
               <w:r>
                 <w:rPr>
                   <w:rFonts w:ascii="Arial" w:cs="Arial" w:eastAsia="Arial" w:hAnsi="Arial"/>
@@ -15922,7 +15940,7 @@
               <w:spacing w:after="10" w:before="0"/>
               <w:ind w:left="120"/>
             </w:pPr>
-            <w:hyperlink w:history="1" r:id="rIdqvcxkhdjq2xuo3ifu3uj8">
+            <w:hyperlink w:history="1" r:id="rIdp0ivvxxqdos5g2wzhmtzw">
               <w:r>
                 <w:rPr>
                   <w:rFonts w:ascii="Arial" w:cs="Arial" w:eastAsia="Arial" w:hAnsi="Arial"/>
@@ -17361,32 +17379,32 @@
         <w:tc>
           <w:tcPr>
             <w:tcW w:type="dxa" w:w="1520"/>
-            <w:shd w:fill="F2F2F2" w:color="auto" w:val="clear"/>
-            <w:tcMar>
-              <w:top w:type="dxa" w:w="60"/>
-              <w:left w:type="dxa" w:w="120"/>
-              <w:bottom w:type="dxa" w:w="60"/>
-              <w:right w:type="dxa" w:w="120"/>
-            </w:tcMar>
-            <w:vAlign w:val="top"/>
-          </w:tcPr>
-          <w:p>
-            <w:pPr>
-              <w:spacing w:after="40" w:before="0"/>
-              <w:jc w:val="left"/>
-            </w:pPr>
-            <w:r>
-              <w:rPr>
-                <w:rFonts w:ascii="Arial" w:cs="Arial" w:eastAsia="Arial" w:hAnsi="Arial"/>
-                <w:b/>
-                <w:bCs/>
-                <w:i w:val="false"/>
-                <w:iCs w:val="false"/>
-                <w:color w:val="000000"/>
-                <w:sz w:val="18"/>
-                <w:szCs w:val="18"/>
-              </w:rPr>
-              <w:t xml:space="preserve">Phase 1 — Predict (15 minutes)</w:t>
+            <w:shd w:fill="EAD1F5" w:color="auto" w:val="clear"/>
+            <w:tcMar>
+              <w:top w:type="dxa" w:w="60"/>
+              <w:left w:type="dxa" w:w="120"/>
+              <w:bottom w:type="dxa" w:w="60"/>
+              <w:right w:type="dxa" w:w="120"/>
+            </w:tcMar>
+            <w:vAlign w:val="top"/>
+          </w:tcPr>
+          <w:p>
+            <w:pPr>
+              <w:spacing w:after="40" w:before="0"/>
+              <w:jc w:val="left"/>
+            </w:pPr>
+            <w:r>
+              <w:rPr>
+                <w:rFonts w:ascii="Arial" w:cs="Arial" w:eastAsia="Arial" w:hAnsi="Arial"/>
+                <w:b/>
+                <w:bCs/>
+                <w:i w:val="false"/>
+                <w:iCs w:val="false"/>
+                <w:color w:val="000000"/>
+                <w:sz w:val="18"/>
+                <w:szCs w:val="18"/>
+              </w:rPr>
+              <w:t xml:space="preserve">Predict Phase</w:t>
             </w:r>
           </w:p>
           <w:p>
@@ -17409,7 +17427,7 @@
             <w:pPr>
               <w:spacing w:after="20" w:before="0"/>
             </w:pPr>
-            <w:hyperlink w:history="1" r:id="rId_kavymbijqgyiwkvptxe2">
+            <w:hyperlink w:history="1" r:id="rIdzkyakqnm0pj7220xo7zfw">
               <w:r>
                 <w:rPr>
                   <w:rFonts w:ascii="Arial" w:cs="Arial" w:eastAsia="Arial" w:hAnsi="Arial"/>
@@ -17442,7 +17460,7 @@
               <w:spacing w:after="10" w:before="0"/>
               <w:ind w:left="120"/>
             </w:pPr>
-            <w:hyperlink w:history="1" r:id="rIdg8kcztk5ypj9ddy47lvu1">
+            <w:hyperlink w:history="1" r:id="rIdvdybp__-rp_za1gsthgyo">
               <w:r>
                 <w:rPr>
                   <w:rFonts w:ascii="Arial" w:cs="Arial" w:eastAsia="Arial" w:hAnsi="Arial"/>
@@ -17487,7 +17505,7 @@
             <w:pPr>
               <w:spacing w:after="20" w:before="0"/>
             </w:pPr>
-            <w:hyperlink w:history="1" r:id="rIdeuphtyr27et2gekijysbd">
+            <w:hyperlink w:history="1" r:id="rIdga0og4vbtv7e42bdg2fvc">
               <w:r>
                 <w:rPr>
                   <w:rFonts w:ascii="Arial" w:cs="Arial" w:eastAsia="Arial" w:hAnsi="Arial"/>
@@ -17520,7 +17538,7 @@
               <w:spacing w:after="10" w:before="0"/>
               <w:ind w:left="120"/>
             </w:pPr>
-            <w:hyperlink w:history="1" r:id="rIdokm5kgflkksioneojqkh6">
+            <w:hyperlink w:history="1" r:id="rId6j0x_cjbdir0tekjsbhtc">
               <w:r>
                 <w:rPr>
                   <w:rFonts w:ascii="Arial" w:cs="Arial" w:eastAsia="Arial" w:hAnsi="Arial"/>
@@ -17667,32 +17685,32 @@
         <w:tc>
           <w:tcPr>
             <w:tcW w:type="dxa" w:w="1520"/>
-            <w:shd w:fill="F2F2F2" w:color="auto" w:val="clear"/>
-            <w:tcMar>
-              <w:top w:type="dxa" w:w="60"/>
-              <w:left w:type="dxa" w:w="120"/>
-              <w:bottom w:type="dxa" w:w="60"/>
-              <w:right w:type="dxa" w:w="120"/>
-            </w:tcMar>
-            <w:vAlign w:val="top"/>
-          </w:tcPr>
-          <w:p>
-            <w:pPr>
-              <w:spacing w:after="40" w:before="0"/>
-              <w:jc w:val="left"/>
-            </w:pPr>
-            <w:r>
-              <w:rPr>
-                <w:rFonts w:ascii="Arial" w:cs="Arial" w:eastAsia="Arial" w:hAnsi="Arial"/>
-                <w:b/>
-                <w:bCs/>
-                <w:i w:val="false"/>
-                <w:iCs w:val="false"/>
-                <w:color w:val="000000"/>
-                <w:sz w:val="18"/>
-                <w:szCs w:val="18"/>
-              </w:rPr>
-              <w:t xml:space="preserve">Phase 2 — Observe (20 minutes)</w:t>
+            <w:shd w:fill="D9EEF1" w:color="auto" w:val="clear"/>
+            <w:tcMar>
+              <w:top w:type="dxa" w:w="60"/>
+              <w:left w:type="dxa" w:w="120"/>
+              <w:bottom w:type="dxa" w:w="60"/>
+              <w:right w:type="dxa" w:w="120"/>
+            </w:tcMar>
+            <w:vAlign w:val="top"/>
+          </w:tcPr>
+          <w:p>
+            <w:pPr>
+              <w:spacing w:after="40" w:before="0"/>
+              <w:jc w:val="left"/>
+            </w:pPr>
+            <w:r>
+              <w:rPr>
+                <w:rFonts w:ascii="Arial" w:cs="Arial" w:eastAsia="Arial" w:hAnsi="Arial"/>
+                <w:b/>
+                <w:bCs/>
+                <w:i w:val="false"/>
+                <w:iCs w:val="false"/>
+                <w:color w:val="000000"/>
+                <w:sz w:val="18"/>
+                <w:szCs w:val="18"/>
+              </w:rPr>
+              <w:t xml:space="preserve">Observe Phase</w:t>
             </w:r>
           </w:p>
           <w:p>
@@ -17715,7 +17733,7 @@
             <w:pPr>
               <w:spacing w:after="20" w:before="0"/>
             </w:pPr>
-            <w:hyperlink w:history="1" r:id="rIdqsyf0i-1f1-by8j8349ax">
+            <w:hyperlink w:history="1" r:id="rId64jsuuanyho74pwnd-qar">
               <w:r>
                 <w:rPr>
                   <w:rFonts w:ascii="Arial" w:cs="Arial" w:eastAsia="Arial" w:hAnsi="Arial"/>
@@ -17748,7 +17766,7 @@
               <w:spacing w:after="10" w:before="0"/>
               <w:ind w:left="120"/>
             </w:pPr>
-            <w:hyperlink w:history="1" r:id="rIdqlvxoqyzowp8kpu3ffhgu">
+            <w:hyperlink w:history="1" r:id="rIdixbprmn2p6gooibicupdh">
               <w:r>
                 <w:rPr>
                   <w:rFonts w:ascii="Arial" w:cs="Arial" w:eastAsia="Arial" w:hAnsi="Arial"/>
@@ -17793,7 +17811,7 @@
             <w:pPr>
               <w:spacing w:after="20" w:before="0"/>
             </w:pPr>
-            <w:hyperlink w:history="1" r:id="rIdb9gdsvmkpe2xlk8-p6kuz">
+            <w:hyperlink w:history="1" r:id="rIdjagfnyjtknmhxx0d5a0on">
               <w:r>
                 <w:rPr>
                   <w:rFonts w:ascii="Arial" w:cs="Arial" w:eastAsia="Arial" w:hAnsi="Arial"/>
@@ -17826,7 +17844,7 @@
               <w:spacing w:after="10" w:before="0"/>
               <w:ind w:left="120"/>
             </w:pPr>
-            <w:hyperlink w:history="1" r:id="rIdu9vhk4h4r5ynupud9late">
+            <w:hyperlink w:history="1" r:id="rId4aqvmr2pitnrqonthycqc">
               <w:r>
                 <w:rPr>
                   <w:rFonts w:ascii="Arial" w:cs="Arial" w:eastAsia="Arial" w:hAnsi="Arial"/>
@@ -17973,32 +17991,32 @@
         <w:tc>
           <w:tcPr>
             <w:tcW w:type="dxa" w:w="1520"/>
-            <w:shd w:fill="F2F2F2" w:color="auto" w:val="clear"/>
-            <w:tcMar>
-              <w:top w:type="dxa" w:w="60"/>
-              <w:left w:type="dxa" w:w="120"/>
-              <w:bottom w:type="dxa" w:w="60"/>
-              <w:right w:type="dxa" w:w="120"/>
-            </w:tcMar>
-            <w:vAlign w:val="top"/>
-          </w:tcPr>
-          <w:p>
-            <w:pPr>
-              <w:spacing w:after="40" w:before="0"/>
-              <w:jc w:val="left"/>
-            </w:pPr>
-            <w:r>
-              <w:rPr>
-                <w:rFonts w:ascii="Arial" w:cs="Arial" w:eastAsia="Arial" w:hAnsi="Arial"/>
-                <w:b/>
-                <w:bCs/>
-                <w:i w:val="false"/>
-                <w:iCs w:val="false"/>
-                <w:color w:val="000000"/>
-                <w:sz w:val="18"/>
-                <w:szCs w:val="18"/>
-              </w:rPr>
-              <w:t xml:space="preserve">Phase 3 — Explain (20 minutes)</w:t>
+            <w:shd w:fill="E2EFDA" w:color="auto" w:val="clear"/>
+            <w:tcMar>
+              <w:top w:type="dxa" w:w="60"/>
+              <w:left w:type="dxa" w:w="120"/>
+              <w:bottom w:type="dxa" w:w="60"/>
+              <w:right w:type="dxa" w:w="120"/>
+            </w:tcMar>
+            <w:vAlign w:val="top"/>
+          </w:tcPr>
+          <w:p>
+            <w:pPr>
+              <w:spacing w:after="40" w:before="0"/>
+              <w:jc w:val="left"/>
+            </w:pPr>
+            <w:r>
+              <w:rPr>
+                <w:rFonts w:ascii="Arial" w:cs="Arial" w:eastAsia="Arial" w:hAnsi="Arial"/>
+                <w:b/>
+                <w:bCs/>
+                <w:i w:val="false"/>
+                <w:iCs w:val="false"/>
+                <w:color w:val="000000"/>
+                <w:sz w:val="18"/>
+                <w:szCs w:val="18"/>
+              </w:rPr>
+              <w:t xml:space="preserve">Explain Phase</w:t>
             </w:r>
           </w:p>
           <w:p>
@@ -18021,7 +18039,7 @@
             <w:pPr>
               <w:spacing w:after="20" w:before="0"/>
             </w:pPr>
-            <w:hyperlink w:history="1" r:id="rId6opfewyirxjz92vcr6snd">
+            <w:hyperlink w:history="1" r:id="rId0ibvj-snspwjhsicbzyna">
               <w:r>
                 <w:rPr>
                   <w:rFonts w:ascii="Arial" w:cs="Arial" w:eastAsia="Arial" w:hAnsi="Arial"/>
@@ -18054,7 +18072,7 @@
               <w:spacing w:after="10" w:before="0"/>
               <w:ind w:left="120"/>
             </w:pPr>
-            <w:hyperlink w:history="1" r:id="rIdb6rmirubnok220x9dod2b">
+            <w:hyperlink w:history="1" r:id="rId63odlnvu7uswzawqzyeqe">
               <w:r>
                 <w:rPr>
                   <w:rFonts w:ascii="Arial" w:cs="Arial" w:eastAsia="Arial" w:hAnsi="Arial"/>
@@ -18099,7 +18117,7 @@
             <w:pPr>
               <w:spacing w:after="20" w:before="0"/>
             </w:pPr>
-            <w:hyperlink w:history="1" r:id="rIdk-cyyumnwwnrns15wsyjn">
+            <w:hyperlink w:history="1" r:id="rIdhy6xmkvdkpxuvb7jva_da">
               <w:r>
                 <w:rPr>
                   <w:rFonts w:ascii="Arial" w:cs="Arial" w:eastAsia="Arial" w:hAnsi="Arial"/>
@@ -18132,7 +18150,7 @@
               <w:spacing w:after="10" w:before="0"/>
               <w:ind w:left="120"/>
             </w:pPr>
-            <w:hyperlink w:history="1" r:id="rIdlfb7f4fq8az720mhhqfjx">
+            <w:hyperlink w:history="1" r:id="rIdykgdotk71_w6c9tnxsr7r">
               <w:r>
                 <w:rPr>
                   <w:rFonts w:ascii="Arial" w:cs="Arial" w:eastAsia="Arial" w:hAnsi="Arial"/>
@@ -18279,32 +18297,32 @@
         <w:tc>
           <w:tcPr>
             <w:tcW w:type="dxa" w:w="1520"/>
-            <w:shd w:fill="F2F2F2" w:color="auto" w:val="clear"/>
-            <w:tcMar>
-              <w:top w:type="dxa" w:w="60"/>
-              <w:left w:type="dxa" w:w="120"/>
-              <w:bottom w:type="dxa" w:w="60"/>
-              <w:right w:type="dxa" w:w="120"/>
-            </w:tcMar>
-            <w:vAlign w:val="top"/>
-          </w:tcPr>
-          <w:p>
-            <w:pPr>
-              <w:spacing w:after="40" w:before="0"/>
-              <w:jc w:val="left"/>
-            </w:pPr>
-            <w:r>
-              <w:rPr>
-                <w:rFonts w:ascii="Arial" w:cs="Arial" w:eastAsia="Arial" w:hAnsi="Arial"/>
-                <w:b/>
-                <w:bCs/>
-                <w:i w:val="false"/>
-                <w:iCs w:val="false"/>
-                <w:color w:val="000000"/>
-                <w:sz w:val="18"/>
-                <w:szCs w:val="18"/>
-              </w:rPr>
-              <w:t xml:space="preserve">Phase 4 — Driving Question Board (DQB) Update (10 minutes)</w:t>
+            <w:shd w:fill="FCE4D6" w:color="auto" w:val="clear"/>
+            <w:tcMar>
+              <w:top w:type="dxa" w:w="60"/>
+              <w:left w:type="dxa" w:w="120"/>
+              <w:bottom w:type="dxa" w:w="60"/>
+              <w:right w:type="dxa" w:w="120"/>
+            </w:tcMar>
+            <w:vAlign w:val="top"/>
+          </w:tcPr>
+          <w:p>
+            <w:pPr>
+              <w:spacing w:after="40" w:before="0"/>
+              <w:jc w:val="left"/>
+            </w:pPr>
+            <w:r>
+              <w:rPr>
+                <w:rFonts w:ascii="Arial" w:cs="Arial" w:eastAsia="Arial" w:hAnsi="Arial"/>
+                <w:b/>
+                <w:bCs/>
+                <w:i w:val="false"/>
+                <w:iCs w:val="false"/>
+                <w:color w:val="000000"/>
+                <w:sz w:val="18"/>
+                <w:szCs w:val="18"/>
+              </w:rPr>
+              <w:t xml:space="preserve">Driving Question Board (DQB) Creation</w:t>
             </w:r>
           </w:p>
           <w:p>
@@ -18327,7 +18345,7 @@
             <w:pPr>
               <w:spacing w:after="20" w:before="0"/>
             </w:pPr>
-            <w:hyperlink w:history="1" r:id="rIdebosb93dqrtta_x10pffv">
+            <w:hyperlink w:history="1" r:id="rIdqpixirvdv3jj7na2ocqsv">
               <w:r>
                 <w:rPr>
                   <w:rFonts w:ascii="Arial" w:cs="Arial" w:eastAsia="Arial" w:hAnsi="Arial"/>
@@ -18360,7 +18378,7 @@
               <w:spacing w:after="10" w:before="0"/>
               <w:ind w:left="120"/>
             </w:pPr>
-            <w:hyperlink w:history="1" r:id="rIdvlzhaxi8321b6al-fzueo">
+            <w:hyperlink w:history="1" r:id="rId8p_pv8xqg2fouqweg8dpl">
               <w:r>
                 <w:rPr>
                   <w:rFonts w:ascii="Arial" w:cs="Arial" w:eastAsia="Arial" w:hAnsi="Arial"/>
@@ -18405,7 +18423,7 @@
             <w:pPr>
               <w:spacing w:after="20" w:before="0"/>
             </w:pPr>
-            <w:hyperlink w:history="1" r:id="rIdsox6vbsqgrsmprl4irrwr">
+            <w:hyperlink w:history="1" r:id="rIdkqkurkmlolpdqjwuiircc">
               <w:r>
                 <w:rPr>
                   <w:rFonts w:ascii="Arial" w:cs="Arial" w:eastAsia="Arial" w:hAnsi="Arial"/>
@@ -18438,7 +18456,7 @@
               <w:spacing w:after="10" w:before="0"/>
               <w:ind w:left="120"/>
             </w:pPr>
-            <w:hyperlink w:history="1" r:id="rIdoadmsyk9euaebnxutjtxi">
+            <w:hyperlink w:history="1" r:id="rId1gtkqmsb5mhqubwpp_sus">
               <w:r>
                 <w:rPr>
                   <w:rFonts w:ascii="Arial" w:cs="Arial" w:eastAsia="Arial" w:hAnsi="Arial"/>
@@ -18585,32 +18603,32 @@
         <w:tc>
           <w:tcPr>
             <w:tcW w:type="dxa" w:w="1520"/>
-            <w:shd w:fill="F2F2F2" w:color="auto" w:val="clear"/>
-            <w:tcMar>
-              <w:top w:type="dxa" w:w="60"/>
-              <w:left w:type="dxa" w:w="120"/>
-              <w:bottom w:type="dxa" w:w="60"/>
-              <w:right w:type="dxa" w:w="120"/>
-            </w:tcMar>
-            <w:vAlign w:val="top"/>
-          </w:tcPr>
-          <w:p>
-            <w:pPr>
-              <w:spacing w:after="40" w:before="0"/>
-              <w:jc w:val="left"/>
-            </w:pPr>
-            <w:r>
-              <w:rPr>
-                <w:rFonts w:ascii="Arial" w:cs="Arial" w:eastAsia="Arial" w:hAnsi="Arial"/>
-                <w:b/>
-                <w:bCs/>
-                <w:i w:val="false"/>
-                <w:iCs w:val="false"/>
-                <w:color w:val="000000"/>
-                <w:sz w:val="18"/>
-                <w:szCs w:val="18"/>
-              </w:rPr>
-              <w:t xml:space="preserve">Phase 5 — Model Building (15 minutes)</w:t>
+            <w:shd w:fill="D5E8F0" w:color="auto" w:val="clear"/>
+            <w:tcMar>
+              <w:top w:type="dxa" w:w="60"/>
+              <w:left w:type="dxa" w:w="120"/>
+              <w:bottom w:type="dxa" w:w="60"/>
+              <w:right w:type="dxa" w:w="120"/>
+            </w:tcMar>
+            <w:vAlign w:val="top"/>
+          </w:tcPr>
+          <w:p>
+            <w:pPr>
+              <w:spacing w:after="40" w:before="0"/>
+              <w:jc w:val="left"/>
+            </w:pPr>
+            <w:r>
+              <w:rPr>
+                <w:rFonts w:ascii="Arial" w:cs="Arial" w:eastAsia="Arial" w:hAnsi="Arial"/>
+                <w:b/>
+                <w:bCs/>
+                <w:i w:val="false"/>
+                <w:iCs w:val="false"/>
+                <w:color w:val="000000"/>
+                <w:sz w:val="18"/>
+                <w:szCs w:val="18"/>
+              </w:rPr>
+              <w:t xml:space="preserve">Model Building Phase</w:t>
             </w:r>
           </w:p>
           <w:p>
@@ -18633,7 +18651,7 @@
             <w:pPr>
               <w:spacing w:after="20" w:before="0"/>
             </w:pPr>
-            <w:hyperlink w:history="1" r:id="rId28y3vqmuzmu0idm_jo1ws">
+            <w:hyperlink w:history="1" r:id="rIdaikcjmjhzymulul0dbrcv">
               <w:r>
                 <w:rPr>
                   <w:rFonts w:ascii="Arial" w:cs="Arial" w:eastAsia="Arial" w:hAnsi="Arial"/>
@@ -18666,7 +18684,7 @@
               <w:spacing w:after="10" w:before="0"/>
               <w:ind w:left="120"/>
             </w:pPr>
-            <w:hyperlink w:history="1" r:id="rIdrldm-dmx-cm8f6r5jzvi4">
+            <w:hyperlink w:history="1" r:id="rIdbzzexjpz0gaxludeufs7w">
               <w:r>
                 <w:rPr>
                   <w:rFonts w:ascii="Arial" w:cs="Arial" w:eastAsia="Arial" w:hAnsi="Arial"/>
@@ -18711,7 +18729,7 @@
             <w:pPr>
               <w:spacing w:after="20" w:before="0"/>
             </w:pPr>
-            <w:hyperlink w:history="1" r:id="rId8e1lqsx1ahuxubk0glxl6">
+            <w:hyperlink w:history="1" r:id="rIdi9nn6p75sastzuivmm5f0">
               <w:r>
                 <w:rPr>
                   <w:rFonts w:ascii="Arial" w:cs="Arial" w:eastAsia="Arial" w:hAnsi="Arial"/>
@@ -18744,7 +18762,7 @@
               <w:spacing w:after="10" w:before="0"/>
               <w:ind w:left="120"/>
             </w:pPr>
-            <w:hyperlink w:history="1" r:id="rIdy_3p9iulvsgiapcdnoiqg">
+            <w:hyperlink w:history="1" r:id="rIdvkmh_sqpqhmxhp18znol2">
               <w:r>
                 <w:rPr>
                   <w:rFonts w:ascii="Arial" w:cs="Arial" w:eastAsia="Arial" w:hAnsi="Arial"/>
@@ -20278,32 +20296,32 @@
         <w:tc>
           <w:tcPr>
             <w:tcW w:type="dxa" w:w="1520"/>
-            <w:shd w:fill="F2F2F2" w:color="auto" w:val="clear"/>
-            <w:tcMar>
-              <w:top w:type="dxa" w:w="60"/>
-              <w:left w:type="dxa" w:w="120"/>
-              <w:bottom w:type="dxa" w:w="60"/>
-              <w:right w:type="dxa" w:w="120"/>
-            </w:tcMar>
-            <w:vAlign w:val="top"/>
-          </w:tcPr>
-          <w:p>
-            <w:pPr>
-              <w:spacing w:after="40" w:before="0"/>
-              <w:jc w:val="left"/>
-            </w:pPr>
-            <w:r>
-              <w:rPr>
-                <w:rFonts w:ascii="Arial" w:cs="Arial" w:eastAsia="Arial" w:hAnsi="Arial"/>
-                <w:b/>
-                <w:bCs/>
-                <w:i w:val="false"/>
-                <w:iCs w:val="false"/>
-                <w:color w:val="000000"/>
-                <w:sz w:val="18"/>
-                <w:szCs w:val="18"/>
-              </w:rPr>
-              <w:t xml:space="preserve">Phase 1 — PREDICT (15 minutes)</w:t>
+            <w:shd w:fill="EAD1F5" w:color="auto" w:val="clear"/>
+            <w:tcMar>
+              <w:top w:type="dxa" w:w="60"/>
+              <w:left w:type="dxa" w:w="120"/>
+              <w:bottom w:type="dxa" w:w="60"/>
+              <w:right w:type="dxa" w:w="120"/>
+            </w:tcMar>
+            <w:vAlign w:val="top"/>
+          </w:tcPr>
+          <w:p>
+            <w:pPr>
+              <w:spacing w:after="40" w:before="0"/>
+              <w:jc w:val="left"/>
+            </w:pPr>
+            <w:r>
+              <w:rPr>
+                <w:rFonts w:ascii="Arial" w:cs="Arial" w:eastAsia="Arial" w:hAnsi="Arial"/>
+                <w:b/>
+                <w:bCs/>
+                <w:i w:val="false"/>
+                <w:iCs w:val="false"/>
+                <w:color w:val="000000"/>
+                <w:sz w:val="18"/>
+                <w:szCs w:val="18"/>
+              </w:rPr>
+              <w:t xml:space="preserve">Predict Phase</w:t>
             </w:r>
           </w:p>
           <w:p>
@@ -20326,7 +20344,7 @@
             <w:pPr>
               <w:spacing w:after="20" w:before="0"/>
             </w:pPr>
-            <w:hyperlink w:history="1" r:id="rIdjvsclknepevf7e19_fakn">
+            <w:hyperlink w:history="1" r:id="rId4eu5vov92fwub4oasornp">
               <w:r>
                 <w:rPr>
                   <w:rFonts w:ascii="Arial" w:cs="Arial" w:eastAsia="Arial" w:hAnsi="Arial"/>
@@ -20359,7 +20377,7 @@
               <w:spacing w:after="10" w:before="0"/>
               <w:ind w:left="120"/>
             </w:pPr>
-            <w:hyperlink w:history="1" r:id="rId2vez1gukh-d_2p4ssc8vj">
+            <w:hyperlink w:history="1" r:id="rIdc2hs8bojvh6woom-zcbkl">
               <w:r>
                 <w:rPr>
                   <w:rFonts w:ascii="Arial" w:cs="Arial" w:eastAsia="Arial" w:hAnsi="Arial"/>
@@ -20404,7 +20422,7 @@
             <w:pPr>
               <w:spacing w:after="20" w:before="0"/>
             </w:pPr>
-            <w:hyperlink w:history="1" r:id="rIdd-lyh7p2ey96j-t3vogak">
+            <w:hyperlink w:history="1" r:id="rIdyfsnz6h0ajmbfswuy-wrn">
               <w:r>
                 <w:rPr>
                   <w:rFonts w:ascii="Arial" w:cs="Arial" w:eastAsia="Arial" w:hAnsi="Arial"/>
@@ -20437,7 +20455,7 @@
               <w:spacing w:after="10" w:before="0"/>
               <w:ind w:left="120"/>
             </w:pPr>
-            <w:hyperlink w:history="1" r:id="rIduvueljurn_dmtpoibpr35">
+            <w:hyperlink w:history="1" r:id="rId4c8hdxhb3p05ownfb1pdn">
               <w:r>
                 <w:rPr>
                   <w:rFonts w:ascii="Arial" w:cs="Arial" w:eastAsia="Arial" w:hAnsi="Arial"/>
@@ -20584,32 +20602,32 @@
         <w:tc>
           <w:tcPr>
             <w:tcW w:type="dxa" w:w="1520"/>
-            <w:shd w:fill="F2F2F2" w:color="auto" w:val="clear"/>
-            <w:tcMar>
-              <w:top w:type="dxa" w:w="60"/>
-              <w:left w:type="dxa" w:w="120"/>
-              <w:bottom w:type="dxa" w:w="60"/>
-              <w:right w:type="dxa" w:w="120"/>
-            </w:tcMar>
-            <w:vAlign w:val="top"/>
-          </w:tcPr>
-          <w:p>
-            <w:pPr>
-              <w:spacing w:after="40" w:before="0"/>
-              <w:jc w:val="left"/>
-            </w:pPr>
-            <w:r>
-              <w:rPr>
-                <w:rFonts w:ascii="Arial" w:cs="Arial" w:eastAsia="Arial" w:hAnsi="Arial"/>
-                <w:b/>
-                <w:bCs/>
-                <w:i w:val="false"/>
-                <w:iCs w:val="false"/>
-                <w:color w:val="000000"/>
-                <w:sz w:val="18"/>
-                <w:szCs w:val="18"/>
-              </w:rPr>
-              <w:t xml:space="preserve">Phase 2 — OBSERVE (20 minutes)</w:t>
+            <w:shd w:fill="D9EEF1" w:color="auto" w:val="clear"/>
+            <w:tcMar>
+              <w:top w:type="dxa" w:w="60"/>
+              <w:left w:type="dxa" w:w="120"/>
+              <w:bottom w:type="dxa" w:w="60"/>
+              <w:right w:type="dxa" w:w="120"/>
+            </w:tcMar>
+            <w:vAlign w:val="top"/>
+          </w:tcPr>
+          <w:p>
+            <w:pPr>
+              <w:spacing w:after="40" w:before="0"/>
+              <w:jc w:val="left"/>
+            </w:pPr>
+            <w:r>
+              <w:rPr>
+                <w:rFonts w:ascii="Arial" w:cs="Arial" w:eastAsia="Arial" w:hAnsi="Arial"/>
+                <w:b/>
+                <w:bCs/>
+                <w:i w:val="false"/>
+                <w:iCs w:val="false"/>
+                <w:color w:val="000000"/>
+                <w:sz w:val="18"/>
+                <w:szCs w:val="18"/>
+              </w:rPr>
+              <w:t xml:space="preserve">Observe Phase</w:t>
             </w:r>
           </w:p>
           <w:p>
@@ -20632,7 +20650,7 @@
             <w:pPr>
               <w:spacing w:after="20" w:before="0"/>
             </w:pPr>
-            <w:hyperlink w:history="1" r:id="rIdz2wryyc9-rbrpflbderdi">
+            <w:hyperlink w:history="1" r:id="rIdgachxcq8ymuuesok329ww">
               <w:r>
                 <w:rPr>
                   <w:rFonts w:ascii="Arial" w:cs="Arial" w:eastAsia="Arial" w:hAnsi="Arial"/>
@@ -20665,7 +20683,7 @@
               <w:spacing w:after="10" w:before="0"/>
               <w:ind w:left="120"/>
             </w:pPr>
-            <w:hyperlink w:history="1" r:id="rIdudhw5fjrfv-c6hxixieas">
+            <w:hyperlink w:history="1" r:id="rId-q10a7a8jktizb4rkrbd8">
               <w:r>
                 <w:rPr>
                   <w:rFonts w:ascii="Arial" w:cs="Arial" w:eastAsia="Arial" w:hAnsi="Arial"/>
@@ -20710,7 +20728,7 @@
             <w:pPr>
               <w:spacing w:after="20" w:before="0"/>
             </w:pPr>
-            <w:hyperlink w:history="1" r:id="rIdep_g-0swuuqvdsxxjo13x">
+            <w:hyperlink w:history="1" r:id="rIdyicirwz6nfpmj74g20ziu">
               <w:r>
                 <w:rPr>
                   <w:rFonts w:ascii="Arial" w:cs="Arial" w:eastAsia="Arial" w:hAnsi="Arial"/>
@@ -20743,7 +20761,7 @@
               <w:spacing w:after="10" w:before="0"/>
               <w:ind w:left="120"/>
             </w:pPr>
-            <w:hyperlink w:history="1" r:id="rId6mbzunismmfdu9u5sss1o">
+            <w:hyperlink w:history="1" r:id="rId7grrh3vn_vtqrbuigkhev">
               <w:r>
                 <w:rPr>
                   <w:rFonts w:ascii="Arial" w:cs="Arial" w:eastAsia="Arial" w:hAnsi="Arial"/>
@@ -20890,32 +20908,32 @@
         <w:tc>
           <w:tcPr>
             <w:tcW w:type="dxa" w:w="1520"/>
-            <w:shd w:fill="F2F2F2" w:color="auto" w:val="clear"/>
-            <w:tcMar>
-              <w:top w:type="dxa" w:w="60"/>
-              <w:left w:type="dxa" w:w="120"/>
-              <w:bottom w:type="dxa" w:w="60"/>
-              <w:right w:type="dxa" w:w="120"/>
-            </w:tcMar>
-            <w:vAlign w:val="top"/>
-          </w:tcPr>
-          <w:p>
-            <w:pPr>
-              <w:spacing w:after="40" w:before="0"/>
-              <w:jc w:val="left"/>
-            </w:pPr>
-            <w:r>
-              <w:rPr>
-                <w:rFonts w:ascii="Arial" w:cs="Arial" w:eastAsia="Arial" w:hAnsi="Arial"/>
-                <w:b/>
-                <w:bCs/>
-                <w:i w:val="false"/>
-                <w:iCs w:val="false"/>
-                <w:color w:val="000000"/>
-                <w:sz w:val="18"/>
-                <w:szCs w:val="18"/>
-              </w:rPr>
-              <w:t xml:space="preserve">Phase 3 — EXPLAIN (20 minutes)</w:t>
+            <w:shd w:fill="E2EFDA" w:color="auto" w:val="clear"/>
+            <w:tcMar>
+              <w:top w:type="dxa" w:w="60"/>
+              <w:left w:type="dxa" w:w="120"/>
+              <w:bottom w:type="dxa" w:w="60"/>
+              <w:right w:type="dxa" w:w="120"/>
+            </w:tcMar>
+            <w:vAlign w:val="top"/>
+          </w:tcPr>
+          <w:p>
+            <w:pPr>
+              <w:spacing w:after="40" w:before="0"/>
+              <w:jc w:val="left"/>
+            </w:pPr>
+            <w:r>
+              <w:rPr>
+                <w:rFonts w:ascii="Arial" w:cs="Arial" w:eastAsia="Arial" w:hAnsi="Arial"/>
+                <w:b/>
+                <w:bCs/>
+                <w:i w:val="false"/>
+                <w:iCs w:val="false"/>
+                <w:color w:val="000000"/>
+                <w:sz w:val="18"/>
+                <w:szCs w:val="18"/>
+              </w:rPr>
+              <w:t xml:space="preserve">Explain Phase</w:t>
             </w:r>
           </w:p>
           <w:p>
@@ -20938,7 +20956,7 @@
             <w:pPr>
               <w:spacing w:after="20" w:before="0"/>
             </w:pPr>
-            <w:hyperlink w:history="1" r:id="rIdxgjtsmg0ldewy8_7rewsa">
+            <w:hyperlink w:history="1" r:id="rIdx69or12j0erxghbfrsgg5">
               <w:r>
                 <w:rPr>
                   <w:rFonts w:ascii="Arial" w:cs="Arial" w:eastAsia="Arial" w:hAnsi="Arial"/>
@@ -20971,7 +20989,7 @@
               <w:spacing w:after="10" w:before="0"/>
               <w:ind w:left="120"/>
             </w:pPr>
-            <w:hyperlink w:history="1" r:id="rId0xgtttbv6tsfc5qhfzofy">
+            <w:hyperlink w:history="1" r:id="rId5airtsqautcz_yvhms5ts">
               <w:r>
                 <w:rPr>
                   <w:rFonts w:ascii="Arial" w:cs="Arial" w:eastAsia="Arial" w:hAnsi="Arial"/>
@@ -21016,7 +21034,7 @@
             <w:pPr>
               <w:spacing w:after="20" w:before="0"/>
             </w:pPr>
-            <w:hyperlink w:history="1" r:id="rIdvtm0ljjwndetbj7w0uwt1">
+            <w:hyperlink w:history="1" r:id="rIdlfctcbqqtdqb_zmekiyqe">
               <w:r>
                 <w:rPr>
                   <w:rFonts w:ascii="Arial" w:cs="Arial" w:eastAsia="Arial" w:hAnsi="Arial"/>
@@ -21049,7 +21067,7 @@
               <w:spacing w:after="10" w:before="0"/>
               <w:ind w:left="120"/>
             </w:pPr>
-            <w:hyperlink w:history="1" r:id="rIdk93p4iycdaoclm1vzof0g">
+            <w:hyperlink w:history="1" r:id="rIdumxrxzr-i8j0faco4bsmg">
               <w:r>
                 <w:rPr>
                   <w:rFonts w:ascii="Arial" w:cs="Arial" w:eastAsia="Arial" w:hAnsi="Arial"/>
@@ -21196,32 +21214,32 @@
         <w:tc>
           <w:tcPr>
             <w:tcW w:type="dxa" w:w="1520"/>
-            <w:shd w:fill="F2F2F2" w:color="auto" w:val="clear"/>
-            <w:tcMar>
-              <w:top w:type="dxa" w:w="60"/>
-              <w:left w:type="dxa" w:w="120"/>
-              <w:bottom w:type="dxa" w:w="60"/>
-              <w:right w:type="dxa" w:w="120"/>
-            </w:tcMar>
-            <w:vAlign w:val="top"/>
-          </w:tcPr>
-          <w:p>
-            <w:pPr>
-              <w:spacing w:after="40" w:before="0"/>
-              <w:jc w:val="left"/>
-            </w:pPr>
-            <w:r>
-              <w:rPr>
-                <w:rFonts w:ascii="Arial" w:cs="Arial" w:eastAsia="Arial" w:hAnsi="Arial"/>
-                <w:b/>
-                <w:bCs/>
-                <w:i w:val="false"/>
-                <w:iCs w:val="false"/>
-                <w:color w:val="000000"/>
-                <w:sz w:val="18"/>
-                <w:szCs w:val="18"/>
-              </w:rPr>
-              <w:t xml:space="preserve">Phase 4 — DRIVING QUESTION BOARD Update (10 minutes)</w:t>
+            <w:shd w:fill="FCE4D6" w:color="auto" w:val="clear"/>
+            <w:tcMar>
+              <w:top w:type="dxa" w:w="60"/>
+              <w:left w:type="dxa" w:w="120"/>
+              <w:bottom w:type="dxa" w:w="60"/>
+              <w:right w:type="dxa" w:w="120"/>
+            </w:tcMar>
+            <w:vAlign w:val="top"/>
+          </w:tcPr>
+          <w:p>
+            <w:pPr>
+              <w:spacing w:after="40" w:before="0"/>
+              <w:jc w:val="left"/>
+            </w:pPr>
+            <w:r>
+              <w:rPr>
+                <w:rFonts w:ascii="Arial" w:cs="Arial" w:eastAsia="Arial" w:hAnsi="Arial"/>
+                <w:b/>
+                <w:bCs/>
+                <w:i w:val="false"/>
+                <w:iCs w:val="false"/>
+                <w:color w:val="000000"/>
+                <w:sz w:val="18"/>
+                <w:szCs w:val="18"/>
+              </w:rPr>
+              <w:t xml:space="preserve">Driving Question Board (DQB) Creation</w:t>
             </w:r>
           </w:p>
           <w:p>
@@ -21244,7 +21262,7 @@
             <w:pPr>
               <w:spacing w:after="20" w:before="0"/>
             </w:pPr>
-            <w:hyperlink w:history="1" r:id="rIdwvuoszmydaa2v_ngmwmer">
+            <w:hyperlink w:history="1" r:id="rIdediciyt2ykqufajgf1i_m">
               <w:r>
                 <w:rPr>
                   <w:rFonts w:ascii="Arial" w:cs="Arial" w:eastAsia="Arial" w:hAnsi="Arial"/>
@@ -21277,7 +21295,7 @@
               <w:spacing w:after="10" w:before="0"/>
               <w:ind w:left="120"/>
             </w:pPr>
-            <w:hyperlink w:history="1" r:id="rIdge-nwqbx0peol2yqusm0t">
+            <w:hyperlink w:history="1" r:id="rIdblmztuq84o2zlr7h9d5uu">
               <w:r>
                 <w:rPr>
                   <w:rFonts w:ascii="Arial" w:cs="Arial" w:eastAsia="Arial" w:hAnsi="Arial"/>
@@ -21322,7 +21340,7 @@
             <w:pPr>
               <w:spacing w:after="20" w:before="0"/>
             </w:pPr>
-            <w:hyperlink w:history="1" r:id="rIdl3t2da17x9kh-dhe3ymd3">
+            <w:hyperlink w:history="1" r:id="rIdqjzk5hlxhtetvnwc958ww">
               <w:r>
                 <w:rPr>
                   <w:rFonts w:ascii="Arial" w:cs="Arial" w:eastAsia="Arial" w:hAnsi="Arial"/>
@@ -21355,7 +21373,7 @@
               <w:spacing w:after="10" w:before="0"/>
               <w:ind w:left="120"/>
             </w:pPr>
-            <w:hyperlink w:history="1" r:id="rIdmul3rg-vetdkizeqig7lv">
+            <w:hyperlink w:history="1" r:id="rIdjoybyjd0rpwc8lj_ztavl">
               <w:r>
                 <w:rPr>
                   <w:rFonts w:ascii="Arial" w:cs="Arial" w:eastAsia="Arial" w:hAnsi="Arial"/>
@@ -21502,32 +21520,32 @@
         <w:tc>
           <w:tcPr>
             <w:tcW w:type="dxa" w:w="1520"/>
-            <w:shd w:fill="F2F2F2" w:color="auto" w:val="clear"/>
-            <w:tcMar>
-              <w:top w:type="dxa" w:w="60"/>
-              <w:left w:type="dxa" w:w="120"/>
-              <w:bottom w:type="dxa" w:w="60"/>
-              <w:right w:type="dxa" w:w="120"/>
-            </w:tcMar>
-            <w:vAlign w:val="top"/>
-          </w:tcPr>
-          <w:p>
-            <w:pPr>
-              <w:spacing w:after="40" w:before="0"/>
-              <w:jc w:val="left"/>
-            </w:pPr>
-            <w:r>
-              <w:rPr>
-                <w:rFonts w:ascii="Arial" w:cs="Arial" w:eastAsia="Arial" w:hAnsi="Arial"/>
-                <w:b/>
-                <w:bCs/>
-                <w:i w:val="false"/>
-                <w:iCs w:val="false"/>
-                <w:color w:val="000000"/>
-                <w:sz w:val="18"/>
-                <w:szCs w:val="18"/>
-              </w:rPr>
-              <w:t xml:space="preserve">Phase 5 — MODEL BUILDING (15 minutes)</w:t>
+            <w:shd w:fill="D5E8F0" w:color="auto" w:val="clear"/>
+            <w:tcMar>
+              <w:top w:type="dxa" w:w="60"/>
+              <w:left w:type="dxa" w:w="120"/>
+              <w:bottom w:type="dxa" w:w="60"/>
+              <w:right w:type="dxa" w:w="120"/>
+            </w:tcMar>
+            <w:vAlign w:val="top"/>
+          </w:tcPr>
+          <w:p>
+            <w:pPr>
+              <w:spacing w:after="40" w:before="0"/>
+              <w:jc w:val="left"/>
+            </w:pPr>
+            <w:r>
+              <w:rPr>
+                <w:rFonts w:ascii="Arial" w:cs="Arial" w:eastAsia="Arial" w:hAnsi="Arial"/>
+                <w:b/>
+                <w:bCs/>
+                <w:i w:val="false"/>
+                <w:iCs w:val="false"/>
+                <w:color w:val="000000"/>
+                <w:sz w:val="18"/>
+                <w:szCs w:val="18"/>
+              </w:rPr>
+              <w:t xml:space="preserve">Model Building Phase</w:t>
             </w:r>
           </w:p>
           <w:p>
@@ -21550,7 +21568,7 @@
             <w:pPr>
               <w:spacing w:after="20" w:before="0"/>
             </w:pPr>
-            <w:hyperlink w:history="1" r:id="rId0i6f3rurdrjwul3lti6kl">
+            <w:hyperlink w:history="1" r:id="rIdx2hl6pnn2z6g6hjqbb--q">
               <w:r>
                 <w:rPr>
                   <w:rFonts w:ascii="Arial" w:cs="Arial" w:eastAsia="Arial" w:hAnsi="Arial"/>
@@ -21583,7 +21601,7 @@
               <w:spacing w:after="10" w:before="0"/>
               <w:ind w:left="120"/>
             </w:pPr>
-            <w:hyperlink w:history="1" r:id="rId5osjgnzb-igioabgfsjtb">
+            <w:hyperlink w:history="1" r:id="rIdrtzllg9swqjl9nikxas9d">
               <w:r>
                 <w:rPr>
                   <w:rFonts w:ascii="Arial" w:cs="Arial" w:eastAsia="Arial" w:hAnsi="Arial"/>
@@ -21628,7 +21646,7 @@
             <w:pPr>
               <w:spacing w:after="20" w:before="0"/>
             </w:pPr>
-            <w:hyperlink w:history="1" r:id="rId4k5g-kkdniotfvt-bnvju">
+            <w:hyperlink w:history="1" r:id="rIdabjwv1bezbxntfazwhbe5">
               <w:r>
                 <w:rPr>
                   <w:rFonts w:ascii="Arial" w:cs="Arial" w:eastAsia="Arial" w:hAnsi="Arial"/>
@@ -21661,7 +21679,7 @@
               <w:spacing w:after="10" w:before="0"/>
               <w:ind w:left="120"/>
             </w:pPr>
-            <w:hyperlink w:history="1" r:id="rIdv-pmbhp5l80q5dhstsrgh">
+            <w:hyperlink w:history="1" r:id="rIdrskec9tzfaijsdpgjlnsw">
               <w:r>
                 <w:rPr>
                   <w:rFonts w:ascii="Arial" w:cs="Arial" w:eastAsia="Arial" w:hAnsi="Arial"/>
@@ -23214,32 +23232,32 @@
         <w:tc>
           <w:tcPr>
             <w:tcW w:type="dxa" w:w="1520"/>
-            <w:shd w:fill="F2F2F2" w:color="auto" w:val="clear"/>
-            <w:tcMar>
-              <w:top w:type="dxa" w:w="60"/>
-              <w:left w:type="dxa" w:w="120"/>
-              <w:bottom w:type="dxa" w:w="60"/>
-              <w:right w:type="dxa" w:w="120"/>
-            </w:tcMar>
-            <w:vAlign w:val="top"/>
-          </w:tcPr>
-          <w:p>
-            <w:pPr>
-              <w:spacing w:after="40" w:before="0"/>
-              <w:jc w:val="left"/>
-            </w:pPr>
-            <w:r>
-              <w:rPr>
-                <w:rFonts w:ascii="Arial" w:cs="Arial" w:eastAsia="Arial" w:hAnsi="Arial"/>
-                <w:b/>
-                <w:bCs/>
-                <w:i w:val="false"/>
-                <w:iCs w:val="false"/>
-                <w:color w:val="000000"/>
-                <w:sz w:val="18"/>
-                <w:szCs w:val="18"/>
-              </w:rPr>
-              <w:t xml:space="preserve">Phase 1 — Predict</w:t>
+            <w:shd w:fill="EAD1F5" w:color="auto" w:val="clear"/>
+            <w:tcMar>
+              <w:top w:type="dxa" w:w="60"/>
+              <w:left w:type="dxa" w:w="120"/>
+              <w:bottom w:type="dxa" w:w="60"/>
+              <w:right w:type="dxa" w:w="120"/>
+            </w:tcMar>
+            <w:vAlign w:val="top"/>
+          </w:tcPr>
+          <w:p>
+            <w:pPr>
+              <w:spacing w:after="40" w:before="0"/>
+              <w:jc w:val="left"/>
+            </w:pPr>
+            <w:r>
+              <w:rPr>
+                <w:rFonts w:ascii="Arial" w:cs="Arial" w:eastAsia="Arial" w:hAnsi="Arial"/>
+                <w:b/>
+                <w:bCs/>
+                <w:i w:val="false"/>
+                <w:iCs w:val="false"/>
+                <w:color w:val="000000"/>
+                <w:sz w:val="18"/>
+                <w:szCs w:val="18"/>
+              </w:rPr>
+              <w:t xml:space="preserve">Predict Phase</w:t>
             </w:r>
           </w:p>
           <w:p>
@@ -23262,7 +23280,7 @@
             <w:pPr>
               <w:spacing w:after="20" w:before="0"/>
             </w:pPr>
-            <w:hyperlink w:history="1" r:id="rIdd3cdetcg6lp8i1cxzghyr">
+            <w:hyperlink w:history="1" r:id="rIdiqb1lamro4jqyihqolq_u">
               <w:r>
                 <w:rPr>
                   <w:rFonts w:ascii="Arial" w:cs="Arial" w:eastAsia="Arial" w:hAnsi="Arial"/>
@@ -23295,7 +23313,7 @@
               <w:spacing w:after="10" w:before="0"/>
               <w:ind w:left="120"/>
             </w:pPr>
-            <w:hyperlink w:history="1" r:id="rId7vscr6csaab58rkiznmbi">
+            <w:hyperlink w:history="1" r:id="rIdu2r2ubqox8rly00pyb3mi">
               <w:r>
                 <w:rPr>
                   <w:rFonts w:ascii="Arial" w:cs="Arial" w:eastAsia="Arial" w:hAnsi="Arial"/>
@@ -23340,7 +23358,7 @@
             <w:pPr>
               <w:spacing w:after="20" w:before="0"/>
             </w:pPr>
-            <w:hyperlink w:history="1" r:id="rIdteog5h0pw6l1k3ltjm7ab">
+            <w:hyperlink w:history="1" r:id="rIdh3alu7fyt4sfrfv7lzwpn">
               <w:r>
                 <w:rPr>
                   <w:rFonts w:ascii="Arial" w:cs="Arial" w:eastAsia="Arial" w:hAnsi="Arial"/>
@@ -23373,7 +23391,7 @@
               <w:spacing w:after="10" w:before="0"/>
               <w:ind w:left="120"/>
             </w:pPr>
-            <w:hyperlink w:history="1" r:id="rIdury6tltpoxthbacijttow">
+            <w:hyperlink w:history="1" r:id="rId4l1fc2fa1bspqse-fugcq">
               <w:r>
                 <w:rPr>
                   <w:rFonts w:ascii="Arial" w:cs="Arial" w:eastAsia="Arial" w:hAnsi="Arial"/>
@@ -23520,32 +23538,32 @@
         <w:tc>
           <w:tcPr>
             <w:tcW w:type="dxa" w:w="1520"/>
-            <w:shd w:fill="F2F2F2" w:color="auto" w:val="clear"/>
-            <w:tcMar>
-              <w:top w:type="dxa" w:w="60"/>
-              <w:left w:type="dxa" w:w="120"/>
-              <w:bottom w:type="dxa" w:w="60"/>
-              <w:right w:type="dxa" w:w="120"/>
-            </w:tcMar>
-            <w:vAlign w:val="top"/>
-          </w:tcPr>
-          <w:p>
-            <w:pPr>
-              <w:spacing w:after="40" w:before="0"/>
-              <w:jc w:val="left"/>
-            </w:pPr>
-            <w:r>
-              <w:rPr>
-                <w:rFonts w:ascii="Arial" w:cs="Arial" w:eastAsia="Arial" w:hAnsi="Arial"/>
-                <w:b/>
-                <w:bCs/>
-                <w:i w:val="false"/>
-                <w:iCs w:val="false"/>
-                <w:color w:val="000000"/>
-                <w:sz w:val="18"/>
-                <w:szCs w:val="18"/>
-              </w:rPr>
-              <w:t xml:space="preserve">Phase 2 — Observe</w:t>
+            <w:shd w:fill="D9EEF1" w:color="auto" w:val="clear"/>
+            <w:tcMar>
+              <w:top w:type="dxa" w:w="60"/>
+              <w:left w:type="dxa" w:w="120"/>
+              <w:bottom w:type="dxa" w:w="60"/>
+              <w:right w:type="dxa" w:w="120"/>
+            </w:tcMar>
+            <w:vAlign w:val="top"/>
+          </w:tcPr>
+          <w:p>
+            <w:pPr>
+              <w:spacing w:after="40" w:before="0"/>
+              <w:jc w:val="left"/>
+            </w:pPr>
+            <w:r>
+              <w:rPr>
+                <w:rFonts w:ascii="Arial" w:cs="Arial" w:eastAsia="Arial" w:hAnsi="Arial"/>
+                <w:b/>
+                <w:bCs/>
+                <w:i w:val="false"/>
+                <w:iCs w:val="false"/>
+                <w:color w:val="000000"/>
+                <w:sz w:val="18"/>
+                <w:szCs w:val="18"/>
+              </w:rPr>
+              <w:t xml:space="preserve">Observe Phase</w:t>
             </w:r>
           </w:p>
           <w:p>
@@ -23568,7 +23586,7 @@
             <w:pPr>
               <w:spacing w:after="20" w:before="0"/>
             </w:pPr>
-            <w:hyperlink w:history="1" r:id="rIdhclqkkbiwr9fbgnjnwmc9">
+            <w:hyperlink w:history="1" r:id="rIdbd94q_pt0ql9hexlabzpa">
               <w:r>
                 <w:rPr>
                   <w:rFonts w:ascii="Arial" w:cs="Arial" w:eastAsia="Arial" w:hAnsi="Arial"/>
@@ -23601,7 +23619,7 @@
               <w:spacing w:after="10" w:before="0"/>
               <w:ind w:left="120"/>
             </w:pPr>
-            <w:hyperlink w:history="1" r:id="rIdj-8zehht8hf-barabym3l">
+            <w:hyperlink w:history="1" r:id="rIdtqdnp0560jousg03kgpej">
               <w:r>
                 <w:rPr>
                   <w:rFonts w:ascii="Arial" w:cs="Arial" w:eastAsia="Arial" w:hAnsi="Arial"/>
@@ -23646,7 +23664,7 @@
             <w:pPr>
               <w:spacing w:after="20" w:before="0"/>
             </w:pPr>
-            <w:hyperlink w:history="1" r:id="rIdxbdejtyjp24g-x80atbpu">
+            <w:hyperlink w:history="1" r:id="rIdhyzop1mwullvfwjqj7pm8">
               <w:r>
                 <w:rPr>
                   <w:rFonts w:ascii="Arial" w:cs="Arial" w:eastAsia="Arial" w:hAnsi="Arial"/>
@@ -23679,7 +23697,7 @@
               <w:spacing w:after="10" w:before="0"/>
               <w:ind w:left="120"/>
             </w:pPr>
-            <w:hyperlink w:history="1" r:id="rIdfnhzo2br8hvy8xa0anli9">
+            <w:hyperlink w:history="1" r:id="rId5m4w-stgxei4hk0rrj1ou">
               <w:r>
                 <w:rPr>
                   <w:rFonts w:ascii="Arial" w:cs="Arial" w:eastAsia="Arial" w:hAnsi="Arial"/>
@@ -23826,32 +23844,32 @@
         <w:tc>
           <w:tcPr>
             <w:tcW w:type="dxa" w:w="1520"/>
-            <w:shd w:fill="F2F2F2" w:color="auto" w:val="clear"/>
-            <w:tcMar>
-              <w:top w:type="dxa" w:w="60"/>
-              <w:left w:type="dxa" w:w="120"/>
-              <w:bottom w:type="dxa" w:w="60"/>
-              <w:right w:type="dxa" w:w="120"/>
-            </w:tcMar>
-            <w:vAlign w:val="top"/>
-          </w:tcPr>
-          <w:p>
-            <w:pPr>
-              <w:spacing w:after="40" w:before="0"/>
-              <w:jc w:val="left"/>
-            </w:pPr>
-            <w:r>
-              <w:rPr>
-                <w:rFonts w:ascii="Arial" w:cs="Arial" w:eastAsia="Arial" w:hAnsi="Arial"/>
-                <w:b/>
-                <w:bCs/>
-                <w:i w:val="false"/>
-                <w:iCs w:val="false"/>
-                <w:color w:val="000000"/>
-                <w:sz w:val="18"/>
-                <w:szCs w:val="18"/>
-              </w:rPr>
-              <w:t xml:space="preserve">Phase 3 — Explain</w:t>
+            <w:shd w:fill="E2EFDA" w:color="auto" w:val="clear"/>
+            <w:tcMar>
+              <w:top w:type="dxa" w:w="60"/>
+              <w:left w:type="dxa" w:w="120"/>
+              <w:bottom w:type="dxa" w:w="60"/>
+              <w:right w:type="dxa" w:w="120"/>
+            </w:tcMar>
+            <w:vAlign w:val="top"/>
+          </w:tcPr>
+          <w:p>
+            <w:pPr>
+              <w:spacing w:after="40" w:before="0"/>
+              <w:jc w:val="left"/>
+            </w:pPr>
+            <w:r>
+              <w:rPr>
+                <w:rFonts w:ascii="Arial" w:cs="Arial" w:eastAsia="Arial" w:hAnsi="Arial"/>
+                <w:b/>
+                <w:bCs/>
+                <w:i w:val="false"/>
+                <w:iCs w:val="false"/>
+                <w:color w:val="000000"/>
+                <w:sz w:val="18"/>
+                <w:szCs w:val="18"/>
+              </w:rPr>
+              <w:t xml:space="preserve">Explain Phase</w:t>
             </w:r>
           </w:p>
           <w:p>
@@ -23874,7 +23892,7 @@
             <w:pPr>
               <w:spacing w:after="20" w:before="0"/>
             </w:pPr>
-            <w:hyperlink w:history="1" r:id="rId2dcgzd653snvpsbb402z7">
+            <w:hyperlink w:history="1" r:id="rId9qrmct9ycpvkokjj1kyss">
               <w:r>
                 <w:rPr>
                   <w:rFonts w:ascii="Arial" w:cs="Arial" w:eastAsia="Arial" w:hAnsi="Arial"/>
@@ -23907,7 +23925,7 @@
               <w:spacing w:after="10" w:before="0"/>
               <w:ind w:left="120"/>
             </w:pPr>
-            <w:hyperlink w:history="1" r:id="rIdkdrwcu1arhn_yi6i0_yh2">
+            <w:hyperlink w:history="1" r:id="rIdtzk6qxkikzftmyarrmy7o">
               <w:r>
                 <w:rPr>
                   <w:rFonts w:ascii="Arial" w:cs="Arial" w:eastAsia="Arial" w:hAnsi="Arial"/>
@@ -23952,7 +23970,7 @@
             <w:pPr>
               <w:spacing w:after="20" w:before="0"/>
             </w:pPr>
-            <w:hyperlink w:history="1" r:id="rIdozaqycekzdztbynvwguut">
+            <w:hyperlink w:history="1" r:id="rIdduamp5iovtemulekvr4e9">
               <w:r>
                 <w:rPr>
                   <w:rFonts w:ascii="Arial" w:cs="Arial" w:eastAsia="Arial" w:hAnsi="Arial"/>
@@ -23985,7 +24003,7 @@
               <w:spacing w:after="10" w:before="0"/>
               <w:ind w:left="120"/>
             </w:pPr>
-            <w:hyperlink w:history="1" r:id="rIdxvgfunnjqrux_1ctivh-k">
+            <w:hyperlink w:history="1" r:id="rIdmcwhm5pzcuwohujulrzqr">
               <w:r>
                 <w:rPr>
                   <w:rFonts w:ascii="Arial" w:cs="Arial" w:eastAsia="Arial" w:hAnsi="Arial"/>
@@ -24132,32 +24150,32 @@
         <w:tc>
           <w:tcPr>
             <w:tcW w:type="dxa" w:w="1520"/>
-            <w:shd w:fill="F2F2F2" w:color="auto" w:val="clear"/>
-            <w:tcMar>
-              <w:top w:type="dxa" w:w="60"/>
-              <w:left w:type="dxa" w:w="120"/>
-              <w:bottom w:type="dxa" w:w="60"/>
-              <w:right w:type="dxa" w:w="120"/>
-            </w:tcMar>
-            <w:vAlign w:val="top"/>
-          </w:tcPr>
-          <w:p>
-            <w:pPr>
-              <w:spacing w:after="40" w:before="0"/>
-              <w:jc w:val="left"/>
-            </w:pPr>
-            <w:r>
-              <w:rPr>
-                <w:rFonts w:ascii="Arial" w:cs="Arial" w:eastAsia="Arial" w:hAnsi="Arial"/>
-                <w:b/>
-                <w:bCs/>
-                <w:i w:val="false"/>
-                <w:iCs w:val="false"/>
-                <w:color w:val="000000"/>
-                <w:sz w:val="18"/>
-                <w:szCs w:val="18"/>
-              </w:rPr>
-              <w:t xml:space="preserve">Phase 4 — Driving Question Board (DQB) Update</w:t>
+            <w:shd w:fill="FCE4D6" w:color="auto" w:val="clear"/>
+            <w:tcMar>
+              <w:top w:type="dxa" w:w="60"/>
+              <w:left w:type="dxa" w:w="120"/>
+              <w:bottom w:type="dxa" w:w="60"/>
+              <w:right w:type="dxa" w:w="120"/>
+            </w:tcMar>
+            <w:vAlign w:val="top"/>
+          </w:tcPr>
+          <w:p>
+            <w:pPr>
+              <w:spacing w:after="40" w:before="0"/>
+              <w:jc w:val="left"/>
+            </w:pPr>
+            <w:r>
+              <w:rPr>
+                <w:rFonts w:ascii="Arial" w:cs="Arial" w:eastAsia="Arial" w:hAnsi="Arial"/>
+                <w:b/>
+                <w:bCs/>
+                <w:i w:val="false"/>
+                <w:iCs w:val="false"/>
+                <w:color w:val="000000"/>
+                <w:sz w:val="18"/>
+                <w:szCs w:val="18"/>
+              </w:rPr>
+              <w:t xml:space="preserve">Driving Question Board (DQB) Creation</w:t>
             </w:r>
           </w:p>
           <w:p>
@@ -24180,7 +24198,7 @@
             <w:pPr>
               <w:spacing w:after="20" w:before="0"/>
             </w:pPr>
-            <w:hyperlink w:history="1" r:id="rId9tfz7ntcno6mvjja5w50m">
+            <w:hyperlink w:history="1" r:id="rIdf2nmd7za_bibpdump__mv">
               <w:r>
                 <w:rPr>
                   <w:rFonts w:ascii="Arial" w:cs="Arial" w:eastAsia="Arial" w:hAnsi="Arial"/>
@@ -24213,7 +24231,7 @@
               <w:spacing w:after="10" w:before="0"/>
               <w:ind w:left="120"/>
             </w:pPr>
-            <w:hyperlink w:history="1" r:id="rIditgzbvniyau_nvoytfaru">
+            <w:hyperlink w:history="1" r:id="rIdooqrppizbkntbvo1yxezl">
               <w:r>
                 <w:rPr>
                   <w:rFonts w:ascii="Arial" w:cs="Arial" w:eastAsia="Arial" w:hAnsi="Arial"/>
@@ -24258,7 +24276,7 @@
             <w:pPr>
               <w:spacing w:after="20" w:before="0"/>
             </w:pPr>
-            <w:hyperlink w:history="1" r:id="rIdwynmbbjvhio1rpr4lqy6-">
+            <w:hyperlink w:history="1" r:id="rIdnp-dhqtnc9rppvgf6klqx">
               <w:r>
                 <w:rPr>
                   <w:rFonts w:ascii="Arial" w:cs="Arial" w:eastAsia="Arial" w:hAnsi="Arial"/>
@@ -24291,7 +24309,7 @@
               <w:spacing w:after="10" w:before="0"/>
               <w:ind w:left="120"/>
             </w:pPr>
-            <w:hyperlink w:history="1" r:id="rId-m5nnomevga8w-jykrmh6">
+            <w:hyperlink w:history="1" r:id="rIdwc6jmtsndeyy4o8w6r1gb">
               <w:r>
                 <w:rPr>
                   <w:rFonts w:ascii="Arial" w:cs="Arial" w:eastAsia="Arial" w:hAnsi="Arial"/>
@@ -24438,32 +24456,32 @@
         <w:tc>
           <w:tcPr>
             <w:tcW w:type="dxa" w:w="1520"/>
-            <w:shd w:fill="F2F2F2" w:color="auto" w:val="clear"/>
-            <w:tcMar>
-              <w:top w:type="dxa" w:w="60"/>
-              <w:left w:type="dxa" w:w="120"/>
-              <w:bottom w:type="dxa" w:w="60"/>
-              <w:right w:type="dxa" w:w="120"/>
-            </w:tcMar>
-            <w:vAlign w:val="top"/>
-          </w:tcPr>
-          <w:p>
-            <w:pPr>
-              <w:spacing w:after="40" w:before="0"/>
-              <w:jc w:val="left"/>
-            </w:pPr>
-            <w:r>
-              <w:rPr>
-                <w:rFonts w:ascii="Arial" w:cs="Arial" w:eastAsia="Arial" w:hAnsi="Arial"/>
-                <w:b/>
-                <w:bCs/>
-                <w:i w:val="false"/>
-                <w:iCs w:val="false"/>
-                <w:color w:val="000000"/>
-                <w:sz w:val="18"/>
-                <w:szCs w:val="18"/>
-              </w:rPr>
-              <w:t xml:space="preserve">Phase 5 — Model Building</w:t>
+            <w:shd w:fill="D5E8F0" w:color="auto" w:val="clear"/>
+            <w:tcMar>
+              <w:top w:type="dxa" w:w="60"/>
+              <w:left w:type="dxa" w:w="120"/>
+              <w:bottom w:type="dxa" w:w="60"/>
+              <w:right w:type="dxa" w:w="120"/>
+            </w:tcMar>
+            <w:vAlign w:val="top"/>
+          </w:tcPr>
+          <w:p>
+            <w:pPr>
+              <w:spacing w:after="40" w:before="0"/>
+              <w:jc w:val="left"/>
+            </w:pPr>
+            <w:r>
+              <w:rPr>
+                <w:rFonts w:ascii="Arial" w:cs="Arial" w:eastAsia="Arial" w:hAnsi="Arial"/>
+                <w:b/>
+                <w:bCs/>
+                <w:i w:val="false"/>
+                <w:iCs w:val="false"/>
+                <w:color w:val="000000"/>
+                <w:sz w:val="18"/>
+                <w:szCs w:val="18"/>
+              </w:rPr>
+              <w:t xml:space="preserve">Model Building Phase</w:t>
             </w:r>
           </w:p>
           <w:p>
@@ -24486,7 +24504,7 @@
             <w:pPr>
               <w:spacing w:after="20" w:before="0"/>
             </w:pPr>
-            <w:hyperlink w:history="1" r:id="rIdbi9lrj8oprq1wnle68dwm">
+            <w:hyperlink w:history="1" r:id="rIdb4qqtiu5ggwtjmylqn4de">
               <w:r>
                 <w:rPr>
                   <w:rFonts w:ascii="Arial" w:cs="Arial" w:eastAsia="Arial" w:hAnsi="Arial"/>
@@ -24519,7 +24537,7 @@
               <w:spacing w:after="10" w:before="0"/>
               <w:ind w:left="120"/>
             </w:pPr>
-            <w:hyperlink w:history="1" r:id="rIdyevonbv4q6qa69wpqzojv">
+            <w:hyperlink w:history="1" r:id="rIdaiaidyzybh88b9tcgsdsk">
               <w:r>
                 <w:rPr>
                   <w:rFonts w:ascii="Arial" w:cs="Arial" w:eastAsia="Arial" w:hAnsi="Arial"/>
@@ -24564,7 +24582,7 @@
             <w:pPr>
               <w:spacing w:after="20" w:before="0"/>
             </w:pPr>
-            <w:hyperlink w:history="1" r:id="rIdif4fkuvotuhjbn6hvtkwf">
+            <w:hyperlink w:history="1" r:id="rId0r1btu8cniqg3vjsrema0">
               <w:r>
                 <w:rPr>
                   <w:rFonts w:ascii="Arial" w:cs="Arial" w:eastAsia="Arial" w:hAnsi="Arial"/>
@@ -24597,7 +24615,7 @@
               <w:spacing w:after="10" w:before="0"/>
               <w:ind w:left="120"/>
             </w:pPr>
-            <w:hyperlink w:history="1" r:id="rIduz4wioyzehmr723ebauzk">
+            <w:hyperlink w:history="1" r:id="rIdoer8o9ujpeeukjrgyhmvj">
               <w:r>
                 <w:rPr>
                   <w:rFonts w:ascii="Arial" w:cs="Arial" w:eastAsia="Arial" w:hAnsi="Arial"/>
@@ -26036,32 +26054,32 @@
         <w:tc>
           <w:tcPr>
             <w:tcW w:type="dxa" w:w="1520"/>
-            <w:shd w:fill="F2F2F2" w:color="auto" w:val="clear"/>
-            <w:tcMar>
-              <w:top w:type="dxa" w:w="60"/>
-              <w:left w:type="dxa" w:w="120"/>
-              <w:bottom w:type="dxa" w:w="60"/>
-              <w:right w:type="dxa" w:w="120"/>
-            </w:tcMar>
-            <w:vAlign w:val="top"/>
-          </w:tcPr>
-          <w:p>
-            <w:pPr>
-              <w:spacing w:after="40" w:before="0"/>
-              <w:jc w:val="left"/>
-            </w:pPr>
-            <w:r>
-              <w:rPr>
-                <w:rFonts w:ascii="Arial" w:cs="Arial" w:eastAsia="Arial" w:hAnsi="Arial"/>
-                <w:b/>
-                <w:bCs/>
-                <w:i w:val="false"/>
-                <w:iCs w:val="false"/>
-                <w:color w:val="000000"/>
-                <w:sz w:val="18"/>
-                <w:szCs w:val="18"/>
-              </w:rPr>
-              <w:t xml:space="preserve">Phase 1 — Predict: Revisiting First Thinking</w:t>
+            <w:shd w:fill="EAD1F5" w:color="auto" w:val="clear"/>
+            <w:tcMar>
+              <w:top w:type="dxa" w:w="60"/>
+              <w:left w:type="dxa" w:w="120"/>
+              <w:bottom w:type="dxa" w:w="60"/>
+              <w:right w:type="dxa" w:w="120"/>
+            </w:tcMar>
+            <w:vAlign w:val="top"/>
+          </w:tcPr>
+          <w:p>
+            <w:pPr>
+              <w:spacing w:after="40" w:before="0"/>
+              <w:jc w:val="left"/>
+            </w:pPr>
+            <w:r>
+              <w:rPr>
+                <w:rFonts w:ascii="Arial" w:cs="Arial" w:eastAsia="Arial" w:hAnsi="Arial"/>
+                <w:b/>
+                <w:bCs/>
+                <w:i w:val="false"/>
+                <w:iCs w:val="false"/>
+                <w:color w:val="000000"/>
+                <w:sz w:val="18"/>
+                <w:szCs w:val="18"/>
+              </w:rPr>
+              <w:t xml:space="preserve">Predict Phase</w:t>
             </w:r>
           </w:p>
           <w:p>
@@ -26084,7 +26102,7 @@
             <w:pPr>
               <w:spacing w:after="20" w:before="0"/>
             </w:pPr>
-            <w:hyperlink w:history="1" r:id="rIdtszxchuvsqzdvwzwhwwjv">
+            <w:hyperlink w:history="1" r:id="rIdzwsymwurwzufrk2fhbzhk">
               <w:r>
                 <w:rPr>
                   <w:rFonts w:ascii="Arial" w:cs="Arial" w:eastAsia="Arial" w:hAnsi="Arial"/>
@@ -26117,7 +26135,7 @@
               <w:spacing w:after="10" w:before="0"/>
               <w:ind w:left="120"/>
             </w:pPr>
-            <w:hyperlink w:history="1" r:id="rIds0j-tekju3ukhsdgvb9d7">
+            <w:hyperlink w:history="1" r:id="rIdz4-h-mh7hjx0w-szgiuki">
               <w:r>
                 <w:rPr>
                   <w:rFonts w:ascii="Arial" w:cs="Arial" w:eastAsia="Arial" w:hAnsi="Arial"/>
@@ -26162,7 +26180,7 @@
             <w:pPr>
               <w:spacing w:after="20" w:before="0"/>
             </w:pPr>
-            <w:hyperlink w:history="1" r:id="rIdb6bdb38zapawlqwf83_n4">
+            <w:hyperlink w:history="1" r:id="rId7jtatjffcyp5sz9a7c3k-">
               <w:r>
                 <w:rPr>
                   <w:rFonts w:ascii="Arial" w:cs="Arial" w:eastAsia="Arial" w:hAnsi="Arial"/>
@@ -26195,7 +26213,7 @@
               <w:spacing w:after="10" w:before="0"/>
               <w:ind w:left="120"/>
             </w:pPr>
-            <w:hyperlink w:history="1" r:id="rIdrlmzzf9k6usc00p0_y1kz">
+            <w:hyperlink w:history="1" r:id="rIdqr-1kfzs_z87tghlqafrm">
               <w:r>
                 <w:rPr>
                   <w:rFonts w:ascii="Arial" w:cs="Arial" w:eastAsia="Arial" w:hAnsi="Arial"/>
@@ -26342,32 +26360,32 @@
         <w:tc>
           <w:tcPr>
             <w:tcW w:type="dxa" w:w="1520"/>
-            <w:shd w:fill="F2F2F2" w:color="auto" w:val="clear"/>
-            <w:tcMar>
-              <w:top w:type="dxa" w:w="60"/>
-              <w:left w:type="dxa" w:w="120"/>
-              <w:bottom w:type="dxa" w:w="60"/>
-              <w:right w:type="dxa" w:w="120"/>
-            </w:tcMar>
-            <w:vAlign w:val="top"/>
-          </w:tcPr>
-          <w:p>
-            <w:pPr>
-              <w:spacing w:after="40" w:before="0"/>
-              <w:jc w:val="left"/>
-            </w:pPr>
-            <w:r>
-              <w:rPr>
-                <w:rFonts w:ascii="Arial" w:cs="Arial" w:eastAsia="Arial" w:hAnsi="Arial"/>
-                <w:b/>
-                <w:bCs/>
-                <w:i w:val="false"/>
-                <w:iCs w:val="false"/>
-                <w:color w:val="000000"/>
-                <w:sz w:val="18"/>
-                <w:szCs w:val="18"/>
-              </w:rPr>
-              <w:t xml:space="preserve">Phase 2 — Observe: Gallery of Evidence from the Unit</w:t>
+            <w:shd w:fill="D9EEF1" w:color="auto" w:val="clear"/>
+            <w:tcMar>
+              <w:top w:type="dxa" w:w="60"/>
+              <w:left w:type="dxa" w:w="120"/>
+              <w:bottom w:type="dxa" w:w="60"/>
+              <w:right w:type="dxa" w:w="120"/>
+            </w:tcMar>
+            <w:vAlign w:val="top"/>
+          </w:tcPr>
+          <w:p>
+            <w:pPr>
+              <w:spacing w:after="40" w:before="0"/>
+              <w:jc w:val="left"/>
+            </w:pPr>
+            <w:r>
+              <w:rPr>
+                <w:rFonts w:ascii="Arial" w:cs="Arial" w:eastAsia="Arial" w:hAnsi="Arial"/>
+                <w:b/>
+                <w:bCs/>
+                <w:i w:val="false"/>
+                <w:iCs w:val="false"/>
+                <w:color w:val="000000"/>
+                <w:sz w:val="18"/>
+                <w:szCs w:val="18"/>
+              </w:rPr>
+              <w:t xml:space="preserve">Observe Phase</w:t>
             </w:r>
           </w:p>
           <w:p>
@@ -26390,7 +26408,7 @@
             <w:pPr>
               <w:spacing w:after="20" w:before="0"/>
             </w:pPr>
-            <w:hyperlink w:history="1" r:id="rIdj2qrcyjlbex7jr2yzy_-m">
+            <w:hyperlink w:history="1" r:id="rIdlrypgwvmonuaps5mkv-1v">
               <w:r>
                 <w:rPr>
                   <w:rFonts w:ascii="Arial" w:cs="Arial" w:eastAsia="Arial" w:hAnsi="Arial"/>
@@ -26423,7 +26441,7 @@
               <w:spacing w:after="10" w:before="0"/>
               <w:ind w:left="120"/>
             </w:pPr>
-            <w:hyperlink w:history="1" r:id="rIdoee3yuz2qbgh3n_vkw87x">
+            <w:hyperlink w:history="1" r:id="rId5trskznm5e2ydmoliepqp">
               <w:r>
                 <w:rPr>
                   <w:rFonts w:ascii="Arial" w:cs="Arial" w:eastAsia="Arial" w:hAnsi="Arial"/>
@@ -26468,7 +26486,7 @@
             <w:pPr>
               <w:spacing w:after="20" w:before="0"/>
             </w:pPr>
-            <w:hyperlink w:history="1" r:id="rIdaltzi7zjovmwwqvrhuzir">
+            <w:hyperlink w:history="1" r:id="rIdzknhjhc1imqbmztkdcttr">
               <w:r>
                 <w:rPr>
                   <w:rFonts w:ascii="Arial" w:cs="Arial" w:eastAsia="Arial" w:hAnsi="Arial"/>
@@ -26501,7 +26519,7 @@
               <w:spacing w:after="10" w:before="0"/>
               <w:ind w:left="120"/>
             </w:pPr>
-            <w:hyperlink w:history="1" r:id="rIdg_o_swcfhyqy_9wsbj3zw">
+            <w:hyperlink w:history="1" r:id="rId_jspove8izm73vpsdctl1">
               <w:r>
                 <w:rPr>
                   <w:rFonts w:ascii="Arial" w:cs="Arial" w:eastAsia="Arial" w:hAnsi="Arial"/>
@@ -26648,32 +26666,32 @@
         <w:tc>
           <w:tcPr>
             <w:tcW w:type="dxa" w:w="1520"/>
-            <w:shd w:fill="F2F2F2" w:color="auto" w:val="clear"/>
-            <w:tcMar>
-              <w:top w:type="dxa" w:w="60"/>
-              <w:left w:type="dxa" w:w="120"/>
-              <w:bottom w:type="dxa" w:w="60"/>
-              <w:right w:type="dxa" w:w="120"/>
-            </w:tcMar>
-            <w:vAlign w:val="top"/>
-          </w:tcPr>
-          <w:p>
-            <w:pPr>
-              <w:spacing w:after="40" w:before="0"/>
-              <w:jc w:val="left"/>
-            </w:pPr>
-            <w:r>
-              <w:rPr>
-                <w:rFonts w:ascii="Arial" w:cs="Arial" w:eastAsia="Arial" w:hAnsi="Arial"/>
-                <w:b/>
-                <w:bCs/>
-                <w:i w:val="false"/>
-                <w:iCs w:val="false"/>
-                <w:color w:val="000000"/>
-                <w:sz w:val="18"/>
-                <w:szCs w:val="18"/>
-              </w:rPr>
-              <w:t xml:space="preserve">Phase 3 — Explain: Cumulative Model Construction and Gallery Presentation</w:t>
+            <w:shd w:fill="E2EFDA" w:color="auto" w:val="clear"/>
+            <w:tcMar>
+              <w:top w:type="dxa" w:w="60"/>
+              <w:left w:type="dxa" w:w="120"/>
+              <w:bottom w:type="dxa" w:w="60"/>
+              <w:right w:type="dxa" w:w="120"/>
+            </w:tcMar>
+            <w:vAlign w:val="top"/>
+          </w:tcPr>
+          <w:p>
+            <w:pPr>
+              <w:spacing w:after="40" w:before="0"/>
+              <w:jc w:val="left"/>
+            </w:pPr>
+            <w:r>
+              <w:rPr>
+                <w:rFonts w:ascii="Arial" w:cs="Arial" w:eastAsia="Arial" w:hAnsi="Arial"/>
+                <w:b/>
+                <w:bCs/>
+                <w:i w:val="false"/>
+                <w:iCs w:val="false"/>
+                <w:color w:val="000000"/>
+                <w:sz w:val="18"/>
+                <w:szCs w:val="18"/>
+              </w:rPr>
+              <w:t xml:space="preserve">Explain Phase</w:t>
             </w:r>
           </w:p>
           <w:p>
@@ -26696,7 +26714,7 @@
             <w:pPr>
               <w:spacing w:after="20" w:before="0"/>
             </w:pPr>
-            <w:hyperlink w:history="1" r:id="rIdh9rgpxwtwvgmyfnepm-hh">
+            <w:hyperlink w:history="1" r:id="rIdytcmwhcoeo0-vezi2bysi">
               <w:r>
                 <w:rPr>
                   <w:rFonts w:ascii="Arial" w:cs="Arial" w:eastAsia="Arial" w:hAnsi="Arial"/>
@@ -26729,7 +26747,7 @@
               <w:spacing w:after="10" w:before="0"/>
               <w:ind w:left="120"/>
             </w:pPr>
-            <w:hyperlink w:history="1" r:id="rIdqguwyjqjdq76pwyn4lk_d">
+            <w:hyperlink w:history="1" r:id="rId0ddffc2d1eailrm_gcqto">
               <w:r>
                 <w:rPr>
                   <w:rFonts w:ascii="Arial" w:cs="Arial" w:eastAsia="Arial" w:hAnsi="Arial"/>
@@ -26774,7 +26792,7 @@
             <w:pPr>
               <w:spacing w:after="20" w:before="0"/>
             </w:pPr>
-            <w:hyperlink w:history="1" r:id="rId-qsrkpow0kthdg65s8m-h">
+            <w:hyperlink w:history="1" r:id="rIdbvbvu5awgpu4injdu95-b">
               <w:r>
                 <w:rPr>
                   <w:rFonts w:ascii="Arial" w:cs="Arial" w:eastAsia="Arial" w:hAnsi="Arial"/>
@@ -26807,7 +26825,7 @@
               <w:spacing w:after="10" w:before="0"/>
               <w:ind w:left="120"/>
             </w:pPr>
-            <w:hyperlink w:history="1" r:id="rIdlssoz7rrpauh2btfe-xxm">
+            <w:hyperlink w:history="1" r:id="rIdrjdry9tbmnrkr2p7n2qtv">
               <w:r>
                 <w:rPr>
                   <w:rFonts w:ascii="Arial" w:cs="Arial" w:eastAsia="Arial" w:hAnsi="Arial"/>
@@ -26954,32 +26972,32 @@
         <w:tc>
           <w:tcPr>
             <w:tcW w:type="dxa" w:w="1520"/>
-            <w:shd w:fill="F2F2F2" w:color="auto" w:val="clear"/>
-            <w:tcMar>
-              <w:top w:type="dxa" w:w="60"/>
-              <w:left w:type="dxa" w:w="120"/>
-              <w:bottom w:type="dxa" w:w="60"/>
-              <w:right w:type="dxa" w:w="120"/>
-            </w:tcMar>
-            <w:vAlign w:val="top"/>
-          </w:tcPr>
-          <w:p>
-            <w:pPr>
-              <w:spacing w:after="40" w:before="0"/>
-              <w:jc w:val="left"/>
-            </w:pPr>
-            <w:r>
-              <w:rPr>
-                <w:rFonts w:ascii="Arial" w:cs="Arial" w:eastAsia="Arial" w:hAnsi="Arial"/>
-                <w:b/>
-                <w:bCs/>
-                <w:i w:val="false"/>
-                <w:iCs w:val="false"/>
-                <w:color w:val="000000"/>
-                <w:sz w:val="18"/>
-                <w:szCs w:val="18"/>
-              </w:rPr>
-              <w:t xml:space="preserve">Phase 4 — Driving Question Board (DQB) Closure</w:t>
+            <w:shd w:fill="FCE4D6" w:color="auto" w:val="clear"/>
+            <w:tcMar>
+              <w:top w:type="dxa" w:w="60"/>
+              <w:left w:type="dxa" w:w="120"/>
+              <w:bottom w:type="dxa" w:w="60"/>
+              <w:right w:type="dxa" w:w="120"/>
+            </w:tcMar>
+            <w:vAlign w:val="top"/>
+          </w:tcPr>
+          <w:p>
+            <w:pPr>
+              <w:spacing w:after="40" w:before="0"/>
+              <w:jc w:val="left"/>
+            </w:pPr>
+            <w:r>
+              <w:rPr>
+                <w:rFonts w:ascii="Arial" w:cs="Arial" w:eastAsia="Arial" w:hAnsi="Arial"/>
+                <w:b/>
+                <w:bCs/>
+                <w:i w:val="false"/>
+                <w:iCs w:val="false"/>
+                <w:color w:val="000000"/>
+                <w:sz w:val="18"/>
+                <w:szCs w:val="18"/>
+              </w:rPr>
+              <w:t xml:space="preserve">Driving Question Board (DQB) Creation</w:t>
             </w:r>
           </w:p>
           <w:p>
@@ -27002,7 +27020,7 @@
             <w:pPr>
               <w:spacing w:after="20" w:before="0"/>
             </w:pPr>
-            <w:hyperlink w:history="1" r:id="rIdar3g3lhnrmuqpusgapgll">
+            <w:hyperlink w:history="1" r:id="rIddcav-eejxcadq4h9-ygs5">
               <w:r>
                 <w:rPr>
                   <w:rFonts w:ascii="Arial" w:cs="Arial" w:eastAsia="Arial" w:hAnsi="Arial"/>
@@ -27035,7 +27053,7 @@
               <w:spacing w:after="10" w:before="0"/>
               <w:ind w:left="120"/>
             </w:pPr>
-            <w:hyperlink w:history="1" r:id="rIdc0-d1ifging0iypapfsg8">
+            <w:hyperlink w:history="1" r:id="rIdwqzl0hmshvqio40y8iiah">
               <w:r>
                 <w:rPr>
                   <w:rFonts w:ascii="Arial" w:cs="Arial" w:eastAsia="Arial" w:hAnsi="Arial"/>
@@ -27080,7 +27098,7 @@
             <w:pPr>
               <w:spacing w:after="20" w:before="0"/>
             </w:pPr>
-            <w:hyperlink w:history="1" r:id="rIdrp9siagshkcl1_veoaad-">
+            <w:hyperlink w:history="1" r:id="rIdbhs8m5qwi4bycteh9vre8">
               <w:r>
                 <w:rPr>
                   <w:rFonts w:ascii="Arial" w:cs="Arial" w:eastAsia="Arial" w:hAnsi="Arial"/>
@@ -27113,7 +27131,7 @@
               <w:spacing w:after="10" w:before="0"/>
               <w:ind w:left="120"/>
             </w:pPr>
-            <w:hyperlink w:history="1" r:id="rIds_qa5aqeek-njuxi_erei">
+            <w:hyperlink w:history="1" r:id="rId1mxgx0cz7frer6ogqnffj">
               <w:r>
                 <w:rPr>
                   <w:rFonts w:ascii="Arial" w:cs="Arial" w:eastAsia="Arial" w:hAnsi="Arial"/>
@@ -27260,32 +27278,32 @@
         <w:tc>
           <w:tcPr>
             <w:tcW w:type="dxa" w:w="1520"/>
-            <w:shd w:fill="F2F2F2" w:color="auto" w:val="clear"/>
-            <w:tcMar>
-              <w:top w:type="dxa" w:w="60"/>
-              <w:left w:type="dxa" w:w="120"/>
-              <w:bottom w:type="dxa" w:w="60"/>
-              <w:right w:type="dxa" w:w="120"/>
-            </w:tcMar>
-            <w:vAlign w:val="top"/>
-          </w:tcPr>
-          <w:p>
-            <w:pPr>
-              <w:spacing w:after="40" w:before="0"/>
-              <w:jc w:val="left"/>
-            </w:pPr>
-            <w:r>
-              <w:rPr>
-                <w:rFonts w:ascii="Arial" w:cs="Arial" w:eastAsia="Arial" w:hAnsi="Arial"/>
-                <w:b/>
-                <w:bCs/>
-                <w:i w:val="false"/>
-                <w:iCs w:val="false"/>
-                <w:color w:val="000000"/>
-                <w:sz w:val="18"/>
-                <w:szCs w:val="18"/>
-              </w:rPr>
-              <w:t xml:space="preserve">Phase 5 — Model Building: Final Individual Exit Slip and Sub-Strand Summary</w:t>
+            <w:shd w:fill="D5E8F0" w:color="auto" w:val="clear"/>
+            <w:tcMar>
+              <w:top w:type="dxa" w:w="60"/>
+              <w:left w:type="dxa" w:w="120"/>
+              <w:bottom w:type="dxa" w:w="60"/>
+              <w:right w:type="dxa" w:w="120"/>
+            </w:tcMar>
+            <w:vAlign w:val="top"/>
+          </w:tcPr>
+          <w:p>
+            <w:pPr>
+              <w:spacing w:after="40" w:before="0"/>
+              <w:jc w:val="left"/>
+            </w:pPr>
+            <w:r>
+              <w:rPr>
+                <w:rFonts w:ascii="Arial" w:cs="Arial" w:eastAsia="Arial" w:hAnsi="Arial"/>
+                <w:b/>
+                <w:bCs/>
+                <w:i w:val="false"/>
+                <w:iCs w:val="false"/>
+                <w:color w:val="000000"/>
+                <w:sz w:val="18"/>
+                <w:szCs w:val="18"/>
+              </w:rPr>
+              <w:t xml:space="preserve">Model Building Phase</w:t>
             </w:r>
           </w:p>
           <w:p>
@@ -27308,7 +27326,7 @@
             <w:pPr>
               <w:spacing w:after="20" w:before="0"/>
             </w:pPr>
-            <w:hyperlink w:history="1" r:id="rId3xtu5vfnfwi6fhfdxhdcv">
+            <w:hyperlink w:history="1" r:id="rIdduyz1yu6hny1sm6tr9s1n">
               <w:r>
                 <w:rPr>
                   <w:rFonts w:ascii="Arial" w:cs="Arial" w:eastAsia="Arial" w:hAnsi="Arial"/>
@@ -27341,7 +27359,7 @@
               <w:spacing w:after="10" w:before="0"/>
               <w:ind w:left="120"/>
             </w:pPr>
-            <w:hyperlink w:history="1" r:id="rIde36trm2nbcrr71ymfweio">
+            <w:hyperlink w:history="1" r:id="rIdvu1vck83ut2dpc8yneek2">
               <w:r>
                 <w:rPr>
                   <w:rFonts w:ascii="Arial" w:cs="Arial" w:eastAsia="Arial" w:hAnsi="Arial"/>
@@ -27386,7 +27404,7 @@
             <w:pPr>
               <w:spacing w:after="20" w:before="0"/>
             </w:pPr>
-            <w:hyperlink w:history="1" r:id="rIducgfpqzbtp50hkzudvnh_">
+            <w:hyperlink w:history="1" r:id="rIdjgwm14dv5zzqzopeziocl">
               <w:r>
                 <w:rPr>
                   <w:rFonts w:ascii="Arial" w:cs="Arial" w:eastAsia="Arial" w:hAnsi="Arial"/>
@@ -27419,7 +27437,7 @@
               <w:spacing w:after="10" w:before="0"/>
               <w:ind w:left="120"/>
             </w:pPr>
-            <w:hyperlink w:history="1" r:id="rIdzgdz_gc3pmpiwnvwrbzyt">
+            <w:hyperlink w:history="1" r:id="rIdr8zskwlvyh5cbfaxwmnnj">
               <w:r>
                 <w:rPr>
                   <w:rFonts w:ascii="Arial" w:cs="Arial" w:eastAsia="Arial" w:hAnsi="Arial"/>

--- a/data/outputs/v2/Chemistry/SS1.2_The_Atom/Chemistry_The_Atom_CBE_LessonSequence.docx
+++ b/data/outputs/v2/Chemistry/SS1.2_The_Atom/Chemistry_The_Atom_CBE_LessonSequence.docx
@@ -3222,7 +3222,7 @@
             <w:pPr>
               <w:spacing w:after="20" w:before="0"/>
             </w:pPr>
-            <w:hyperlink w:history="1" r:id="rIdyyuuzdcvbvx9dzgvxmcag">
+            <w:hyperlink w:history="1" r:id="rId-oytboqb16tn3_4kiw-jz">
               <w:r>
                 <w:rPr>
                   <w:rFonts w:ascii="Arial" w:cs="Arial" w:eastAsia="Arial" w:hAnsi="Arial"/>
@@ -3255,7 +3255,7 @@
               <w:spacing w:after="10" w:before="0"/>
               <w:ind w:left="120"/>
             </w:pPr>
-            <w:hyperlink w:history="1" r:id="rIdxa67vjnprvkwfqf35aofb">
+            <w:hyperlink w:history="1" r:id="rId5vghta8dvwqnjs2mxithk">
               <w:r>
                 <w:rPr>
                   <w:rFonts w:ascii="Arial" w:cs="Arial" w:eastAsia="Arial" w:hAnsi="Arial"/>
@@ -3300,7 +3300,7 @@
             <w:pPr>
               <w:spacing w:after="20" w:before="0"/>
             </w:pPr>
-            <w:hyperlink w:history="1" r:id="rIdgkzk66c2ibd5xdbjmlbpe">
+            <w:hyperlink w:history="1" r:id="rIdeaomkgx_rlq_rsrx0_cld">
               <w:r>
                 <w:rPr>
                   <w:rFonts w:ascii="Arial" w:cs="Arial" w:eastAsia="Arial" w:hAnsi="Arial"/>
@@ -3333,7 +3333,7 @@
               <w:spacing w:after="10" w:before="0"/>
               <w:ind w:left="120"/>
             </w:pPr>
-            <w:hyperlink w:history="1" r:id="rIddforaxmxnc2jd3nmjsu39">
+            <w:hyperlink w:history="1" r:id="rIdbpmpkb7padtipeg6hnsjb">
               <w:r>
                 <w:rPr>
                   <w:rFonts w:ascii="Arial" w:cs="Arial" w:eastAsia="Arial" w:hAnsi="Arial"/>
@@ -3528,7 +3528,7 @@
             <w:pPr>
               <w:spacing w:after="20" w:before="0"/>
             </w:pPr>
-            <w:hyperlink w:history="1" r:id="rIdqwru-bkk59820pepneoxr">
+            <w:hyperlink w:history="1" r:id="rIdkykv3eywuuyowoep1kn34">
               <w:r>
                 <w:rPr>
                   <w:rFonts w:ascii="Arial" w:cs="Arial" w:eastAsia="Arial" w:hAnsi="Arial"/>
@@ -3561,7 +3561,7 @@
               <w:spacing w:after="10" w:before="0"/>
               <w:ind w:left="120"/>
             </w:pPr>
-            <w:hyperlink w:history="1" r:id="rIdlv0nzydmy5ttkna83ta4w">
+            <w:hyperlink w:history="1" r:id="rIdyue0mixnex44kznpbsdhd">
               <w:r>
                 <w:rPr>
                   <w:rFonts w:ascii="Arial" w:cs="Arial" w:eastAsia="Arial" w:hAnsi="Arial"/>
@@ -3606,7 +3606,7 @@
             <w:pPr>
               <w:spacing w:after="20" w:before="0"/>
             </w:pPr>
-            <w:hyperlink w:history="1" r:id="rIdx9n0cnknfia_v4ulugbg5">
+            <w:hyperlink w:history="1" r:id="rIdsryjmv69aeteka5h-u6xp">
               <w:r>
                 <w:rPr>
                   <w:rFonts w:ascii="Arial" w:cs="Arial" w:eastAsia="Arial" w:hAnsi="Arial"/>
@@ -3639,7 +3639,7 @@
               <w:spacing w:after="10" w:before="0"/>
               <w:ind w:left="120"/>
             </w:pPr>
-            <w:hyperlink w:history="1" r:id="rIdqznmxpwkp7qwskgupmiqo">
+            <w:hyperlink w:history="1" r:id="rId6htcdhzibhz8wpme1iunx">
               <w:r>
                 <w:rPr>
                   <w:rFonts w:ascii="Arial" w:cs="Arial" w:eastAsia="Arial" w:hAnsi="Arial"/>
@@ -3834,7 +3834,7 @@
             <w:pPr>
               <w:spacing w:after="20" w:before="0"/>
             </w:pPr>
-            <w:hyperlink w:history="1" r:id="rIdagcaij7idoeef4ijhaf8k">
+            <w:hyperlink w:history="1" r:id="rIdjfmr7qxuxlxfgznuhp5pa">
               <w:r>
                 <w:rPr>
                   <w:rFonts w:ascii="Arial" w:cs="Arial" w:eastAsia="Arial" w:hAnsi="Arial"/>
@@ -3867,7 +3867,7 @@
               <w:spacing w:after="10" w:before="0"/>
               <w:ind w:left="120"/>
             </w:pPr>
-            <w:hyperlink w:history="1" r:id="rIdcozhry_f5w5jy9kg-pi2j">
+            <w:hyperlink w:history="1" r:id="rIdgicn6bc1ah9zydxr7e0pe">
               <w:r>
                 <w:rPr>
                   <w:rFonts w:ascii="Arial" w:cs="Arial" w:eastAsia="Arial" w:hAnsi="Arial"/>
@@ -3912,7 +3912,7 @@
             <w:pPr>
               <w:spacing w:after="20" w:before="0"/>
             </w:pPr>
-            <w:hyperlink w:history="1" r:id="rIddj-wix4boaqi0xa_lnout">
+            <w:hyperlink w:history="1" r:id="rIdmqp5ivooqbnb5ry-akhnf">
               <w:r>
                 <w:rPr>
                   <w:rFonts w:ascii="Arial" w:cs="Arial" w:eastAsia="Arial" w:hAnsi="Arial"/>
@@ -3945,7 +3945,7 @@
               <w:spacing w:after="10" w:before="0"/>
               <w:ind w:left="120"/>
             </w:pPr>
-            <w:hyperlink w:history="1" r:id="rIdrtvdn1q_c_ohmkn7dkv-j">
+            <w:hyperlink w:history="1" r:id="rIdwn9a4ooaldcggfpdehmav">
               <w:r>
                 <w:rPr>
                   <w:rFonts w:ascii="Arial" w:cs="Arial" w:eastAsia="Arial" w:hAnsi="Arial"/>
@@ -4140,7 +4140,7 @@
             <w:pPr>
               <w:spacing w:after="20" w:before="0"/>
             </w:pPr>
-            <w:hyperlink w:history="1" r:id="rIduhcocam_ipmjfmj1ihs2u">
+            <w:hyperlink w:history="1" r:id="rId3vuhs8v28riho679kufxd">
               <w:r>
                 <w:rPr>
                   <w:rFonts w:ascii="Arial" w:cs="Arial" w:eastAsia="Arial" w:hAnsi="Arial"/>
@@ -4173,7 +4173,7 @@
               <w:spacing w:after="10" w:before="0"/>
               <w:ind w:left="120"/>
             </w:pPr>
-            <w:hyperlink w:history="1" r:id="rIdsi1abkpo_6ckojw4ejqff">
+            <w:hyperlink w:history="1" r:id="rIdrs8pyuffro07fzfvbwxjg">
               <w:r>
                 <w:rPr>
                   <w:rFonts w:ascii="Arial" w:cs="Arial" w:eastAsia="Arial" w:hAnsi="Arial"/>
@@ -4218,7 +4218,7 @@
             <w:pPr>
               <w:spacing w:after="20" w:before="0"/>
             </w:pPr>
-            <w:hyperlink w:history="1" r:id="rId5zb3hour2qbttopgzkjdn">
+            <w:hyperlink w:history="1" r:id="rId6aosardhcyxznmzcqcedv">
               <w:r>
                 <w:rPr>
                   <w:rFonts w:ascii="Arial" w:cs="Arial" w:eastAsia="Arial" w:hAnsi="Arial"/>
@@ -4251,7 +4251,7 @@
               <w:spacing w:after="10" w:before="0"/>
               <w:ind w:left="120"/>
             </w:pPr>
-            <w:hyperlink w:history="1" r:id="rIdqiqkfe6iv24xf27m8wlds">
+            <w:hyperlink w:history="1" r:id="rId-w6k_5dh__-cyjeuoxzak">
               <w:r>
                 <w:rPr>
                   <w:rFonts w:ascii="Arial" w:cs="Arial" w:eastAsia="Arial" w:hAnsi="Arial"/>
@@ -4446,7 +4446,7 @@
             <w:pPr>
               <w:spacing w:after="20" w:before="0"/>
             </w:pPr>
-            <w:hyperlink w:history="1" r:id="rIdjkjdslq1o3hk8ipaqi0ma">
+            <w:hyperlink w:history="1" r:id="rIdmgd177ldl_-ffczuzg3cj">
               <w:r>
                 <w:rPr>
                   <w:rFonts w:ascii="Arial" w:cs="Arial" w:eastAsia="Arial" w:hAnsi="Arial"/>
@@ -4479,7 +4479,7 @@
               <w:spacing w:after="10" w:before="0"/>
               <w:ind w:left="120"/>
             </w:pPr>
-            <w:hyperlink w:history="1" r:id="rIdaetl4kk0iy5r8apos7yrd">
+            <w:hyperlink w:history="1" r:id="rIdyriib0ihcsnww-lmknps8">
               <w:r>
                 <w:rPr>
                   <w:rFonts w:ascii="Arial" w:cs="Arial" w:eastAsia="Arial" w:hAnsi="Arial"/>
@@ -4524,7 +4524,7 @@
             <w:pPr>
               <w:spacing w:after="20" w:before="0"/>
             </w:pPr>
-            <w:hyperlink w:history="1" r:id="rIdx1wmpsebzxrsgrjvqddct">
+            <w:hyperlink w:history="1" r:id="rIdwdacg6zjk9ecfnsd8scr8">
               <w:r>
                 <w:rPr>
                   <w:rFonts w:ascii="Arial" w:cs="Arial" w:eastAsia="Arial" w:hAnsi="Arial"/>
@@ -4557,7 +4557,7 @@
               <w:spacing w:after="10" w:before="0"/>
               <w:ind w:left="120"/>
             </w:pPr>
-            <w:hyperlink w:history="1" r:id="rIdmkut5aal1mhcllyvkifm5">
+            <w:hyperlink w:history="1" r:id="rId_9r-1afcfi6wffoqaqzxo">
               <w:r>
                 <w:rPr>
                   <w:rFonts w:ascii="Arial" w:cs="Arial" w:eastAsia="Arial" w:hAnsi="Arial"/>
@@ -6044,7 +6044,7 @@
             <w:pPr>
               <w:spacing w:after="20" w:before="0"/>
             </w:pPr>
-            <w:hyperlink w:history="1" r:id="rIdt_e4q-kjfhjqqqkvkot2t">
+            <w:hyperlink w:history="1" r:id="rIdrqxdxvmebrluxus7wpxom">
               <w:r>
                 <w:rPr>
                   <w:rFonts w:ascii="Arial" w:cs="Arial" w:eastAsia="Arial" w:hAnsi="Arial"/>
@@ -6077,7 +6077,7 @@
               <w:spacing w:after="10" w:before="0"/>
               <w:ind w:left="120"/>
             </w:pPr>
-            <w:hyperlink w:history="1" r:id="rId7dyzsntyxe8ojwxxi13iu">
+            <w:hyperlink w:history="1" r:id="rIduqrqfyuvd_wluiikqg3pm">
               <w:r>
                 <w:rPr>
                   <w:rFonts w:ascii="Arial" w:cs="Arial" w:eastAsia="Arial" w:hAnsi="Arial"/>
@@ -6122,7 +6122,7 @@
             <w:pPr>
               <w:spacing w:after="20" w:before="0"/>
             </w:pPr>
-            <w:hyperlink w:history="1" r:id="rIdxe1tyc6ijj1anpyrb3nmz">
+            <w:hyperlink w:history="1" r:id="rIdayqdd3djdiws3at7linoc">
               <w:r>
                 <w:rPr>
                   <w:rFonts w:ascii="Arial" w:cs="Arial" w:eastAsia="Arial" w:hAnsi="Arial"/>
@@ -6155,7 +6155,7 @@
               <w:spacing w:after="10" w:before="0"/>
               <w:ind w:left="120"/>
             </w:pPr>
-            <w:hyperlink w:history="1" r:id="rId0d8a426zh3ygh8dswqfkx">
+            <w:hyperlink w:history="1" r:id="rIdchpixiifpu2cp8nwcvuu-">
               <w:r>
                 <w:rPr>
                   <w:rFonts w:ascii="Arial" w:cs="Arial" w:eastAsia="Arial" w:hAnsi="Arial"/>
@@ -6350,7 +6350,7 @@
             <w:pPr>
               <w:spacing w:after="20" w:before="0"/>
             </w:pPr>
-            <w:hyperlink w:history="1" r:id="rId_gxychbysnmyf2ujgbxon">
+            <w:hyperlink w:history="1" r:id="rId22boycgsgtin9gbetntnv">
               <w:r>
                 <w:rPr>
                   <w:rFonts w:ascii="Arial" w:cs="Arial" w:eastAsia="Arial" w:hAnsi="Arial"/>
@@ -6383,7 +6383,7 @@
               <w:spacing w:after="10" w:before="0"/>
               <w:ind w:left="120"/>
             </w:pPr>
-            <w:hyperlink w:history="1" r:id="rIdnwznobfpgq5k3msj5xopf">
+            <w:hyperlink w:history="1" r:id="rIdwgbekbp6hb-o2iyaatte3">
               <w:r>
                 <w:rPr>
                   <w:rFonts w:ascii="Arial" w:cs="Arial" w:eastAsia="Arial" w:hAnsi="Arial"/>
@@ -6428,7 +6428,7 @@
             <w:pPr>
               <w:spacing w:after="20" w:before="0"/>
             </w:pPr>
-            <w:hyperlink w:history="1" r:id="rIdkogluk2almtdngeg2ccpp">
+            <w:hyperlink w:history="1" r:id="rIdmxvc_ex2rpfhvbkk_jnbs">
               <w:r>
                 <w:rPr>
                   <w:rFonts w:ascii="Arial" w:cs="Arial" w:eastAsia="Arial" w:hAnsi="Arial"/>
@@ -6461,7 +6461,7 @@
               <w:spacing w:after="10" w:before="0"/>
               <w:ind w:left="120"/>
             </w:pPr>
-            <w:hyperlink w:history="1" r:id="rId6oua6gcgzor_mvycrywzd">
+            <w:hyperlink w:history="1" r:id="rIdbullbwm1590z0cbkmqqkw">
               <w:r>
                 <w:rPr>
                   <w:rFonts w:ascii="Arial" w:cs="Arial" w:eastAsia="Arial" w:hAnsi="Arial"/>
@@ -6656,7 +6656,7 @@
             <w:pPr>
               <w:spacing w:after="20" w:before="0"/>
             </w:pPr>
-            <w:hyperlink w:history="1" r:id="rId7s0iglmcgozj02zbtxudk">
+            <w:hyperlink w:history="1" r:id="rIddlk7y-vzff3c-bmnquflm">
               <w:r>
                 <w:rPr>
                   <w:rFonts w:ascii="Arial" w:cs="Arial" w:eastAsia="Arial" w:hAnsi="Arial"/>
@@ -6689,7 +6689,7 @@
               <w:spacing w:after="10" w:before="0"/>
               <w:ind w:left="120"/>
             </w:pPr>
-            <w:hyperlink w:history="1" r:id="rIdxqyuaxa_ggc35eib3fner">
+            <w:hyperlink w:history="1" r:id="rId_yvjyfp0ojxcvpvcesl7d">
               <w:r>
                 <w:rPr>
                   <w:rFonts w:ascii="Arial" w:cs="Arial" w:eastAsia="Arial" w:hAnsi="Arial"/>
@@ -6734,7 +6734,7 @@
             <w:pPr>
               <w:spacing w:after="20" w:before="0"/>
             </w:pPr>
-            <w:hyperlink w:history="1" r:id="rIdaxqnuccjfx5jec2zt_a03">
+            <w:hyperlink w:history="1" r:id="rIdbkbp9-wdmh0wwweak32dn">
               <w:r>
                 <w:rPr>
                   <w:rFonts w:ascii="Arial" w:cs="Arial" w:eastAsia="Arial" w:hAnsi="Arial"/>
@@ -6767,7 +6767,7 @@
               <w:spacing w:after="10" w:before="0"/>
               <w:ind w:left="120"/>
             </w:pPr>
-            <w:hyperlink w:history="1" r:id="rIdcgwq-2imjayvfowkimx5k">
+            <w:hyperlink w:history="1" r:id="rIdxgs21m-nmwr8dnlb9buo1">
               <w:r>
                 <w:rPr>
                   <w:rFonts w:ascii="Arial" w:cs="Arial" w:eastAsia="Arial" w:hAnsi="Arial"/>
@@ -6962,7 +6962,7 @@
             <w:pPr>
               <w:spacing w:after="20" w:before="0"/>
             </w:pPr>
-            <w:hyperlink w:history="1" r:id="rId_bu7chb9pvol369bidd5n">
+            <w:hyperlink w:history="1" r:id="rId967orwbuby-kn49grrw03">
               <w:r>
                 <w:rPr>
                   <w:rFonts w:ascii="Arial" w:cs="Arial" w:eastAsia="Arial" w:hAnsi="Arial"/>
@@ -6995,7 +6995,7 @@
               <w:spacing w:after="10" w:before="0"/>
               <w:ind w:left="120"/>
             </w:pPr>
-            <w:hyperlink w:history="1" r:id="rIdosa8wyv_xfjfkn1qgvnp5">
+            <w:hyperlink w:history="1" r:id="rIdvicsnjtlkw_ecn_o530dx">
               <w:r>
                 <w:rPr>
                   <w:rFonts w:ascii="Arial" w:cs="Arial" w:eastAsia="Arial" w:hAnsi="Arial"/>
@@ -7040,7 +7040,7 @@
             <w:pPr>
               <w:spacing w:after="20" w:before="0"/>
             </w:pPr>
-            <w:hyperlink w:history="1" r:id="rIdyjogk8uts93fjhxhdjjxj">
+            <w:hyperlink w:history="1" r:id="rIddr1mgymvsjklui8mrxg4k">
               <w:r>
                 <w:rPr>
                   <w:rFonts w:ascii="Arial" w:cs="Arial" w:eastAsia="Arial" w:hAnsi="Arial"/>
@@ -7073,7 +7073,7 @@
               <w:spacing w:after="10" w:before="0"/>
               <w:ind w:left="120"/>
             </w:pPr>
-            <w:hyperlink w:history="1" r:id="rIdk-duy1cmhphughmyed_vn">
+            <w:hyperlink w:history="1" r:id="rIdc5g2wuh9dkt4exu2fslnm">
               <w:r>
                 <w:rPr>
                   <w:rFonts w:ascii="Arial" w:cs="Arial" w:eastAsia="Arial" w:hAnsi="Arial"/>
@@ -7268,7 +7268,7 @@
             <w:pPr>
               <w:spacing w:after="20" w:before="0"/>
             </w:pPr>
-            <w:hyperlink w:history="1" r:id="rIdwmp57bmgunjhvuiuswyl_">
+            <w:hyperlink w:history="1" r:id="rId9iuquf6lv46t1mt7xwngz">
               <w:r>
                 <w:rPr>
                   <w:rFonts w:ascii="Arial" w:cs="Arial" w:eastAsia="Arial" w:hAnsi="Arial"/>
@@ -7301,7 +7301,7 @@
               <w:spacing w:after="10" w:before="0"/>
               <w:ind w:left="120"/>
             </w:pPr>
-            <w:hyperlink w:history="1" r:id="rIdrqnauon4_31hnyexvcjw3">
+            <w:hyperlink w:history="1" r:id="rIdhw8i99phvuudw1tetrdlm">
               <w:r>
                 <w:rPr>
                   <w:rFonts w:ascii="Arial" w:cs="Arial" w:eastAsia="Arial" w:hAnsi="Arial"/>
@@ -7346,7 +7346,7 @@
             <w:pPr>
               <w:spacing w:after="20" w:before="0"/>
             </w:pPr>
-            <w:hyperlink w:history="1" r:id="rIdgco99jipu_aledcpqr1t1">
+            <w:hyperlink w:history="1" r:id="rId7jza9zvxdceoprvouhbz9">
               <w:r>
                 <w:rPr>
                   <w:rFonts w:ascii="Arial" w:cs="Arial" w:eastAsia="Arial" w:hAnsi="Arial"/>
@@ -7379,7 +7379,7 @@
               <w:spacing w:after="10" w:before="0"/>
               <w:ind w:left="120"/>
             </w:pPr>
-            <w:hyperlink w:history="1" r:id="rId04kxykse6jpj5fkvogrpo">
+            <w:hyperlink w:history="1" r:id="rIdek5hpxdtaksdwkpfxh8ba">
               <w:r>
                 <w:rPr>
                   <w:rFonts w:ascii="Arial" w:cs="Arial" w:eastAsia="Arial" w:hAnsi="Arial"/>
@@ -8866,7 +8866,7 @@
             <w:pPr>
               <w:spacing w:after="20" w:before="0"/>
             </w:pPr>
-            <w:hyperlink w:history="1" r:id="rIdq0hn5ukufxaqihpys80zz">
+            <w:hyperlink w:history="1" r:id="rIdiph1qxea4mc2qsjfzq5of">
               <w:r>
                 <w:rPr>
                   <w:rFonts w:ascii="Arial" w:cs="Arial" w:eastAsia="Arial" w:hAnsi="Arial"/>
@@ -8899,7 +8899,7 @@
               <w:spacing w:after="10" w:before="0"/>
               <w:ind w:left="120"/>
             </w:pPr>
-            <w:hyperlink w:history="1" r:id="rIdzs8kxs5gvw_eoxezadu39">
+            <w:hyperlink w:history="1" r:id="rIduftgc0gbu8ubahbqb0jnw">
               <w:r>
                 <w:rPr>
                   <w:rFonts w:ascii="Arial" w:cs="Arial" w:eastAsia="Arial" w:hAnsi="Arial"/>
@@ -8944,7 +8944,7 @@
             <w:pPr>
               <w:spacing w:after="20" w:before="0"/>
             </w:pPr>
-            <w:hyperlink w:history="1" r:id="rId6slmagmhay-jcu1q9v8ys">
+            <w:hyperlink w:history="1" r:id="rIdzaadxnzck4bcq1zhqusho">
               <w:r>
                 <w:rPr>
                   <w:rFonts w:ascii="Arial" w:cs="Arial" w:eastAsia="Arial" w:hAnsi="Arial"/>
@@ -8977,7 +8977,7 @@
               <w:spacing w:after="10" w:before="0"/>
               <w:ind w:left="120"/>
             </w:pPr>
-            <w:hyperlink w:history="1" r:id="rIdggymfno1yc65j2wudwwns">
+            <w:hyperlink w:history="1" r:id="rIdn4wssoxsicq8n03sdc-vw">
               <w:r>
                 <w:rPr>
                   <w:rFonts w:ascii="Arial" w:cs="Arial" w:eastAsia="Arial" w:hAnsi="Arial"/>
@@ -9172,7 +9172,7 @@
             <w:pPr>
               <w:spacing w:after="20" w:before="0"/>
             </w:pPr>
-            <w:hyperlink w:history="1" r:id="rIdeypydvawekdhibgnhz7hz">
+            <w:hyperlink w:history="1" r:id="rIdxic3ledl_-zgkgt_mods-">
               <w:r>
                 <w:rPr>
                   <w:rFonts w:ascii="Arial" w:cs="Arial" w:eastAsia="Arial" w:hAnsi="Arial"/>
@@ -9205,7 +9205,7 @@
               <w:spacing w:after="10" w:before="0"/>
               <w:ind w:left="120"/>
             </w:pPr>
-            <w:hyperlink w:history="1" r:id="rId0qgnew60bhqjegbzrefvc">
+            <w:hyperlink w:history="1" r:id="rIddzperw3i7nikkfiaececn">
               <w:r>
                 <w:rPr>
                   <w:rFonts w:ascii="Arial" w:cs="Arial" w:eastAsia="Arial" w:hAnsi="Arial"/>
@@ -9250,7 +9250,7 @@
             <w:pPr>
               <w:spacing w:after="20" w:before="0"/>
             </w:pPr>
-            <w:hyperlink w:history="1" r:id="rIdpu0xtb4lob3lf8taomjpd">
+            <w:hyperlink w:history="1" r:id="rIduvgdy3qqvbcmc3gkoxwua">
               <w:r>
                 <w:rPr>
                   <w:rFonts w:ascii="Arial" w:cs="Arial" w:eastAsia="Arial" w:hAnsi="Arial"/>
@@ -9283,7 +9283,7 @@
               <w:spacing w:after="10" w:before="0"/>
               <w:ind w:left="120"/>
             </w:pPr>
-            <w:hyperlink w:history="1" r:id="rIdcvsr9diwweqxuogbltmt0">
+            <w:hyperlink w:history="1" r:id="rIdctx7geuyc9dnwjzvk3nze">
               <w:r>
                 <w:rPr>
                   <w:rFonts w:ascii="Arial" w:cs="Arial" w:eastAsia="Arial" w:hAnsi="Arial"/>
@@ -9478,7 +9478,7 @@
             <w:pPr>
               <w:spacing w:after="20" w:before="0"/>
             </w:pPr>
-            <w:hyperlink w:history="1" r:id="rIdr-9iofykiiqicqfbw7a2z">
+            <w:hyperlink w:history="1" r:id="rIdtsfa4ofqbolpj0qg8pf7r">
               <w:r>
                 <w:rPr>
                   <w:rFonts w:ascii="Arial" w:cs="Arial" w:eastAsia="Arial" w:hAnsi="Arial"/>
@@ -9511,7 +9511,7 @@
               <w:spacing w:after="10" w:before="0"/>
               <w:ind w:left="120"/>
             </w:pPr>
-            <w:hyperlink w:history="1" r:id="rId7w4lggybjncqcyp6u6gcm">
+            <w:hyperlink w:history="1" r:id="rIdzxyo2heltm36aph4nybdh">
               <w:r>
                 <w:rPr>
                   <w:rFonts w:ascii="Arial" w:cs="Arial" w:eastAsia="Arial" w:hAnsi="Arial"/>
@@ -9556,7 +9556,7 @@
             <w:pPr>
               <w:spacing w:after="20" w:before="0"/>
             </w:pPr>
-            <w:hyperlink w:history="1" r:id="rIdjcantqpi_9vnnrjbscli6">
+            <w:hyperlink w:history="1" r:id="rIdsr5ojllokoupyeq1ibupl">
               <w:r>
                 <w:rPr>
                   <w:rFonts w:ascii="Arial" w:cs="Arial" w:eastAsia="Arial" w:hAnsi="Arial"/>
@@ -9589,7 +9589,7 @@
               <w:spacing w:after="10" w:before="0"/>
               <w:ind w:left="120"/>
             </w:pPr>
-            <w:hyperlink w:history="1" r:id="rIdsshjxawhvnihh-aujkycq">
+            <w:hyperlink w:history="1" r:id="rId2ajrc0vx0nte8growfmu0">
               <w:r>
                 <w:rPr>
                   <w:rFonts w:ascii="Arial" w:cs="Arial" w:eastAsia="Arial" w:hAnsi="Arial"/>
@@ -9784,7 +9784,7 @@
             <w:pPr>
               <w:spacing w:after="20" w:before="0"/>
             </w:pPr>
-            <w:hyperlink w:history="1" r:id="rIdy6d-dmr10ttxcj3lvpayd">
+            <w:hyperlink w:history="1" r:id="rIde5nkveyfjfbrn-ljuuvgc">
               <w:r>
                 <w:rPr>
                   <w:rFonts w:ascii="Arial" w:cs="Arial" w:eastAsia="Arial" w:hAnsi="Arial"/>
@@ -9817,7 +9817,7 @@
               <w:spacing w:after="10" w:before="0"/>
               <w:ind w:left="120"/>
             </w:pPr>
-            <w:hyperlink w:history="1" r:id="rIdg64fxyjxw3a3zqqsh_osd">
+            <w:hyperlink w:history="1" r:id="rId2jswwne_agukycjrfbpca">
               <w:r>
                 <w:rPr>
                   <w:rFonts w:ascii="Arial" w:cs="Arial" w:eastAsia="Arial" w:hAnsi="Arial"/>
@@ -9862,7 +9862,7 @@
             <w:pPr>
               <w:spacing w:after="20" w:before="0"/>
             </w:pPr>
-            <w:hyperlink w:history="1" r:id="rIdlq2_kyww1-dh3x9_qel7v">
+            <w:hyperlink w:history="1" r:id="rIdwxdszfjmq8etango8vbea">
               <w:r>
                 <w:rPr>
                   <w:rFonts w:ascii="Arial" w:cs="Arial" w:eastAsia="Arial" w:hAnsi="Arial"/>
@@ -9895,7 +9895,7 @@
               <w:spacing w:after="10" w:before="0"/>
               <w:ind w:left="120"/>
             </w:pPr>
-            <w:hyperlink w:history="1" r:id="rIdfmfh5rt7ycebkzaae897t">
+            <w:hyperlink w:history="1" r:id="rIddm0wbej6wsi2gegaof7d9">
               <w:r>
                 <w:rPr>
                   <w:rFonts w:ascii="Arial" w:cs="Arial" w:eastAsia="Arial" w:hAnsi="Arial"/>
@@ -10090,7 +10090,7 @@
             <w:pPr>
               <w:spacing w:after="20" w:before="0"/>
             </w:pPr>
-            <w:hyperlink w:history="1" r:id="rId4anc2c9j5qbkwnnn8e7fo">
+            <w:hyperlink w:history="1" r:id="rIdeffkmzauxorlw3qnk0wx5">
               <w:r>
                 <w:rPr>
                   <w:rFonts w:ascii="Arial" w:cs="Arial" w:eastAsia="Arial" w:hAnsi="Arial"/>
@@ -10123,7 +10123,7 @@
               <w:spacing w:after="10" w:before="0"/>
               <w:ind w:left="120"/>
             </w:pPr>
-            <w:hyperlink w:history="1" r:id="rIdus80h1ody7kigwbb0oetx">
+            <w:hyperlink w:history="1" r:id="rIdapmn_kfu27cyyqrylaw-y">
               <w:r>
                 <w:rPr>
                   <w:rFonts w:ascii="Arial" w:cs="Arial" w:eastAsia="Arial" w:hAnsi="Arial"/>
@@ -10168,7 +10168,7 @@
             <w:pPr>
               <w:spacing w:after="20" w:before="0"/>
             </w:pPr>
-            <w:hyperlink w:history="1" r:id="rIdlt94fg588dkaa-gq_ppvj">
+            <w:hyperlink w:history="1" r:id="rIdfhtfjayxpnkomsq1pvqd_">
               <w:r>
                 <w:rPr>
                   <w:rFonts w:ascii="Arial" w:cs="Arial" w:eastAsia="Arial" w:hAnsi="Arial"/>
@@ -10201,7 +10201,7 @@
               <w:spacing w:after="10" w:before="0"/>
               <w:ind w:left="120"/>
             </w:pPr>
-            <w:hyperlink w:history="1" r:id="rId3vpcpqit24zkn_tm9lmm1">
+            <w:hyperlink w:history="1" r:id="rIdg3z5ka6lrfnce68spgjxa">
               <w:r>
                 <w:rPr>
                   <w:rFonts w:ascii="Arial" w:cs="Arial" w:eastAsia="Arial" w:hAnsi="Arial"/>
@@ -11783,7 +11783,7 @@
             <w:pPr>
               <w:spacing w:after="20" w:before="0"/>
             </w:pPr>
-            <w:hyperlink w:history="1" r:id="rId6l_xk3psecxa_zmroh95t">
+            <w:hyperlink w:history="1" r:id="rIdd7ve5ihefnriqzvrudir9">
               <w:r>
                 <w:rPr>
                   <w:rFonts w:ascii="Arial" w:cs="Arial" w:eastAsia="Arial" w:hAnsi="Arial"/>
@@ -11816,7 +11816,7 @@
               <w:spacing w:after="10" w:before="0"/>
               <w:ind w:left="120"/>
             </w:pPr>
-            <w:hyperlink w:history="1" r:id="rIdlfqzmrxpoqux60h7p0qw4">
+            <w:hyperlink w:history="1" r:id="rIdanrla5jee5nd4vpwqcmyj">
               <w:r>
                 <w:rPr>
                   <w:rFonts w:ascii="Arial" w:cs="Arial" w:eastAsia="Arial" w:hAnsi="Arial"/>
@@ -11861,7 +11861,7 @@
             <w:pPr>
               <w:spacing w:after="20" w:before="0"/>
             </w:pPr>
-            <w:hyperlink w:history="1" r:id="rIdwegh5tj_6cgswute02pih">
+            <w:hyperlink w:history="1" r:id="rIdjoik907d1lv7olff-9upo">
               <w:r>
                 <w:rPr>
                   <w:rFonts w:ascii="Arial" w:cs="Arial" w:eastAsia="Arial" w:hAnsi="Arial"/>
@@ -11894,7 +11894,7 @@
               <w:spacing w:after="10" w:before="0"/>
               <w:ind w:left="120"/>
             </w:pPr>
-            <w:hyperlink w:history="1" r:id="rIdu9_x-cfgxr2awvgnhs2cp">
+            <w:hyperlink w:history="1" r:id="rIdgnkelloakory5wtifacuj">
               <w:r>
                 <w:rPr>
                   <w:rFonts w:ascii="Arial" w:cs="Arial" w:eastAsia="Arial" w:hAnsi="Arial"/>
@@ -12089,7 +12089,7 @@
             <w:pPr>
               <w:spacing w:after="20" w:before="0"/>
             </w:pPr>
-            <w:hyperlink w:history="1" r:id="rIdbdaxrqv7zfcglfqlxmosh">
+            <w:hyperlink w:history="1" r:id="rIds6oknvaueucgkot9dh8ij">
               <w:r>
                 <w:rPr>
                   <w:rFonts w:ascii="Arial" w:cs="Arial" w:eastAsia="Arial" w:hAnsi="Arial"/>
@@ -12122,7 +12122,7 @@
               <w:spacing w:after="10" w:before="0"/>
               <w:ind w:left="120"/>
             </w:pPr>
-            <w:hyperlink w:history="1" r:id="rIdypgpnirhofdnhze4qg87p">
+            <w:hyperlink w:history="1" r:id="rIdfge1mxwewpgfry_ktrbce">
               <w:r>
                 <w:rPr>
                   <w:rFonts w:ascii="Arial" w:cs="Arial" w:eastAsia="Arial" w:hAnsi="Arial"/>
@@ -12167,7 +12167,7 @@
             <w:pPr>
               <w:spacing w:after="20" w:before="0"/>
             </w:pPr>
-            <w:hyperlink w:history="1" r:id="rIdmqipf3bgar4tgrouskwce">
+            <w:hyperlink w:history="1" r:id="rIdk0uxqx5dvzucaqlcd43ve">
               <w:r>
                 <w:rPr>
                   <w:rFonts w:ascii="Arial" w:cs="Arial" w:eastAsia="Arial" w:hAnsi="Arial"/>
@@ -12200,7 +12200,7 @@
               <w:spacing w:after="10" w:before="0"/>
               <w:ind w:left="120"/>
             </w:pPr>
-            <w:hyperlink w:history="1" r:id="rIdkfaguy---ugnhhdixszjj">
+            <w:hyperlink w:history="1" r:id="rIdtdiiumvifprsq3fth7td7">
               <w:r>
                 <w:rPr>
                   <w:rFonts w:ascii="Arial" w:cs="Arial" w:eastAsia="Arial" w:hAnsi="Arial"/>
@@ -12395,7 +12395,7 @@
             <w:pPr>
               <w:spacing w:after="20" w:before="0"/>
             </w:pPr>
-            <w:hyperlink w:history="1" r:id="rId2rzwnqr7p0uvt4ewskf9f">
+            <w:hyperlink w:history="1" r:id="rIdiyow3sqe6ladbpa7v6d02">
               <w:r>
                 <w:rPr>
                   <w:rFonts w:ascii="Arial" w:cs="Arial" w:eastAsia="Arial" w:hAnsi="Arial"/>
@@ -12428,7 +12428,7 @@
               <w:spacing w:after="10" w:before="0"/>
               <w:ind w:left="120"/>
             </w:pPr>
-            <w:hyperlink w:history="1" r:id="rIdwcaeqpwu5ye5lq0fvemzn">
+            <w:hyperlink w:history="1" r:id="rId9qwbxypw4zvwcg0bwyjvq">
               <w:r>
                 <w:rPr>
                   <w:rFonts w:ascii="Arial" w:cs="Arial" w:eastAsia="Arial" w:hAnsi="Arial"/>
@@ -12473,7 +12473,7 @@
             <w:pPr>
               <w:spacing w:after="20" w:before="0"/>
             </w:pPr>
-            <w:hyperlink w:history="1" r:id="rIdivgx0dzhpks2e0y6cthc6">
+            <w:hyperlink w:history="1" r:id="rIdl6ne3az1yzvy5ik2lrqba">
               <w:r>
                 <w:rPr>
                   <w:rFonts w:ascii="Arial" w:cs="Arial" w:eastAsia="Arial" w:hAnsi="Arial"/>
@@ -12506,7 +12506,7 @@
               <w:spacing w:after="10" w:before="0"/>
               <w:ind w:left="120"/>
             </w:pPr>
-            <w:hyperlink w:history="1" r:id="rIdriwsmhycwzgmkleqyr7pn">
+            <w:hyperlink w:history="1" r:id="rId2o-divhhloazwsote5jsk">
               <w:r>
                 <w:rPr>
                   <w:rFonts w:ascii="Arial" w:cs="Arial" w:eastAsia="Arial" w:hAnsi="Arial"/>
@@ -12701,7 +12701,7 @@
             <w:pPr>
               <w:spacing w:after="20" w:before="0"/>
             </w:pPr>
-            <w:hyperlink w:history="1" r:id="rIdeg6rleuousf-kr_ijb3uo">
+            <w:hyperlink w:history="1" r:id="rIdkpydbqkvoafnnnqgxhddo">
               <w:r>
                 <w:rPr>
                   <w:rFonts w:ascii="Arial" w:cs="Arial" w:eastAsia="Arial" w:hAnsi="Arial"/>
@@ -12734,7 +12734,7 @@
               <w:spacing w:after="10" w:before="0"/>
               <w:ind w:left="120"/>
             </w:pPr>
-            <w:hyperlink w:history="1" r:id="rIdx45bhsjiamnqyjtgj1-c-">
+            <w:hyperlink w:history="1" r:id="rIdtknzenl4a8mlnfm1w3mal">
               <w:r>
                 <w:rPr>
                   <w:rFonts w:ascii="Arial" w:cs="Arial" w:eastAsia="Arial" w:hAnsi="Arial"/>
@@ -12779,7 +12779,7 @@
             <w:pPr>
               <w:spacing w:after="20" w:before="0"/>
             </w:pPr>
-            <w:hyperlink w:history="1" r:id="rId_ikvh3srheyykvs-woel2">
+            <w:hyperlink w:history="1" r:id="rId2hwf8f9o9jtmeuk0de-nj">
               <w:r>
                 <w:rPr>
                   <w:rFonts w:ascii="Arial" w:cs="Arial" w:eastAsia="Arial" w:hAnsi="Arial"/>
@@ -12812,7 +12812,7 @@
               <w:spacing w:after="10" w:before="0"/>
               <w:ind w:left="120"/>
             </w:pPr>
-            <w:hyperlink w:history="1" r:id="rIdtwvywtkievjlfa4cf5h9c">
+            <w:hyperlink w:history="1" r:id="rId8nxqolajnva_rqvwrbc-m">
               <w:r>
                 <w:rPr>
                   <w:rFonts w:ascii="Arial" w:cs="Arial" w:eastAsia="Arial" w:hAnsi="Arial"/>
@@ -13007,7 +13007,7 @@
             <w:pPr>
               <w:spacing w:after="20" w:before="0"/>
             </w:pPr>
-            <w:hyperlink w:history="1" r:id="rIdh-5jmz-yt6cplszuzt1ny">
+            <w:hyperlink w:history="1" r:id="rIdlqttcimn4wtgawodtfhej">
               <w:r>
                 <w:rPr>
                   <w:rFonts w:ascii="Arial" w:cs="Arial" w:eastAsia="Arial" w:hAnsi="Arial"/>
@@ -13040,7 +13040,7 @@
               <w:spacing w:after="10" w:before="0"/>
               <w:ind w:left="120"/>
             </w:pPr>
-            <w:hyperlink w:history="1" r:id="rId5qrq-oqrmtagweh5u8fla">
+            <w:hyperlink w:history="1" r:id="rIdbbt7lihuuw3m8oz2fh3-r">
               <w:r>
                 <w:rPr>
                   <w:rFonts w:ascii="Arial" w:cs="Arial" w:eastAsia="Arial" w:hAnsi="Arial"/>
@@ -13085,7 +13085,7 @@
             <w:pPr>
               <w:spacing w:after="20" w:before="0"/>
             </w:pPr>
-            <w:hyperlink w:history="1" r:id="rIdluvzrmojrwbkyzbhbyorc">
+            <w:hyperlink w:history="1" r:id="rIdie298gzgsvcvwjyb4loi4">
               <w:r>
                 <w:rPr>
                   <w:rFonts w:ascii="Arial" w:cs="Arial" w:eastAsia="Arial" w:hAnsi="Arial"/>
@@ -13118,7 +13118,7 @@
               <w:spacing w:after="10" w:before="0"/>
               <w:ind w:left="120"/>
             </w:pPr>
-            <w:hyperlink w:history="1" r:id="rIdjt4kj8c2zqphwui9mv57w">
+            <w:hyperlink w:history="1" r:id="rIdj_7oajznexkv1qc6nfvyd">
               <w:r>
                 <w:rPr>
                   <w:rFonts w:ascii="Arial" w:cs="Arial" w:eastAsia="Arial" w:hAnsi="Arial"/>
@@ -14605,7 +14605,7 @@
             <w:pPr>
               <w:spacing w:after="20" w:before="0"/>
             </w:pPr>
-            <w:hyperlink w:history="1" r:id="rIdhafxksvxbrebw3ivcm8hh">
+            <w:hyperlink w:history="1" r:id="rId8rbifoi0t-m8uy-ewf35n">
               <w:r>
                 <w:rPr>
                   <w:rFonts w:ascii="Arial" w:cs="Arial" w:eastAsia="Arial" w:hAnsi="Arial"/>
@@ -14638,7 +14638,7 @@
               <w:spacing w:after="10" w:before="0"/>
               <w:ind w:left="120"/>
             </w:pPr>
-            <w:hyperlink w:history="1" r:id="rIds1adtxirk-np1_bklyh6e">
+            <w:hyperlink w:history="1" r:id="rIdz1jbisvx74ryukpfzfypm">
               <w:r>
                 <w:rPr>
                   <w:rFonts w:ascii="Arial" w:cs="Arial" w:eastAsia="Arial" w:hAnsi="Arial"/>
@@ -14683,7 +14683,7 @@
             <w:pPr>
               <w:spacing w:after="20" w:before="0"/>
             </w:pPr>
-            <w:hyperlink w:history="1" r:id="rIdyiv5-gfmxssqr6bhkrypx">
+            <w:hyperlink w:history="1" r:id="rIdwwpl8meyohcxksyr4siph">
               <w:r>
                 <w:rPr>
                   <w:rFonts w:ascii="Arial" w:cs="Arial" w:eastAsia="Arial" w:hAnsi="Arial"/>
@@ -14716,7 +14716,7 @@
               <w:spacing w:after="10" w:before="0"/>
               <w:ind w:left="120"/>
             </w:pPr>
-            <w:hyperlink w:history="1" r:id="rId6phwaa5eioa0qhptf02nd">
+            <w:hyperlink w:history="1" r:id="rIdapfv7rvyc2ursh1bnnev8">
               <w:r>
                 <w:rPr>
                   <w:rFonts w:ascii="Arial" w:cs="Arial" w:eastAsia="Arial" w:hAnsi="Arial"/>
@@ -14911,7 +14911,7 @@
             <w:pPr>
               <w:spacing w:after="20" w:before="0"/>
             </w:pPr>
-            <w:hyperlink w:history="1" r:id="rIdauf_oypllliorfupifdg3">
+            <w:hyperlink w:history="1" r:id="rIdpybv7mq0d_wrexmrrlsva">
               <w:r>
                 <w:rPr>
                   <w:rFonts w:ascii="Arial" w:cs="Arial" w:eastAsia="Arial" w:hAnsi="Arial"/>
@@ -14944,7 +14944,7 @@
               <w:spacing w:after="10" w:before="0"/>
               <w:ind w:left="120"/>
             </w:pPr>
-            <w:hyperlink w:history="1" r:id="rIdkatgwermsv4-yoiwlqhvv">
+            <w:hyperlink w:history="1" r:id="rIdoeyggajbe62x3bdnpui2p">
               <w:r>
                 <w:rPr>
                   <w:rFonts w:ascii="Arial" w:cs="Arial" w:eastAsia="Arial" w:hAnsi="Arial"/>
@@ -14989,7 +14989,7 @@
             <w:pPr>
               <w:spacing w:after="20" w:before="0"/>
             </w:pPr>
-            <w:hyperlink w:history="1" r:id="rIdplnzlh-ap5db3rjxqvhrv">
+            <w:hyperlink w:history="1" r:id="rIdu6cwdrflosnc0dxjnmndu">
               <w:r>
                 <w:rPr>
                   <w:rFonts w:ascii="Arial" w:cs="Arial" w:eastAsia="Arial" w:hAnsi="Arial"/>
@@ -15022,7 +15022,7 @@
               <w:spacing w:after="10" w:before="0"/>
               <w:ind w:left="120"/>
             </w:pPr>
-            <w:hyperlink w:history="1" r:id="rIdpx4zxdo6jaswpvvf2ohuy">
+            <w:hyperlink w:history="1" r:id="rIdujcpebe4yw9_tywo3c9q0">
               <w:r>
                 <w:rPr>
                   <w:rFonts w:ascii="Arial" w:cs="Arial" w:eastAsia="Arial" w:hAnsi="Arial"/>
@@ -15217,7 +15217,7 @@
             <w:pPr>
               <w:spacing w:after="20" w:before="0"/>
             </w:pPr>
-            <w:hyperlink w:history="1" r:id="rIdduwcnt-qxxmhygwp9emur">
+            <w:hyperlink w:history="1" r:id="rIdkzs5wwhw8fd0bivskhpys">
               <w:r>
                 <w:rPr>
                   <w:rFonts w:ascii="Arial" w:cs="Arial" w:eastAsia="Arial" w:hAnsi="Arial"/>
@@ -15250,7 +15250,7 @@
               <w:spacing w:after="10" w:before="0"/>
               <w:ind w:left="120"/>
             </w:pPr>
-            <w:hyperlink w:history="1" r:id="rIdcsutpsjs2ii2la_-ckncq">
+            <w:hyperlink w:history="1" r:id="rId9kwx-dvicrehv0vcc5qvt">
               <w:r>
                 <w:rPr>
                   <w:rFonts w:ascii="Arial" w:cs="Arial" w:eastAsia="Arial" w:hAnsi="Arial"/>
@@ -15295,7 +15295,7 @@
             <w:pPr>
               <w:spacing w:after="20" w:before="0"/>
             </w:pPr>
-            <w:hyperlink w:history="1" r:id="rIdeb_th9jir2d6kogdehvgh">
+            <w:hyperlink w:history="1" r:id="rIdd_8hrqwt4hrwyjb837ixs">
               <w:r>
                 <w:rPr>
                   <w:rFonts w:ascii="Arial" w:cs="Arial" w:eastAsia="Arial" w:hAnsi="Arial"/>
@@ -15328,7 +15328,7 @@
               <w:spacing w:after="10" w:before="0"/>
               <w:ind w:left="120"/>
             </w:pPr>
-            <w:hyperlink w:history="1" r:id="rIdo6cv0se2frnudmlqgqbox">
+            <w:hyperlink w:history="1" r:id="rIdnltc--11wgfwtxcrpabxq">
               <w:r>
                 <w:rPr>
                   <w:rFonts w:ascii="Arial" w:cs="Arial" w:eastAsia="Arial" w:hAnsi="Arial"/>
@@ -15523,7 +15523,7 @@
             <w:pPr>
               <w:spacing w:after="20" w:before="0"/>
             </w:pPr>
-            <w:hyperlink w:history="1" r:id="rId1vthbw0uw0ri1mdfw0qtj">
+            <w:hyperlink w:history="1" r:id="rId-gue30_ezu3kv-_r-pmha">
               <w:r>
                 <w:rPr>
                   <w:rFonts w:ascii="Arial" w:cs="Arial" w:eastAsia="Arial" w:hAnsi="Arial"/>
@@ -15556,7 +15556,7 @@
               <w:spacing w:after="10" w:before="0"/>
               <w:ind w:left="120"/>
             </w:pPr>
-            <w:hyperlink w:history="1" r:id="rIdhj6orxmhj9zx8mdodlvji">
+            <w:hyperlink w:history="1" r:id="rId9nxgfogsdtesufd6u-cnh">
               <w:r>
                 <w:rPr>
                   <w:rFonts w:ascii="Arial" w:cs="Arial" w:eastAsia="Arial" w:hAnsi="Arial"/>
@@ -15601,7 +15601,7 @@
             <w:pPr>
               <w:spacing w:after="20" w:before="0"/>
             </w:pPr>
-            <w:hyperlink w:history="1" r:id="rIdwqai5ky4mmi4iziieaccj">
+            <w:hyperlink w:history="1" r:id="rIdpd4p3j3gztl2edcdx1sna">
               <w:r>
                 <w:rPr>
                   <w:rFonts w:ascii="Arial" w:cs="Arial" w:eastAsia="Arial" w:hAnsi="Arial"/>
@@ -15634,7 +15634,7 @@
               <w:spacing w:after="10" w:before="0"/>
               <w:ind w:left="120"/>
             </w:pPr>
-            <w:hyperlink w:history="1" r:id="rIddvpzksdpt53pxh7-xov2j">
+            <w:hyperlink w:history="1" r:id="rIdbcxgcwde2_rbpecztbkkh">
               <w:r>
                 <w:rPr>
                   <w:rFonts w:ascii="Arial" w:cs="Arial" w:eastAsia="Arial" w:hAnsi="Arial"/>
@@ -15829,7 +15829,7 @@
             <w:pPr>
               <w:spacing w:after="20" w:before="0"/>
             </w:pPr>
-            <w:hyperlink w:history="1" r:id="rIdsocggd-7veelajndm7o52">
+            <w:hyperlink w:history="1" r:id="rIdylxaxjwxxdiq_zv4rb97t">
               <w:r>
                 <w:rPr>
                   <w:rFonts w:ascii="Arial" w:cs="Arial" w:eastAsia="Arial" w:hAnsi="Arial"/>
@@ -15862,7 +15862,7 @@
               <w:spacing w:after="10" w:before="0"/>
               <w:ind w:left="120"/>
             </w:pPr>
-            <w:hyperlink w:history="1" r:id="rIdb6chdr6eofdep2ykja8lz">
+            <w:hyperlink w:history="1" r:id="rIdmvxlptgjam9_j-pxog_5l">
               <w:r>
                 <w:rPr>
                   <w:rFonts w:ascii="Arial" w:cs="Arial" w:eastAsia="Arial" w:hAnsi="Arial"/>
@@ -15907,7 +15907,7 @@
             <w:pPr>
               <w:spacing w:after="20" w:before="0"/>
             </w:pPr>
-            <w:hyperlink w:history="1" r:id="rIdmlq2julemunvf3ld2vm_8">
+            <w:hyperlink w:history="1" r:id="rIdtyg9yoxpgziayqwcdiena">
               <w:r>
                 <w:rPr>
                   <w:rFonts w:ascii="Arial" w:cs="Arial" w:eastAsia="Arial" w:hAnsi="Arial"/>
@@ -15940,7 +15940,7 @@
               <w:spacing w:after="10" w:before="0"/>
               <w:ind w:left="120"/>
             </w:pPr>
-            <w:hyperlink w:history="1" r:id="rIdp0ivvxxqdos5g2wzhmtzw">
+            <w:hyperlink w:history="1" r:id="rIdusoo9elc1us3k6oyb-sw5">
               <w:r>
                 <w:rPr>
                   <w:rFonts w:ascii="Arial" w:cs="Arial" w:eastAsia="Arial" w:hAnsi="Arial"/>
@@ -17427,7 +17427,7 @@
             <w:pPr>
               <w:spacing w:after="20" w:before="0"/>
             </w:pPr>
-            <w:hyperlink w:history="1" r:id="rIdzkyakqnm0pj7220xo7zfw">
+            <w:hyperlink w:history="1" r:id="rId-u4jdrynk1gbj1nlvyqi1">
               <w:r>
                 <w:rPr>
                   <w:rFonts w:ascii="Arial" w:cs="Arial" w:eastAsia="Arial" w:hAnsi="Arial"/>
@@ -17460,7 +17460,7 @@
               <w:spacing w:after="10" w:before="0"/>
               <w:ind w:left="120"/>
             </w:pPr>
-            <w:hyperlink w:history="1" r:id="rIdvdybp__-rp_za1gsthgyo">
+            <w:hyperlink w:history="1" r:id="rIdniyixwn3sjzy60obkjcc_">
               <w:r>
                 <w:rPr>
                   <w:rFonts w:ascii="Arial" w:cs="Arial" w:eastAsia="Arial" w:hAnsi="Arial"/>
@@ -17505,7 +17505,7 @@
             <w:pPr>
               <w:spacing w:after="20" w:before="0"/>
             </w:pPr>
-            <w:hyperlink w:history="1" r:id="rIdga0og4vbtv7e42bdg2fvc">
+            <w:hyperlink w:history="1" r:id="rIdyt-duf6autjniye0cbal8">
               <w:r>
                 <w:rPr>
                   <w:rFonts w:ascii="Arial" w:cs="Arial" w:eastAsia="Arial" w:hAnsi="Arial"/>
@@ -17538,7 +17538,7 @@
               <w:spacing w:after="10" w:before="0"/>
               <w:ind w:left="120"/>
             </w:pPr>
-            <w:hyperlink w:history="1" r:id="rId6j0x_cjbdir0tekjsbhtc">
+            <w:hyperlink w:history="1" r:id="rIdo9at5bloxdevnvtewau8y">
               <w:r>
                 <w:rPr>
                   <w:rFonts w:ascii="Arial" w:cs="Arial" w:eastAsia="Arial" w:hAnsi="Arial"/>
@@ -17733,7 +17733,7 @@
             <w:pPr>
               <w:spacing w:after="20" w:before="0"/>
             </w:pPr>
-            <w:hyperlink w:history="1" r:id="rId64jsuuanyho74pwnd-qar">
+            <w:hyperlink w:history="1" r:id="rIdlqgmlk1tgl4rdr6akbdya">
               <w:r>
                 <w:rPr>
                   <w:rFonts w:ascii="Arial" w:cs="Arial" w:eastAsia="Arial" w:hAnsi="Arial"/>
@@ -17766,7 +17766,7 @@
               <w:spacing w:after="10" w:before="0"/>
               <w:ind w:left="120"/>
             </w:pPr>
-            <w:hyperlink w:history="1" r:id="rIdixbprmn2p6gooibicupdh">
+            <w:hyperlink w:history="1" r:id="rIdjdgq2qcnzw04lxd8o2jn6">
               <w:r>
                 <w:rPr>
                   <w:rFonts w:ascii="Arial" w:cs="Arial" w:eastAsia="Arial" w:hAnsi="Arial"/>
@@ -17811,7 +17811,7 @@
             <w:pPr>
               <w:spacing w:after="20" w:before="0"/>
             </w:pPr>
-            <w:hyperlink w:history="1" r:id="rIdjagfnyjtknmhxx0d5a0on">
+            <w:hyperlink w:history="1" r:id="rIdopwa0medbadxaxtu3wcdl">
               <w:r>
                 <w:rPr>
                   <w:rFonts w:ascii="Arial" w:cs="Arial" w:eastAsia="Arial" w:hAnsi="Arial"/>
@@ -17844,7 +17844,7 @@
               <w:spacing w:after="10" w:before="0"/>
               <w:ind w:left="120"/>
             </w:pPr>
-            <w:hyperlink w:history="1" r:id="rId4aqvmr2pitnrqonthycqc">
+            <w:hyperlink w:history="1" r:id="rIdqwntyepw-pcpcrwaa2jsk">
               <w:r>
                 <w:rPr>
                   <w:rFonts w:ascii="Arial" w:cs="Arial" w:eastAsia="Arial" w:hAnsi="Arial"/>
@@ -18039,7 +18039,7 @@
             <w:pPr>
               <w:spacing w:after="20" w:before="0"/>
             </w:pPr>
-            <w:hyperlink w:history="1" r:id="rId0ibvj-snspwjhsicbzyna">
+            <w:hyperlink w:history="1" r:id="rId_srqo2yvibemrfucilrfm">
               <w:r>
                 <w:rPr>
                   <w:rFonts w:ascii="Arial" w:cs="Arial" w:eastAsia="Arial" w:hAnsi="Arial"/>
@@ -18072,7 +18072,7 @@
               <w:spacing w:after="10" w:before="0"/>
               <w:ind w:left="120"/>
             </w:pPr>
-            <w:hyperlink w:history="1" r:id="rId63odlnvu7uswzawqzyeqe">
+            <w:hyperlink w:history="1" r:id="rIdhmabhsn_isyqi9t5w_m_b">
               <w:r>
                 <w:rPr>
                   <w:rFonts w:ascii="Arial" w:cs="Arial" w:eastAsia="Arial" w:hAnsi="Arial"/>
@@ -18117,7 +18117,7 @@
             <w:pPr>
               <w:spacing w:after="20" w:before="0"/>
             </w:pPr>
-            <w:hyperlink w:history="1" r:id="rIdhy6xmkvdkpxuvb7jva_da">
+            <w:hyperlink w:history="1" r:id="rIdp6uujiebyd5hbjsdxfud7">
               <w:r>
                 <w:rPr>
                   <w:rFonts w:ascii="Arial" w:cs="Arial" w:eastAsia="Arial" w:hAnsi="Arial"/>
@@ -18150,7 +18150,7 @@
               <w:spacing w:after="10" w:before="0"/>
               <w:ind w:left="120"/>
             </w:pPr>
-            <w:hyperlink w:history="1" r:id="rIdykgdotk71_w6c9tnxsr7r">
+            <w:hyperlink w:history="1" r:id="rIdheilagqcscjltsmrwtvok">
               <w:r>
                 <w:rPr>
                   <w:rFonts w:ascii="Arial" w:cs="Arial" w:eastAsia="Arial" w:hAnsi="Arial"/>
@@ -18345,7 +18345,7 @@
             <w:pPr>
               <w:spacing w:after="20" w:before="0"/>
             </w:pPr>
-            <w:hyperlink w:history="1" r:id="rIdqpixirvdv3jj7na2ocqsv">
+            <w:hyperlink w:history="1" r:id="rIdufgblat8ypknmc_wcclgo">
               <w:r>
                 <w:rPr>
                   <w:rFonts w:ascii="Arial" w:cs="Arial" w:eastAsia="Arial" w:hAnsi="Arial"/>
@@ -18378,7 +18378,7 @@
               <w:spacing w:after="10" w:before="0"/>
               <w:ind w:left="120"/>
             </w:pPr>
-            <w:hyperlink w:history="1" r:id="rId8p_pv8xqg2fouqweg8dpl">
+            <w:hyperlink w:history="1" r:id="rIdqv6aytfn_gcp0bzbzkwfx">
               <w:r>
                 <w:rPr>
                   <w:rFonts w:ascii="Arial" w:cs="Arial" w:eastAsia="Arial" w:hAnsi="Arial"/>
@@ -18423,7 +18423,7 @@
             <w:pPr>
               <w:spacing w:after="20" w:before="0"/>
             </w:pPr>
-            <w:hyperlink w:history="1" r:id="rIdkqkurkmlolpdqjwuiircc">
+            <w:hyperlink w:history="1" r:id="rIdexecypyl2_nzvj_nbcml8">
               <w:r>
                 <w:rPr>
                   <w:rFonts w:ascii="Arial" w:cs="Arial" w:eastAsia="Arial" w:hAnsi="Arial"/>
@@ -18456,7 +18456,7 @@
               <w:spacing w:after="10" w:before="0"/>
               <w:ind w:left="120"/>
             </w:pPr>
-            <w:hyperlink w:history="1" r:id="rId1gtkqmsb5mhqubwpp_sus">
+            <w:hyperlink w:history="1" r:id="rIdmnwskjafutabptupzxq9p">
               <w:r>
                 <w:rPr>
                   <w:rFonts w:ascii="Arial" w:cs="Arial" w:eastAsia="Arial" w:hAnsi="Arial"/>
@@ -18651,7 +18651,7 @@
             <w:pPr>
               <w:spacing w:after="20" w:before="0"/>
             </w:pPr>
-            <w:hyperlink w:history="1" r:id="rIdaikcjmjhzymulul0dbrcv">
+            <w:hyperlink w:history="1" r:id="rIdznxcunx4alc0medjijsvx">
               <w:r>
                 <w:rPr>
                   <w:rFonts w:ascii="Arial" w:cs="Arial" w:eastAsia="Arial" w:hAnsi="Arial"/>
@@ -18684,7 +18684,7 @@
               <w:spacing w:after="10" w:before="0"/>
               <w:ind w:left="120"/>
             </w:pPr>
-            <w:hyperlink w:history="1" r:id="rIdbzzexjpz0gaxludeufs7w">
+            <w:hyperlink w:history="1" r:id="rIdaayltlo5kc4agpaxl4ibb">
               <w:r>
                 <w:rPr>
                   <w:rFonts w:ascii="Arial" w:cs="Arial" w:eastAsia="Arial" w:hAnsi="Arial"/>
@@ -18729,7 +18729,7 @@
             <w:pPr>
               <w:spacing w:after="20" w:before="0"/>
             </w:pPr>
-            <w:hyperlink w:history="1" r:id="rIdi9nn6p75sastzuivmm5f0">
+            <w:hyperlink w:history="1" r:id="rIdy1nswfz15e1lf9dtdt_9j">
               <w:r>
                 <w:rPr>
                   <w:rFonts w:ascii="Arial" w:cs="Arial" w:eastAsia="Arial" w:hAnsi="Arial"/>
@@ -18762,7 +18762,7 @@
               <w:spacing w:after="10" w:before="0"/>
               <w:ind w:left="120"/>
             </w:pPr>
-            <w:hyperlink w:history="1" r:id="rIdvkmh_sqpqhmxhp18znol2">
+            <w:hyperlink w:history="1" r:id="rIdjbexv82sigxqgseeb50zf">
               <w:r>
                 <w:rPr>
                   <w:rFonts w:ascii="Arial" w:cs="Arial" w:eastAsia="Arial" w:hAnsi="Arial"/>
@@ -20344,7 +20344,7 @@
             <w:pPr>
               <w:spacing w:after="20" w:before="0"/>
             </w:pPr>
-            <w:hyperlink w:history="1" r:id="rId4eu5vov92fwub4oasornp">
+            <w:hyperlink w:history="1" r:id="rIdbujn6-9uksjjkbcwjguez">
               <w:r>
                 <w:rPr>
                   <w:rFonts w:ascii="Arial" w:cs="Arial" w:eastAsia="Arial" w:hAnsi="Arial"/>
@@ -20377,7 +20377,7 @@
               <w:spacing w:after="10" w:before="0"/>
               <w:ind w:left="120"/>
             </w:pPr>
-            <w:hyperlink w:history="1" r:id="rIdc2hs8bojvh6woom-zcbkl">
+            <w:hyperlink w:history="1" r:id="rIdnjllo9s9derbcmsnrwdvx">
               <w:r>
                 <w:rPr>
                   <w:rFonts w:ascii="Arial" w:cs="Arial" w:eastAsia="Arial" w:hAnsi="Arial"/>
@@ -20422,7 +20422,7 @@
             <w:pPr>
               <w:spacing w:after="20" w:before="0"/>
             </w:pPr>
-            <w:hyperlink w:history="1" r:id="rIdyfsnz6h0ajmbfswuy-wrn">
+            <w:hyperlink w:history="1" r:id="rIdqcyvhkdnp88jgeqmlyism">
               <w:r>
                 <w:rPr>
                   <w:rFonts w:ascii="Arial" w:cs="Arial" w:eastAsia="Arial" w:hAnsi="Arial"/>
@@ -20455,7 +20455,7 @@
               <w:spacing w:after="10" w:before="0"/>
               <w:ind w:left="120"/>
             </w:pPr>
-            <w:hyperlink w:history="1" r:id="rId4c8hdxhb3p05ownfb1pdn">
+            <w:hyperlink w:history="1" r:id="rId9daaatgpydaoxiajwkuf6">
               <w:r>
                 <w:rPr>
                   <w:rFonts w:ascii="Arial" w:cs="Arial" w:eastAsia="Arial" w:hAnsi="Arial"/>
@@ -20650,7 +20650,7 @@
             <w:pPr>
               <w:spacing w:after="20" w:before="0"/>
             </w:pPr>
-            <w:hyperlink w:history="1" r:id="rIdgachxcq8ymuuesok329ww">
+            <w:hyperlink w:history="1" r:id="rIdcmqwbzlre-sa876vbcbyk">
               <w:r>
                 <w:rPr>
                   <w:rFonts w:ascii="Arial" w:cs="Arial" w:eastAsia="Arial" w:hAnsi="Arial"/>
@@ -20683,7 +20683,7 @@
               <w:spacing w:after="10" w:before="0"/>
               <w:ind w:left="120"/>
             </w:pPr>
-            <w:hyperlink w:history="1" r:id="rId-q10a7a8jktizb4rkrbd8">
+            <w:hyperlink w:history="1" r:id="rIdkc4rovx7r7kki-3-s90hg">
               <w:r>
                 <w:rPr>
                   <w:rFonts w:ascii="Arial" w:cs="Arial" w:eastAsia="Arial" w:hAnsi="Arial"/>
@@ -20728,7 +20728,7 @@
             <w:pPr>
               <w:spacing w:after="20" w:before="0"/>
             </w:pPr>
-            <w:hyperlink w:history="1" r:id="rIdyicirwz6nfpmj74g20ziu">
+            <w:hyperlink w:history="1" r:id="rIdfgfyl9wxpzmxm3sdv8e8r">
               <w:r>
                 <w:rPr>
                   <w:rFonts w:ascii="Arial" w:cs="Arial" w:eastAsia="Arial" w:hAnsi="Arial"/>
@@ -20761,7 +20761,7 @@
               <w:spacing w:after="10" w:before="0"/>
               <w:ind w:left="120"/>
             </w:pPr>
-            <w:hyperlink w:history="1" r:id="rId7grrh3vn_vtqrbuigkhev">
+            <w:hyperlink w:history="1" r:id="rIdkdhs7sd0dgtk36jta-tl_">
               <w:r>
                 <w:rPr>
                   <w:rFonts w:ascii="Arial" w:cs="Arial" w:eastAsia="Arial" w:hAnsi="Arial"/>
@@ -20956,7 +20956,7 @@
             <w:pPr>
               <w:spacing w:after="20" w:before="0"/>
             </w:pPr>
-            <w:hyperlink w:history="1" r:id="rIdx69or12j0erxghbfrsgg5">
+            <w:hyperlink w:history="1" r:id="rIdmskandll0-3yqgb7rstin">
               <w:r>
                 <w:rPr>
                   <w:rFonts w:ascii="Arial" w:cs="Arial" w:eastAsia="Arial" w:hAnsi="Arial"/>
@@ -20989,7 +20989,7 @@
               <w:spacing w:after="10" w:before="0"/>
               <w:ind w:left="120"/>
             </w:pPr>
-            <w:hyperlink w:history="1" r:id="rId5airtsqautcz_yvhms5ts">
+            <w:hyperlink w:history="1" r:id="rIdvttnwdtp24zcbd7whf-_q">
               <w:r>
                 <w:rPr>
                   <w:rFonts w:ascii="Arial" w:cs="Arial" w:eastAsia="Arial" w:hAnsi="Arial"/>
@@ -21034,7 +21034,7 @@
             <w:pPr>
               <w:spacing w:after="20" w:before="0"/>
             </w:pPr>
-            <w:hyperlink w:history="1" r:id="rIdlfctcbqqtdqb_zmekiyqe">
+            <w:hyperlink w:history="1" r:id="rIdauytzotafvgdb6-ra4um9">
               <w:r>
                 <w:rPr>
                   <w:rFonts w:ascii="Arial" w:cs="Arial" w:eastAsia="Arial" w:hAnsi="Arial"/>
@@ -21067,7 +21067,7 @@
               <w:spacing w:after="10" w:before="0"/>
               <w:ind w:left="120"/>
             </w:pPr>
-            <w:hyperlink w:history="1" r:id="rIdumxrxzr-i8j0faco4bsmg">
+            <w:hyperlink w:history="1" r:id="rIdzaosjg_kx-mxdp389p4au">
               <w:r>
                 <w:rPr>
                   <w:rFonts w:ascii="Arial" w:cs="Arial" w:eastAsia="Arial" w:hAnsi="Arial"/>
@@ -21262,7 +21262,7 @@
             <w:pPr>
               <w:spacing w:after="20" w:before="0"/>
             </w:pPr>
-            <w:hyperlink w:history="1" r:id="rIdediciyt2ykqufajgf1i_m">
+            <w:hyperlink w:history="1" r:id="rIdroada-brsvfbci8qt4vws">
               <w:r>
                 <w:rPr>
                   <w:rFonts w:ascii="Arial" w:cs="Arial" w:eastAsia="Arial" w:hAnsi="Arial"/>
@@ -21295,7 +21295,7 @@
               <w:spacing w:after="10" w:before="0"/>
               <w:ind w:left="120"/>
             </w:pPr>
-            <w:hyperlink w:history="1" r:id="rIdblmztuq84o2zlr7h9d5uu">
+            <w:hyperlink w:history="1" r:id="rIdtsjeeeusxhu5ubox-9ynx">
               <w:r>
                 <w:rPr>
                   <w:rFonts w:ascii="Arial" w:cs="Arial" w:eastAsia="Arial" w:hAnsi="Arial"/>
@@ -21340,7 +21340,7 @@
             <w:pPr>
               <w:spacing w:after="20" w:before="0"/>
             </w:pPr>
-            <w:hyperlink w:history="1" r:id="rIdqjzk5hlxhtetvnwc958ww">
+            <w:hyperlink w:history="1" r:id="rIdnzvq4q19zzn41okzhkogi">
               <w:r>
                 <w:rPr>
                   <w:rFonts w:ascii="Arial" w:cs="Arial" w:eastAsia="Arial" w:hAnsi="Arial"/>
@@ -21373,7 +21373,7 @@
               <w:spacing w:after="10" w:before="0"/>
               <w:ind w:left="120"/>
             </w:pPr>
-            <w:hyperlink w:history="1" r:id="rIdjoybyjd0rpwc8lj_ztavl">
+            <w:hyperlink w:history="1" r:id="rIdiwnnxfo5sz9po6dl9c1hd">
               <w:r>
                 <w:rPr>
                   <w:rFonts w:ascii="Arial" w:cs="Arial" w:eastAsia="Arial" w:hAnsi="Arial"/>
@@ -21568,7 +21568,7 @@
             <w:pPr>
               <w:spacing w:after="20" w:before="0"/>
             </w:pPr>
-            <w:hyperlink w:history="1" r:id="rIdx2hl6pnn2z6g6hjqbb--q">
+            <w:hyperlink w:history="1" r:id="rIdtmhc_jxuagkhv9p3zmrrd">
               <w:r>
                 <w:rPr>
                   <w:rFonts w:ascii="Arial" w:cs="Arial" w:eastAsia="Arial" w:hAnsi="Arial"/>
@@ -21601,7 +21601,7 @@
               <w:spacing w:after="10" w:before="0"/>
               <w:ind w:left="120"/>
             </w:pPr>
-            <w:hyperlink w:history="1" r:id="rIdrtzllg9swqjl9nikxas9d">
+            <w:hyperlink w:history="1" r:id="rIdxxf9tkadqvn5vodg4is64">
               <w:r>
                 <w:rPr>
                   <w:rFonts w:ascii="Arial" w:cs="Arial" w:eastAsia="Arial" w:hAnsi="Arial"/>
@@ -21646,7 +21646,7 @@
             <w:pPr>
               <w:spacing w:after="20" w:before="0"/>
             </w:pPr>
-            <w:hyperlink w:history="1" r:id="rIdabjwv1bezbxntfazwhbe5">
+            <w:hyperlink w:history="1" r:id="rIdhp6heicbpb7vi8nirutgd">
               <w:r>
                 <w:rPr>
                   <w:rFonts w:ascii="Arial" w:cs="Arial" w:eastAsia="Arial" w:hAnsi="Arial"/>
@@ -21679,7 +21679,7 @@
               <w:spacing w:after="10" w:before="0"/>
               <w:ind w:left="120"/>
             </w:pPr>
-            <w:hyperlink w:history="1" r:id="rIdrskec9tzfaijsdpgjlnsw">
+            <w:hyperlink w:history="1" r:id="rIdqgh-5bixol8o06lvrvc4y">
               <w:r>
                 <w:rPr>
                   <w:rFonts w:ascii="Arial" w:cs="Arial" w:eastAsia="Arial" w:hAnsi="Arial"/>
@@ -23280,7 +23280,7 @@
             <w:pPr>
               <w:spacing w:after="20" w:before="0"/>
             </w:pPr>
-            <w:hyperlink w:history="1" r:id="rIdiqb1lamro4jqyihqolq_u">
+            <w:hyperlink w:history="1" r:id="rId5oq1kkjoqiidtpisqmhet">
               <w:r>
                 <w:rPr>
                   <w:rFonts w:ascii="Arial" w:cs="Arial" w:eastAsia="Arial" w:hAnsi="Arial"/>
@@ -23313,7 +23313,7 @@
               <w:spacing w:after="10" w:before="0"/>
               <w:ind w:left="120"/>
             </w:pPr>
-            <w:hyperlink w:history="1" r:id="rIdu2r2ubqox8rly00pyb3mi">
+            <w:hyperlink w:history="1" r:id="rId8mdqlxthoyd-mziqaq04f">
               <w:r>
                 <w:rPr>
                   <w:rFonts w:ascii="Arial" w:cs="Arial" w:eastAsia="Arial" w:hAnsi="Arial"/>
@@ -23358,7 +23358,7 @@
             <w:pPr>
               <w:spacing w:after="20" w:before="0"/>
             </w:pPr>
-            <w:hyperlink w:history="1" r:id="rIdh3alu7fyt4sfrfv7lzwpn">
+            <w:hyperlink w:history="1" r:id="rIdgyjequnacneq6fmmyecex">
               <w:r>
                 <w:rPr>
                   <w:rFonts w:ascii="Arial" w:cs="Arial" w:eastAsia="Arial" w:hAnsi="Arial"/>
@@ -23391,7 +23391,7 @@
               <w:spacing w:after="10" w:before="0"/>
               <w:ind w:left="120"/>
             </w:pPr>
-            <w:hyperlink w:history="1" r:id="rId4l1fc2fa1bspqse-fugcq">
+            <w:hyperlink w:history="1" r:id="rIdll_gkxafqeeskmiv51hnm">
               <w:r>
                 <w:rPr>
                   <w:rFonts w:ascii="Arial" w:cs="Arial" w:eastAsia="Arial" w:hAnsi="Arial"/>
@@ -23586,7 +23586,7 @@
             <w:pPr>
               <w:spacing w:after="20" w:before="0"/>
             </w:pPr>
-            <w:hyperlink w:history="1" r:id="rIdbd94q_pt0ql9hexlabzpa">
+            <w:hyperlink w:history="1" r:id="rIdffwfgfld1jyeye-bxgokm">
               <w:r>
                 <w:rPr>
                   <w:rFonts w:ascii="Arial" w:cs="Arial" w:eastAsia="Arial" w:hAnsi="Arial"/>
@@ -23619,7 +23619,7 @@
               <w:spacing w:after="10" w:before="0"/>
               <w:ind w:left="120"/>
             </w:pPr>
-            <w:hyperlink w:history="1" r:id="rIdtqdnp0560jousg03kgpej">
+            <w:hyperlink w:history="1" r:id="rIdp6xa-zg0ty-xrotmc2zpp">
               <w:r>
                 <w:rPr>
                   <w:rFonts w:ascii="Arial" w:cs="Arial" w:eastAsia="Arial" w:hAnsi="Arial"/>
@@ -23664,7 +23664,7 @@
             <w:pPr>
               <w:spacing w:after="20" w:before="0"/>
             </w:pPr>
-            <w:hyperlink w:history="1" r:id="rIdhyzop1mwullvfwjqj7pm8">
+            <w:hyperlink w:history="1" r:id="rIdigodflapuc-zctsxe79vn">
               <w:r>
                 <w:rPr>
                   <w:rFonts w:ascii="Arial" w:cs="Arial" w:eastAsia="Arial" w:hAnsi="Arial"/>
@@ -23697,7 +23697,7 @@
               <w:spacing w:after="10" w:before="0"/>
               <w:ind w:left="120"/>
             </w:pPr>
-            <w:hyperlink w:history="1" r:id="rId5m4w-stgxei4hk0rrj1ou">
+            <w:hyperlink w:history="1" r:id="rIdfze8p68skcgdxqmnccjnz">
               <w:r>
                 <w:rPr>
                   <w:rFonts w:ascii="Arial" w:cs="Arial" w:eastAsia="Arial" w:hAnsi="Arial"/>
@@ -23892,7 +23892,7 @@
             <w:pPr>
               <w:spacing w:after="20" w:before="0"/>
             </w:pPr>
-            <w:hyperlink w:history="1" r:id="rId9qrmct9ycpvkokjj1kyss">
+            <w:hyperlink w:history="1" r:id="rId0j7qixyldl2bjophhjajj">
               <w:r>
                 <w:rPr>
                   <w:rFonts w:ascii="Arial" w:cs="Arial" w:eastAsia="Arial" w:hAnsi="Arial"/>
@@ -23925,7 +23925,7 @@
               <w:spacing w:after="10" w:before="0"/>
               <w:ind w:left="120"/>
             </w:pPr>
-            <w:hyperlink w:history="1" r:id="rIdtzk6qxkikzftmyarrmy7o">
+            <w:hyperlink w:history="1" r:id="rIdmwlelz_8_6aspumbwh-e2">
               <w:r>
                 <w:rPr>
                   <w:rFonts w:ascii="Arial" w:cs="Arial" w:eastAsia="Arial" w:hAnsi="Arial"/>
@@ -23970,7 +23970,7 @@
             <w:pPr>
               <w:spacing w:after="20" w:before="0"/>
             </w:pPr>
-            <w:hyperlink w:history="1" r:id="rIdduamp5iovtemulekvr4e9">
+            <w:hyperlink w:history="1" r:id="rIdlwao6vg7mgoj-iy6sxopt">
               <w:r>
                 <w:rPr>
                   <w:rFonts w:ascii="Arial" w:cs="Arial" w:eastAsia="Arial" w:hAnsi="Arial"/>
@@ -24003,7 +24003,7 @@
               <w:spacing w:after="10" w:before="0"/>
               <w:ind w:left="120"/>
             </w:pPr>
-            <w:hyperlink w:history="1" r:id="rIdmcwhm5pzcuwohujulrzqr">
+            <w:hyperlink w:history="1" r:id="rIdohzulml-c7ukvantwyjc6">
               <w:r>
                 <w:rPr>
                   <w:rFonts w:ascii="Arial" w:cs="Arial" w:eastAsia="Arial" w:hAnsi="Arial"/>
@@ -24198,7 +24198,7 @@
             <w:pPr>
               <w:spacing w:after="20" w:before="0"/>
             </w:pPr>
-            <w:hyperlink w:history="1" r:id="rIdf2nmd7za_bibpdump__mv">
+            <w:hyperlink w:history="1" r:id="rIdpp5izy1e7w9djl4mhzujn">
               <w:r>
                 <w:rPr>
                   <w:rFonts w:ascii="Arial" w:cs="Arial" w:eastAsia="Arial" w:hAnsi="Arial"/>
@@ -24231,7 +24231,7 @@
               <w:spacing w:after="10" w:before="0"/>
               <w:ind w:left="120"/>
             </w:pPr>
-            <w:hyperlink w:history="1" r:id="rIdooqrppizbkntbvo1yxezl">
+            <w:hyperlink w:history="1" r:id="rIdw_r1xfyt7rk61rhixvbpx">
               <w:r>
                 <w:rPr>
                   <w:rFonts w:ascii="Arial" w:cs="Arial" w:eastAsia="Arial" w:hAnsi="Arial"/>
@@ -24276,7 +24276,7 @@
             <w:pPr>
               <w:spacing w:after="20" w:before="0"/>
             </w:pPr>
-            <w:hyperlink w:history="1" r:id="rIdnp-dhqtnc9rppvgf6klqx">
+            <w:hyperlink w:history="1" r:id="rIdwd7-u7qi4sipzngykobet">
               <w:r>
                 <w:rPr>
                   <w:rFonts w:ascii="Arial" w:cs="Arial" w:eastAsia="Arial" w:hAnsi="Arial"/>
@@ -24309,7 +24309,7 @@
               <w:spacing w:after="10" w:before="0"/>
               <w:ind w:left="120"/>
             </w:pPr>
-            <w:hyperlink w:history="1" r:id="rIdwc6jmtsndeyy4o8w6r1gb">
+            <w:hyperlink w:history="1" r:id="rIdvvtxk3yvwvcoe_cldep6b">
               <w:r>
                 <w:rPr>
                   <w:rFonts w:ascii="Arial" w:cs="Arial" w:eastAsia="Arial" w:hAnsi="Arial"/>
@@ -24504,7 +24504,7 @@
             <w:pPr>
               <w:spacing w:after="20" w:before="0"/>
             </w:pPr>
-            <w:hyperlink w:history="1" r:id="rIdb4qqtiu5ggwtjmylqn4de">
+            <w:hyperlink w:history="1" r:id="rIdvzjyptz0sok0x0g_mw6hs">
               <w:r>
                 <w:rPr>
                   <w:rFonts w:ascii="Arial" w:cs="Arial" w:eastAsia="Arial" w:hAnsi="Arial"/>
@@ -24537,7 +24537,7 @@
               <w:spacing w:after="10" w:before="0"/>
               <w:ind w:left="120"/>
             </w:pPr>
-            <w:hyperlink w:history="1" r:id="rIdaiaidyzybh88b9tcgsdsk">
+            <w:hyperlink w:history="1" r:id="rIdfwkcdrcwazw4psboepqvv">
               <w:r>
                 <w:rPr>
                   <w:rFonts w:ascii="Arial" w:cs="Arial" w:eastAsia="Arial" w:hAnsi="Arial"/>
@@ -24582,7 +24582,7 @@
             <w:pPr>
               <w:spacing w:after="20" w:before="0"/>
             </w:pPr>
-            <w:hyperlink w:history="1" r:id="rId0r1btu8cniqg3vjsrema0">
+            <w:hyperlink w:history="1" r:id="rIdsy7hzr72zeo3akol9mc-a">
               <w:r>
                 <w:rPr>
                   <w:rFonts w:ascii="Arial" w:cs="Arial" w:eastAsia="Arial" w:hAnsi="Arial"/>
@@ -24615,7 +24615,7 @@
               <w:spacing w:after="10" w:before="0"/>
               <w:ind w:left="120"/>
             </w:pPr>
-            <w:hyperlink w:history="1" r:id="rIdoer8o9ujpeeukjrgyhmvj">
+            <w:hyperlink w:history="1" r:id="rIdrho_ks9wwljc9qw_hqygr">
               <w:r>
                 <w:rPr>
                   <w:rFonts w:ascii="Arial" w:cs="Arial" w:eastAsia="Arial" w:hAnsi="Arial"/>
@@ -26102,7 +26102,7 @@
             <w:pPr>
               <w:spacing w:after="20" w:before="0"/>
             </w:pPr>
-            <w:hyperlink w:history="1" r:id="rIdzwsymwurwzufrk2fhbzhk">
+            <w:hyperlink w:history="1" r:id="rIdwu81cykd1uqdxpz3sybjb">
               <w:r>
                 <w:rPr>
                   <w:rFonts w:ascii="Arial" w:cs="Arial" w:eastAsia="Arial" w:hAnsi="Arial"/>
@@ -26135,7 +26135,7 @@
               <w:spacing w:after="10" w:before="0"/>
               <w:ind w:left="120"/>
             </w:pPr>
-            <w:hyperlink w:history="1" r:id="rIdz4-h-mh7hjx0w-szgiuki">
+            <w:hyperlink w:history="1" r:id="rIde9v3wicrqtqz29eg8w0nw">
               <w:r>
                 <w:rPr>
                   <w:rFonts w:ascii="Arial" w:cs="Arial" w:eastAsia="Arial" w:hAnsi="Arial"/>
@@ -26180,7 +26180,7 @@
             <w:pPr>
               <w:spacing w:after="20" w:before="0"/>
             </w:pPr>
-            <w:hyperlink w:history="1" r:id="rId7jtatjffcyp5sz9a7c3k-">
+            <w:hyperlink w:history="1" r:id="rIdyzx-dpuxbdixjx51jkidl">
               <w:r>
                 <w:rPr>
                   <w:rFonts w:ascii="Arial" w:cs="Arial" w:eastAsia="Arial" w:hAnsi="Arial"/>
@@ -26213,7 +26213,7 @@
               <w:spacing w:after="10" w:before="0"/>
               <w:ind w:left="120"/>
             </w:pPr>
-            <w:hyperlink w:history="1" r:id="rIdqr-1kfzs_z87tghlqafrm">
+            <w:hyperlink w:history="1" r:id="rId7evsyxbokwrrm0eqnxtyd">
               <w:r>
                 <w:rPr>
                   <w:rFonts w:ascii="Arial" w:cs="Arial" w:eastAsia="Arial" w:hAnsi="Arial"/>
@@ -26408,7 +26408,7 @@
             <w:pPr>
               <w:spacing w:after="20" w:before="0"/>
             </w:pPr>
-            <w:hyperlink w:history="1" r:id="rIdlrypgwvmonuaps5mkv-1v">
+            <w:hyperlink w:history="1" r:id="rId38yrudjeos0k-l1cmqy4v">
               <w:r>
                 <w:rPr>
                   <w:rFonts w:ascii="Arial" w:cs="Arial" w:eastAsia="Arial" w:hAnsi="Arial"/>
@@ -26441,7 +26441,7 @@
               <w:spacing w:after="10" w:before="0"/>
               <w:ind w:left="120"/>
             </w:pPr>
-            <w:hyperlink w:history="1" r:id="rId5trskznm5e2ydmoliepqp">
+            <w:hyperlink w:history="1" r:id="rId_2jwzyxgoa_u1o8aqawro">
               <w:r>
                 <w:rPr>
                   <w:rFonts w:ascii="Arial" w:cs="Arial" w:eastAsia="Arial" w:hAnsi="Arial"/>
@@ -26486,7 +26486,7 @@
             <w:pPr>
               <w:spacing w:after="20" w:before="0"/>
             </w:pPr>
-            <w:hyperlink w:history="1" r:id="rIdzknhjhc1imqbmztkdcttr">
+            <w:hyperlink w:history="1" r:id="rId6mpavoq4baciq1zktjerg">
               <w:r>
                 <w:rPr>
                   <w:rFonts w:ascii="Arial" w:cs="Arial" w:eastAsia="Arial" w:hAnsi="Arial"/>
@@ -26519,7 +26519,7 @@
               <w:spacing w:after="10" w:before="0"/>
               <w:ind w:left="120"/>
             </w:pPr>
-            <w:hyperlink w:history="1" r:id="rId_jspove8izm73vpsdctl1">
+            <w:hyperlink w:history="1" r:id="rIdaeo4x4wii86nzifl7ncgh">
               <w:r>
                 <w:rPr>
                   <w:rFonts w:ascii="Arial" w:cs="Arial" w:eastAsia="Arial" w:hAnsi="Arial"/>
@@ -26714,7 +26714,7 @@
             <w:pPr>
               <w:spacing w:after="20" w:before="0"/>
             </w:pPr>
-            <w:hyperlink w:history="1" r:id="rIdytcmwhcoeo0-vezi2bysi">
+            <w:hyperlink w:history="1" r:id="rIdafbyeoejgrekt6uyxdlho">
               <w:r>
                 <w:rPr>
                   <w:rFonts w:ascii="Arial" w:cs="Arial" w:eastAsia="Arial" w:hAnsi="Arial"/>
@@ -26747,7 +26747,7 @@
               <w:spacing w:after="10" w:before="0"/>
               <w:ind w:left="120"/>
             </w:pPr>
-            <w:hyperlink w:history="1" r:id="rId0ddffc2d1eailrm_gcqto">
+            <w:hyperlink w:history="1" r:id="rIdj9pmapfddczb5pzy_y-p3">
               <w:r>
                 <w:rPr>
                   <w:rFonts w:ascii="Arial" w:cs="Arial" w:eastAsia="Arial" w:hAnsi="Arial"/>
@@ -26792,7 +26792,7 @@
             <w:pPr>
               <w:spacing w:after="20" w:before="0"/>
             </w:pPr>
-            <w:hyperlink w:history="1" r:id="rIdbvbvu5awgpu4injdu95-b">
+            <w:hyperlink w:history="1" r:id="rIdlkleaed3ooubxvc9nlwmo">
               <w:r>
                 <w:rPr>
                   <w:rFonts w:ascii="Arial" w:cs="Arial" w:eastAsia="Arial" w:hAnsi="Arial"/>
@@ -26825,7 +26825,7 @@
               <w:spacing w:after="10" w:before="0"/>
               <w:ind w:left="120"/>
             </w:pPr>
-            <w:hyperlink w:history="1" r:id="rIdrjdry9tbmnrkr2p7n2qtv">
+            <w:hyperlink w:history="1" r:id="rId5a9bat_5gxwotkavz56wd">
               <w:r>
                 <w:rPr>
                   <w:rFonts w:ascii="Arial" w:cs="Arial" w:eastAsia="Arial" w:hAnsi="Arial"/>
@@ -27020,7 +27020,7 @@
             <w:pPr>
               <w:spacing w:after="20" w:before="0"/>
             </w:pPr>
-            <w:hyperlink w:history="1" r:id="rIddcav-eejxcadq4h9-ygs5">
+            <w:hyperlink w:history="1" r:id="rIdic8wlkplpbxe9bhm6cqyz">
               <w:r>
                 <w:rPr>
                   <w:rFonts w:ascii="Arial" w:cs="Arial" w:eastAsia="Arial" w:hAnsi="Arial"/>
@@ -27053,7 +27053,7 @@
               <w:spacing w:after="10" w:before="0"/>
               <w:ind w:left="120"/>
             </w:pPr>
-            <w:hyperlink w:history="1" r:id="rIdwqzl0hmshvqio40y8iiah">
+            <w:hyperlink w:history="1" r:id="rIdoaebcez6cdp61lypu8uqi">
               <w:r>
                 <w:rPr>
                   <w:rFonts w:ascii="Arial" w:cs="Arial" w:eastAsia="Arial" w:hAnsi="Arial"/>
@@ -27098,7 +27098,7 @@
             <w:pPr>
               <w:spacing w:after="20" w:before="0"/>
             </w:pPr>
-            <w:hyperlink w:history="1" r:id="rIdbhs8m5qwi4bycteh9vre8">
+            <w:hyperlink w:history="1" r:id="rIdvm9hxqfcbmnnm_yn7igvm">
               <w:r>
                 <w:rPr>
                   <w:rFonts w:ascii="Arial" w:cs="Arial" w:eastAsia="Arial" w:hAnsi="Arial"/>
@@ -27131,7 +27131,7 @@
               <w:spacing w:after="10" w:before="0"/>
               <w:ind w:left="120"/>
             </w:pPr>
-            <w:hyperlink w:history="1" r:id="rId1mxgx0cz7frer6ogqnffj">
+            <w:hyperlink w:history="1" r:id="rIdcty0b6vwo8e4mke4atgw6">
               <w:r>
                 <w:rPr>
                   <w:rFonts w:ascii="Arial" w:cs="Arial" w:eastAsia="Arial" w:hAnsi="Arial"/>
@@ -27326,7 +27326,7 @@
             <w:pPr>
               <w:spacing w:after="20" w:before="0"/>
             </w:pPr>
-            <w:hyperlink w:history="1" r:id="rIdduyz1yu6hny1sm6tr9s1n">
+            <w:hyperlink w:history="1" r:id="rIdtipfakaeusuenekixbqvl">
               <w:r>
                 <w:rPr>
                   <w:rFonts w:ascii="Arial" w:cs="Arial" w:eastAsia="Arial" w:hAnsi="Arial"/>
@@ -27359,7 +27359,7 @@
               <w:spacing w:after="10" w:before="0"/>
               <w:ind w:left="120"/>
             </w:pPr>
-            <w:hyperlink w:history="1" r:id="rIdvu1vck83ut2dpc8yneek2">
+            <w:hyperlink w:history="1" r:id="rIdn1xmop2z5gm36--xi5ipj">
               <w:r>
                 <w:rPr>
                   <w:rFonts w:ascii="Arial" w:cs="Arial" w:eastAsia="Arial" w:hAnsi="Arial"/>
@@ -27404,7 +27404,7 @@
             <w:pPr>
               <w:spacing w:after="20" w:before="0"/>
             </w:pPr>
-            <w:hyperlink w:history="1" r:id="rIdjgwm14dv5zzqzopeziocl">
+            <w:hyperlink w:history="1" r:id="rIdwlbtftphfejatoghujast">
               <w:r>
                 <w:rPr>
                   <w:rFonts w:ascii="Arial" w:cs="Arial" w:eastAsia="Arial" w:hAnsi="Arial"/>
@@ -27437,7 +27437,7 @@
               <w:spacing w:after="10" w:before="0"/>
               <w:ind w:left="120"/>
             </w:pPr>
-            <w:hyperlink w:history="1" r:id="rIdr8zskwlvyh5cbfaxwmnnj">
+            <w:hyperlink w:history="1" r:id="rIddke2ic-cxprwia_82l5a1">
               <w:r>
                 <w:rPr>
                   <w:rFonts w:ascii="Arial" w:cs="Arial" w:eastAsia="Arial" w:hAnsi="Arial"/>

--- a/data/outputs/v2/Chemistry/SS1.2_The_Atom/Chemistry_The_Atom_CBE_LessonSequence.docx
+++ b/data/outputs/v2/Chemistry/SS1.2_The_Atom/Chemistry_The_Atom_CBE_LessonSequence.docx
@@ -3222,7 +3222,7 @@
             <w:pPr>
               <w:spacing w:after="20" w:before="0"/>
             </w:pPr>
-            <w:hyperlink w:history="1" r:id="rId-oytboqb16tn3_4kiw-jz">
+            <w:hyperlink w:history="1" r:id="rIdfe7dp5rjmtdrqo9s9qscn">
               <w:r>
                 <w:rPr>
                   <w:rFonts w:ascii="Arial" w:cs="Arial" w:eastAsia="Arial" w:hAnsi="Arial"/>
@@ -3255,7 +3255,7 @@
               <w:spacing w:after="10" w:before="0"/>
               <w:ind w:left="120"/>
             </w:pPr>
-            <w:hyperlink w:history="1" r:id="rId5vghta8dvwqnjs2mxithk">
+            <w:hyperlink w:history="1" r:id="rId6zn5msu_-w1jkisfjc5x-">
               <w:r>
                 <w:rPr>
                   <w:rFonts w:ascii="Arial" w:cs="Arial" w:eastAsia="Arial" w:hAnsi="Arial"/>
@@ -3300,7 +3300,7 @@
             <w:pPr>
               <w:spacing w:after="20" w:before="0"/>
             </w:pPr>
-            <w:hyperlink w:history="1" r:id="rIdeaomkgx_rlq_rsrx0_cld">
+            <w:hyperlink w:history="1" r:id="rIdgxnsjfhmqdi0di0y2yg2h">
               <w:r>
                 <w:rPr>
                   <w:rFonts w:ascii="Arial" w:cs="Arial" w:eastAsia="Arial" w:hAnsi="Arial"/>
@@ -3333,7 +3333,7 @@
               <w:spacing w:after="10" w:before="0"/>
               <w:ind w:left="120"/>
             </w:pPr>
-            <w:hyperlink w:history="1" r:id="rIdbpmpkb7padtipeg6hnsjb">
+            <w:hyperlink w:history="1" r:id="rIdutxvljir1tf6wvjl7d-rt">
               <w:r>
                 <w:rPr>
                   <w:rFonts w:ascii="Arial" w:cs="Arial" w:eastAsia="Arial" w:hAnsi="Arial"/>
@@ -3528,7 +3528,7 @@
             <w:pPr>
               <w:spacing w:after="20" w:before="0"/>
             </w:pPr>
-            <w:hyperlink w:history="1" r:id="rIdkykv3eywuuyowoep1kn34">
+            <w:hyperlink w:history="1" r:id="rIde70ll0cphskzxr_srxeew">
               <w:r>
                 <w:rPr>
                   <w:rFonts w:ascii="Arial" w:cs="Arial" w:eastAsia="Arial" w:hAnsi="Arial"/>
@@ -3561,7 +3561,7 @@
               <w:spacing w:after="10" w:before="0"/>
               <w:ind w:left="120"/>
             </w:pPr>
-            <w:hyperlink w:history="1" r:id="rIdyue0mixnex44kznpbsdhd">
+            <w:hyperlink w:history="1" r:id="rIdajai63ins7ti8eypnuc_b">
               <w:r>
                 <w:rPr>
                   <w:rFonts w:ascii="Arial" w:cs="Arial" w:eastAsia="Arial" w:hAnsi="Arial"/>
@@ -3606,7 +3606,7 @@
             <w:pPr>
               <w:spacing w:after="20" w:before="0"/>
             </w:pPr>
-            <w:hyperlink w:history="1" r:id="rIdsryjmv69aeteka5h-u6xp">
+            <w:hyperlink w:history="1" r:id="rIdef1aurhbcwfahcwcreyzs">
               <w:r>
                 <w:rPr>
                   <w:rFonts w:ascii="Arial" w:cs="Arial" w:eastAsia="Arial" w:hAnsi="Arial"/>
@@ -3639,7 +3639,7 @@
               <w:spacing w:after="10" w:before="0"/>
               <w:ind w:left="120"/>
             </w:pPr>
-            <w:hyperlink w:history="1" r:id="rId6htcdhzibhz8wpme1iunx">
+            <w:hyperlink w:history="1" r:id="rIdhorlpgzafu-9ohc9gqsvb">
               <w:r>
                 <w:rPr>
                   <w:rFonts w:ascii="Arial" w:cs="Arial" w:eastAsia="Arial" w:hAnsi="Arial"/>
@@ -3834,7 +3834,7 @@
             <w:pPr>
               <w:spacing w:after="20" w:before="0"/>
             </w:pPr>
-            <w:hyperlink w:history="1" r:id="rIdjfmr7qxuxlxfgznuhp5pa">
+            <w:hyperlink w:history="1" r:id="rId2yljhlhohijbttmuiyzng">
               <w:r>
                 <w:rPr>
                   <w:rFonts w:ascii="Arial" w:cs="Arial" w:eastAsia="Arial" w:hAnsi="Arial"/>
@@ -3867,7 +3867,7 @@
               <w:spacing w:after="10" w:before="0"/>
               <w:ind w:left="120"/>
             </w:pPr>
-            <w:hyperlink w:history="1" r:id="rIdgicn6bc1ah9zydxr7e0pe">
+            <w:hyperlink w:history="1" r:id="rIdeuli0kv319ibtlfqa_c-p">
               <w:r>
                 <w:rPr>
                   <w:rFonts w:ascii="Arial" w:cs="Arial" w:eastAsia="Arial" w:hAnsi="Arial"/>
@@ -3912,7 +3912,7 @@
             <w:pPr>
               <w:spacing w:after="20" w:before="0"/>
             </w:pPr>
-            <w:hyperlink w:history="1" r:id="rIdmqp5ivooqbnb5ry-akhnf">
+            <w:hyperlink w:history="1" r:id="rIdbx6cmjq4sfcgxxzshufd-">
               <w:r>
                 <w:rPr>
                   <w:rFonts w:ascii="Arial" w:cs="Arial" w:eastAsia="Arial" w:hAnsi="Arial"/>
@@ -3945,7 +3945,7 @@
               <w:spacing w:after="10" w:before="0"/>
               <w:ind w:left="120"/>
             </w:pPr>
-            <w:hyperlink w:history="1" r:id="rIdwn9a4ooaldcggfpdehmav">
+            <w:hyperlink w:history="1" r:id="rIdewixxg-q1fmb2wsszcau7">
               <w:r>
                 <w:rPr>
                   <w:rFonts w:ascii="Arial" w:cs="Arial" w:eastAsia="Arial" w:hAnsi="Arial"/>
@@ -4140,7 +4140,7 @@
             <w:pPr>
               <w:spacing w:after="20" w:before="0"/>
             </w:pPr>
-            <w:hyperlink w:history="1" r:id="rId3vuhs8v28riho679kufxd">
+            <w:hyperlink w:history="1" r:id="rIdah-4w5dzxddfdfrw-op4v">
               <w:r>
                 <w:rPr>
                   <w:rFonts w:ascii="Arial" w:cs="Arial" w:eastAsia="Arial" w:hAnsi="Arial"/>
@@ -4173,7 +4173,7 @@
               <w:spacing w:after="10" w:before="0"/>
               <w:ind w:left="120"/>
             </w:pPr>
-            <w:hyperlink w:history="1" r:id="rIdrs8pyuffro07fzfvbwxjg">
+            <w:hyperlink w:history="1" r:id="rIdolqzwznvsg3gi3csnqlcf">
               <w:r>
                 <w:rPr>
                   <w:rFonts w:ascii="Arial" w:cs="Arial" w:eastAsia="Arial" w:hAnsi="Arial"/>
@@ -4218,7 +4218,7 @@
             <w:pPr>
               <w:spacing w:after="20" w:before="0"/>
             </w:pPr>
-            <w:hyperlink w:history="1" r:id="rId6aosardhcyxznmzcqcedv">
+            <w:hyperlink w:history="1" r:id="rIdipqkqwqs_8zqa2rja20kd">
               <w:r>
                 <w:rPr>
                   <w:rFonts w:ascii="Arial" w:cs="Arial" w:eastAsia="Arial" w:hAnsi="Arial"/>
@@ -4251,7 +4251,7 @@
               <w:spacing w:after="10" w:before="0"/>
               <w:ind w:left="120"/>
             </w:pPr>
-            <w:hyperlink w:history="1" r:id="rId-w6k_5dh__-cyjeuoxzak">
+            <w:hyperlink w:history="1" r:id="rId90zlpakapm-fsxdqyuobq">
               <w:r>
                 <w:rPr>
                   <w:rFonts w:ascii="Arial" w:cs="Arial" w:eastAsia="Arial" w:hAnsi="Arial"/>
@@ -4446,7 +4446,7 @@
             <w:pPr>
               <w:spacing w:after="20" w:before="0"/>
             </w:pPr>
-            <w:hyperlink w:history="1" r:id="rIdmgd177ldl_-ffczuzg3cj">
+            <w:hyperlink w:history="1" r:id="rId3ie2eiyv-gzstormt25ft">
               <w:r>
                 <w:rPr>
                   <w:rFonts w:ascii="Arial" w:cs="Arial" w:eastAsia="Arial" w:hAnsi="Arial"/>
@@ -4479,7 +4479,7 @@
               <w:spacing w:after="10" w:before="0"/>
               <w:ind w:left="120"/>
             </w:pPr>
-            <w:hyperlink w:history="1" r:id="rIdyriib0ihcsnww-lmknps8">
+            <w:hyperlink w:history="1" r:id="rIdcjdv178ih6u6_sm87k0-6">
               <w:r>
                 <w:rPr>
                   <w:rFonts w:ascii="Arial" w:cs="Arial" w:eastAsia="Arial" w:hAnsi="Arial"/>
@@ -4524,7 +4524,7 @@
             <w:pPr>
               <w:spacing w:after="20" w:before="0"/>
             </w:pPr>
-            <w:hyperlink w:history="1" r:id="rIdwdacg6zjk9ecfnsd8scr8">
+            <w:hyperlink w:history="1" r:id="rIdijf--0qs86ax_fxn1dvsj">
               <w:r>
                 <w:rPr>
                   <w:rFonts w:ascii="Arial" w:cs="Arial" w:eastAsia="Arial" w:hAnsi="Arial"/>
@@ -4557,7 +4557,7 @@
               <w:spacing w:after="10" w:before="0"/>
               <w:ind w:left="120"/>
             </w:pPr>
-            <w:hyperlink w:history="1" r:id="rId_9r-1afcfi6wffoqaqzxo">
+            <w:hyperlink w:history="1" r:id="rIdy5bpyvyfeylymscyr218v">
               <w:r>
                 <w:rPr>
                   <w:rFonts w:ascii="Arial" w:cs="Arial" w:eastAsia="Arial" w:hAnsi="Arial"/>
@@ -6044,7 +6044,7 @@
             <w:pPr>
               <w:spacing w:after="20" w:before="0"/>
             </w:pPr>
-            <w:hyperlink w:history="1" r:id="rIdrqxdxvmebrluxus7wpxom">
+            <w:hyperlink w:history="1" r:id="rId_qcmjkylf9zorlqmrmnl9">
               <w:r>
                 <w:rPr>
                   <w:rFonts w:ascii="Arial" w:cs="Arial" w:eastAsia="Arial" w:hAnsi="Arial"/>
@@ -6077,7 +6077,7 @@
               <w:spacing w:after="10" w:before="0"/>
               <w:ind w:left="120"/>
             </w:pPr>
-            <w:hyperlink w:history="1" r:id="rIduqrqfyuvd_wluiikqg3pm">
+            <w:hyperlink w:history="1" r:id="rId6myoyrydlnpv067hp_9sm">
               <w:r>
                 <w:rPr>
                   <w:rFonts w:ascii="Arial" w:cs="Arial" w:eastAsia="Arial" w:hAnsi="Arial"/>
@@ -6122,7 +6122,7 @@
             <w:pPr>
               <w:spacing w:after="20" w:before="0"/>
             </w:pPr>
-            <w:hyperlink w:history="1" r:id="rIdayqdd3djdiws3at7linoc">
+            <w:hyperlink w:history="1" r:id="rIdelfuqn_1icqgtee-r5dc3">
               <w:r>
                 <w:rPr>
                   <w:rFonts w:ascii="Arial" w:cs="Arial" w:eastAsia="Arial" w:hAnsi="Arial"/>
@@ -6155,7 +6155,7 @@
               <w:spacing w:after="10" w:before="0"/>
               <w:ind w:left="120"/>
             </w:pPr>
-            <w:hyperlink w:history="1" r:id="rIdchpixiifpu2cp8nwcvuu-">
+            <w:hyperlink w:history="1" r:id="rId1cvlwpdijtgxn1yc4oedx">
               <w:r>
                 <w:rPr>
                   <w:rFonts w:ascii="Arial" w:cs="Arial" w:eastAsia="Arial" w:hAnsi="Arial"/>
@@ -6350,7 +6350,7 @@
             <w:pPr>
               <w:spacing w:after="20" w:before="0"/>
             </w:pPr>
-            <w:hyperlink w:history="1" r:id="rId22boycgsgtin9gbetntnv">
+            <w:hyperlink w:history="1" r:id="rId5dsyfesokql_juhgsexvb">
               <w:r>
                 <w:rPr>
                   <w:rFonts w:ascii="Arial" w:cs="Arial" w:eastAsia="Arial" w:hAnsi="Arial"/>
@@ -6383,7 +6383,7 @@
               <w:spacing w:after="10" w:before="0"/>
               <w:ind w:left="120"/>
             </w:pPr>
-            <w:hyperlink w:history="1" r:id="rIdwgbekbp6hb-o2iyaatte3">
+            <w:hyperlink w:history="1" r:id="rIdbrzjpswobx_cpzzncizu3">
               <w:r>
                 <w:rPr>
                   <w:rFonts w:ascii="Arial" w:cs="Arial" w:eastAsia="Arial" w:hAnsi="Arial"/>
@@ -6428,7 +6428,7 @@
             <w:pPr>
               <w:spacing w:after="20" w:before="0"/>
             </w:pPr>
-            <w:hyperlink w:history="1" r:id="rIdmxvc_ex2rpfhvbkk_jnbs">
+            <w:hyperlink w:history="1" r:id="rId2y9u-xi9h48xqhuf-eian">
               <w:r>
                 <w:rPr>
                   <w:rFonts w:ascii="Arial" w:cs="Arial" w:eastAsia="Arial" w:hAnsi="Arial"/>
@@ -6461,7 +6461,7 @@
               <w:spacing w:after="10" w:before="0"/>
               <w:ind w:left="120"/>
             </w:pPr>
-            <w:hyperlink w:history="1" r:id="rIdbullbwm1590z0cbkmqqkw">
+            <w:hyperlink w:history="1" r:id="rIdlbz8udv3v2u5lte3dc5ce">
               <w:r>
                 <w:rPr>
                   <w:rFonts w:ascii="Arial" w:cs="Arial" w:eastAsia="Arial" w:hAnsi="Arial"/>
@@ -6656,7 +6656,7 @@
             <w:pPr>
               <w:spacing w:after="20" w:before="0"/>
             </w:pPr>
-            <w:hyperlink w:history="1" r:id="rIddlk7y-vzff3c-bmnquflm">
+            <w:hyperlink w:history="1" r:id="rIdawdjij9vv72it_tx0mqv0">
               <w:r>
                 <w:rPr>
                   <w:rFonts w:ascii="Arial" w:cs="Arial" w:eastAsia="Arial" w:hAnsi="Arial"/>
@@ -6689,7 +6689,7 @@
               <w:spacing w:after="10" w:before="0"/>
               <w:ind w:left="120"/>
             </w:pPr>
-            <w:hyperlink w:history="1" r:id="rId_yvjyfp0ojxcvpvcesl7d">
+            <w:hyperlink w:history="1" r:id="rId4hnw5m0cfvwp_df794i00">
               <w:r>
                 <w:rPr>
                   <w:rFonts w:ascii="Arial" w:cs="Arial" w:eastAsia="Arial" w:hAnsi="Arial"/>
@@ -6734,7 +6734,7 @@
             <w:pPr>
               <w:spacing w:after="20" w:before="0"/>
             </w:pPr>
-            <w:hyperlink w:history="1" r:id="rIdbkbp9-wdmh0wwweak32dn">
+            <w:hyperlink w:history="1" r:id="rIdilqt3qgdbhgf89y4fvsre">
               <w:r>
                 <w:rPr>
                   <w:rFonts w:ascii="Arial" w:cs="Arial" w:eastAsia="Arial" w:hAnsi="Arial"/>
@@ -6767,7 +6767,7 @@
               <w:spacing w:after="10" w:before="0"/>
               <w:ind w:left="120"/>
             </w:pPr>
-            <w:hyperlink w:history="1" r:id="rIdxgs21m-nmwr8dnlb9buo1">
+            <w:hyperlink w:history="1" r:id="rId2uiujo2pfvp9pnxvk07ui">
               <w:r>
                 <w:rPr>
                   <w:rFonts w:ascii="Arial" w:cs="Arial" w:eastAsia="Arial" w:hAnsi="Arial"/>
@@ -6962,7 +6962,7 @@
             <w:pPr>
               <w:spacing w:after="20" w:before="0"/>
             </w:pPr>
-            <w:hyperlink w:history="1" r:id="rId967orwbuby-kn49grrw03">
+            <w:hyperlink w:history="1" r:id="rIdip1ad8bbc2fk6lfzakhqc">
               <w:r>
                 <w:rPr>
                   <w:rFonts w:ascii="Arial" w:cs="Arial" w:eastAsia="Arial" w:hAnsi="Arial"/>
@@ -6995,7 +6995,7 @@
               <w:spacing w:after="10" w:before="0"/>
               <w:ind w:left="120"/>
             </w:pPr>
-            <w:hyperlink w:history="1" r:id="rIdvicsnjtlkw_ecn_o530dx">
+            <w:hyperlink w:history="1" r:id="rId2e2pefrk3ons-pesfiwfu">
               <w:r>
                 <w:rPr>
                   <w:rFonts w:ascii="Arial" w:cs="Arial" w:eastAsia="Arial" w:hAnsi="Arial"/>
@@ -7040,7 +7040,7 @@
             <w:pPr>
               <w:spacing w:after="20" w:before="0"/>
             </w:pPr>
-            <w:hyperlink w:history="1" r:id="rIddr1mgymvsjklui8mrxg4k">
+            <w:hyperlink w:history="1" r:id="rIdgzlrbbduq2byswfwoap6b">
               <w:r>
                 <w:rPr>
                   <w:rFonts w:ascii="Arial" w:cs="Arial" w:eastAsia="Arial" w:hAnsi="Arial"/>
@@ -7073,7 +7073,7 @@
               <w:spacing w:after="10" w:before="0"/>
               <w:ind w:left="120"/>
             </w:pPr>
-            <w:hyperlink w:history="1" r:id="rIdc5g2wuh9dkt4exu2fslnm">
+            <w:hyperlink w:history="1" r:id="rIdrr6dsg81ju0e-cwpfinee">
               <w:r>
                 <w:rPr>
                   <w:rFonts w:ascii="Arial" w:cs="Arial" w:eastAsia="Arial" w:hAnsi="Arial"/>
@@ -7268,7 +7268,7 @@
             <w:pPr>
               <w:spacing w:after="20" w:before="0"/>
             </w:pPr>
-            <w:hyperlink w:history="1" r:id="rId9iuquf6lv46t1mt7xwngz">
+            <w:hyperlink w:history="1" r:id="rIdbty91sggz4z1axioeo_fj">
               <w:r>
                 <w:rPr>
                   <w:rFonts w:ascii="Arial" w:cs="Arial" w:eastAsia="Arial" w:hAnsi="Arial"/>
@@ -7301,7 +7301,7 @@
               <w:spacing w:after="10" w:before="0"/>
               <w:ind w:left="120"/>
             </w:pPr>
-            <w:hyperlink w:history="1" r:id="rIdhw8i99phvuudw1tetrdlm">
+            <w:hyperlink w:history="1" r:id="rIdoty4kmb2x0d-ffk-fb-jl">
               <w:r>
                 <w:rPr>
                   <w:rFonts w:ascii="Arial" w:cs="Arial" w:eastAsia="Arial" w:hAnsi="Arial"/>
@@ -7346,7 +7346,7 @@
             <w:pPr>
               <w:spacing w:after="20" w:before="0"/>
             </w:pPr>
-            <w:hyperlink w:history="1" r:id="rId7jza9zvxdceoprvouhbz9">
+            <w:hyperlink w:history="1" r:id="rIdgybwrfe7g8tbohny_sovi">
               <w:r>
                 <w:rPr>
                   <w:rFonts w:ascii="Arial" w:cs="Arial" w:eastAsia="Arial" w:hAnsi="Arial"/>
@@ -7379,7 +7379,7 @@
               <w:spacing w:after="10" w:before="0"/>
               <w:ind w:left="120"/>
             </w:pPr>
-            <w:hyperlink w:history="1" r:id="rIdek5hpxdtaksdwkpfxh8ba">
+            <w:hyperlink w:history="1" r:id="rIdutn2flvfr3byaq-k1ebiq">
               <w:r>
                 <w:rPr>
                   <w:rFonts w:ascii="Arial" w:cs="Arial" w:eastAsia="Arial" w:hAnsi="Arial"/>
@@ -8866,7 +8866,7 @@
             <w:pPr>
               <w:spacing w:after="20" w:before="0"/>
             </w:pPr>
-            <w:hyperlink w:history="1" r:id="rIdiph1qxea4mc2qsjfzq5of">
+            <w:hyperlink w:history="1" r:id="rIdlvgx8nlorkljb_rfryuue">
               <w:r>
                 <w:rPr>
                   <w:rFonts w:ascii="Arial" w:cs="Arial" w:eastAsia="Arial" w:hAnsi="Arial"/>
@@ -8899,7 +8899,7 @@
               <w:spacing w:after="10" w:before="0"/>
               <w:ind w:left="120"/>
             </w:pPr>
-            <w:hyperlink w:history="1" r:id="rIduftgc0gbu8ubahbqb0jnw">
+            <w:hyperlink w:history="1" r:id="rIdgefti2pahwk6r7y1e2fgf">
               <w:r>
                 <w:rPr>
                   <w:rFonts w:ascii="Arial" w:cs="Arial" w:eastAsia="Arial" w:hAnsi="Arial"/>
@@ -8944,7 +8944,7 @@
             <w:pPr>
               <w:spacing w:after="20" w:before="0"/>
             </w:pPr>
-            <w:hyperlink w:history="1" r:id="rIdzaadxnzck4bcq1zhqusho">
+            <w:hyperlink w:history="1" r:id="rIdxdjkufgarladiburrrabj">
               <w:r>
                 <w:rPr>
                   <w:rFonts w:ascii="Arial" w:cs="Arial" w:eastAsia="Arial" w:hAnsi="Arial"/>
@@ -8977,7 +8977,7 @@
               <w:spacing w:after="10" w:before="0"/>
               <w:ind w:left="120"/>
             </w:pPr>
-            <w:hyperlink w:history="1" r:id="rIdn4wssoxsicq8n03sdc-vw">
+            <w:hyperlink w:history="1" r:id="rId1kga81yyztaq6miq-3wwk">
               <w:r>
                 <w:rPr>
                   <w:rFonts w:ascii="Arial" w:cs="Arial" w:eastAsia="Arial" w:hAnsi="Arial"/>
@@ -9172,7 +9172,7 @@
             <w:pPr>
               <w:spacing w:after="20" w:before="0"/>
             </w:pPr>
-            <w:hyperlink w:history="1" r:id="rIdxic3ledl_-zgkgt_mods-">
+            <w:hyperlink w:history="1" r:id="rIdmvvitze0swin4rvfu7u-j">
               <w:r>
                 <w:rPr>
                   <w:rFonts w:ascii="Arial" w:cs="Arial" w:eastAsia="Arial" w:hAnsi="Arial"/>
@@ -9205,7 +9205,7 @@
               <w:spacing w:after="10" w:before="0"/>
               <w:ind w:left="120"/>
             </w:pPr>
-            <w:hyperlink w:history="1" r:id="rIddzperw3i7nikkfiaececn">
+            <w:hyperlink w:history="1" r:id="rIdly2pqz2w5srinzzq26aes">
               <w:r>
                 <w:rPr>
                   <w:rFonts w:ascii="Arial" w:cs="Arial" w:eastAsia="Arial" w:hAnsi="Arial"/>
@@ -9250,7 +9250,7 @@
             <w:pPr>
               <w:spacing w:after="20" w:before="0"/>
             </w:pPr>
-            <w:hyperlink w:history="1" r:id="rIduvgdy3qqvbcmc3gkoxwua">
+            <w:hyperlink w:history="1" r:id="rIdsehj5icqfyuyhx0o3hkjr">
               <w:r>
                 <w:rPr>
                   <w:rFonts w:ascii="Arial" w:cs="Arial" w:eastAsia="Arial" w:hAnsi="Arial"/>
@@ -9283,7 +9283,7 @@
               <w:spacing w:after="10" w:before="0"/>
               <w:ind w:left="120"/>
             </w:pPr>
-            <w:hyperlink w:history="1" r:id="rIdctx7geuyc9dnwjzvk3nze">
+            <w:hyperlink w:history="1" r:id="rId33ffcjk5plmccqxmi2vqp">
               <w:r>
                 <w:rPr>
                   <w:rFonts w:ascii="Arial" w:cs="Arial" w:eastAsia="Arial" w:hAnsi="Arial"/>
@@ -9478,7 +9478,7 @@
             <w:pPr>
               <w:spacing w:after="20" w:before="0"/>
             </w:pPr>
-            <w:hyperlink w:history="1" r:id="rIdtsfa4ofqbolpj0qg8pf7r">
+            <w:hyperlink w:history="1" r:id="rId9tg-sqnuchofqpzv1e90f">
               <w:r>
                 <w:rPr>
                   <w:rFonts w:ascii="Arial" w:cs="Arial" w:eastAsia="Arial" w:hAnsi="Arial"/>
@@ -9511,7 +9511,7 @@
               <w:spacing w:after="10" w:before="0"/>
               <w:ind w:left="120"/>
             </w:pPr>
-            <w:hyperlink w:history="1" r:id="rIdzxyo2heltm36aph4nybdh">
+            <w:hyperlink w:history="1" r:id="rId9riruidk6xubxkmsfkfhg">
               <w:r>
                 <w:rPr>
                   <w:rFonts w:ascii="Arial" w:cs="Arial" w:eastAsia="Arial" w:hAnsi="Arial"/>
@@ -9556,7 +9556,7 @@
             <w:pPr>
               <w:spacing w:after="20" w:before="0"/>
             </w:pPr>
-            <w:hyperlink w:history="1" r:id="rIdsr5ojllokoupyeq1ibupl">
+            <w:hyperlink w:history="1" r:id="rIdwdsx0eyrp8i313qrlxtao">
               <w:r>
                 <w:rPr>
                   <w:rFonts w:ascii="Arial" w:cs="Arial" w:eastAsia="Arial" w:hAnsi="Arial"/>
@@ -9589,7 +9589,7 @@
               <w:spacing w:after="10" w:before="0"/>
               <w:ind w:left="120"/>
             </w:pPr>
-            <w:hyperlink w:history="1" r:id="rId2ajrc0vx0nte8growfmu0">
+            <w:hyperlink w:history="1" r:id="rIdbsxe9hckrxme3jfubrcgc">
               <w:r>
                 <w:rPr>
                   <w:rFonts w:ascii="Arial" w:cs="Arial" w:eastAsia="Arial" w:hAnsi="Arial"/>
@@ -9784,7 +9784,7 @@
             <w:pPr>
               <w:spacing w:after="20" w:before="0"/>
             </w:pPr>
-            <w:hyperlink w:history="1" r:id="rIde5nkveyfjfbrn-ljuuvgc">
+            <w:hyperlink w:history="1" r:id="rIdq2pzcwgiphxxpxolt1jb4">
               <w:r>
                 <w:rPr>
                   <w:rFonts w:ascii="Arial" w:cs="Arial" w:eastAsia="Arial" w:hAnsi="Arial"/>
@@ -9817,7 +9817,7 @@
               <w:spacing w:after="10" w:before="0"/>
               <w:ind w:left="120"/>
             </w:pPr>
-            <w:hyperlink w:history="1" r:id="rId2jswwne_agukycjrfbpca">
+            <w:hyperlink w:history="1" r:id="rIdsvlgham899r4ilo7zy8lg">
               <w:r>
                 <w:rPr>
                   <w:rFonts w:ascii="Arial" w:cs="Arial" w:eastAsia="Arial" w:hAnsi="Arial"/>
@@ -9862,7 +9862,7 @@
             <w:pPr>
               <w:spacing w:after="20" w:before="0"/>
             </w:pPr>
-            <w:hyperlink w:history="1" r:id="rIdwxdszfjmq8etango8vbea">
+            <w:hyperlink w:history="1" r:id="rIdioslkighhnfuvswofh0a9">
               <w:r>
                 <w:rPr>
                   <w:rFonts w:ascii="Arial" w:cs="Arial" w:eastAsia="Arial" w:hAnsi="Arial"/>
@@ -9895,7 +9895,7 @@
               <w:spacing w:after="10" w:before="0"/>
               <w:ind w:left="120"/>
             </w:pPr>
-            <w:hyperlink w:history="1" r:id="rIddm0wbej6wsi2gegaof7d9">
+            <w:hyperlink w:history="1" r:id="rIdhj9tzetu6sbcgxc603aix">
               <w:r>
                 <w:rPr>
                   <w:rFonts w:ascii="Arial" w:cs="Arial" w:eastAsia="Arial" w:hAnsi="Arial"/>
@@ -10090,7 +10090,7 @@
             <w:pPr>
               <w:spacing w:after="20" w:before="0"/>
             </w:pPr>
-            <w:hyperlink w:history="1" r:id="rIdeffkmzauxorlw3qnk0wx5">
+            <w:hyperlink w:history="1" r:id="rIdj2fsu59eetmbjmhivxte-">
               <w:r>
                 <w:rPr>
                   <w:rFonts w:ascii="Arial" w:cs="Arial" w:eastAsia="Arial" w:hAnsi="Arial"/>
@@ -10123,7 +10123,7 @@
               <w:spacing w:after="10" w:before="0"/>
               <w:ind w:left="120"/>
             </w:pPr>
-            <w:hyperlink w:history="1" r:id="rIdapmn_kfu27cyyqrylaw-y">
+            <w:hyperlink w:history="1" r:id="rIdjk9yjvtrtuzl2a3pacalu">
               <w:r>
                 <w:rPr>
                   <w:rFonts w:ascii="Arial" w:cs="Arial" w:eastAsia="Arial" w:hAnsi="Arial"/>
@@ -10168,7 +10168,7 @@
             <w:pPr>
               <w:spacing w:after="20" w:before="0"/>
             </w:pPr>
-            <w:hyperlink w:history="1" r:id="rIdfhtfjayxpnkomsq1pvqd_">
+            <w:hyperlink w:history="1" r:id="rIddeoa_xqdfiyan-ashc2ea">
               <w:r>
                 <w:rPr>
                   <w:rFonts w:ascii="Arial" w:cs="Arial" w:eastAsia="Arial" w:hAnsi="Arial"/>
@@ -10201,7 +10201,7 @@
               <w:spacing w:after="10" w:before="0"/>
               <w:ind w:left="120"/>
             </w:pPr>
-            <w:hyperlink w:history="1" r:id="rIdg3z5ka6lrfnce68spgjxa">
+            <w:hyperlink w:history="1" r:id="rIdbbbqp5ospoheew_anhzbv">
               <w:r>
                 <w:rPr>
                   <w:rFonts w:ascii="Arial" w:cs="Arial" w:eastAsia="Arial" w:hAnsi="Arial"/>
@@ -11783,7 +11783,7 @@
             <w:pPr>
               <w:spacing w:after="20" w:before="0"/>
             </w:pPr>
-            <w:hyperlink w:history="1" r:id="rIdd7ve5ihefnriqzvrudir9">
+            <w:hyperlink w:history="1" r:id="rIdcrfossrceftugjkmgmymo">
               <w:r>
                 <w:rPr>
                   <w:rFonts w:ascii="Arial" w:cs="Arial" w:eastAsia="Arial" w:hAnsi="Arial"/>
@@ -11816,7 +11816,7 @@
               <w:spacing w:after="10" w:before="0"/>
               <w:ind w:left="120"/>
             </w:pPr>
-            <w:hyperlink w:history="1" r:id="rIdanrla5jee5nd4vpwqcmyj">
+            <w:hyperlink w:history="1" r:id="rIdxzvuakf-06nwwpozdovor">
               <w:r>
                 <w:rPr>
                   <w:rFonts w:ascii="Arial" w:cs="Arial" w:eastAsia="Arial" w:hAnsi="Arial"/>
@@ -11861,7 +11861,7 @@
             <w:pPr>
               <w:spacing w:after="20" w:before="0"/>
             </w:pPr>
-            <w:hyperlink w:history="1" r:id="rIdjoik907d1lv7olff-9upo">
+            <w:hyperlink w:history="1" r:id="rIds_hujx0htd5r4cmgsklpr">
               <w:r>
                 <w:rPr>
                   <w:rFonts w:ascii="Arial" w:cs="Arial" w:eastAsia="Arial" w:hAnsi="Arial"/>
@@ -11894,7 +11894,7 @@
               <w:spacing w:after="10" w:before="0"/>
               <w:ind w:left="120"/>
             </w:pPr>
-            <w:hyperlink w:history="1" r:id="rIdgnkelloakory5wtifacuj">
+            <w:hyperlink w:history="1" r:id="rIddh-crnc_rsxfupeezduqb">
               <w:r>
                 <w:rPr>
                   <w:rFonts w:ascii="Arial" w:cs="Arial" w:eastAsia="Arial" w:hAnsi="Arial"/>
@@ -12089,7 +12089,7 @@
             <w:pPr>
               <w:spacing w:after="20" w:before="0"/>
             </w:pPr>
-            <w:hyperlink w:history="1" r:id="rIds6oknvaueucgkot9dh8ij">
+            <w:hyperlink w:history="1" r:id="rIdfsctq_muocimejxdue6bi">
               <w:r>
                 <w:rPr>
                   <w:rFonts w:ascii="Arial" w:cs="Arial" w:eastAsia="Arial" w:hAnsi="Arial"/>
@@ -12122,7 +12122,7 @@
               <w:spacing w:after="10" w:before="0"/>
               <w:ind w:left="120"/>
             </w:pPr>
-            <w:hyperlink w:history="1" r:id="rIdfge1mxwewpgfry_ktrbce">
+            <w:hyperlink w:history="1" r:id="rIdy5val2szbvps7_ktab3qn">
               <w:r>
                 <w:rPr>
                   <w:rFonts w:ascii="Arial" w:cs="Arial" w:eastAsia="Arial" w:hAnsi="Arial"/>
@@ -12167,7 +12167,7 @@
             <w:pPr>
               <w:spacing w:after="20" w:before="0"/>
             </w:pPr>
-            <w:hyperlink w:history="1" r:id="rIdk0uxqx5dvzucaqlcd43ve">
+            <w:hyperlink w:history="1" r:id="rId8f7algrd1csvlloers0ay">
               <w:r>
                 <w:rPr>
                   <w:rFonts w:ascii="Arial" w:cs="Arial" w:eastAsia="Arial" w:hAnsi="Arial"/>
@@ -12200,7 +12200,7 @@
               <w:spacing w:after="10" w:before="0"/>
               <w:ind w:left="120"/>
             </w:pPr>
-            <w:hyperlink w:history="1" r:id="rIdtdiiumvifprsq3fth7td7">
+            <w:hyperlink w:history="1" r:id="rId2xnrheoxp_fsu6sr-dffo">
               <w:r>
                 <w:rPr>
                   <w:rFonts w:ascii="Arial" w:cs="Arial" w:eastAsia="Arial" w:hAnsi="Arial"/>
@@ -12395,7 +12395,7 @@
             <w:pPr>
               <w:spacing w:after="20" w:before="0"/>
             </w:pPr>
-            <w:hyperlink w:history="1" r:id="rIdiyow3sqe6ladbpa7v6d02">
+            <w:hyperlink w:history="1" r:id="rIdhdhgd-5aboj-dba_q9iv-">
               <w:r>
                 <w:rPr>
                   <w:rFonts w:ascii="Arial" w:cs="Arial" w:eastAsia="Arial" w:hAnsi="Arial"/>
@@ -12428,7 +12428,7 @@
               <w:spacing w:after="10" w:before="0"/>
               <w:ind w:left="120"/>
             </w:pPr>
-            <w:hyperlink w:history="1" r:id="rId9qwbxypw4zvwcg0bwyjvq">
+            <w:hyperlink w:history="1" r:id="rIdroxnmaf3lc6k0sqygc6ng">
               <w:r>
                 <w:rPr>
                   <w:rFonts w:ascii="Arial" w:cs="Arial" w:eastAsia="Arial" w:hAnsi="Arial"/>
@@ -12473,7 +12473,7 @@
             <w:pPr>
               <w:spacing w:after="20" w:before="0"/>
             </w:pPr>
-            <w:hyperlink w:history="1" r:id="rIdl6ne3az1yzvy5ik2lrqba">
+            <w:hyperlink w:history="1" r:id="rIdyvy1omwxgigrvna9uvhkt">
               <w:r>
                 <w:rPr>
                   <w:rFonts w:ascii="Arial" w:cs="Arial" w:eastAsia="Arial" w:hAnsi="Arial"/>
@@ -12506,7 +12506,7 @@
               <w:spacing w:after="10" w:before="0"/>
               <w:ind w:left="120"/>
             </w:pPr>
-            <w:hyperlink w:history="1" r:id="rId2o-divhhloazwsote5jsk">
+            <w:hyperlink w:history="1" r:id="rIdouum_pfqwiqqmdaite-k8">
               <w:r>
                 <w:rPr>
                   <w:rFonts w:ascii="Arial" w:cs="Arial" w:eastAsia="Arial" w:hAnsi="Arial"/>
@@ -12701,7 +12701,7 @@
             <w:pPr>
               <w:spacing w:after="20" w:before="0"/>
             </w:pPr>
-            <w:hyperlink w:history="1" r:id="rIdkpydbqkvoafnnnqgxhddo">
+            <w:hyperlink w:history="1" r:id="rIdzxizal-6rjjh5veae0at1">
               <w:r>
                 <w:rPr>
                   <w:rFonts w:ascii="Arial" w:cs="Arial" w:eastAsia="Arial" w:hAnsi="Arial"/>
@@ -12734,7 +12734,7 @@
               <w:spacing w:after="10" w:before="0"/>
               <w:ind w:left="120"/>
             </w:pPr>
-            <w:hyperlink w:history="1" r:id="rIdtknzenl4a8mlnfm1w3mal">
+            <w:hyperlink w:history="1" r:id="rIdz4no7g3yduecjx7zxicbi">
               <w:r>
                 <w:rPr>
                   <w:rFonts w:ascii="Arial" w:cs="Arial" w:eastAsia="Arial" w:hAnsi="Arial"/>
@@ -12779,7 +12779,7 @@
             <w:pPr>
               <w:spacing w:after="20" w:before="0"/>
             </w:pPr>
-            <w:hyperlink w:history="1" r:id="rId2hwf8f9o9jtmeuk0de-nj">
+            <w:hyperlink w:history="1" r:id="rId-seku9wmv0t1s35nqjmpn">
               <w:r>
                 <w:rPr>
                   <w:rFonts w:ascii="Arial" w:cs="Arial" w:eastAsia="Arial" w:hAnsi="Arial"/>
@@ -12812,7 +12812,7 @@
               <w:spacing w:after="10" w:before="0"/>
               <w:ind w:left="120"/>
             </w:pPr>
-            <w:hyperlink w:history="1" r:id="rId8nxqolajnva_rqvwrbc-m">
+            <w:hyperlink w:history="1" r:id="rIdylce99y9vltlcdkos8bz4">
               <w:r>
                 <w:rPr>
                   <w:rFonts w:ascii="Arial" w:cs="Arial" w:eastAsia="Arial" w:hAnsi="Arial"/>
@@ -13007,7 +13007,7 @@
             <w:pPr>
               <w:spacing w:after="20" w:before="0"/>
             </w:pPr>
-            <w:hyperlink w:history="1" r:id="rIdlqttcimn4wtgawodtfhej">
+            <w:hyperlink w:history="1" r:id="rIdfq-z3uiaph9sejxfjousi">
               <w:r>
                 <w:rPr>
                   <w:rFonts w:ascii="Arial" w:cs="Arial" w:eastAsia="Arial" w:hAnsi="Arial"/>
@@ -13040,7 +13040,7 @@
               <w:spacing w:after="10" w:before="0"/>
               <w:ind w:left="120"/>
             </w:pPr>
-            <w:hyperlink w:history="1" r:id="rIdbbt7lihuuw3m8oz2fh3-r">
+            <w:hyperlink w:history="1" r:id="rIdvsokt2kq0chb_ybxkkgr0">
               <w:r>
                 <w:rPr>
                   <w:rFonts w:ascii="Arial" w:cs="Arial" w:eastAsia="Arial" w:hAnsi="Arial"/>
@@ -13085,7 +13085,7 @@
             <w:pPr>
               <w:spacing w:after="20" w:before="0"/>
             </w:pPr>
-            <w:hyperlink w:history="1" r:id="rIdie298gzgsvcvwjyb4loi4">
+            <w:hyperlink w:history="1" r:id="rIdaywhaa_fx8xw-1nw1igll">
               <w:r>
                 <w:rPr>
                   <w:rFonts w:ascii="Arial" w:cs="Arial" w:eastAsia="Arial" w:hAnsi="Arial"/>
@@ -13118,7 +13118,7 @@
               <w:spacing w:after="10" w:before="0"/>
               <w:ind w:left="120"/>
             </w:pPr>
-            <w:hyperlink w:history="1" r:id="rIdj_7oajznexkv1qc6nfvyd">
+            <w:hyperlink w:history="1" r:id="rIdxnmmvr40j2ilsagbmgsul">
               <w:r>
                 <w:rPr>
                   <w:rFonts w:ascii="Arial" w:cs="Arial" w:eastAsia="Arial" w:hAnsi="Arial"/>
@@ -14605,7 +14605,7 @@
             <w:pPr>
               <w:spacing w:after="20" w:before="0"/>
             </w:pPr>
-            <w:hyperlink w:history="1" r:id="rId8rbifoi0t-m8uy-ewf35n">
+            <w:hyperlink w:history="1" r:id="rId5mevf2jvy7_fxxz2wcg8v">
               <w:r>
                 <w:rPr>
                   <w:rFonts w:ascii="Arial" w:cs="Arial" w:eastAsia="Arial" w:hAnsi="Arial"/>
@@ -14638,7 +14638,7 @@
               <w:spacing w:after="10" w:before="0"/>
               <w:ind w:left="120"/>
             </w:pPr>
-            <w:hyperlink w:history="1" r:id="rIdz1jbisvx74ryukpfzfypm">
+            <w:hyperlink w:history="1" r:id="rIdzh7honou6h4nasc4p-nm-">
               <w:r>
                 <w:rPr>
                   <w:rFonts w:ascii="Arial" w:cs="Arial" w:eastAsia="Arial" w:hAnsi="Arial"/>
@@ -14683,7 +14683,7 @@
             <w:pPr>
               <w:spacing w:after="20" w:before="0"/>
             </w:pPr>
-            <w:hyperlink w:history="1" r:id="rIdwwpl8meyohcxksyr4siph">
+            <w:hyperlink w:history="1" r:id="rIdi9nwt_tikzpq22jcchnpo">
               <w:r>
                 <w:rPr>
                   <w:rFonts w:ascii="Arial" w:cs="Arial" w:eastAsia="Arial" w:hAnsi="Arial"/>
@@ -14716,7 +14716,7 @@
               <w:spacing w:after="10" w:before="0"/>
               <w:ind w:left="120"/>
             </w:pPr>
-            <w:hyperlink w:history="1" r:id="rIdapfv7rvyc2ursh1bnnev8">
+            <w:hyperlink w:history="1" r:id="rIdfn5noas0pggenjulnis2p">
               <w:r>
                 <w:rPr>
                   <w:rFonts w:ascii="Arial" w:cs="Arial" w:eastAsia="Arial" w:hAnsi="Arial"/>
@@ -14911,7 +14911,7 @@
             <w:pPr>
               <w:spacing w:after="20" w:before="0"/>
             </w:pPr>
-            <w:hyperlink w:history="1" r:id="rIdpybv7mq0d_wrexmrrlsva">
+            <w:hyperlink w:history="1" r:id="rId9ymjgid4znkzmmw-fach3">
               <w:r>
                 <w:rPr>
                   <w:rFonts w:ascii="Arial" w:cs="Arial" w:eastAsia="Arial" w:hAnsi="Arial"/>
@@ -14944,7 +14944,7 @@
               <w:spacing w:after="10" w:before="0"/>
               <w:ind w:left="120"/>
             </w:pPr>
-            <w:hyperlink w:history="1" r:id="rIdoeyggajbe62x3bdnpui2p">
+            <w:hyperlink w:history="1" r:id="rIdlzd6vjy1jg-sbmj7z8mpx">
               <w:r>
                 <w:rPr>
                   <w:rFonts w:ascii="Arial" w:cs="Arial" w:eastAsia="Arial" w:hAnsi="Arial"/>
@@ -14989,7 +14989,7 @@
             <w:pPr>
               <w:spacing w:after="20" w:before="0"/>
             </w:pPr>
-            <w:hyperlink w:history="1" r:id="rIdu6cwdrflosnc0dxjnmndu">
+            <w:hyperlink w:history="1" r:id="rIdtv3fn6hlo97cmaiyti8m8">
               <w:r>
                 <w:rPr>
                   <w:rFonts w:ascii="Arial" w:cs="Arial" w:eastAsia="Arial" w:hAnsi="Arial"/>
@@ -15022,7 +15022,7 @@
               <w:spacing w:after="10" w:before="0"/>
               <w:ind w:left="120"/>
             </w:pPr>
-            <w:hyperlink w:history="1" r:id="rIdujcpebe4yw9_tywo3c9q0">
+            <w:hyperlink w:history="1" r:id="rIdivtlggyz_tpesujxz3wwv">
               <w:r>
                 <w:rPr>
                   <w:rFonts w:ascii="Arial" w:cs="Arial" w:eastAsia="Arial" w:hAnsi="Arial"/>
@@ -15217,7 +15217,7 @@
             <w:pPr>
               <w:spacing w:after="20" w:before="0"/>
             </w:pPr>
-            <w:hyperlink w:history="1" r:id="rIdkzs5wwhw8fd0bivskhpys">
+            <w:hyperlink w:history="1" r:id="rIdpbxzvthm-cw0qinhrp9jc">
               <w:r>
                 <w:rPr>
                   <w:rFonts w:ascii="Arial" w:cs="Arial" w:eastAsia="Arial" w:hAnsi="Arial"/>
@@ -15250,7 +15250,7 @@
               <w:spacing w:after="10" w:before="0"/>
               <w:ind w:left="120"/>
             </w:pPr>
-            <w:hyperlink w:history="1" r:id="rId9kwx-dvicrehv0vcc5qvt">
+            <w:hyperlink w:history="1" r:id="rIdfomrlkbzwpypc8n0hpl63">
               <w:r>
                 <w:rPr>
                   <w:rFonts w:ascii="Arial" w:cs="Arial" w:eastAsia="Arial" w:hAnsi="Arial"/>
@@ -15295,7 +15295,7 @@
             <w:pPr>
               <w:spacing w:after="20" w:before="0"/>
             </w:pPr>
-            <w:hyperlink w:history="1" r:id="rIdd_8hrqwt4hrwyjb837ixs">
+            <w:hyperlink w:history="1" r:id="rIdqn3fqstb_z8lx7jwsh6ie">
               <w:r>
                 <w:rPr>
                   <w:rFonts w:ascii="Arial" w:cs="Arial" w:eastAsia="Arial" w:hAnsi="Arial"/>
@@ -15328,7 +15328,7 @@
               <w:spacing w:after="10" w:before="0"/>
               <w:ind w:left="120"/>
             </w:pPr>
-            <w:hyperlink w:history="1" r:id="rIdnltc--11wgfwtxcrpabxq">
+            <w:hyperlink w:history="1" r:id="rIdxsieqzgdc6g0lg4rnccdx">
               <w:r>
                 <w:rPr>
                   <w:rFonts w:ascii="Arial" w:cs="Arial" w:eastAsia="Arial" w:hAnsi="Arial"/>
@@ -15523,7 +15523,7 @@
             <w:pPr>
               <w:spacing w:after="20" w:before="0"/>
             </w:pPr>
-            <w:hyperlink w:history="1" r:id="rId-gue30_ezu3kv-_r-pmha">
+            <w:hyperlink w:history="1" r:id="rIdew9qri1pazb5ylbobjh_y">
               <w:r>
                 <w:rPr>
                   <w:rFonts w:ascii="Arial" w:cs="Arial" w:eastAsia="Arial" w:hAnsi="Arial"/>
@@ -15556,7 +15556,7 @@
               <w:spacing w:after="10" w:before="0"/>
               <w:ind w:left="120"/>
             </w:pPr>
-            <w:hyperlink w:history="1" r:id="rId9nxgfogsdtesufd6u-cnh">
+            <w:hyperlink w:history="1" r:id="rIdb6-7vueixui6flvc4clpy">
               <w:r>
                 <w:rPr>
                   <w:rFonts w:ascii="Arial" w:cs="Arial" w:eastAsia="Arial" w:hAnsi="Arial"/>
@@ -15601,7 +15601,7 @@
             <w:pPr>
               <w:spacing w:after="20" w:before="0"/>
             </w:pPr>
-            <w:hyperlink w:history="1" r:id="rIdpd4p3j3gztl2edcdx1sna">
+            <w:hyperlink w:history="1" r:id="rIdgleibf77gm6m_euvxe9k3">
               <w:r>
                 <w:rPr>
                   <w:rFonts w:ascii="Arial" w:cs="Arial" w:eastAsia="Arial" w:hAnsi="Arial"/>
@@ -15634,7 +15634,7 @@
               <w:spacing w:after="10" w:before="0"/>
               <w:ind w:left="120"/>
             </w:pPr>
-            <w:hyperlink w:history="1" r:id="rIdbcxgcwde2_rbpecztbkkh">
+            <w:hyperlink w:history="1" r:id="rIdkwjmayf8th2yrj2o-ncvm">
               <w:r>
                 <w:rPr>
                   <w:rFonts w:ascii="Arial" w:cs="Arial" w:eastAsia="Arial" w:hAnsi="Arial"/>
@@ -15829,7 +15829,7 @@
             <w:pPr>
               <w:spacing w:after="20" w:before="0"/>
             </w:pPr>
-            <w:hyperlink w:history="1" r:id="rIdylxaxjwxxdiq_zv4rb97t">
+            <w:hyperlink w:history="1" r:id="rIdpxzkmxjdcdn8_6l1m_trn">
               <w:r>
                 <w:rPr>
                   <w:rFonts w:ascii="Arial" w:cs="Arial" w:eastAsia="Arial" w:hAnsi="Arial"/>
@@ -15862,7 +15862,7 @@
               <w:spacing w:after="10" w:before="0"/>
               <w:ind w:left="120"/>
             </w:pPr>
-            <w:hyperlink w:history="1" r:id="rIdmvxlptgjam9_j-pxog_5l">
+            <w:hyperlink w:history="1" r:id="rIdop2clmskce-vj2s5thbns">
               <w:r>
                 <w:rPr>
                   <w:rFonts w:ascii="Arial" w:cs="Arial" w:eastAsia="Arial" w:hAnsi="Arial"/>
@@ -15907,7 +15907,7 @@
             <w:pPr>
               <w:spacing w:after="20" w:before="0"/>
             </w:pPr>
-            <w:hyperlink w:history="1" r:id="rIdtyg9yoxpgziayqwcdiena">
+            <w:hyperlink w:history="1" r:id="rIdv1ppy7aofgizcewzwmcir">
               <w:r>
                 <w:rPr>
                   <w:rFonts w:ascii="Arial" w:cs="Arial" w:eastAsia="Arial" w:hAnsi="Arial"/>
@@ -15940,7 +15940,7 @@
               <w:spacing w:after="10" w:before="0"/>
               <w:ind w:left="120"/>
             </w:pPr>
-            <w:hyperlink w:history="1" r:id="rIdusoo9elc1us3k6oyb-sw5">
+            <w:hyperlink w:history="1" r:id="rIdpvf682yx4kbtfez2akevd">
               <w:r>
                 <w:rPr>
                   <w:rFonts w:ascii="Arial" w:cs="Arial" w:eastAsia="Arial" w:hAnsi="Arial"/>
@@ -17427,7 +17427,7 @@
             <w:pPr>
               <w:spacing w:after="20" w:before="0"/>
             </w:pPr>
-            <w:hyperlink w:history="1" r:id="rId-u4jdrynk1gbj1nlvyqi1">
+            <w:hyperlink w:history="1" r:id="rIddaxqoyqp0donvmb0m8jcu">
               <w:r>
                 <w:rPr>
                   <w:rFonts w:ascii="Arial" w:cs="Arial" w:eastAsia="Arial" w:hAnsi="Arial"/>
@@ -17460,7 +17460,7 @@
               <w:spacing w:after="10" w:before="0"/>
               <w:ind w:left="120"/>
             </w:pPr>
-            <w:hyperlink w:history="1" r:id="rIdniyixwn3sjzy60obkjcc_">
+            <w:hyperlink w:history="1" r:id="rIdyezzhhkw7y8qnme-rxm1d">
               <w:r>
                 <w:rPr>
                   <w:rFonts w:ascii="Arial" w:cs="Arial" w:eastAsia="Arial" w:hAnsi="Arial"/>
@@ -17505,7 +17505,7 @@
             <w:pPr>
               <w:spacing w:after="20" w:before="0"/>
             </w:pPr>
-            <w:hyperlink w:history="1" r:id="rIdyt-duf6autjniye0cbal8">
+            <w:hyperlink w:history="1" r:id="rIdv5drjifxq4wi_xchiyfci">
               <w:r>
                 <w:rPr>
                   <w:rFonts w:ascii="Arial" w:cs="Arial" w:eastAsia="Arial" w:hAnsi="Arial"/>
@@ -17538,7 +17538,7 @@
               <w:spacing w:after="10" w:before="0"/>
               <w:ind w:left="120"/>
             </w:pPr>
-            <w:hyperlink w:history="1" r:id="rIdo9at5bloxdevnvtewau8y">
+            <w:hyperlink w:history="1" r:id="rId4v3cy33yzgydxpw65lyvo">
               <w:r>
                 <w:rPr>
                   <w:rFonts w:ascii="Arial" w:cs="Arial" w:eastAsia="Arial" w:hAnsi="Arial"/>
@@ -17733,7 +17733,7 @@
             <w:pPr>
               <w:spacing w:after="20" w:before="0"/>
             </w:pPr>
-            <w:hyperlink w:history="1" r:id="rIdlqgmlk1tgl4rdr6akbdya">
+            <w:hyperlink w:history="1" r:id="rId0usekub-humue3aq4zfzc">
               <w:r>
                 <w:rPr>
                   <w:rFonts w:ascii="Arial" w:cs="Arial" w:eastAsia="Arial" w:hAnsi="Arial"/>
@@ -17766,7 +17766,7 @@
               <w:spacing w:after="10" w:before="0"/>
               <w:ind w:left="120"/>
             </w:pPr>
-            <w:hyperlink w:history="1" r:id="rIdjdgq2qcnzw04lxd8o2jn6">
+            <w:hyperlink w:history="1" r:id="rIdp4ctj_tbwcanapht9szuy">
               <w:r>
                 <w:rPr>
                   <w:rFonts w:ascii="Arial" w:cs="Arial" w:eastAsia="Arial" w:hAnsi="Arial"/>
@@ -17811,7 +17811,7 @@
             <w:pPr>
               <w:spacing w:after="20" w:before="0"/>
             </w:pPr>
-            <w:hyperlink w:history="1" r:id="rIdopwa0medbadxaxtu3wcdl">
+            <w:hyperlink w:history="1" r:id="rIdcde33pbux3onkkjpxfw_z">
               <w:r>
                 <w:rPr>
                   <w:rFonts w:ascii="Arial" w:cs="Arial" w:eastAsia="Arial" w:hAnsi="Arial"/>
@@ -17844,7 +17844,7 @@
               <w:spacing w:after="10" w:before="0"/>
               <w:ind w:left="120"/>
             </w:pPr>
-            <w:hyperlink w:history="1" r:id="rIdqwntyepw-pcpcrwaa2jsk">
+            <w:hyperlink w:history="1" r:id="rIdlhnmudrbbjepxscocvq6a">
               <w:r>
                 <w:rPr>
                   <w:rFonts w:ascii="Arial" w:cs="Arial" w:eastAsia="Arial" w:hAnsi="Arial"/>
@@ -18039,7 +18039,7 @@
             <w:pPr>
               <w:spacing w:after="20" w:before="0"/>
             </w:pPr>
-            <w:hyperlink w:history="1" r:id="rId_srqo2yvibemrfucilrfm">
+            <w:hyperlink w:history="1" r:id="rIdifpx__jpyma7ohvq3hovm">
               <w:r>
                 <w:rPr>
                   <w:rFonts w:ascii="Arial" w:cs="Arial" w:eastAsia="Arial" w:hAnsi="Arial"/>
@@ -18072,7 +18072,7 @@
               <w:spacing w:after="10" w:before="0"/>
               <w:ind w:left="120"/>
             </w:pPr>
-            <w:hyperlink w:history="1" r:id="rIdhmabhsn_isyqi9t5w_m_b">
+            <w:hyperlink w:history="1" r:id="rIdr4anlmccepjnhn_-vzxn8">
               <w:r>
                 <w:rPr>
                   <w:rFonts w:ascii="Arial" w:cs="Arial" w:eastAsia="Arial" w:hAnsi="Arial"/>
@@ -18117,7 +18117,7 @@
             <w:pPr>
               <w:spacing w:after="20" w:before="0"/>
             </w:pPr>
-            <w:hyperlink w:history="1" r:id="rIdp6uujiebyd5hbjsdxfud7">
+            <w:hyperlink w:history="1" r:id="rId5dsabzfn0iu5h5herzuup">
               <w:r>
                 <w:rPr>
                   <w:rFonts w:ascii="Arial" w:cs="Arial" w:eastAsia="Arial" w:hAnsi="Arial"/>
@@ -18150,7 +18150,7 @@
               <w:spacing w:after="10" w:before="0"/>
               <w:ind w:left="120"/>
             </w:pPr>
-            <w:hyperlink w:history="1" r:id="rIdheilagqcscjltsmrwtvok">
+            <w:hyperlink w:history="1" r:id="rIdovc5mmqruy3uthae6xbzs">
               <w:r>
                 <w:rPr>
                   <w:rFonts w:ascii="Arial" w:cs="Arial" w:eastAsia="Arial" w:hAnsi="Arial"/>
@@ -18345,7 +18345,7 @@
             <w:pPr>
               <w:spacing w:after="20" w:before="0"/>
             </w:pPr>
-            <w:hyperlink w:history="1" r:id="rIdufgblat8ypknmc_wcclgo">
+            <w:hyperlink w:history="1" r:id="rIdd5yxcz9u5rbowucgijcso">
               <w:r>
                 <w:rPr>
                   <w:rFonts w:ascii="Arial" w:cs="Arial" w:eastAsia="Arial" w:hAnsi="Arial"/>
@@ -18378,7 +18378,7 @@
               <w:spacing w:after="10" w:before="0"/>
               <w:ind w:left="120"/>
             </w:pPr>
-            <w:hyperlink w:history="1" r:id="rIdqv6aytfn_gcp0bzbzkwfx">
+            <w:hyperlink w:history="1" r:id="rIdyyojjkjhjalrho-rtserl">
               <w:r>
                 <w:rPr>
                   <w:rFonts w:ascii="Arial" w:cs="Arial" w:eastAsia="Arial" w:hAnsi="Arial"/>
@@ -18423,7 +18423,7 @@
             <w:pPr>
               <w:spacing w:after="20" w:before="0"/>
             </w:pPr>
-            <w:hyperlink w:history="1" r:id="rIdexecypyl2_nzvj_nbcml8">
+            <w:hyperlink w:history="1" r:id="rIdj9qelg0gnhhffjzjoobhr">
               <w:r>
                 <w:rPr>
                   <w:rFonts w:ascii="Arial" w:cs="Arial" w:eastAsia="Arial" w:hAnsi="Arial"/>
@@ -18456,7 +18456,7 @@
               <w:spacing w:after="10" w:before="0"/>
               <w:ind w:left="120"/>
             </w:pPr>
-            <w:hyperlink w:history="1" r:id="rIdmnwskjafutabptupzxq9p">
+            <w:hyperlink w:history="1" r:id="rIdsaeam934avteiq3v8yfik">
               <w:r>
                 <w:rPr>
                   <w:rFonts w:ascii="Arial" w:cs="Arial" w:eastAsia="Arial" w:hAnsi="Arial"/>
@@ -18651,7 +18651,7 @@
             <w:pPr>
               <w:spacing w:after="20" w:before="0"/>
             </w:pPr>
-            <w:hyperlink w:history="1" r:id="rIdznxcunx4alc0medjijsvx">
+            <w:hyperlink w:history="1" r:id="rIduhhxeuqiksfs3cvaokqm-">
               <w:r>
                 <w:rPr>
                   <w:rFonts w:ascii="Arial" w:cs="Arial" w:eastAsia="Arial" w:hAnsi="Arial"/>
@@ -18684,7 +18684,7 @@
               <w:spacing w:after="10" w:before="0"/>
               <w:ind w:left="120"/>
             </w:pPr>
-            <w:hyperlink w:history="1" r:id="rIdaayltlo5kc4agpaxl4ibb">
+            <w:hyperlink w:history="1" r:id="rIdnow57lgxbkwv806fru1no">
               <w:r>
                 <w:rPr>
                   <w:rFonts w:ascii="Arial" w:cs="Arial" w:eastAsia="Arial" w:hAnsi="Arial"/>
@@ -18729,7 +18729,7 @@
             <w:pPr>
               <w:spacing w:after="20" w:before="0"/>
             </w:pPr>
-            <w:hyperlink w:history="1" r:id="rIdy1nswfz15e1lf9dtdt_9j">
+            <w:hyperlink w:history="1" r:id="rIdro2sjeomxetczewhrm5a2">
               <w:r>
                 <w:rPr>
                   <w:rFonts w:ascii="Arial" w:cs="Arial" w:eastAsia="Arial" w:hAnsi="Arial"/>
@@ -18762,7 +18762,7 @@
               <w:spacing w:after="10" w:before="0"/>
               <w:ind w:left="120"/>
             </w:pPr>
-            <w:hyperlink w:history="1" r:id="rIdjbexv82sigxqgseeb50zf">
+            <w:hyperlink w:history="1" r:id="rIdpagwnl8taltnpko-pxxvd">
               <w:r>
                 <w:rPr>
                   <w:rFonts w:ascii="Arial" w:cs="Arial" w:eastAsia="Arial" w:hAnsi="Arial"/>
@@ -20344,7 +20344,7 @@
             <w:pPr>
               <w:spacing w:after="20" w:before="0"/>
             </w:pPr>
-            <w:hyperlink w:history="1" r:id="rIdbujn6-9uksjjkbcwjguez">
+            <w:hyperlink w:history="1" r:id="rIduwcdal7mylbzp9-sqw1fn">
               <w:r>
                 <w:rPr>
                   <w:rFonts w:ascii="Arial" w:cs="Arial" w:eastAsia="Arial" w:hAnsi="Arial"/>
@@ -20377,7 +20377,7 @@
               <w:spacing w:after="10" w:before="0"/>
               <w:ind w:left="120"/>
             </w:pPr>
-            <w:hyperlink w:history="1" r:id="rIdnjllo9s9derbcmsnrwdvx">
+            <w:hyperlink w:history="1" r:id="rIdrhwnvps9j3zbph_888_xi">
               <w:r>
                 <w:rPr>
                   <w:rFonts w:ascii="Arial" w:cs="Arial" w:eastAsia="Arial" w:hAnsi="Arial"/>
@@ -20422,7 +20422,7 @@
             <w:pPr>
               <w:spacing w:after="20" w:before="0"/>
             </w:pPr>
-            <w:hyperlink w:history="1" r:id="rIdqcyvhkdnp88jgeqmlyism">
+            <w:hyperlink w:history="1" r:id="rIdtzxjuxekrcogin3gnz0mo">
               <w:r>
                 <w:rPr>
                   <w:rFonts w:ascii="Arial" w:cs="Arial" w:eastAsia="Arial" w:hAnsi="Arial"/>
@@ -20455,7 +20455,7 @@
               <w:spacing w:after="10" w:before="0"/>
               <w:ind w:left="120"/>
             </w:pPr>
-            <w:hyperlink w:history="1" r:id="rId9daaatgpydaoxiajwkuf6">
+            <w:hyperlink w:history="1" r:id="rIdkid_o-nmh3jck-ikfwnyc">
               <w:r>
                 <w:rPr>
                   <w:rFonts w:ascii="Arial" w:cs="Arial" w:eastAsia="Arial" w:hAnsi="Arial"/>
@@ -20650,7 +20650,7 @@
             <w:pPr>
               <w:spacing w:after="20" w:before="0"/>
             </w:pPr>
-            <w:hyperlink w:history="1" r:id="rIdcmqwbzlre-sa876vbcbyk">
+            <w:hyperlink w:history="1" r:id="rIdtxdbyu2-hxaivygpa7rwt">
               <w:r>
                 <w:rPr>
                   <w:rFonts w:ascii="Arial" w:cs="Arial" w:eastAsia="Arial" w:hAnsi="Arial"/>
@@ -20683,7 +20683,7 @@
               <w:spacing w:after="10" w:before="0"/>
               <w:ind w:left="120"/>
             </w:pPr>
-            <w:hyperlink w:history="1" r:id="rIdkc4rovx7r7kki-3-s90hg">
+            <w:hyperlink w:history="1" r:id="rId6m4qw82x138kp8pxbogmt">
               <w:r>
                 <w:rPr>
                   <w:rFonts w:ascii="Arial" w:cs="Arial" w:eastAsia="Arial" w:hAnsi="Arial"/>
@@ -20728,7 +20728,7 @@
             <w:pPr>
               <w:spacing w:after="20" w:before="0"/>
             </w:pPr>
-            <w:hyperlink w:history="1" r:id="rIdfgfyl9wxpzmxm3sdv8e8r">
+            <w:hyperlink w:history="1" r:id="rIdpbgkuegckbmlkhvh5kyp-">
               <w:r>
                 <w:rPr>
                   <w:rFonts w:ascii="Arial" w:cs="Arial" w:eastAsia="Arial" w:hAnsi="Arial"/>
@@ -20761,7 +20761,7 @@
               <w:spacing w:after="10" w:before="0"/>
               <w:ind w:left="120"/>
             </w:pPr>
-            <w:hyperlink w:history="1" r:id="rIdkdhs7sd0dgtk36jta-tl_">
+            <w:hyperlink w:history="1" r:id="rIdkrq2dafz_m1ysfwa3fa5o">
               <w:r>
                 <w:rPr>
                   <w:rFonts w:ascii="Arial" w:cs="Arial" w:eastAsia="Arial" w:hAnsi="Arial"/>
@@ -20956,7 +20956,7 @@
             <w:pPr>
               <w:spacing w:after="20" w:before="0"/>
             </w:pPr>
-            <w:hyperlink w:history="1" r:id="rIdmskandll0-3yqgb7rstin">
+            <w:hyperlink w:history="1" r:id="rIdhetbn6vwgg5kjt5xvahdu">
               <w:r>
                 <w:rPr>
                   <w:rFonts w:ascii="Arial" w:cs="Arial" w:eastAsia="Arial" w:hAnsi="Arial"/>
@@ -20989,7 +20989,7 @@
               <w:spacing w:after="10" w:before="0"/>
               <w:ind w:left="120"/>
             </w:pPr>
-            <w:hyperlink w:history="1" r:id="rIdvttnwdtp24zcbd7whf-_q">
+            <w:hyperlink w:history="1" r:id="rId_grqrvegmm_cggd_bptxw">
               <w:r>
                 <w:rPr>
                   <w:rFonts w:ascii="Arial" w:cs="Arial" w:eastAsia="Arial" w:hAnsi="Arial"/>
@@ -21034,7 +21034,7 @@
             <w:pPr>
               <w:spacing w:after="20" w:before="0"/>
             </w:pPr>
-            <w:hyperlink w:history="1" r:id="rIdauytzotafvgdb6-ra4um9">
+            <w:hyperlink w:history="1" r:id="rIdaqn2qlwalck9u2ppwmhkh">
               <w:r>
                 <w:rPr>
                   <w:rFonts w:ascii="Arial" w:cs="Arial" w:eastAsia="Arial" w:hAnsi="Arial"/>
@@ -21067,7 +21067,7 @@
               <w:spacing w:after="10" w:before="0"/>
               <w:ind w:left="120"/>
             </w:pPr>
-            <w:hyperlink w:history="1" r:id="rIdzaosjg_kx-mxdp389p4au">
+            <w:hyperlink w:history="1" r:id="rIdykv8qrxjpx3jyiuxbz6fl">
               <w:r>
                 <w:rPr>
                   <w:rFonts w:ascii="Arial" w:cs="Arial" w:eastAsia="Arial" w:hAnsi="Arial"/>
@@ -21262,7 +21262,7 @@
             <w:pPr>
               <w:spacing w:after="20" w:before="0"/>
             </w:pPr>
-            <w:hyperlink w:history="1" r:id="rIdroada-brsvfbci8qt4vws">
+            <w:hyperlink w:history="1" r:id="rIdstw_jhknkyhhdjenhdle5">
               <w:r>
                 <w:rPr>
                   <w:rFonts w:ascii="Arial" w:cs="Arial" w:eastAsia="Arial" w:hAnsi="Arial"/>
@@ -21295,7 +21295,7 @@
               <w:spacing w:after="10" w:before="0"/>
               <w:ind w:left="120"/>
             </w:pPr>
-            <w:hyperlink w:history="1" r:id="rIdtsjeeeusxhu5ubox-9ynx">
+            <w:hyperlink w:history="1" r:id="rIdcvisyk3r7jqgffnznm092">
               <w:r>
                 <w:rPr>
                   <w:rFonts w:ascii="Arial" w:cs="Arial" w:eastAsia="Arial" w:hAnsi="Arial"/>
@@ -21340,7 +21340,7 @@
             <w:pPr>
               <w:spacing w:after="20" w:before="0"/>
             </w:pPr>
-            <w:hyperlink w:history="1" r:id="rIdnzvq4q19zzn41okzhkogi">
+            <w:hyperlink w:history="1" r:id="rIdknj-gkth9y6jz-1qxlnx1">
               <w:r>
                 <w:rPr>
                   <w:rFonts w:ascii="Arial" w:cs="Arial" w:eastAsia="Arial" w:hAnsi="Arial"/>
@@ -21373,7 +21373,7 @@
               <w:spacing w:after="10" w:before="0"/>
               <w:ind w:left="120"/>
             </w:pPr>
-            <w:hyperlink w:history="1" r:id="rIdiwnnxfo5sz9po6dl9c1hd">
+            <w:hyperlink w:history="1" r:id="rIdvi1e9_istrwmg4arfiogl">
               <w:r>
                 <w:rPr>
                   <w:rFonts w:ascii="Arial" w:cs="Arial" w:eastAsia="Arial" w:hAnsi="Arial"/>
@@ -21568,7 +21568,7 @@
             <w:pPr>
               <w:spacing w:after="20" w:before="0"/>
             </w:pPr>
-            <w:hyperlink w:history="1" r:id="rIdtmhc_jxuagkhv9p3zmrrd">
+            <w:hyperlink w:history="1" r:id="rIdrwt8-8qzsutoggogfc6ov">
               <w:r>
                 <w:rPr>
                   <w:rFonts w:ascii="Arial" w:cs="Arial" w:eastAsia="Arial" w:hAnsi="Arial"/>
@@ -21601,7 +21601,7 @@
               <w:spacing w:after="10" w:before="0"/>
               <w:ind w:left="120"/>
             </w:pPr>
-            <w:hyperlink w:history="1" r:id="rIdxxf9tkadqvn5vodg4is64">
+            <w:hyperlink w:history="1" r:id="rIdoplrt0cimoqbwghetseuh">
               <w:r>
                 <w:rPr>
                   <w:rFonts w:ascii="Arial" w:cs="Arial" w:eastAsia="Arial" w:hAnsi="Arial"/>
@@ -21646,7 +21646,7 @@
             <w:pPr>
               <w:spacing w:after="20" w:before="0"/>
             </w:pPr>
-            <w:hyperlink w:history="1" r:id="rIdhp6heicbpb7vi8nirutgd">
+            <w:hyperlink w:history="1" r:id="rIdwsfbn9pevcxppq04rbowk">
               <w:r>
                 <w:rPr>
                   <w:rFonts w:ascii="Arial" w:cs="Arial" w:eastAsia="Arial" w:hAnsi="Arial"/>
@@ -21679,7 +21679,7 @@
               <w:spacing w:after="10" w:before="0"/>
               <w:ind w:left="120"/>
             </w:pPr>
-            <w:hyperlink w:history="1" r:id="rIdqgh-5bixol8o06lvrvc4y">
+            <w:hyperlink w:history="1" r:id="rIduuqg5enjpfdpy-ixnbav-">
               <w:r>
                 <w:rPr>
                   <w:rFonts w:ascii="Arial" w:cs="Arial" w:eastAsia="Arial" w:hAnsi="Arial"/>
@@ -23280,7 +23280,7 @@
             <w:pPr>
               <w:spacing w:after="20" w:before="0"/>
             </w:pPr>
-            <w:hyperlink w:history="1" r:id="rId5oq1kkjoqiidtpisqmhet">
+            <w:hyperlink w:history="1" r:id="rIdukvy4qclpwjtal_yygghj">
               <w:r>
                 <w:rPr>
                   <w:rFonts w:ascii="Arial" w:cs="Arial" w:eastAsia="Arial" w:hAnsi="Arial"/>
@@ -23313,7 +23313,7 @@
               <w:spacing w:after="10" w:before="0"/>
               <w:ind w:left="120"/>
             </w:pPr>
-            <w:hyperlink w:history="1" r:id="rId8mdqlxthoyd-mziqaq04f">
+            <w:hyperlink w:history="1" r:id="rIdmctxd7jnz_tjvmc7mys6u">
               <w:r>
                 <w:rPr>
                   <w:rFonts w:ascii="Arial" w:cs="Arial" w:eastAsia="Arial" w:hAnsi="Arial"/>
@@ -23358,7 +23358,7 @@
             <w:pPr>
               <w:spacing w:after="20" w:before="0"/>
             </w:pPr>
-            <w:hyperlink w:history="1" r:id="rIdgyjequnacneq6fmmyecex">
+            <w:hyperlink w:history="1" r:id="rIdpffwmw2bnfk1wfcqyxekr">
               <w:r>
                 <w:rPr>
                   <w:rFonts w:ascii="Arial" w:cs="Arial" w:eastAsia="Arial" w:hAnsi="Arial"/>
@@ -23391,7 +23391,7 @@
               <w:spacing w:after="10" w:before="0"/>
               <w:ind w:left="120"/>
             </w:pPr>
-            <w:hyperlink w:history="1" r:id="rIdll_gkxafqeeskmiv51hnm">
+            <w:hyperlink w:history="1" r:id="rIdoarjbddi5luf0l8zeuvcu">
               <w:r>
                 <w:rPr>
                   <w:rFonts w:ascii="Arial" w:cs="Arial" w:eastAsia="Arial" w:hAnsi="Arial"/>
@@ -23586,7 +23586,7 @@
             <w:pPr>
               <w:spacing w:after="20" w:before="0"/>
             </w:pPr>
-            <w:hyperlink w:history="1" r:id="rIdffwfgfld1jyeye-bxgokm">
+            <w:hyperlink w:history="1" r:id="rIdad8yzbyk3babd-mragnga">
               <w:r>
                 <w:rPr>
                   <w:rFonts w:ascii="Arial" w:cs="Arial" w:eastAsia="Arial" w:hAnsi="Arial"/>
@@ -23619,7 +23619,7 @@
               <w:spacing w:after="10" w:before="0"/>
               <w:ind w:left="120"/>
             </w:pPr>
-            <w:hyperlink w:history="1" r:id="rIdp6xa-zg0ty-xrotmc2zpp">
+            <w:hyperlink w:history="1" r:id="rIdnrxi1napworjjdm1moz4a">
               <w:r>
                 <w:rPr>
                   <w:rFonts w:ascii="Arial" w:cs="Arial" w:eastAsia="Arial" w:hAnsi="Arial"/>
@@ -23664,7 +23664,7 @@
             <w:pPr>
               <w:spacing w:after="20" w:before="0"/>
             </w:pPr>
-            <w:hyperlink w:history="1" r:id="rIdigodflapuc-zctsxe79vn">
+            <w:hyperlink w:history="1" r:id="rIdd1typ9xa5khmpknci1auv">
               <w:r>
                 <w:rPr>
                   <w:rFonts w:ascii="Arial" w:cs="Arial" w:eastAsia="Arial" w:hAnsi="Arial"/>
@@ -23697,7 +23697,7 @@
               <w:spacing w:after="10" w:before="0"/>
               <w:ind w:left="120"/>
             </w:pPr>
-            <w:hyperlink w:history="1" r:id="rIdfze8p68skcgdxqmnccjnz">
+            <w:hyperlink w:history="1" r:id="rIdasywfyuce22vi245d-san">
               <w:r>
                 <w:rPr>
                   <w:rFonts w:ascii="Arial" w:cs="Arial" w:eastAsia="Arial" w:hAnsi="Arial"/>
@@ -23892,7 +23892,7 @@
             <w:pPr>
               <w:spacing w:after="20" w:before="0"/>
             </w:pPr>
-            <w:hyperlink w:history="1" r:id="rId0j7qixyldl2bjophhjajj">
+            <w:hyperlink w:history="1" r:id="rId2_jjh97dk7bf0bouhjqag">
               <w:r>
                 <w:rPr>
                   <w:rFonts w:ascii="Arial" w:cs="Arial" w:eastAsia="Arial" w:hAnsi="Arial"/>
@@ -23925,7 +23925,7 @@
               <w:spacing w:after="10" w:before="0"/>
               <w:ind w:left="120"/>
             </w:pPr>
-            <w:hyperlink w:history="1" r:id="rIdmwlelz_8_6aspumbwh-e2">
+            <w:hyperlink w:history="1" r:id="rIdryeqvclmn7_2vofwqg10v">
               <w:r>
                 <w:rPr>
                   <w:rFonts w:ascii="Arial" w:cs="Arial" w:eastAsia="Arial" w:hAnsi="Arial"/>
@@ -23970,7 +23970,7 @@
             <w:pPr>
               <w:spacing w:after="20" w:before="0"/>
             </w:pPr>
-            <w:hyperlink w:history="1" r:id="rIdlwao6vg7mgoj-iy6sxopt">
+            <w:hyperlink w:history="1" r:id="rIdyascejnhw3xztpjztkng-">
               <w:r>
                 <w:rPr>
                   <w:rFonts w:ascii="Arial" w:cs="Arial" w:eastAsia="Arial" w:hAnsi="Arial"/>
@@ -24003,7 +24003,7 @@
               <w:spacing w:after="10" w:before="0"/>
               <w:ind w:left="120"/>
             </w:pPr>
-            <w:hyperlink w:history="1" r:id="rIdohzulml-c7ukvantwyjc6">
+            <w:hyperlink w:history="1" r:id="rIdnmyxq42wn2otrusxcjxys">
               <w:r>
                 <w:rPr>
                   <w:rFonts w:ascii="Arial" w:cs="Arial" w:eastAsia="Arial" w:hAnsi="Arial"/>
@@ -24198,7 +24198,7 @@
             <w:pPr>
               <w:spacing w:after="20" w:before="0"/>
             </w:pPr>
-            <w:hyperlink w:history="1" r:id="rIdpp5izy1e7w9djl4mhzujn">
+            <w:hyperlink w:history="1" r:id="rIdkuowvwmfdntetacsz8ah1">
               <w:r>
                 <w:rPr>
                   <w:rFonts w:ascii="Arial" w:cs="Arial" w:eastAsia="Arial" w:hAnsi="Arial"/>
@@ -24231,7 +24231,7 @@
               <w:spacing w:after="10" w:before="0"/>
               <w:ind w:left="120"/>
             </w:pPr>
-            <w:hyperlink w:history="1" r:id="rIdw_r1xfyt7rk61rhixvbpx">
+            <w:hyperlink w:history="1" r:id="rId4tue19uvsosgg8ei-7js4">
               <w:r>
                 <w:rPr>
                   <w:rFonts w:ascii="Arial" w:cs="Arial" w:eastAsia="Arial" w:hAnsi="Arial"/>
@@ -24276,7 +24276,7 @@
             <w:pPr>
               <w:spacing w:after="20" w:before="0"/>
             </w:pPr>
-            <w:hyperlink w:history="1" r:id="rIdwd7-u7qi4sipzngykobet">
+            <w:hyperlink w:history="1" r:id="rIdgs3lj1rivczg11lrnndqf">
               <w:r>
                 <w:rPr>
                   <w:rFonts w:ascii="Arial" w:cs="Arial" w:eastAsia="Arial" w:hAnsi="Arial"/>
@@ -24309,7 +24309,7 @@
               <w:spacing w:after="10" w:before="0"/>
               <w:ind w:left="120"/>
             </w:pPr>
-            <w:hyperlink w:history="1" r:id="rIdvvtxk3yvwvcoe_cldep6b">
+            <w:hyperlink w:history="1" r:id="rIdl3xrqafbq-v2w2wdzeni9">
               <w:r>
                 <w:rPr>
                   <w:rFonts w:ascii="Arial" w:cs="Arial" w:eastAsia="Arial" w:hAnsi="Arial"/>
@@ -24504,7 +24504,7 @@
             <w:pPr>
               <w:spacing w:after="20" w:before="0"/>
             </w:pPr>
-            <w:hyperlink w:history="1" r:id="rIdvzjyptz0sok0x0g_mw6hs">
+            <w:hyperlink w:history="1" r:id="rId8o5surab5lkda7hplvota">
               <w:r>
                 <w:rPr>
                   <w:rFonts w:ascii="Arial" w:cs="Arial" w:eastAsia="Arial" w:hAnsi="Arial"/>
@@ -24537,7 +24537,7 @@
               <w:spacing w:after="10" w:before="0"/>
               <w:ind w:left="120"/>
             </w:pPr>
-            <w:hyperlink w:history="1" r:id="rIdfwkcdrcwazw4psboepqvv">
+            <w:hyperlink w:history="1" r:id="rIdgxrn040dzgdukv5wkojcl">
               <w:r>
                 <w:rPr>
                   <w:rFonts w:ascii="Arial" w:cs="Arial" w:eastAsia="Arial" w:hAnsi="Arial"/>
@@ -24582,7 +24582,7 @@
             <w:pPr>
               <w:spacing w:after="20" w:before="0"/>
             </w:pPr>
-            <w:hyperlink w:history="1" r:id="rIdsy7hzr72zeo3akol9mc-a">
+            <w:hyperlink w:history="1" r:id="rIdmj3pxvrk7n8gorudewrmn">
               <w:r>
                 <w:rPr>
                   <w:rFonts w:ascii="Arial" w:cs="Arial" w:eastAsia="Arial" w:hAnsi="Arial"/>
@@ -24615,7 +24615,7 @@
               <w:spacing w:after="10" w:before="0"/>
               <w:ind w:left="120"/>
             </w:pPr>
-            <w:hyperlink w:history="1" r:id="rIdrho_ks9wwljc9qw_hqygr">
+            <w:hyperlink w:history="1" r:id="rId2ejsuar5aebyv5acgxzcf">
               <w:r>
                 <w:rPr>
                   <w:rFonts w:ascii="Arial" w:cs="Arial" w:eastAsia="Arial" w:hAnsi="Arial"/>
@@ -26102,7 +26102,7 @@
             <w:pPr>
               <w:spacing w:after="20" w:before="0"/>
             </w:pPr>
-            <w:hyperlink w:history="1" r:id="rIdwu81cykd1uqdxpz3sybjb">
+            <w:hyperlink w:history="1" r:id="rIdkodubcnsvwej7uvilktnp">
               <w:r>
                 <w:rPr>
                   <w:rFonts w:ascii="Arial" w:cs="Arial" w:eastAsia="Arial" w:hAnsi="Arial"/>
@@ -26135,7 +26135,7 @@
               <w:spacing w:after="10" w:before="0"/>
               <w:ind w:left="120"/>
             </w:pPr>
-            <w:hyperlink w:history="1" r:id="rIde9v3wicrqtqz29eg8w0nw">
+            <w:hyperlink w:history="1" r:id="rId9s7dojcf5gqmhag8ubsjx">
               <w:r>
                 <w:rPr>
                   <w:rFonts w:ascii="Arial" w:cs="Arial" w:eastAsia="Arial" w:hAnsi="Arial"/>
@@ -26180,7 +26180,7 @@
             <w:pPr>
               <w:spacing w:after="20" w:before="0"/>
             </w:pPr>
-            <w:hyperlink w:history="1" r:id="rIdyzx-dpuxbdixjx51jkidl">
+            <w:hyperlink w:history="1" r:id="rIdmjdfgosjms3kyku0z6wp4">
               <w:r>
                 <w:rPr>
                   <w:rFonts w:ascii="Arial" w:cs="Arial" w:eastAsia="Arial" w:hAnsi="Arial"/>
@@ -26213,7 +26213,7 @@
               <w:spacing w:after="10" w:before="0"/>
               <w:ind w:left="120"/>
             </w:pPr>
-            <w:hyperlink w:history="1" r:id="rId7evsyxbokwrrm0eqnxtyd">
+            <w:hyperlink w:history="1" r:id="rIdkosspllue4pc9l4houup6">
               <w:r>
                 <w:rPr>
                   <w:rFonts w:ascii="Arial" w:cs="Arial" w:eastAsia="Arial" w:hAnsi="Arial"/>
@@ -26408,7 +26408,7 @@
             <w:pPr>
               <w:spacing w:after="20" w:before="0"/>
             </w:pPr>
-            <w:hyperlink w:history="1" r:id="rId38yrudjeos0k-l1cmqy4v">
+            <w:hyperlink w:history="1" r:id="rIdw4bgqavo9ie-u3at-aiyz">
               <w:r>
                 <w:rPr>
                   <w:rFonts w:ascii="Arial" w:cs="Arial" w:eastAsia="Arial" w:hAnsi="Arial"/>
@@ -26441,7 +26441,7 @@
               <w:spacing w:after="10" w:before="0"/>
               <w:ind w:left="120"/>
             </w:pPr>
-            <w:hyperlink w:history="1" r:id="rId_2jwzyxgoa_u1o8aqawro">
+            <w:hyperlink w:history="1" r:id="rId8-ru4ep-romzb3t-rkznt">
               <w:r>
                 <w:rPr>
                   <w:rFonts w:ascii="Arial" w:cs="Arial" w:eastAsia="Arial" w:hAnsi="Arial"/>
@@ -26486,7 +26486,7 @@
             <w:pPr>
               <w:spacing w:after="20" w:before="0"/>
             </w:pPr>
-            <w:hyperlink w:history="1" r:id="rId6mpavoq4baciq1zktjerg">
+            <w:hyperlink w:history="1" r:id="rId32wqk9rkt-_yj2-r2dojt">
               <w:r>
                 <w:rPr>
                   <w:rFonts w:ascii="Arial" w:cs="Arial" w:eastAsia="Arial" w:hAnsi="Arial"/>
@@ -26519,7 +26519,7 @@
               <w:spacing w:after="10" w:before="0"/>
               <w:ind w:left="120"/>
             </w:pPr>
-            <w:hyperlink w:history="1" r:id="rIdaeo4x4wii86nzifl7ncgh">
+            <w:hyperlink w:history="1" r:id="rIdzofm_wwhpeunpkea3raao">
               <w:r>
                 <w:rPr>
                   <w:rFonts w:ascii="Arial" w:cs="Arial" w:eastAsia="Arial" w:hAnsi="Arial"/>
@@ -26714,7 +26714,7 @@
             <w:pPr>
               <w:spacing w:after="20" w:before="0"/>
             </w:pPr>
-            <w:hyperlink w:history="1" r:id="rIdafbyeoejgrekt6uyxdlho">
+            <w:hyperlink w:history="1" r:id="rIdvyzpkvoerux4c1na2ipuc">
               <w:r>
                 <w:rPr>
                   <w:rFonts w:ascii="Arial" w:cs="Arial" w:eastAsia="Arial" w:hAnsi="Arial"/>
@@ -26747,7 +26747,7 @@
               <w:spacing w:after="10" w:before="0"/>
               <w:ind w:left="120"/>
             </w:pPr>
-            <w:hyperlink w:history="1" r:id="rIdj9pmapfddczb5pzy_y-p3">
+            <w:hyperlink w:history="1" r:id="rIdfzo7rl53ioeeul0i9waii">
               <w:r>
                 <w:rPr>
                   <w:rFonts w:ascii="Arial" w:cs="Arial" w:eastAsia="Arial" w:hAnsi="Arial"/>
@@ -26792,7 +26792,7 @@
             <w:pPr>
               <w:spacing w:after="20" w:before="0"/>
             </w:pPr>
-            <w:hyperlink w:history="1" r:id="rIdlkleaed3ooubxvc9nlwmo">
+            <w:hyperlink w:history="1" r:id="rIdabt6ygkyhj0_o9j-uo-jm">
               <w:r>
                 <w:rPr>
                   <w:rFonts w:ascii="Arial" w:cs="Arial" w:eastAsia="Arial" w:hAnsi="Arial"/>
@@ -26825,7 +26825,7 @@
               <w:spacing w:after="10" w:before="0"/>
               <w:ind w:left="120"/>
             </w:pPr>
-            <w:hyperlink w:history="1" r:id="rId5a9bat_5gxwotkavz56wd">
+            <w:hyperlink w:history="1" r:id="rIdg6ju3i5mko9kjxjvxwlra">
               <w:r>
                 <w:rPr>
                   <w:rFonts w:ascii="Arial" w:cs="Arial" w:eastAsia="Arial" w:hAnsi="Arial"/>
@@ -27020,7 +27020,7 @@
             <w:pPr>
               <w:spacing w:after="20" w:before="0"/>
             </w:pPr>
-            <w:hyperlink w:history="1" r:id="rIdic8wlkplpbxe9bhm6cqyz">
+            <w:hyperlink w:history="1" r:id="rId_eje3aciyjzkz5qxwywqk">
               <w:r>
                 <w:rPr>
                   <w:rFonts w:ascii="Arial" w:cs="Arial" w:eastAsia="Arial" w:hAnsi="Arial"/>
@@ -27053,7 +27053,7 @@
               <w:spacing w:after="10" w:before="0"/>
               <w:ind w:left="120"/>
             </w:pPr>
-            <w:hyperlink w:history="1" r:id="rIdoaebcez6cdp61lypu8uqi">
+            <w:hyperlink w:history="1" r:id="rIdbwu3aczbzui-1komhinru">
               <w:r>
                 <w:rPr>
                   <w:rFonts w:ascii="Arial" w:cs="Arial" w:eastAsia="Arial" w:hAnsi="Arial"/>
@@ -27098,7 +27098,7 @@
             <w:pPr>
               <w:spacing w:after="20" w:before="0"/>
             </w:pPr>
-            <w:hyperlink w:history="1" r:id="rIdvm9hxqfcbmnnm_yn7igvm">
+            <w:hyperlink w:history="1" r:id="rIdtafrmqn868g6dxor_kkdt">
               <w:r>
                 <w:rPr>
                   <w:rFonts w:ascii="Arial" w:cs="Arial" w:eastAsia="Arial" w:hAnsi="Arial"/>
@@ -27131,7 +27131,7 @@
               <w:spacing w:after="10" w:before="0"/>
               <w:ind w:left="120"/>
             </w:pPr>
-            <w:hyperlink w:history="1" r:id="rIdcty0b6vwo8e4mke4atgw6">
+            <w:hyperlink w:history="1" r:id="rIdn3rptbrexhb51ibp8jj08">
               <w:r>
                 <w:rPr>
                   <w:rFonts w:ascii="Arial" w:cs="Arial" w:eastAsia="Arial" w:hAnsi="Arial"/>
@@ -27326,7 +27326,7 @@
             <w:pPr>
               <w:spacing w:after="20" w:before="0"/>
             </w:pPr>
-            <w:hyperlink w:history="1" r:id="rIdtipfakaeusuenekixbqvl">
+            <w:hyperlink w:history="1" r:id="rIdajugxyp-j8ebm2oiijkb0">
               <w:r>
                 <w:rPr>
                   <w:rFonts w:ascii="Arial" w:cs="Arial" w:eastAsia="Arial" w:hAnsi="Arial"/>
@@ -27359,7 +27359,7 @@
               <w:spacing w:after="10" w:before="0"/>
               <w:ind w:left="120"/>
             </w:pPr>
-            <w:hyperlink w:history="1" r:id="rIdn1xmop2z5gm36--xi5ipj">
+            <w:hyperlink w:history="1" r:id="rIdpqfg3ao3k1-ah8gv9yyia">
               <w:r>
                 <w:rPr>
                   <w:rFonts w:ascii="Arial" w:cs="Arial" w:eastAsia="Arial" w:hAnsi="Arial"/>
@@ -27404,7 +27404,7 @@
             <w:pPr>
               <w:spacing w:after="20" w:before="0"/>
             </w:pPr>
-            <w:hyperlink w:history="1" r:id="rIdwlbtftphfejatoghujast">
+            <w:hyperlink w:history="1" r:id="rIdeaipk5hamdgos9k24i5mg">
               <w:r>
                 <w:rPr>
                   <w:rFonts w:ascii="Arial" w:cs="Arial" w:eastAsia="Arial" w:hAnsi="Arial"/>
@@ -27437,7 +27437,7 @@
               <w:spacing w:after="10" w:before="0"/>
               <w:ind w:left="120"/>
             </w:pPr>
-            <w:hyperlink w:history="1" r:id="rIddke2ic-cxprwia_82l5a1">
+            <w:hyperlink w:history="1" r:id="rIdnwgfaqg9awvh7qajc2ai5">
               <w:r>
                 <w:rPr>
                   <w:rFonts w:ascii="Arial" w:cs="Arial" w:eastAsia="Arial" w:hAnsi="Arial"/>

--- a/data/outputs/v2/Chemistry/SS1.2_The_Atom/Chemistry_The_Atom_CBE_LessonSequence.docx
+++ b/data/outputs/v2/Chemistry/SS1.2_The_Atom/Chemistry_The_Atom_CBE_LessonSequence.docx
@@ -3222,7 +3222,7 @@
             <w:pPr>
               <w:spacing w:after="20" w:before="0"/>
             </w:pPr>
-            <w:hyperlink w:history="1" r:id="rIdfe7dp5rjmtdrqo9s9qscn">
+            <w:hyperlink w:history="1" r:id="rIdptt770g0vciq5zrnhp9eq">
               <w:r>
                 <w:rPr>
                   <w:rFonts w:ascii="Arial" w:cs="Arial" w:eastAsia="Arial" w:hAnsi="Arial"/>
@@ -3255,7 +3255,7 @@
               <w:spacing w:after="10" w:before="0"/>
               <w:ind w:left="120"/>
             </w:pPr>
-            <w:hyperlink w:history="1" r:id="rId6zn5msu_-w1jkisfjc5x-">
+            <w:hyperlink w:history="1" r:id="rIdkq81wjksnre0pfi-1zfiz">
               <w:r>
                 <w:rPr>
                   <w:rFonts w:ascii="Arial" w:cs="Arial" w:eastAsia="Arial" w:hAnsi="Arial"/>
@@ -3300,7 +3300,7 @@
             <w:pPr>
               <w:spacing w:after="20" w:before="0"/>
             </w:pPr>
-            <w:hyperlink w:history="1" r:id="rIdgxnsjfhmqdi0di0y2yg2h">
+            <w:hyperlink w:history="1" r:id="rIdh_w0jnqpixhr3z0cid3bc">
               <w:r>
                 <w:rPr>
                   <w:rFonts w:ascii="Arial" w:cs="Arial" w:eastAsia="Arial" w:hAnsi="Arial"/>
@@ -3333,7 +3333,7 @@
               <w:spacing w:after="10" w:before="0"/>
               <w:ind w:left="120"/>
             </w:pPr>
-            <w:hyperlink w:history="1" r:id="rIdutxvljir1tf6wvjl7d-rt">
+            <w:hyperlink w:history="1" r:id="rId92kbb4lsnbm-z788ypamc">
               <w:r>
                 <w:rPr>
                   <w:rFonts w:ascii="Arial" w:cs="Arial" w:eastAsia="Arial" w:hAnsi="Arial"/>
@@ -3528,7 +3528,7 @@
             <w:pPr>
               <w:spacing w:after="20" w:before="0"/>
             </w:pPr>
-            <w:hyperlink w:history="1" r:id="rIde70ll0cphskzxr_srxeew">
+            <w:hyperlink w:history="1" r:id="rIdfpqz0nuzlui9mviuso3hh">
               <w:r>
                 <w:rPr>
                   <w:rFonts w:ascii="Arial" w:cs="Arial" w:eastAsia="Arial" w:hAnsi="Arial"/>
@@ -3561,7 +3561,7 @@
               <w:spacing w:after="10" w:before="0"/>
               <w:ind w:left="120"/>
             </w:pPr>
-            <w:hyperlink w:history="1" r:id="rIdajai63ins7ti8eypnuc_b">
+            <w:hyperlink w:history="1" r:id="rIdmd3gciggibky4m5vbysef">
               <w:r>
                 <w:rPr>
                   <w:rFonts w:ascii="Arial" w:cs="Arial" w:eastAsia="Arial" w:hAnsi="Arial"/>
@@ -3606,7 +3606,7 @@
             <w:pPr>
               <w:spacing w:after="20" w:before="0"/>
             </w:pPr>
-            <w:hyperlink w:history="1" r:id="rIdef1aurhbcwfahcwcreyzs">
+            <w:hyperlink w:history="1" r:id="rIdebtylaf_zdnyetzsods6u">
               <w:r>
                 <w:rPr>
                   <w:rFonts w:ascii="Arial" w:cs="Arial" w:eastAsia="Arial" w:hAnsi="Arial"/>
@@ -3639,7 +3639,7 @@
               <w:spacing w:after="10" w:before="0"/>
               <w:ind w:left="120"/>
             </w:pPr>
-            <w:hyperlink w:history="1" r:id="rIdhorlpgzafu-9ohc9gqsvb">
+            <w:hyperlink w:history="1" r:id="rIdjk8zp_ai2pojhq8ffrq2f">
               <w:r>
                 <w:rPr>
                   <w:rFonts w:ascii="Arial" w:cs="Arial" w:eastAsia="Arial" w:hAnsi="Arial"/>
@@ -3834,7 +3834,7 @@
             <w:pPr>
               <w:spacing w:after="20" w:before="0"/>
             </w:pPr>
-            <w:hyperlink w:history="1" r:id="rId2yljhlhohijbttmuiyzng">
+            <w:hyperlink w:history="1" r:id="rId_yuzx8y0gig7p3-y5pfx_">
               <w:r>
                 <w:rPr>
                   <w:rFonts w:ascii="Arial" w:cs="Arial" w:eastAsia="Arial" w:hAnsi="Arial"/>
@@ -3867,7 +3867,7 @@
               <w:spacing w:after="10" w:before="0"/>
               <w:ind w:left="120"/>
             </w:pPr>
-            <w:hyperlink w:history="1" r:id="rIdeuli0kv319ibtlfqa_c-p">
+            <w:hyperlink w:history="1" r:id="rIdagixcppq9-fk523dw_x1a">
               <w:r>
                 <w:rPr>
                   <w:rFonts w:ascii="Arial" w:cs="Arial" w:eastAsia="Arial" w:hAnsi="Arial"/>
@@ -3912,7 +3912,7 @@
             <w:pPr>
               <w:spacing w:after="20" w:before="0"/>
             </w:pPr>
-            <w:hyperlink w:history="1" r:id="rIdbx6cmjq4sfcgxxzshufd-">
+            <w:hyperlink w:history="1" r:id="rIdcmwnvs1fu09ilkdldnfjj">
               <w:r>
                 <w:rPr>
                   <w:rFonts w:ascii="Arial" w:cs="Arial" w:eastAsia="Arial" w:hAnsi="Arial"/>
@@ -3945,7 +3945,7 @@
               <w:spacing w:after="10" w:before="0"/>
               <w:ind w:left="120"/>
             </w:pPr>
-            <w:hyperlink w:history="1" r:id="rIdewixxg-q1fmb2wsszcau7">
+            <w:hyperlink w:history="1" r:id="rIdmzjixuabszuqojbrnkub6">
               <w:r>
                 <w:rPr>
                   <w:rFonts w:ascii="Arial" w:cs="Arial" w:eastAsia="Arial" w:hAnsi="Arial"/>
@@ -4140,7 +4140,7 @@
             <w:pPr>
               <w:spacing w:after="20" w:before="0"/>
             </w:pPr>
-            <w:hyperlink w:history="1" r:id="rIdah-4w5dzxddfdfrw-op4v">
+            <w:hyperlink w:history="1" r:id="rIdoarxzierc8ye-fke2ub7a">
               <w:r>
                 <w:rPr>
                   <w:rFonts w:ascii="Arial" w:cs="Arial" w:eastAsia="Arial" w:hAnsi="Arial"/>
@@ -4173,7 +4173,7 @@
               <w:spacing w:after="10" w:before="0"/>
               <w:ind w:left="120"/>
             </w:pPr>
-            <w:hyperlink w:history="1" r:id="rIdolqzwznvsg3gi3csnqlcf">
+            <w:hyperlink w:history="1" r:id="rIdyjjizcq422tllyy5r7la-">
               <w:r>
                 <w:rPr>
                   <w:rFonts w:ascii="Arial" w:cs="Arial" w:eastAsia="Arial" w:hAnsi="Arial"/>
@@ -4218,7 +4218,7 @@
             <w:pPr>
               <w:spacing w:after="20" w:before="0"/>
             </w:pPr>
-            <w:hyperlink w:history="1" r:id="rIdipqkqwqs_8zqa2rja20kd">
+            <w:hyperlink w:history="1" r:id="rIdh7-1cpq-2dgbpblcnx2ed">
               <w:r>
                 <w:rPr>
                   <w:rFonts w:ascii="Arial" w:cs="Arial" w:eastAsia="Arial" w:hAnsi="Arial"/>
@@ -4251,7 +4251,7 @@
               <w:spacing w:after="10" w:before="0"/>
               <w:ind w:left="120"/>
             </w:pPr>
-            <w:hyperlink w:history="1" r:id="rId90zlpakapm-fsxdqyuobq">
+            <w:hyperlink w:history="1" r:id="rIda2a4faeui61o2cyn4r1qo">
               <w:r>
                 <w:rPr>
                   <w:rFonts w:ascii="Arial" w:cs="Arial" w:eastAsia="Arial" w:hAnsi="Arial"/>
@@ -4446,7 +4446,7 @@
             <w:pPr>
               <w:spacing w:after="20" w:before="0"/>
             </w:pPr>
-            <w:hyperlink w:history="1" r:id="rId3ie2eiyv-gzstormt25ft">
+            <w:hyperlink w:history="1" r:id="rIdfoz_6dstmngjpns3a4ail">
               <w:r>
                 <w:rPr>
                   <w:rFonts w:ascii="Arial" w:cs="Arial" w:eastAsia="Arial" w:hAnsi="Arial"/>
@@ -4479,7 +4479,7 @@
               <w:spacing w:after="10" w:before="0"/>
               <w:ind w:left="120"/>
             </w:pPr>
-            <w:hyperlink w:history="1" r:id="rIdcjdv178ih6u6_sm87k0-6">
+            <w:hyperlink w:history="1" r:id="rIdloywjg_7vt43dn3h4pkhy">
               <w:r>
                 <w:rPr>
                   <w:rFonts w:ascii="Arial" w:cs="Arial" w:eastAsia="Arial" w:hAnsi="Arial"/>
@@ -4524,7 +4524,7 @@
             <w:pPr>
               <w:spacing w:after="20" w:before="0"/>
             </w:pPr>
-            <w:hyperlink w:history="1" r:id="rIdijf--0qs86ax_fxn1dvsj">
+            <w:hyperlink w:history="1" r:id="rIdh2nloyub-n_mozsubzd1x">
               <w:r>
                 <w:rPr>
                   <w:rFonts w:ascii="Arial" w:cs="Arial" w:eastAsia="Arial" w:hAnsi="Arial"/>
@@ -4557,7 +4557,7 @@
               <w:spacing w:after="10" w:before="0"/>
               <w:ind w:left="120"/>
             </w:pPr>
-            <w:hyperlink w:history="1" r:id="rIdy5bpyvyfeylymscyr218v">
+            <w:hyperlink w:history="1" r:id="rIdplc919v08q20ws26mxtb3">
               <w:r>
                 <w:rPr>
                   <w:rFonts w:ascii="Arial" w:cs="Arial" w:eastAsia="Arial" w:hAnsi="Arial"/>
@@ -6044,7 +6044,7 @@
             <w:pPr>
               <w:spacing w:after="20" w:before="0"/>
             </w:pPr>
-            <w:hyperlink w:history="1" r:id="rId_qcmjkylf9zorlqmrmnl9">
+            <w:hyperlink w:history="1" r:id="rId6ilvxpnz7d3ip519buruh">
               <w:r>
                 <w:rPr>
                   <w:rFonts w:ascii="Arial" w:cs="Arial" w:eastAsia="Arial" w:hAnsi="Arial"/>
@@ -6077,7 +6077,7 @@
               <w:spacing w:after="10" w:before="0"/>
               <w:ind w:left="120"/>
             </w:pPr>
-            <w:hyperlink w:history="1" r:id="rId6myoyrydlnpv067hp_9sm">
+            <w:hyperlink w:history="1" r:id="rId5b9ujsy2vlkf3bu8whazd">
               <w:r>
                 <w:rPr>
                   <w:rFonts w:ascii="Arial" w:cs="Arial" w:eastAsia="Arial" w:hAnsi="Arial"/>
@@ -6122,7 +6122,7 @@
             <w:pPr>
               <w:spacing w:after="20" w:before="0"/>
             </w:pPr>
-            <w:hyperlink w:history="1" r:id="rIdelfuqn_1icqgtee-r5dc3">
+            <w:hyperlink w:history="1" r:id="rIdpxpofkl0-b_kblpvvkmdw">
               <w:r>
                 <w:rPr>
                   <w:rFonts w:ascii="Arial" w:cs="Arial" w:eastAsia="Arial" w:hAnsi="Arial"/>
@@ -6155,7 +6155,7 @@
               <w:spacing w:after="10" w:before="0"/>
               <w:ind w:left="120"/>
             </w:pPr>
-            <w:hyperlink w:history="1" r:id="rId1cvlwpdijtgxn1yc4oedx">
+            <w:hyperlink w:history="1" r:id="rId2kkbiyl7trnddbng6yt9q">
               <w:r>
                 <w:rPr>
                   <w:rFonts w:ascii="Arial" w:cs="Arial" w:eastAsia="Arial" w:hAnsi="Arial"/>
@@ -6350,7 +6350,7 @@
             <w:pPr>
               <w:spacing w:after="20" w:before="0"/>
             </w:pPr>
-            <w:hyperlink w:history="1" r:id="rId5dsyfesokql_juhgsexvb">
+            <w:hyperlink w:history="1" r:id="rIdvcmilis3joqym4wxjmuay">
               <w:r>
                 <w:rPr>
                   <w:rFonts w:ascii="Arial" w:cs="Arial" w:eastAsia="Arial" w:hAnsi="Arial"/>
@@ -6383,7 +6383,7 @@
               <w:spacing w:after="10" w:before="0"/>
               <w:ind w:left="120"/>
             </w:pPr>
-            <w:hyperlink w:history="1" r:id="rIdbrzjpswobx_cpzzncizu3">
+            <w:hyperlink w:history="1" r:id="rIdeu0nbx6j4tcrxmw2prvfm">
               <w:r>
                 <w:rPr>
                   <w:rFonts w:ascii="Arial" w:cs="Arial" w:eastAsia="Arial" w:hAnsi="Arial"/>
@@ -6428,7 +6428,7 @@
             <w:pPr>
               <w:spacing w:after="20" w:before="0"/>
             </w:pPr>
-            <w:hyperlink w:history="1" r:id="rId2y9u-xi9h48xqhuf-eian">
+            <w:hyperlink w:history="1" r:id="rId70f1h2hzbi01i7tkcd23i">
               <w:r>
                 <w:rPr>
                   <w:rFonts w:ascii="Arial" w:cs="Arial" w:eastAsia="Arial" w:hAnsi="Arial"/>
@@ -6461,7 +6461,7 @@
               <w:spacing w:after="10" w:before="0"/>
               <w:ind w:left="120"/>
             </w:pPr>
-            <w:hyperlink w:history="1" r:id="rIdlbz8udv3v2u5lte3dc5ce">
+            <w:hyperlink w:history="1" r:id="rIdznx-pcvjtpcu_tg5q7sj0">
               <w:r>
                 <w:rPr>
                   <w:rFonts w:ascii="Arial" w:cs="Arial" w:eastAsia="Arial" w:hAnsi="Arial"/>
@@ -6656,7 +6656,7 @@
             <w:pPr>
               <w:spacing w:after="20" w:before="0"/>
             </w:pPr>
-            <w:hyperlink w:history="1" r:id="rIdawdjij9vv72it_tx0mqv0">
+            <w:hyperlink w:history="1" r:id="rIdyxz6xfqr6nsxe-za5ud2w">
               <w:r>
                 <w:rPr>
                   <w:rFonts w:ascii="Arial" w:cs="Arial" w:eastAsia="Arial" w:hAnsi="Arial"/>
@@ -6689,7 +6689,7 @@
               <w:spacing w:after="10" w:before="0"/>
               <w:ind w:left="120"/>
             </w:pPr>
-            <w:hyperlink w:history="1" r:id="rId4hnw5m0cfvwp_df794i00">
+            <w:hyperlink w:history="1" r:id="rIdlcwngxav1kmct9onmi64_">
               <w:r>
                 <w:rPr>
                   <w:rFonts w:ascii="Arial" w:cs="Arial" w:eastAsia="Arial" w:hAnsi="Arial"/>
@@ -6734,7 +6734,7 @@
             <w:pPr>
               <w:spacing w:after="20" w:before="0"/>
             </w:pPr>
-            <w:hyperlink w:history="1" r:id="rIdilqt3qgdbhgf89y4fvsre">
+            <w:hyperlink w:history="1" r:id="rId3zr54psqhgjdjycudpwag">
               <w:r>
                 <w:rPr>
                   <w:rFonts w:ascii="Arial" w:cs="Arial" w:eastAsia="Arial" w:hAnsi="Arial"/>
@@ -6767,7 +6767,7 @@
               <w:spacing w:after="10" w:before="0"/>
               <w:ind w:left="120"/>
             </w:pPr>
-            <w:hyperlink w:history="1" r:id="rId2uiujo2pfvp9pnxvk07ui">
+            <w:hyperlink w:history="1" r:id="rIdh84biex9wzhtx1o02n2bk">
               <w:r>
                 <w:rPr>
                   <w:rFonts w:ascii="Arial" w:cs="Arial" w:eastAsia="Arial" w:hAnsi="Arial"/>
@@ -6962,7 +6962,7 @@
             <w:pPr>
               <w:spacing w:after="20" w:before="0"/>
             </w:pPr>
-            <w:hyperlink w:history="1" r:id="rIdip1ad8bbc2fk6lfzakhqc">
+            <w:hyperlink w:history="1" r:id="rIdn6zvkzgukm4q_onojajhf">
               <w:r>
                 <w:rPr>
                   <w:rFonts w:ascii="Arial" w:cs="Arial" w:eastAsia="Arial" w:hAnsi="Arial"/>
@@ -6995,7 +6995,7 @@
               <w:spacing w:after="10" w:before="0"/>
               <w:ind w:left="120"/>
             </w:pPr>
-            <w:hyperlink w:history="1" r:id="rId2e2pefrk3ons-pesfiwfu">
+            <w:hyperlink w:history="1" r:id="rIdx0uc2yc5rwusy8actl52t">
               <w:r>
                 <w:rPr>
                   <w:rFonts w:ascii="Arial" w:cs="Arial" w:eastAsia="Arial" w:hAnsi="Arial"/>
@@ -7040,7 +7040,7 @@
             <w:pPr>
               <w:spacing w:after="20" w:before="0"/>
             </w:pPr>
-            <w:hyperlink w:history="1" r:id="rIdgzlrbbduq2byswfwoap6b">
+            <w:hyperlink w:history="1" r:id="rIdzudltljsij459bnvvhje_">
               <w:r>
                 <w:rPr>
                   <w:rFonts w:ascii="Arial" w:cs="Arial" w:eastAsia="Arial" w:hAnsi="Arial"/>
@@ -7073,7 +7073,7 @@
               <w:spacing w:after="10" w:before="0"/>
               <w:ind w:left="120"/>
             </w:pPr>
-            <w:hyperlink w:history="1" r:id="rIdrr6dsg81ju0e-cwpfinee">
+            <w:hyperlink w:history="1" r:id="rIdufd3lakuzngcfg9qgkvom">
               <w:r>
                 <w:rPr>
                   <w:rFonts w:ascii="Arial" w:cs="Arial" w:eastAsia="Arial" w:hAnsi="Arial"/>
@@ -7268,7 +7268,7 @@
             <w:pPr>
               <w:spacing w:after="20" w:before="0"/>
             </w:pPr>
-            <w:hyperlink w:history="1" r:id="rIdbty91sggz4z1axioeo_fj">
+            <w:hyperlink w:history="1" r:id="rIdjln5gp_xhr8-_cjshe9zb">
               <w:r>
                 <w:rPr>
                   <w:rFonts w:ascii="Arial" w:cs="Arial" w:eastAsia="Arial" w:hAnsi="Arial"/>
@@ -7301,7 +7301,7 @@
               <w:spacing w:after="10" w:before="0"/>
               <w:ind w:left="120"/>
             </w:pPr>
-            <w:hyperlink w:history="1" r:id="rIdoty4kmb2x0d-ffk-fb-jl">
+            <w:hyperlink w:history="1" r:id="rIdu-sj4-54umarvv7uuphjo">
               <w:r>
                 <w:rPr>
                   <w:rFonts w:ascii="Arial" w:cs="Arial" w:eastAsia="Arial" w:hAnsi="Arial"/>
@@ -7346,7 +7346,7 @@
             <w:pPr>
               <w:spacing w:after="20" w:before="0"/>
             </w:pPr>
-            <w:hyperlink w:history="1" r:id="rIdgybwrfe7g8tbohny_sovi">
+            <w:hyperlink w:history="1" r:id="rIdk4pooohdwyaguqrvj0mcv">
               <w:r>
                 <w:rPr>
                   <w:rFonts w:ascii="Arial" w:cs="Arial" w:eastAsia="Arial" w:hAnsi="Arial"/>
@@ -7379,7 +7379,7 @@
               <w:spacing w:after="10" w:before="0"/>
               <w:ind w:left="120"/>
             </w:pPr>
-            <w:hyperlink w:history="1" r:id="rIdutn2flvfr3byaq-k1ebiq">
+            <w:hyperlink w:history="1" r:id="rId7upmzrlxpj29l1fpuavcl">
               <w:r>
                 <w:rPr>
                   <w:rFonts w:ascii="Arial" w:cs="Arial" w:eastAsia="Arial" w:hAnsi="Arial"/>
@@ -8866,7 +8866,7 @@
             <w:pPr>
               <w:spacing w:after="20" w:before="0"/>
             </w:pPr>
-            <w:hyperlink w:history="1" r:id="rIdlvgx8nlorkljb_rfryuue">
+            <w:hyperlink w:history="1" r:id="rIdynyzuml4796zmljfqtkq0">
               <w:r>
                 <w:rPr>
                   <w:rFonts w:ascii="Arial" w:cs="Arial" w:eastAsia="Arial" w:hAnsi="Arial"/>
@@ -8899,7 +8899,7 @@
               <w:spacing w:after="10" w:before="0"/>
               <w:ind w:left="120"/>
             </w:pPr>
-            <w:hyperlink w:history="1" r:id="rIdgefti2pahwk6r7y1e2fgf">
+            <w:hyperlink w:history="1" r:id="rId3kuyvymdgpc6gtspa1nzj">
               <w:r>
                 <w:rPr>
                   <w:rFonts w:ascii="Arial" w:cs="Arial" w:eastAsia="Arial" w:hAnsi="Arial"/>
@@ -8944,7 +8944,7 @@
             <w:pPr>
               <w:spacing w:after="20" w:before="0"/>
             </w:pPr>
-            <w:hyperlink w:history="1" r:id="rIdxdjkufgarladiburrrabj">
+            <w:hyperlink w:history="1" r:id="rIdfgv3trpxf-n9c0mwe2con">
               <w:r>
                 <w:rPr>
                   <w:rFonts w:ascii="Arial" w:cs="Arial" w:eastAsia="Arial" w:hAnsi="Arial"/>
@@ -8977,7 +8977,7 @@
               <w:spacing w:after="10" w:before="0"/>
               <w:ind w:left="120"/>
             </w:pPr>
-            <w:hyperlink w:history="1" r:id="rId1kga81yyztaq6miq-3wwk">
+            <w:hyperlink w:history="1" r:id="rIdlmfwk6ojihrcqu3tj8t1z">
               <w:r>
                 <w:rPr>
                   <w:rFonts w:ascii="Arial" w:cs="Arial" w:eastAsia="Arial" w:hAnsi="Arial"/>
@@ -9172,7 +9172,7 @@
             <w:pPr>
               <w:spacing w:after="20" w:before="0"/>
             </w:pPr>
-            <w:hyperlink w:history="1" r:id="rIdmvvitze0swin4rvfu7u-j">
+            <w:hyperlink w:history="1" r:id="rIdfjusq7dx9dlorkvhbkpcq">
               <w:r>
                 <w:rPr>
                   <w:rFonts w:ascii="Arial" w:cs="Arial" w:eastAsia="Arial" w:hAnsi="Arial"/>
@@ -9205,7 +9205,7 @@
               <w:spacing w:after="10" w:before="0"/>
               <w:ind w:left="120"/>
             </w:pPr>
-            <w:hyperlink w:history="1" r:id="rIdly2pqz2w5srinzzq26aes">
+            <w:hyperlink w:history="1" r:id="rIdddfglwubg0yt9ynhc2vj1">
               <w:r>
                 <w:rPr>
                   <w:rFonts w:ascii="Arial" w:cs="Arial" w:eastAsia="Arial" w:hAnsi="Arial"/>
@@ -9250,7 +9250,7 @@
             <w:pPr>
               <w:spacing w:after="20" w:before="0"/>
             </w:pPr>
-            <w:hyperlink w:history="1" r:id="rIdsehj5icqfyuyhx0o3hkjr">
+            <w:hyperlink w:history="1" r:id="rIdzylcqfs-tjgdf1khaivjj">
               <w:r>
                 <w:rPr>
                   <w:rFonts w:ascii="Arial" w:cs="Arial" w:eastAsia="Arial" w:hAnsi="Arial"/>
@@ -9283,7 +9283,7 @@
               <w:spacing w:after="10" w:before="0"/>
               <w:ind w:left="120"/>
             </w:pPr>
-            <w:hyperlink w:history="1" r:id="rId33ffcjk5plmccqxmi2vqp">
+            <w:hyperlink w:history="1" r:id="rIdamuini0ckfuiri8iobzjp">
               <w:r>
                 <w:rPr>
                   <w:rFonts w:ascii="Arial" w:cs="Arial" w:eastAsia="Arial" w:hAnsi="Arial"/>
@@ -9478,7 +9478,7 @@
             <w:pPr>
               <w:spacing w:after="20" w:before="0"/>
             </w:pPr>
-            <w:hyperlink w:history="1" r:id="rId9tg-sqnuchofqpzv1e90f">
+            <w:hyperlink w:history="1" r:id="rIddwodixf1w-ce7tmvtao-m">
               <w:r>
                 <w:rPr>
                   <w:rFonts w:ascii="Arial" w:cs="Arial" w:eastAsia="Arial" w:hAnsi="Arial"/>
@@ -9511,7 +9511,7 @@
               <w:spacing w:after="10" w:before="0"/>
               <w:ind w:left="120"/>
             </w:pPr>
-            <w:hyperlink w:history="1" r:id="rId9riruidk6xubxkmsfkfhg">
+            <w:hyperlink w:history="1" r:id="rIdez8uj0eqzxgemfm7smq01">
               <w:r>
                 <w:rPr>
                   <w:rFonts w:ascii="Arial" w:cs="Arial" w:eastAsia="Arial" w:hAnsi="Arial"/>
@@ -9556,7 +9556,7 @@
             <w:pPr>
               <w:spacing w:after="20" w:before="0"/>
             </w:pPr>
-            <w:hyperlink w:history="1" r:id="rIdwdsx0eyrp8i313qrlxtao">
+            <w:hyperlink w:history="1" r:id="rIdsml2fdxh3su1pmxlg2qqx">
               <w:r>
                 <w:rPr>
                   <w:rFonts w:ascii="Arial" w:cs="Arial" w:eastAsia="Arial" w:hAnsi="Arial"/>
@@ -9589,7 +9589,7 @@
               <w:spacing w:after="10" w:before="0"/>
               <w:ind w:left="120"/>
             </w:pPr>
-            <w:hyperlink w:history="1" r:id="rIdbsxe9hckrxme3jfubrcgc">
+            <w:hyperlink w:history="1" r:id="rId8t8-pmyveqg2q2t-wbhjp">
               <w:r>
                 <w:rPr>
                   <w:rFonts w:ascii="Arial" w:cs="Arial" w:eastAsia="Arial" w:hAnsi="Arial"/>
@@ -9784,7 +9784,7 @@
             <w:pPr>
               <w:spacing w:after="20" w:before="0"/>
             </w:pPr>
-            <w:hyperlink w:history="1" r:id="rIdq2pzcwgiphxxpxolt1jb4">
+            <w:hyperlink w:history="1" r:id="rIdhech18wxzlhrfc_39efal">
               <w:r>
                 <w:rPr>
                   <w:rFonts w:ascii="Arial" w:cs="Arial" w:eastAsia="Arial" w:hAnsi="Arial"/>
@@ -9817,7 +9817,7 @@
               <w:spacing w:after="10" w:before="0"/>
               <w:ind w:left="120"/>
             </w:pPr>
-            <w:hyperlink w:history="1" r:id="rIdsvlgham899r4ilo7zy8lg">
+            <w:hyperlink w:history="1" r:id="rId8tfv3e-dcg4mwotqzggb4">
               <w:r>
                 <w:rPr>
                   <w:rFonts w:ascii="Arial" w:cs="Arial" w:eastAsia="Arial" w:hAnsi="Arial"/>
@@ -9862,7 +9862,7 @@
             <w:pPr>
               <w:spacing w:after="20" w:before="0"/>
             </w:pPr>
-            <w:hyperlink w:history="1" r:id="rIdioslkighhnfuvswofh0a9">
+            <w:hyperlink w:history="1" r:id="rId2xaao1wqfvi856ryhks2q">
               <w:r>
                 <w:rPr>
                   <w:rFonts w:ascii="Arial" w:cs="Arial" w:eastAsia="Arial" w:hAnsi="Arial"/>
@@ -9895,7 +9895,7 @@
               <w:spacing w:after="10" w:before="0"/>
               <w:ind w:left="120"/>
             </w:pPr>
-            <w:hyperlink w:history="1" r:id="rIdhj9tzetu6sbcgxc603aix">
+            <w:hyperlink w:history="1" r:id="rIdioqadjyvtevw92hoq21lj">
               <w:r>
                 <w:rPr>
                   <w:rFonts w:ascii="Arial" w:cs="Arial" w:eastAsia="Arial" w:hAnsi="Arial"/>
@@ -10090,7 +10090,7 @@
             <w:pPr>
               <w:spacing w:after="20" w:before="0"/>
             </w:pPr>
-            <w:hyperlink w:history="1" r:id="rIdj2fsu59eetmbjmhivxte-">
+            <w:hyperlink w:history="1" r:id="rIduesgdjqzl4vv6f7cnfl3u">
               <w:r>
                 <w:rPr>
                   <w:rFonts w:ascii="Arial" w:cs="Arial" w:eastAsia="Arial" w:hAnsi="Arial"/>
@@ -10123,7 +10123,7 @@
               <w:spacing w:after="10" w:before="0"/>
               <w:ind w:left="120"/>
             </w:pPr>
-            <w:hyperlink w:history="1" r:id="rIdjk9yjvtrtuzl2a3pacalu">
+            <w:hyperlink w:history="1" r:id="rIds3gt-zzwl93i15oiwtcdg">
               <w:r>
                 <w:rPr>
                   <w:rFonts w:ascii="Arial" w:cs="Arial" w:eastAsia="Arial" w:hAnsi="Arial"/>
@@ -10168,7 +10168,7 @@
             <w:pPr>
               <w:spacing w:after="20" w:before="0"/>
             </w:pPr>
-            <w:hyperlink w:history="1" r:id="rIddeoa_xqdfiyan-ashc2ea">
+            <w:hyperlink w:history="1" r:id="rIdxofea0a1b5yyvuhc7znzz">
               <w:r>
                 <w:rPr>
                   <w:rFonts w:ascii="Arial" w:cs="Arial" w:eastAsia="Arial" w:hAnsi="Arial"/>
@@ -10201,7 +10201,7 @@
               <w:spacing w:after="10" w:before="0"/>
               <w:ind w:left="120"/>
             </w:pPr>
-            <w:hyperlink w:history="1" r:id="rIdbbbqp5ospoheew_anhzbv">
+            <w:hyperlink w:history="1" r:id="rIdtqv7ai53fnotum_zz9h_l">
               <w:r>
                 <w:rPr>
                   <w:rFonts w:ascii="Arial" w:cs="Arial" w:eastAsia="Arial" w:hAnsi="Arial"/>
@@ -11783,7 +11783,7 @@
             <w:pPr>
               <w:spacing w:after="20" w:before="0"/>
             </w:pPr>
-            <w:hyperlink w:history="1" r:id="rIdcrfossrceftugjkmgmymo">
+            <w:hyperlink w:history="1" r:id="rId11s11knti3u5bmjiyv67q">
               <w:r>
                 <w:rPr>
                   <w:rFonts w:ascii="Arial" w:cs="Arial" w:eastAsia="Arial" w:hAnsi="Arial"/>
@@ -11816,7 +11816,7 @@
               <w:spacing w:after="10" w:before="0"/>
               <w:ind w:left="120"/>
             </w:pPr>
-            <w:hyperlink w:history="1" r:id="rIdxzvuakf-06nwwpozdovor">
+            <w:hyperlink w:history="1" r:id="rId9ubvx4kuvwcjurnlwhkbn">
               <w:r>
                 <w:rPr>
                   <w:rFonts w:ascii="Arial" w:cs="Arial" w:eastAsia="Arial" w:hAnsi="Arial"/>
@@ -11861,7 +11861,7 @@
             <w:pPr>
               <w:spacing w:after="20" w:before="0"/>
             </w:pPr>
-            <w:hyperlink w:history="1" r:id="rIds_hujx0htd5r4cmgsklpr">
+            <w:hyperlink w:history="1" r:id="rIdtjhzkxx4-vm8qp8xvt49l">
               <w:r>
                 <w:rPr>
                   <w:rFonts w:ascii="Arial" w:cs="Arial" w:eastAsia="Arial" w:hAnsi="Arial"/>
@@ -11894,7 +11894,7 @@
               <w:spacing w:after="10" w:before="0"/>
               <w:ind w:left="120"/>
             </w:pPr>
-            <w:hyperlink w:history="1" r:id="rIddh-crnc_rsxfupeezduqb">
+            <w:hyperlink w:history="1" r:id="rIdwtinl97xmpcc78gogpgox">
               <w:r>
                 <w:rPr>
                   <w:rFonts w:ascii="Arial" w:cs="Arial" w:eastAsia="Arial" w:hAnsi="Arial"/>
@@ -12089,7 +12089,7 @@
             <w:pPr>
               <w:spacing w:after="20" w:before="0"/>
             </w:pPr>
-            <w:hyperlink w:history="1" r:id="rIdfsctq_muocimejxdue6bi">
+            <w:hyperlink w:history="1" r:id="rIds9zphyz6ft7sqcm7rpso3">
               <w:r>
                 <w:rPr>
                   <w:rFonts w:ascii="Arial" w:cs="Arial" w:eastAsia="Arial" w:hAnsi="Arial"/>
@@ -12122,7 +12122,7 @@
               <w:spacing w:after="10" w:before="0"/>
               <w:ind w:left="120"/>
             </w:pPr>
-            <w:hyperlink w:history="1" r:id="rIdy5val2szbvps7_ktab3qn">
+            <w:hyperlink w:history="1" r:id="rId84gopwpj3qkwqkohpwvnd">
               <w:r>
                 <w:rPr>
                   <w:rFonts w:ascii="Arial" w:cs="Arial" w:eastAsia="Arial" w:hAnsi="Arial"/>
@@ -12167,7 +12167,7 @@
             <w:pPr>
               <w:spacing w:after="20" w:before="0"/>
             </w:pPr>
-            <w:hyperlink w:history="1" r:id="rId8f7algrd1csvlloers0ay">
+            <w:hyperlink w:history="1" r:id="rIdght3gb4twaiv1anx0l59q">
               <w:r>
                 <w:rPr>
                   <w:rFonts w:ascii="Arial" w:cs="Arial" w:eastAsia="Arial" w:hAnsi="Arial"/>
@@ -12200,7 +12200,7 @@
               <w:spacing w:after="10" w:before="0"/>
               <w:ind w:left="120"/>
             </w:pPr>
-            <w:hyperlink w:history="1" r:id="rId2xnrheoxp_fsu6sr-dffo">
+            <w:hyperlink w:history="1" r:id="rIdl--b0rmt0ljoyeuhlfny_">
               <w:r>
                 <w:rPr>
                   <w:rFonts w:ascii="Arial" w:cs="Arial" w:eastAsia="Arial" w:hAnsi="Arial"/>
@@ -12395,7 +12395,7 @@
             <w:pPr>
               <w:spacing w:after="20" w:before="0"/>
             </w:pPr>
-            <w:hyperlink w:history="1" r:id="rIdhdhgd-5aboj-dba_q9iv-">
+            <w:hyperlink w:history="1" r:id="rIdyojt3bv7kdopqjlyinw0c">
               <w:r>
                 <w:rPr>
                   <w:rFonts w:ascii="Arial" w:cs="Arial" w:eastAsia="Arial" w:hAnsi="Arial"/>
@@ -12428,7 +12428,7 @@
               <w:spacing w:after="10" w:before="0"/>
               <w:ind w:left="120"/>
             </w:pPr>
-            <w:hyperlink w:history="1" r:id="rIdroxnmaf3lc6k0sqygc6ng">
+            <w:hyperlink w:history="1" r:id="rIdzglnaq8kflpd_p1nl7005">
               <w:r>
                 <w:rPr>
                   <w:rFonts w:ascii="Arial" w:cs="Arial" w:eastAsia="Arial" w:hAnsi="Arial"/>
@@ -12473,7 +12473,7 @@
             <w:pPr>
               <w:spacing w:after="20" w:before="0"/>
             </w:pPr>
-            <w:hyperlink w:history="1" r:id="rIdyvy1omwxgigrvna9uvhkt">
+            <w:hyperlink w:history="1" r:id="rIdp4e6k1sf8fhr9sfxflkhs">
               <w:r>
                 <w:rPr>
                   <w:rFonts w:ascii="Arial" w:cs="Arial" w:eastAsia="Arial" w:hAnsi="Arial"/>
@@ -12506,7 +12506,7 @@
               <w:spacing w:after="10" w:before="0"/>
               <w:ind w:left="120"/>
             </w:pPr>
-            <w:hyperlink w:history="1" r:id="rIdouum_pfqwiqqmdaite-k8">
+            <w:hyperlink w:history="1" r:id="rIdx_05dbafplvjvl1ct7vwz">
               <w:r>
                 <w:rPr>
                   <w:rFonts w:ascii="Arial" w:cs="Arial" w:eastAsia="Arial" w:hAnsi="Arial"/>
@@ -12701,7 +12701,7 @@
             <w:pPr>
               <w:spacing w:after="20" w:before="0"/>
             </w:pPr>
-            <w:hyperlink w:history="1" r:id="rIdzxizal-6rjjh5veae0at1">
+            <w:hyperlink w:history="1" r:id="rId5forgxp2wsb-8myeqnolp">
               <w:r>
                 <w:rPr>
                   <w:rFonts w:ascii="Arial" w:cs="Arial" w:eastAsia="Arial" w:hAnsi="Arial"/>
@@ -12734,7 +12734,7 @@
               <w:spacing w:after="10" w:before="0"/>
               <w:ind w:left="120"/>
             </w:pPr>
-            <w:hyperlink w:history="1" r:id="rIdz4no7g3yduecjx7zxicbi">
+            <w:hyperlink w:history="1" r:id="rId7ffsft7bkaghlo1zylftm">
               <w:r>
                 <w:rPr>
                   <w:rFonts w:ascii="Arial" w:cs="Arial" w:eastAsia="Arial" w:hAnsi="Arial"/>
@@ -12779,7 +12779,7 @@
             <w:pPr>
               <w:spacing w:after="20" w:before="0"/>
             </w:pPr>
-            <w:hyperlink w:history="1" r:id="rId-seku9wmv0t1s35nqjmpn">
+            <w:hyperlink w:history="1" r:id="rIdt4zdffkcdrfbsp3zbliqi">
               <w:r>
                 <w:rPr>
                   <w:rFonts w:ascii="Arial" w:cs="Arial" w:eastAsia="Arial" w:hAnsi="Arial"/>
@@ -12812,7 +12812,7 @@
               <w:spacing w:after="10" w:before="0"/>
               <w:ind w:left="120"/>
             </w:pPr>
-            <w:hyperlink w:history="1" r:id="rIdylce99y9vltlcdkos8bz4">
+            <w:hyperlink w:history="1" r:id="rIdpam3qbnmwshmndn150otn">
               <w:r>
                 <w:rPr>
                   <w:rFonts w:ascii="Arial" w:cs="Arial" w:eastAsia="Arial" w:hAnsi="Arial"/>
@@ -13007,7 +13007,7 @@
             <w:pPr>
               <w:spacing w:after="20" w:before="0"/>
             </w:pPr>
-            <w:hyperlink w:history="1" r:id="rIdfq-z3uiaph9sejxfjousi">
+            <w:hyperlink w:history="1" r:id="rIdtz7uzgtyvt4udlvxu4pmw">
               <w:r>
                 <w:rPr>
                   <w:rFonts w:ascii="Arial" w:cs="Arial" w:eastAsia="Arial" w:hAnsi="Arial"/>
@@ -13040,7 +13040,7 @@
               <w:spacing w:after="10" w:before="0"/>
               <w:ind w:left="120"/>
             </w:pPr>
-            <w:hyperlink w:history="1" r:id="rIdvsokt2kq0chb_ybxkkgr0">
+            <w:hyperlink w:history="1" r:id="rIdts3jsrnc8-62pcfdjqxwr">
               <w:r>
                 <w:rPr>
                   <w:rFonts w:ascii="Arial" w:cs="Arial" w:eastAsia="Arial" w:hAnsi="Arial"/>
@@ -13085,7 +13085,7 @@
             <w:pPr>
               <w:spacing w:after="20" w:before="0"/>
             </w:pPr>
-            <w:hyperlink w:history="1" r:id="rIdaywhaa_fx8xw-1nw1igll">
+            <w:hyperlink w:history="1" r:id="rId7zr8tc3onegrtyosjfjm9">
               <w:r>
                 <w:rPr>
                   <w:rFonts w:ascii="Arial" w:cs="Arial" w:eastAsia="Arial" w:hAnsi="Arial"/>
@@ -13118,7 +13118,7 @@
               <w:spacing w:after="10" w:before="0"/>
               <w:ind w:left="120"/>
             </w:pPr>
-            <w:hyperlink w:history="1" r:id="rIdxnmmvr40j2ilsagbmgsul">
+            <w:hyperlink w:history="1" r:id="rIds-asaco76lxqm_pe6cs0q">
               <w:r>
                 <w:rPr>
                   <w:rFonts w:ascii="Arial" w:cs="Arial" w:eastAsia="Arial" w:hAnsi="Arial"/>
@@ -14605,7 +14605,7 @@
             <w:pPr>
               <w:spacing w:after="20" w:before="0"/>
             </w:pPr>
-            <w:hyperlink w:history="1" r:id="rId5mevf2jvy7_fxxz2wcg8v">
+            <w:hyperlink w:history="1" r:id="rIdbz8aplhqbvgyxdflwqgsg">
               <w:r>
                 <w:rPr>
                   <w:rFonts w:ascii="Arial" w:cs="Arial" w:eastAsia="Arial" w:hAnsi="Arial"/>
@@ -14638,7 +14638,7 @@
               <w:spacing w:after="10" w:before="0"/>
               <w:ind w:left="120"/>
             </w:pPr>
-            <w:hyperlink w:history="1" r:id="rIdzh7honou6h4nasc4p-nm-">
+            <w:hyperlink w:history="1" r:id="rIdr6a6qhlz8wydubzksp4jn">
               <w:r>
                 <w:rPr>
                   <w:rFonts w:ascii="Arial" w:cs="Arial" w:eastAsia="Arial" w:hAnsi="Arial"/>
@@ -14683,7 +14683,7 @@
             <w:pPr>
               <w:spacing w:after="20" w:before="0"/>
             </w:pPr>
-            <w:hyperlink w:history="1" r:id="rIdi9nwt_tikzpq22jcchnpo">
+            <w:hyperlink w:history="1" r:id="rIdga34u8zjuaenfivtd9k33">
               <w:r>
                 <w:rPr>
                   <w:rFonts w:ascii="Arial" w:cs="Arial" w:eastAsia="Arial" w:hAnsi="Arial"/>
@@ -14716,7 +14716,7 @@
               <w:spacing w:after="10" w:before="0"/>
               <w:ind w:left="120"/>
             </w:pPr>
-            <w:hyperlink w:history="1" r:id="rIdfn5noas0pggenjulnis2p">
+            <w:hyperlink w:history="1" r:id="rIdclbdf9o-xt63cxq2zhuce">
               <w:r>
                 <w:rPr>
                   <w:rFonts w:ascii="Arial" w:cs="Arial" w:eastAsia="Arial" w:hAnsi="Arial"/>
@@ -14911,7 +14911,7 @@
             <w:pPr>
               <w:spacing w:after="20" w:before="0"/>
             </w:pPr>
-            <w:hyperlink w:history="1" r:id="rId9ymjgid4znkzmmw-fach3">
+            <w:hyperlink w:history="1" r:id="rIdz0ewwnwpytjux1eiouagl">
               <w:r>
                 <w:rPr>
                   <w:rFonts w:ascii="Arial" w:cs="Arial" w:eastAsia="Arial" w:hAnsi="Arial"/>
@@ -14944,7 +14944,7 @@
               <w:spacing w:after="10" w:before="0"/>
               <w:ind w:left="120"/>
             </w:pPr>
-            <w:hyperlink w:history="1" r:id="rIdlzd6vjy1jg-sbmj7z8mpx">
+            <w:hyperlink w:history="1" r:id="rIdayx43gdbjiyxphs7zwbfu">
               <w:r>
                 <w:rPr>
                   <w:rFonts w:ascii="Arial" w:cs="Arial" w:eastAsia="Arial" w:hAnsi="Arial"/>
@@ -14989,7 +14989,7 @@
             <w:pPr>
               <w:spacing w:after="20" w:before="0"/>
             </w:pPr>
-            <w:hyperlink w:history="1" r:id="rIdtv3fn6hlo97cmaiyti8m8">
+            <w:hyperlink w:history="1" r:id="rIdah6671aqbltawsnugohbe">
               <w:r>
                 <w:rPr>
                   <w:rFonts w:ascii="Arial" w:cs="Arial" w:eastAsia="Arial" w:hAnsi="Arial"/>
@@ -15022,7 +15022,7 @@
               <w:spacing w:after="10" w:before="0"/>
               <w:ind w:left="120"/>
             </w:pPr>
-            <w:hyperlink w:history="1" r:id="rIdivtlggyz_tpesujxz3wwv">
+            <w:hyperlink w:history="1" r:id="rId8pjbw83jajv6tsbjnfkk1">
               <w:r>
                 <w:rPr>
                   <w:rFonts w:ascii="Arial" w:cs="Arial" w:eastAsia="Arial" w:hAnsi="Arial"/>
@@ -15217,7 +15217,7 @@
             <w:pPr>
               <w:spacing w:after="20" w:before="0"/>
             </w:pPr>
-            <w:hyperlink w:history="1" r:id="rIdpbxzvthm-cw0qinhrp9jc">
+            <w:hyperlink w:history="1" r:id="rIdu3tfw0bmnq13qup4ctsgq">
               <w:r>
                 <w:rPr>
                   <w:rFonts w:ascii="Arial" w:cs="Arial" w:eastAsia="Arial" w:hAnsi="Arial"/>
@@ -15250,7 +15250,7 @@
               <w:spacing w:after="10" w:before="0"/>
               <w:ind w:left="120"/>
             </w:pPr>
-            <w:hyperlink w:history="1" r:id="rIdfomrlkbzwpypc8n0hpl63">
+            <w:hyperlink w:history="1" r:id="rIdr2mns7sxjoz8qdbjtvysq">
               <w:r>
                 <w:rPr>
                   <w:rFonts w:ascii="Arial" w:cs="Arial" w:eastAsia="Arial" w:hAnsi="Arial"/>
@@ -15295,7 +15295,7 @@
             <w:pPr>
               <w:spacing w:after="20" w:before="0"/>
             </w:pPr>
-            <w:hyperlink w:history="1" r:id="rIdqn3fqstb_z8lx7jwsh6ie">
+            <w:hyperlink w:history="1" r:id="rIdhcngqimempus__yfk3ofa">
               <w:r>
                 <w:rPr>
                   <w:rFonts w:ascii="Arial" w:cs="Arial" w:eastAsia="Arial" w:hAnsi="Arial"/>
@@ -15328,7 +15328,7 @@
               <w:spacing w:after="10" w:before="0"/>
               <w:ind w:left="120"/>
             </w:pPr>
-            <w:hyperlink w:history="1" r:id="rIdxsieqzgdc6g0lg4rnccdx">
+            <w:hyperlink w:history="1" r:id="rIdo9hd9wedhvjxx2hfdxgpy">
               <w:r>
                 <w:rPr>
                   <w:rFonts w:ascii="Arial" w:cs="Arial" w:eastAsia="Arial" w:hAnsi="Arial"/>
@@ -15523,7 +15523,7 @@
             <w:pPr>
               <w:spacing w:after="20" w:before="0"/>
             </w:pPr>
-            <w:hyperlink w:history="1" r:id="rIdew9qri1pazb5ylbobjh_y">
+            <w:hyperlink w:history="1" r:id="rIdostkb6e5mmkvna8xilyyx">
               <w:r>
                 <w:rPr>
                   <w:rFonts w:ascii="Arial" w:cs="Arial" w:eastAsia="Arial" w:hAnsi="Arial"/>
@@ -15556,7 +15556,7 @@
               <w:spacing w:after="10" w:before="0"/>
               <w:ind w:left="120"/>
             </w:pPr>
-            <w:hyperlink w:history="1" r:id="rIdb6-7vueixui6flvc4clpy">
+            <w:hyperlink w:history="1" r:id="rIdd2tl2rvhjaidzgagvucwy">
               <w:r>
                 <w:rPr>
                   <w:rFonts w:ascii="Arial" w:cs="Arial" w:eastAsia="Arial" w:hAnsi="Arial"/>
@@ -15601,7 +15601,7 @@
             <w:pPr>
               <w:spacing w:after="20" w:before="0"/>
             </w:pPr>
-            <w:hyperlink w:history="1" r:id="rIdgleibf77gm6m_euvxe9k3">
+            <w:hyperlink w:history="1" r:id="rIdb5c7lu7zwr1dd78ejrcxr">
               <w:r>
                 <w:rPr>
                   <w:rFonts w:ascii="Arial" w:cs="Arial" w:eastAsia="Arial" w:hAnsi="Arial"/>
@@ -15634,7 +15634,7 @@
               <w:spacing w:after="10" w:before="0"/>
               <w:ind w:left="120"/>
             </w:pPr>
-            <w:hyperlink w:history="1" r:id="rIdkwjmayf8th2yrj2o-ncvm">
+            <w:hyperlink w:history="1" r:id="rIdwcwyi6vp06iex-xlrqcxm">
               <w:r>
                 <w:rPr>
                   <w:rFonts w:ascii="Arial" w:cs="Arial" w:eastAsia="Arial" w:hAnsi="Arial"/>
@@ -15829,7 +15829,7 @@
             <w:pPr>
               <w:spacing w:after="20" w:before="0"/>
             </w:pPr>
-            <w:hyperlink w:history="1" r:id="rIdpxzkmxjdcdn8_6l1m_trn">
+            <w:hyperlink w:history="1" r:id="rIdinjizpmg0jjm1sl654wg8">
               <w:r>
                 <w:rPr>
                   <w:rFonts w:ascii="Arial" w:cs="Arial" w:eastAsia="Arial" w:hAnsi="Arial"/>
@@ -15862,7 +15862,7 @@
               <w:spacing w:after="10" w:before="0"/>
               <w:ind w:left="120"/>
             </w:pPr>
-            <w:hyperlink w:history="1" r:id="rIdop2clmskce-vj2s5thbns">
+            <w:hyperlink w:history="1" r:id="rId4c3dhu8gmrrpwevxh2vja">
               <w:r>
                 <w:rPr>
                   <w:rFonts w:ascii="Arial" w:cs="Arial" w:eastAsia="Arial" w:hAnsi="Arial"/>
@@ -15907,7 +15907,7 @@
             <w:pPr>
               <w:spacing w:after="20" w:before="0"/>
             </w:pPr>
-            <w:hyperlink w:history="1" r:id="rIdv1ppy7aofgizcewzwmcir">
+            <w:hyperlink w:history="1" r:id="rIdn0qsqgaivemwk1qzashzd">
               <w:r>
                 <w:rPr>
                   <w:rFonts w:ascii="Arial" w:cs="Arial" w:eastAsia="Arial" w:hAnsi="Arial"/>
@@ -15940,7 +15940,7 @@
               <w:spacing w:after="10" w:before="0"/>
               <w:ind w:left="120"/>
             </w:pPr>
-            <w:hyperlink w:history="1" r:id="rIdpvf682yx4kbtfez2akevd">
+            <w:hyperlink w:history="1" r:id="rIdowckr8jnlcbnsy8m0g2ff">
               <w:r>
                 <w:rPr>
                   <w:rFonts w:ascii="Arial" w:cs="Arial" w:eastAsia="Arial" w:hAnsi="Arial"/>
@@ -17427,7 +17427,7 @@
             <w:pPr>
               <w:spacing w:after="20" w:before="0"/>
             </w:pPr>
-            <w:hyperlink w:history="1" r:id="rIddaxqoyqp0donvmb0m8jcu">
+            <w:hyperlink w:history="1" r:id="rId8uyd9fldjgmwbmf6cpn-r">
               <w:r>
                 <w:rPr>
                   <w:rFonts w:ascii="Arial" w:cs="Arial" w:eastAsia="Arial" w:hAnsi="Arial"/>
@@ -17460,7 +17460,7 @@
               <w:spacing w:after="10" w:before="0"/>
               <w:ind w:left="120"/>
             </w:pPr>
-            <w:hyperlink w:history="1" r:id="rIdyezzhhkw7y8qnme-rxm1d">
+            <w:hyperlink w:history="1" r:id="rIdcbrudpdasunouqxigbeyu">
               <w:r>
                 <w:rPr>
                   <w:rFonts w:ascii="Arial" w:cs="Arial" w:eastAsia="Arial" w:hAnsi="Arial"/>
@@ -17505,7 +17505,7 @@
             <w:pPr>
               <w:spacing w:after="20" w:before="0"/>
             </w:pPr>
-            <w:hyperlink w:history="1" r:id="rIdv5drjifxq4wi_xchiyfci">
+            <w:hyperlink w:history="1" r:id="rIdo7bvcdet1i3ghjdhpexrh">
               <w:r>
                 <w:rPr>
                   <w:rFonts w:ascii="Arial" w:cs="Arial" w:eastAsia="Arial" w:hAnsi="Arial"/>
@@ -17538,7 +17538,7 @@
               <w:spacing w:after="10" w:before="0"/>
               <w:ind w:left="120"/>
             </w:pPr>
-            <w:hyperlink w:history="1" r:id="rId4v3cy33yzgydxpw65lyvo">
+            <w:hyperlink w:history="1" r:id="rIdeysmjswyxnrudraxuclzq">
               <w:r>
                 <w:rPr>
                   <w:rFonts w:ascii="Arial" w:cs="Arial" w:eastAsia="Arial" w:hAnsi="Arial"/>
@@ -17733,7 +17733,7 @@
             <w:pPr>
               <w:spacing w:after="20" w:before="0"/>
             </w:pPr>
-            <w:hyperlink w:history="1" r:id="rId0usekub-humue3aq4zfzc">
+            <w:hyperlink w:history="1" r:id="rIdvjncqbi4-o9jgvagzmssf">
               <w:r>
                 <w:rPr>
                   <w:rFonts w:ascii="Arial" w:cs="Arial" w:eastAsia="Arial" w:hAnsi="Arial"/>
@@ -17766,7 +17766,7 @@
               <w:spacing w:after="10" w:before="0"/>
               <w:ind w:left="120"/>
             </w:pPr>
-            <w:hyperlink w:history="1" r:id="rIdp4ctj_tbwcanapht9szuy">
+            <w:hyperlink w:history="1" r:id="rIddpjikzcffu7fbott5q91i">
               <w:r>
                 <w:rPr>
                   <w:rFonts w:ascii="Arial" w:cs="Arial" w:eastAsia="Arial" w:hAnsi="Arial"/>
@@ -17811,7 +17811,7 @@
             <w:pPr>
               <w:spacing w:after="20" w:before="0"/>
             </w:pPr>
-            <w:hyperlink w:history="1" r:id="rIdcde33pbux3onkkjpxfw_z">
+            <w:hyperlink w:history="1" r:id="rIdc7sdfhyvcq_b4busxcyvw">
               <w:r>
                 <w:rPr>
                   <w:rFonts w:ascii="Arial" w:cs="Arial" w:eastAsia="Arial" w:hAnsi="Arial"/>
@@ -17844,7 +17844,7 @@
               <w:spacing w:after="10" w:before="0"/>
               <w:ind w:left="120"/>
             </w:pPr>
-            <w:hyperlink w:history="1" r:id="rIdlhnmudrbbjepxscocvq6a">
+            <w:hyperlink w:history="1" r:id="rIdvnfur5aojlkatqpujqk6v">
               <w:r>
                 <w:rPr>
                   <w:rFonts w:ascii="Arial" w:cs="Arial" w:eastAsia="Arial" w:hAnsi="Arial"/>
@@ -18039,7 +18039,7 @@
             <w:pPr>
               <w:spacing w:after="20" w:before="0"/>
             </w:pPr>
-            <w:hyperlink w:history="1" r:id="rIdifpx__jpyma7ohvq3hovm">
+            <w:hyperlink w:history="1" r:id="rId_wz0nullwx4ufulz4hiat">
               <w:r>
                 <w:rPr>
                   <w:rFonts w:ascii="Arial" w:cs="Arial" w:eastAsia="Arial" w:hAnsi="Arial"/>
@@ -18072,7 +18072,7 @@
               <w:spacing w:after="10" w:before="0"/>
               <w:ind w:left="120"/>
             </w:pPr>
-            <w:hyperlink w:history="1" r:id="rIdr4anlmccepjnhn_-vzxn8">
+            <w:hyperlink w:history="1" r:id="rIdwokpsz7-kj5rf5uumhsdg">
               <w:r>
                 <w:rPr>
                   <w:rFonts w:ascii="Arial" w:cs="Arial" w:eastAsia="Arial" w:hAnsi="Arial"/>
@@ -18117,7 +18117,7 @@
             <w:pPr>
               <w:spacing w:after="20" w:before="0"/>
             </w:pPr>
-            <w:hyperlink w:history="1" r:id="rId5dsabzfn0iu5h5herzuup">
+            <w:hyperlink w:history="1" r:id="rIdrnqgle_k7onqyofwz4eus">
               <w:r>
                 <w:rPr>
                   <w:rFonts w:ascii="Arial" w:cs="Arial" w:eastAsia="Arial" w:hAnsi="Arial"/>
@@ -18150,7 +18150,7 @@
               <w:spacing w:after="10" w:before="0"/>
               <w:ind w:left="120"/>
             </w:pPr>
-            <w:hyperlink w:history="1" r:id="rIdovc5mmqruy3uthae6xbzs">
+            <w:hyperlink w:history="1" r:id="rIdvvrhol8bxkm21mtg_ruof">
               <w:r>
                 <w:rPr>
                   <w:rFonts w:ascii="Arial" w:cs="Arial" w:eastAsia="Arial" w:hAnsi="Arial"/>
@@ -18345,7 +18345,7 @@
             <w:pPr>
               <w:spacing w:after="20" w:before="0"/>
             </w:pPr>
-            <w:hyperlink w:history="1" r:id="rIdd5yxcz9u5rbowucgijcso">
+            <w:hyperlink w:history="1" r:id="rIdpcvhtxxk9frdklbvvkj77">
               <w:r>
                 <w:rPr>
                   <w:rFonts w:ascii="Arial" w:cs="Arial" w:eastAsia="Arial" w:hAnsi="Arial"/>
@@ -18378,7 +18378,7 @@
               <w:spacing w:after="10" w:before="0"/>
               <w:ind w:left="120"/>
             </w:pPr>
-            <w:hyperlink w:history="1" r:id="rIdyyojjkjhjalrho-rtserl">
+            <w:hyperlink w:history="1" r:id="rIdjwrvsxww77jluedpimtkm">
               <w:r>
                 <w:rPr>
                   <w:rFonts w:ascii="Arial" w:cs="Arial" w:eastAsia="Arial" w:hAnsi="Arial"/>
@@ -18423,7 +18423,7 @@
             <w:pPr>
               <w:spacing w:after="20" w:before="0"/>
             </w:pPr>
-            <w:hyperlink w:history="1" r:id="rIdj9qelg0gnhhffjzjoobhr">
+            <w:hyperlink w:history="1" r:id="rIdasjadt2kjjrnrswxmcxhw">
               <w:r>
                 <w:rPr>
                   <w:rFonts w:ascii="Arial" w:cs="Arial" w:eastAsia="Arial" w:hAnsi="Arial"/>
@@ -18456,7 +18456,7 @@
               <w:spacing w:after="10" w:before="0"/>
               <w:ind w:left="120"/>
             </w:pPr>
-            <w:hyperlink w:history="1" r:id="rIdsaeam934avteiq3v8yfik">
+            <w:hyperlink w:history="1" r:id="rIdcej4qyzdpea8lpogv3g6x">
               <w:r>
                 <w:rPr>
                   <w:rFonts w:ascii="Arial" w:cs="Arial" w:eastAsia="Arial" w:hAnsi="Arial"/>
@@ -18651,7 +18651,7 @@
             <w:pPr>
               <w:spacing w:after="20" w:before="0"/>
             </w:pPr>
-            <w:hyperlink w:history="1" r:id="rIduhhxeuqiksfs3cvaokqm-">
+            <w:hyperlink w:history="1" r:id="rIdr2pgfwosg9qdpipb7vjqd">
               <w:r>
                 <w:rPr>
                   <w:rFonts w:ascii="Arial" w:cs="Arial" w:eastAsia="Arial" w:hAnsi="Arial"/>
@@ -18684,7 +18684,7 @@
               <w:spacing w:after="10" w:before="0"/>
               <w:ind w:left="120"/>
             </w:pPr>
-            <w:hyperlink w:history="1" r:id="rIdnow57lgxbkwv806fru1no">
+            <w:hyperlink w:history="1" r:id="rIdtxxo3axkuami03ui2s0vc">
               <w:r>
                 <w:rPr>
                   <w:rFonts w:ascii="Arial" w:cs="Arial" w:eastAsia="Arial" w:hAnsi="Arial"/>
@@ -18729,7 +18729,7 @@
             <w:pPr>
               <w:spacing w:after="20" w:before="0"/>
             </w:pPr>
-            <w:hyperlink w:history="1" r:id="rIdro2sjeomxetczewhrm5a2">
+            <w:hyperlink w:history="1" r:id="rIdwk225yym1r0uihburmjkv">
               <w:r>
                 <w:rPr>
                   <w:rFonts w:ascii="Arial" w:cs="Arial" w:eastAsia="Arial" w:hAnsi="Arial"/>
@@ -18762,7 +18762,7 @@
               <w:spacing w:after="10" w:before="0"/>
               <w:ind w:left="120"/>
             </w:pPr>
-            <w:hyperlink w:history="1" r:id="rIdpagwnl8taltnpko-pxxvd">
+            <w:hyperlink w:history="1" r:id="rIdqk7bq7vvffevvtdzoagbb">
               <w:r>
                 <w:rPr>
                   <w:rFonts w:ascii="Arial" w:cs="Arial" w:eastAsia="Arial" w:hAnsi="Arial"/>
@@ -20344,7 +20344,7 @@
             <w:pPr>
               <w:spacing w:after="20" w:before="0"/>
             </w:pPr>
-            <w:hyperlink w:history="1" r:id="rIduwcdal7mylbzp9-sqw1fn">
+            <w:hyperlink w:history="1" r:id="rId8rkh_pogbcpp8jjgohmwg">
               <w:r>
                 <w:rPr>
                   <w:rFonts w:ascii="Arial" w:cs="Arial" w:eastAsia="Arial" w:hAnsi="Arial"/>
@@ -20377,7 +20377,7 @@
               <w:spacing w:after="10" w:before="0"/>
               <w:ind w:left="120"/>
             </w:pPr>
-            <w:hyperlink w:history="1" r:id="rIdrhwnvps9j3zbph_888_xi">
+            <w:hyperlink w:history="1" r:id="rIdmtawq2hm2wr32ta-gvacp">
               <w:r>
                 <w:rPr>
                   <w:rFonts w:ascii="Arial" w:cs="Arial" w:eastAsia="Arial" w:hAnsi="Arial"/>
@@ -20422,7 +20422,7 @@
             <w:pPr>
               <w:spacing w:after="20" w:before="0"/>
             </w:pPr>
-            <w:hyperlink w:history="1" r:id="rIdtzxjuxekrcogin3gnz0mo">
+            <w:hyperlink w:history="1" r:id="rIdnshoufqf6wey9_bh1i6pf">
               <w:r>
                 <w:rPr>
                   <w:rFonts w:ascii="Arial" w:cs="Arial" w:eastAsia="Arial" w:hAnsi="Arial"/>
@@ -20455,7 +20455,7 @@
               <w:spacing w:after="10" w:before="0"/>
               <w:ind w:left="120"/>
             </w:pPr>
-            <w:hyperlink w:history="1" r:id="rIdkid_o-nmh3jck-ikfwnyc">
+            <w:hyperlink w:history="1" r:id="rIdq1ws5oojnnyyssffgmk8g">
               <w:r>
                 <w:rPr>
                   <w:rFonts w:ascii="Arial" w:cs="Arial" w:eastAsia="Arial" w:hAnsi="Arial"/>
@@ -20650,7 +20650,7 @@
             <w:pPr>
               <w:spacing w:after="20" w:before="0"/>
             </w:pPr>
-            <w:hyperlink w:history="1" r:id="rIdtxdbyu2-hxaivygpa7rwt">
+            <w:hyperlink w:history="1" r:id="rId131a-x-tp_imc7o26h-m9">
               <w:r>
                 <w:rPr>
                   <w:rFonts w:ascii="Arial" w:cs="Arial" w:eastAsia="Arial" w:hAnsi="Arial"/>
@@ -20683,7 +20683,7 @@
               <w:spacing w:after="10" w:before="0"/>
               <w:ind w:left="120"/>
             </w:pPr>
-            <w:hyperlink w:history="1" r:id="rId6m4qw82x138kp8pxbogmt">
+            <w:hyperlink w:history="1" r:id="rId3fm1woljj1tnejlmszspb">
               <w:r>
                 <w:rPr>
                   <w:rFonts w:ascii="Arial" w:cs="Arial" w:eastAsia="Arial" w:hAnsi="Arial"/>
@@ -20728,7 +20728,7 @@
             <w:pPr>
               <w:spacing w:after="20" w:before="0"/>
             </w:pPr>
-            <w:hyperlink w:history="1" r:id="rIdpbgkuegckbmlkhvh5kyp-">
+            <w:hyperlink w:history="1" r:id="rIdn9nvpvnutsy4dfwmrboy3">
               <w:r>
                 <w:rPr>
                   <w:rFonts w:ascii="Arial" w:cs="Arial" w:eastAsia="Arial" w:hAnsi="Arial"/>
@@ -20761,7 +20761,7 @@
               <w:spacing w:after="10" w:before="0"/>
               <w:ind w:left="120"/>
             </w:pPr>
-            <w:hyperlink w:history="1" r:id="rIdkrq2dafz_m1ysfwa3fa5o">
+            <w:hyperlink w:history="1" r:id="rIdyv8panrqfihjbvmpp1jtx">
               <w:r>
                 <w:rPr>
                   <w:rFonts w:ascii="Arial" w:cs="Arial" w:eastAsia="Arial" w:hAnsi="Arial"/>
@@ -20956,7 +20956,7 @@
             <w:pPr>
               <w:spacing w:after="20" w:before="0"/>
             </w:pPr>
-            <w:hyperlink w:history="1" r:id="rIdhetbn6vwgg5kjt5xvahdu">
+            <w:hyperlink w:history="1" r:id="rIde_2bwjkzlzefejiklyt7z">
               <w:r>
                 <w:rPr>
                   <w:rFonts w:ascii="Arial" w:cs="Arial" w:eastAsia="Arial" w:hAnsi="Arial"/>
@@ -20989,7 +20989,7 @@
               <w:spacing w:after="10" w:before="0"/>
               <w:ind w:left="120"/>
             </w:pPr>
-            <w:hyperlink w:history="1" r:id="rId_grqrvegmm_cggd_bptxw">
+            <w:hyperlink w:history="1" r:id="rIdhdjgh8-lmldviby6y6iyq">
               <w:r>
                 <w:rPr>
                   <w:rFonts w:ascii="Arial" w:cs="Arial" w:eastAsia="Arial" w:hAnsi="Arial"/>
@@ -21034,7 +21034,7 @@
             <w:pPr>
               <w:spacing w:after="20" w:before="0"/>
             </w:pPr>
-            <w:hyperlink w:history="1" r:id="rIdaqn2qlwalck9u2ppwmhkh">
+            <w:hyperlink w:history="1" r:id="rId6zqptog-cgftpejoc7nc2">
               <w:r>
                 <w:rPr>
                   <w:rFonts w:ascii="Arial" w:cs="Arial" w:eastAsia="Arial" w:hAnsi="Arial"/>
@@ -21067,7 +21067,7 @@
               <w:spacing w:after="10" w:before="0"/>
               <w:ind w:left="120"/>
             </w:pPr>
-            <w:hyperlink w:history="1" r:id="rIdykv8qrxjpx3jyiuxbz6fl">
+            <w:hyperlink w:history="1" r:id="rId4o7bjsbryxsejkis0kw6f">
               <w:r>
                 <w:rPr>
                   <w:rFonts w:ascii="Arial" w:cs="Arial" w:eastAsia="Arial" w:hAnsi="Arial"/>
@@ -21262,7 +21262,7 @@
             <w:pPr>
               <w:spacing w:after="20" w:before="0"/>
             </w:pPr>
-            <w:hyperlink w:history="1" r:id="rIdstw_jhknkyhhdjenhdle5">
+            <w:hyperlink w:history="1" r:id="rIdvk3thkua8hpzy6_jhqofg">
               <w:r>
                 <w:rPr>
                   <w:rFonts w:ascii="Arial" w:cs="Arial" w:eastAsia="Arial" w:hAnsi="Arial"/>
@@ -21295,7 +21295,7 @@
               <w:spacing w:after="10" w:before="0"/>
               <w:ind w:left="120"/>
             </w:pPr>
-            <w:hyperlink w:history="1" r:id="rIdcvisyk3r7jqgffnznm092">
+            <w:hyperlink w:history="1" r:id="rIdrcpevbp90xsoyfmhsixdu">
               <w:r>
                 <w:rPr>
                   <w:rFonts w:ascii="Arial" w:cs="Arial" w:eastAsia="Arial" w:hAnsi="Arial"/>
@@ -21340,7 +21340,7 @@
             <w:pPr>
               <w:spacing w:after="20" w:before="0"/>
             </w:pPr>
-            <w:hyperlink w:history="1" r:id="rIdknj-gkth9y6jz-1qxlnx1">
+            <w:hyperlink w:history="1" r:id="rId0vqg8_bk1skrftckmu3lk">
               <w:r>
                 <w:rPr>
                   <w:rFonts w:ascii="Arial" w:cs="Arial" w:eastAsia="Arial" w:hAnsi="Arial"/>
@@ -21373,7 +21373,7 @@
               <w:spacing w:after="10" w:before="0"/>
               <w:ind w:left="120"/>
             </w:pPr>
-            <w:hyperlink w:history="1" r:id="rIdvi1e9_istrwmg4arfiogl">
+            <w:hyperlink w:history="1" r:id="rIdvfumijmen1r7uc0xnuyaf">
               <w:r>
                 <w:rPr>
                   <w:rFonts w:ascii="Arial" w:cs="Arial" w:eastAsia="Arial" w:hAnsi="Arial"/>
@@ -21568,7 +21568,7 @@
             <w:pPr>
               <w:spacing w:after="20" w:before="0"/>
             </w:pPr>
-            <w:hyperlink w:history="1" r:id="rIdrwt8-8qzsutoggogfc6ov">
+            <w:hyperlink w:history="1" r:id="rIdky7r1jlpxghywgnfm6yl-">
               <w:r>
                 <w:rPr>
                   <w:rFonts w:ascii="Arial" w:cs="Arial" w:eastAsia="Arial" w:hAnsi="Arial"/>
@@ -21601,7 +21601,7 @@
               <w:spacing w:after="10" w:before="0"/>
               <w:ind w:left="120"/>
             </w:pPr>
-            <w:hyperlink w:history="1" r:id="rIdoplrt0cimoqbwghetseuh">
+            <w:hyperlink w:history="1" r:id="rIddad34etycfo29cx7yu4-c">
               <w:r>
                 <w:rPr>
                   <w:rFonts w:ascii="Arial" w:cs="Arial" w:eastAsia="Arial" w:hAnsi="Arial"/>
@@ -21646,7 +21646,7 @@
             <w:pPr>
               <w:spacing w:after="20" w:before="0"/>
             </w:pPr>
-            <w:hyperlink w:history="1" r:id="rIdwsfbn9pevcxppq04rbowk">
+            <w:hyperlink w:history="1" r:id="rIdmka0pji6svwdrqfoqsqlg">
               <w:r>
                 <w:rPr>
                   <w:rFonts w:ascii="Arial" w:cs="Arial" w:eastAsia="Arial" w:hAnsi="Arial"/>
@@ -21679,7 +21679,7 @@
               <w:spacing w:after="10" w:before="0"/>
               <w:ind w:left="120"/>
             </w:pPr>
-            <w:hyperlink w:history="1" r:id="rIduuqg5enjpfdpy-ixnbav-">
+            <w:hyperlink w:history="1" r:id="rIdmelqpuzf0j-_ujmiwtezl">
               <w:r>
                 <w:rPr>
                   <w:rFonts w:ascii="Arial" w:cs="Arial" w:eastAsia="Arial" w:hAnsi="Arial"/>
@@ -23280,7 +23280,7 @@
             <w:pPr>
               <w:spacing w:after="20" w:before="0"/>
             </w:pPr>
-            <w:hyperlink w:history="1" r:id="rIdukvy4qclpwjtal_yygghj">
+            <w:hyperlink w:history="1" r:id="rIdmxqn3wjzp29jyodwuwj34">
               <w:r>
                 <w:rPr>
                   <w:rFonts w:ascii="Arial" w:cs="Arial" w:eastAsia="Arial" w:hAnsi="Arial"/>
@@ -23313,7 +23313,7 @@
               <w:spacing w:after="10" w:before="0"/>
               <w:ind w:left="120"/>
             </w:pPr>
-            <w:hyperlink w:history="1" r:id="rIdmctxd7jnz_tjvmc7mys6u">
+            <w:hyperlink w:history="1" r:id="rIdxmjbs5z6upj7lkbwawcvc">
               <w:r>
                 <w:rPr>
                   <w:rFonts w:ascii="Arial" w:cs="Arial" w:eastAsia="Arial" w:hAnsi="Arial"/>
@@ -23358,7 +23358,7 @@
             <w:pPr>
               <w:spacing w:after="20" w:before="0"/>
             </w:pPr>
-            <w:hyperlink w:history="1" r:id="rIdpffwmw2bnfk1wfcqyxekr">
+            <w:hyperlink w:history="1" r:id="rId3qssf5_cl1upe-fafpkpm">
               <w:r>
                 <w:rPr>
                   <w:rFonts w:ascii="Arial" w:cs="Arial" w:eastAsia="Arial" w:hAnsi="Arial"/>
@@ -23391,7 +23391,7 @@
               <w:spacing w:after="10" w:before="0"/>
               <w:ind w:left="120"/>
             </w:pPr>
-            <w:hyperlink w:history="1" r:id="rIdoarjbddi5luf0l8zeuvcu">
+            <w:hyperlink w:history="1" r:id="rIdqlj1aodpykwf-wvtujlgz">
               <w:r>
                 <w:rPr>
                   <w:rFonts w:ascii="Arial" w:cs="Arial" w:eastAsia="Arial" w:hAnsi="Arial"/>
@@ -23586,7 +23586,7 @@
             <w:pPr>
               <w:spacing w:after="20" w:before="0"/>
             </w:pPr>
-            <w:hyperlink w:history="1" r:id="rIdad8yzbyk3babd-mragnga">
+            <w:hyperlink w:history="1" r:id="rIdsrjl9ohsr7tdnhsukpcy5">
               <w:r>
                 <w:rPr>
                   <w:rFonts w:ascii="Arial" w:cs="Arial" w:eastAsia="Arial" w:hAnsi="Arial"/>
@@ -23619,7 +23619,7 @@
               <w:spacing w:after="10" w:before="0"/>
               <w:ind w:left="120"/>
             </w:pPr>
-            <w:hyperlink w:history="1" r:id="rIdnrxi1napworjjdm1moz4a">
+            <w:hyperlink w:history="1" r:id="rIdv98mrliprjfbcj4uyfs2s">
               <w:r>
                 <w:rPr>
                   <w:rFonts w:ascii="Arial" w:cs="Arial" w:eastAsia="Arial" w:hAnsi="Arial"/>
@@ -23664,7 +23664,7 @@
             <w:pPr>
               <w:spacing w:after="20" w:before="0"/>
             </w:pPr>
-            <w:hyperlink w:history="1" r:id="rIdd1typ9xa5khmpknci1auv">
+            <w:hyperlink w:history="1" r:id="rIdndvx0dsfeqjby1ci7zwlu">
               <w:r>
                 <w:rPr>
                   <w:rFonts w:ascii="Arial" w:cs="Arial" w:eastAsia="Arial" w:hAnsi="Arial"/>
@@ -23697,7 +23697,7 @@
               <w:spacing w:after="10" w:before="0"/>
               <w:ind w:left="120"/>
             </w:pPr>
-            <w:hyperlink w:history="1" r:id="rIdasywfyuce22vi245d-san">
+            <w:hyperlink w:history="1" r:id="rIdojkavadnkwxrsdgedc675">
               <w:r>
                 <w:rPr>
                   <w:rFonts w:ascii="Arial" w:cs="Arial" w:eastAsia="Arial" w:hAnsi="Arial"/>
@@ -23892,7 +23892,7 @@
             <w:pPr>
               <w:spacing w:after="20" w:before="0"/>
             </w:pPr>
-            <w:hyperlink w:history="1" r:id="rId2_jjh97dk7bf0bouhjqag">
+            <w:hyperlink w:history="1" r:id="rIdqxid2yl1e2rwlkb3kujug">
               <w:r>
                 <w:rPr>
                   <w:rFonts w:ascii="Arial" w:cs="Arial" w:eastAsia="Arial" w:hAnsi="Arial"/>
@@ -23925,7 +23925,7 @@
               <w:spacing w:after="10" w:before="0"/>
               <w:ind w:left="120"/>
             </w:pPr>
-            <w:hyperlink w:history="1" r:id="rIdryeqvclmn7_2vofwqg10v">
+            <w:hyperlink w:history="1" r:id="rIdsb3mixzciujkhxeamwtzv">
               <w:r>
                 <w:rPr>
                   <w:rFonts w:ascii="Arial" w:cs="Arial" w:eastAsia="Arial" w:hAnsi="Arial"/>
@@ -23970,7 +23970,7 @@
             <w:pPr>
               <w:spacing w:after="20" w:before="0"/>
             </w:pPr>
-            <w:hyperlink w:history="1" r:id="rIdyascejnhw3xztpjztkng-">
+            <w:hyperlink w:history="1" r:id="rIdnuse2u9wkdvky0i-0jcfb">
               <w:r>
                 <w:rPr>
                   <w:rFonts w:ascii="Arial" w:cs="Arial" w:eastAsia="Arial" w:hAnsi="Arial"/>
@@ -24003,7 +24003,7 @@
               <w:spacing w:after="10" w:before="0"/>
               <w:ind w:left="120"/>
             </w:pPr>
-            <w:hyperlink w:history="1" r:id="rIdnmyxq42wn2otrusxcjxys">
+            <w:hyperlink w:history="1" r:id="rIdybktdxbb8ev9o6bzp4pnu">
               <w:r>
                 <w:rPr>
                   <w:rFonts w:ascii="Arial" w:cs="Arial" w:eastAsia="Arial" w:hAnsi="Arial"/>
@@ -24198,7 +24198,7 @@
             <w:pPr>
               <w:spacing w:after="20" w:before="0"/>
             </w:pPr>
-            <w:hyperlink w:history="1" r:id="rIdkuowvwmfdntetacsz8ah1">
+            <w:hyperlink w:history="1" r:id="rIdj3rihnyvb1l6nsktotvvw">
               <w:r>
                 <w:rPr>
                   <w:rFonts w:ascii="Arial" w:cs="Arial" w:eastAsia="Arial" w:hAnsi="Arial"/>
@@ -24231,7 +24231,7 @@
               <w:spacing w:after="10" w:before="0"/>
               <w:ind w:left="120"/>
             </w:pPr>
-            <w:hyperlink w:history="1" r:id="rId4tue19uvsosgg8ei-7js4">
+            <w:hyperlink w:history="1" r:id="rIdo_grd_pexb8lkx4kj79pm">
               <w:r>
                 <w:rPr>
                   <w:rFonts w:ascii="Arial" w:cs="Arial" w:eastAsia="Arial" w:hAnsi="Arial"/>
@@ -24276,7 +24276,7 @@
             <w:pPr>
               <w:spacing w:after="20" w:before="0"/>
             </w:pPr>
-            <w:hyperlink w:history="1" r:id="rIdgs3lj1rivczg11lrnndqf">
+            <w:hyperlink w:history="1" r:id="rId-zchg_sea3ty_dyqzs0sr">
               <w:r>
                 <w:rPr>
                   <w:rFonts w:ascii="Arial" w:cs="Arial" w:eastAsia="Arial" w:hAnsi="Arial"/>
@@ -24309,7 +24309,7 @@
               <w:spacing w:after="10" w:before="0"/>
               <w:ind w:left="120"/>
             </w:pPr>
-            <w:hyperlink w:history="1" r:id="rIdl3xrqafbq-v2w2wdzeni9">
+            <w:hyperlink w:history="1" r:id="rIdqzkmdsfyihrntmkf2mkot">
               <w:r>
                 <w:rPr>
                   <w:rFonts w:ascii="Arial" w:cs="Arial" w:eastAsia="Arial" w:hAnsi="Arial"/>
@@ -24504,7 +24504,7 @@
             <w:pPr>
               <w:spacing w:after="20" w:before="0"/>
             </w:pPr>
-            <w:hyperlink w:history="1" r:id="rId8o5surab5lkda7hplvota">
+            <w:hyperlink w:history="1" r:id="rIdhw5fzsnpaspeyhu5phhgs">
               <w:r>
                 <w:rPr>
                   <w:rFonts w:ascii="Arial" w:cs="Arial" w:eastAsia="Arial" w:hAnsi="Arial"/>
@@ -24537,7 +24537,7 @@
               <w:spacing w:after="10" w:before="0"/>
               <w:ind w:left="120"/>
             </w:pPr>
-            <w:hyperlink w:history="1" r:id="rIdgxrn040dzgdukv5wkojcl">
+            <w:hyperlink w:history="1" r:id="rIdh8aifzy_rjife6ceh21ab">
               <w:r>
                 <w:rPr>
                   <w:rFonts w:ascii="Arial" w:cs="Arial" w:eastAsia="Arial" w:hAnsi="Arial"/>
@@ -24582,7 +24582,7 @@
             <w:pPr>
               <w:spacing w:after="20" w:before="0"/>
             </w:pPr>
-            <w:hyperlink w:history="1" r:id="rIdmj3pxvrk7n8gorudewrmn">
+            <w:hyperlink w:history="1" r:id="rIddvltuvclbtybq3gawjhqs">
               <w:r>
                 <w:rPr>
                   <w:rFonts w:ascii="Arial" w:cs="Arial" w:eastAsia="Arial" w:hAnsi="Arial"/>
@@ -24615,7 +24615,7 @@
               <w:spacing w:after="10" w:before="0"/>
               <w:ind w:left="120"/>
             </w:pPr>
-            <w:hyperlink w:history="1" r:id="rId2ejsuar5aebyv5acgxzcf">
+            <w:hyperlink w:history="1" r:id="rId_bgrol4iyj_sepczjtoc2">
               <w:r>
                 <w:rPr>
                   <w:rFonts w:ascii="Arial" w:cs="Arial" w:eastAsia="Arial" w:hAnsi="Arial"/>
@@ -26102,7 +26102,7 @@
             <w:pPr>
               <w:spacing w:after="20" w:before="0"/>
             </w:pPr>
-            <w:hyperlink w:history="1" r:id="rIdkodubcnsvwej7uvilktnp">
+            <w:hyperlink w:history="1" r:id="rId3wjm-1b3thp6pwgud7jkt">
               <w:r>
                 <w:rPr>
                   <w:rFonts w:ascii="Arial" w:cs="Arial" w:eastAsia="Arial" w:hAnsi="Arial"/>
@@ -26135,7 +26135,7 @@
               <w:spacing w:after="10" w:before="0"/>
               <w:ind w:left="120"/>
             </w:pPr>
-            <w:hyperlink w:history="1" r:id="rId9s7dojcf5gqmhag8ubsjx">
+            <w:hyperlink w:history="1" r:id="rId1kefxcwqermb-liem4qf5">
               <w:r>
                 <w:rPr>
                   <w:rFonts w:ascii="Arial" w:cs="Arial" w:eastAsia="Arial" w:hAnsi="Arial"/>
@@ -26180,7 +26180,7 @@
             <w:pPr>
               <w:spacing w:after="20" w:before="0"/>
             </w:pPr>
-            <w:hyperlink w:history="1" r:id="rIdmjdfgosjms3kyku0z6wp4">
+            <w:hyperlink w:history="1" r:id="rIdpx1x4zhpxp6dsxvudan6u">
               <w:r>
                 <w:rPr>
                   <w:rFonts w:ascii="Arial" w:cs="Arial" w:eastAsia="Arial" w:hAnsi="Arial"/>
@@ -26213,7 +26213,7 @@
               <w:spacing w:after="10" w:before="0"/>
               <w:ind w:left="120"/>
             </w:pPr>
-            <w:hyperlink w:history="1" r:id="rIdkosspllue4pc9l4houup6">
+            <w:hyperlink w:history="1" r:id="rIdl7wgqx1vyjaqwej0mh-vi">
               <w:r>
                 <w:rPr>
                   <w:rFonts w:ascii="Arial" w:cs="Arial" w:eastAsia="Arial" w:hAnsi="Arial"/>
@@ -26408,7 +26408,7 @@
             <w:pPr>
               <w:spacing w:after="20" w:before="0"/>
             </w:pPr>
-            <w:hyperlink w:history="1" r:id="rIdw4bgqavo9ie-u3at-aiyz">
+            <w:hyperlink w:history="1" r:id="rId6_jnt5axrg0bolty7jd_t">
               <w:r>
                 <w:rPr>
                   <w:rFonts w:ascii="Arial" w:cs="Arial" w:eastAsia="Arial" w:hAnsi="Arial"/>
@@ -26441,7 +26441,7 @@
               <w:spacing w:after="10" w:before="0"/>
               <w:ind w:left="120"/>
             </w:pPr>
-            <w:hyperlink w:history="1" r:id="rId8-ru4ep-romzb3t-rkznt">
+            <w:hyperlink w:history="1" r:id="rIdcikvswxaclxfygjzvddrn">
               <w:r>
                 <w:rPr>
                   <w:rFonts w:ascii="Arial" w:cs="Arial" w:eastAsia="Arial" w:hAnsi="Arial"/>
@@ -26486,7 +26486,7 @@
             <w:pPr>
               <w:spacing w:after="20" w:before="0"/>
             </w:pPr>
-            <w:hyperlink w:history="1" r:id="rId32wqk9rkt-_yj2-r2dojt">
+            <w:hyperlink w:history="1" r:id="rId-qkiy2k8e0mskxyifn32u">
               <w:r>
                 <w:rPr>
                   <w:rFonts w:ascii="Arial" w:cs="Arial" w:eastAsia="Arial" w:hAnsi="Arial"/>
@@ -26519,7 +26519,7 @@
               <w:spacing w:after="10" w:before="0"/>
               <w:ind w:left="120"/>
             </w:pPr>
-            <w:hyperlink w:history="1" r:id="rIdzofm_wwhpeunpkea3raao">
+            <w:hyperlink w:history="1" r:id="rIdcj1y2iruuqflvp7fasygt">
               <w:r>
                 <w:rPr>
                   <w:rFonts w:ascii="Arial" w:cs="Arial" w:eastAsia="Arial" w:hAnsi="Arial"/>
@@ -26714,7 +26714,7 @@
             <w:pPr>
               <w:spacing w:after="20" w:before="0"/>
             </w:pPr>
-            <w:hyperlink w:history="1" r:id="rIdvyzpkvoerux4c1na2ipuc">
+            <w:hyperlink w:history="1" r:id="rIdeuv_imqvnrnwl_8fefozt">
               <w:r>
                 <w:rPr>
                   <w:rFonts w:ascii="Arial" w:cs="Arial" w:eastAsia="Arial" w:hAnsi="Arial"/>
@@ -26747,7 +26747,7 @@
               <w:spacing w:after="10" w:before="0"/>
               <w:ind w:left="120"/>
             </w:pPr>
-            <w:hyperlink w:history="1" r:id="rIdfzo7rl53ioeeul0i9waii">
+            <w:hyperlink w:history="1" r:id="rIdibcef4kltejfbulqo2a_r">
               <w:r>
                 <w:rPr>
                   <w:rFonts w:ascii="Arial" w:cs="Arial" w:eastAsia="Arial" w:hAnsi="Arial"/>
@@ -26792,7 +26792,7 @@
             <w:pPr>
               <w:spacing w:after="20" w:before="0"/>
             </w:pPr>
-            <w:hyperlink w:history="1" r:id="rIdabt6ygkyhj0_o9j-uo-jm">
+            <w:hyperlink w:history="1" r:id="rIdcckcjnxp0xzo0xfcl77ng">
               <w:r>
                 <w:rPr>
                   <w:rFonts w:ascii="Arial" w:cs="Arial" w:eastAsia="Arial" w:hAnsi="Arial"/>
@@ -26825,7 +26825,7 @@
               <w:spacing w:after="10" w:before="0"/>
               <w:ind w:left="120"/>
             </w:pPr>
-            <w:hyperlink w:history="1" r:id="rIdg6ju3i5mko9kjxjvxwlra">
+            <w:hyperlink w:history="1" r:id="rIdqhd3v6hnhk9cqk9igypm1">
               <w:r>
                 <w:rPr>
                   <w:rFonts w:ascii="Arial" w:cs="Arial" w:eastAsia="Arial" w:hAnsi="Arial"/>
@@ -27020,7 +27020,7 @@
             <w:pPr>
               <w:spacing w:after="20" w:before="0"/>
             </w:pPr>
-            <w:hyperlink w:history="1" r:id="rId_eje3aciyjzkz5qxwywqk">
+            <w:hyperlink w:history="1" r:id="rIdsuyehgzj7ww8rigrq7-jy">
               <w:r>
                 <w:rPr>
                   <w:rFonts w:ascii="Arial" w:cs="Arial" w:eastAsia="Arial" w:hAnsi="Arial"/>
@@ -27053,7 +27053,7 @@
               <w:spacing w:after="10" w:before="0"/>
               <w:ind w:left="120"/>
             </w:pPr>
-            <w:hyperlink w:history="1" r:id="rIdbwu3aczbzui-1komhinru">
+            <w:hyperlink w:history="1" r:id="rIdhobzikkrgl8pe-bstzbfx">
               <w:r>
                 <w:rPr>
                   <w:rFonts w:ascii="Arial" w:cs="Arial" w:eastAsia="Arial" w:hAnsi="Arial"/>
@@ -27098,7 +27098,7 @@
             <w:pPr>
               <w:spacing w:after="20" w:before="0"/>
             </w:pPr>
-            <w:hyperlink w:history="1" r:id="rIdtafrmqn868g6dxor_kkdt">
+            <w:hyperlink w:history="1" r:id="rId1rvtlms9xypu3y08w4kae">
               <w:r>
                 <w:rPr>
                   <w:rFonts w:ascii="Arial" w:cs="Arial" w:eastAsia="Arial" w:hAnsi="Arial"/>
@@ -27131,7 +27131,7 @@
               <w:spacing w:after="10" w:before="0"/>
               <w:ind w:left="120"/>
             </w:pPr>
-            <w:hyperlink w:history="1" r:id="rIdn3rptbrexhb51ibp8jj08">
+            <w:hyperlink w:history="1" r:id="rIdty7mskdi7meymxiw342_m">
               <w:r>
                 <w:rPr>
                   <w:rFonts w:ascii="Arial" w:cs="Arial" w:eastAsia="Arial" w:hAnsi="Arial"/>
@@ -27326,7 +27326,7 @@
             <w:pPr>
               <w:spacing w:after="20" w:before="0"/>
             </w:pPr>
-            <w:hyperlink w:history="1" r:id="rIdajugxyp-j8ebm2oiijkb0">
+            <w:hyperlink w:history="1" r:id="rId85eg2k1nlkmnub5diqlyn">
               <w:r>
                 <w:rPr>
                   <w:rFonts w:ascii="Arial" w:cs="Arial" w:eastAsia="Arial" w:hAnsi="Arial"/>
@@ -27359,7 +27359,7 @@
               <w:spacing w:after="10" w:before="0"/>
               <w:ind w:left="120"/>
             </w:pPr>
-            <w:hyperlink w:history="1" r:id="rIdpqfg3ao3k1-ah8gv9yyia">
+            <w:hyperlink w:history="1" r:id="rIddf2wsquzsy-jusgfvacru">
               <w:r>
                 <w:rPr>
                   <w:rFonts w:ascii="Arial" w:cs="Arial" w:eastAsia="Arial" w:hAnsi="Arial"/>
@@ -27404,7 +27404,7 @@
             <w:pPr>
               <w:spacing w:after="20" w:before="0"/>
             </w:pPr>
-            <w:hyperlink w:history="1" r:id="rIdeaipk5hamdgos9k24i5mg">
+            <w:hyperlink w:history="1" r:id="rId5rmxpcy21gxm2jxkj9glo">
               <w:r>
                 <w:rPr>
                   <w:rFonts w:ascii="Arial" w:cs="Arial" w:eastAsia="Arial" w:hAnsi="Arial"/>
@@ -27437,7 +27437,7 @@
               <w:spacing w:after="10" w:before="0"/>
               <w:ind w:left="120"/>
             </w:pPr>
-            <w:hyperlink w:history="1" r:id="rIdnwgfaqg9awvh7qajc2ai5">
+            <w:hyperlink w:history="1" r:id="rIdfaou0xvgkatjykytlts3z">
               <w:r>
                 <w:rPr>
                   <w:rFonts w:ascii="Arial" w:cs="Arial" w:eastAsia="Arial" w:hAnsi="Arial"/>

--- a/data/outputs/v2/Chemistry/SS1.2_The_Atom/Chemistry_The_Atom_CBE_LessonSequence.docx
+++ b/data/outputs/v2/Chemistry/SS1.2_The_Atom/Chemistry_The_Atom_CBE_LessonSequence.docx
@@ -3222,7 +3222,7 @@
             <w:pPr>
               <w:spacing w:after="20" w:before="0"/>
             </w:pPr>
-            <w:hyperlink w:history="1" r:id="rIdptt770g0vciq5zrnhp9eq">
+            <w:hyperlink w:history="1" r:id="rIdptqvkxozlyvdvjiciv1za">
               <w:r>
                 <w:rPr>
                   <w:rFonts w:ascii="Arial" w:cs="Arial" w:eastAsia="Arial" w:hAnsi="Arial"/>
@@ -3255,7 +3255,7 @@
               <w:spacing w:after="10" w:before="0"/>
               <w:ind w:left="120"/>
             </w:pPr>
-            <w:hyperlink w:history="1" r:id="rIdkq81wjksnre0pfi-1zfiz">
+            <w:hyperlink w:history="1" r:id="rIdpng_4welkkphc9j6hff-m">
               <w:r>
                 <w:rPr>
                   <w:rFonts w:ascii="Arial" w:cs="Arial" w:eastAsia="Arial" w:hAnsi="Arial"/>
@@ -3300,7 +3300,7 @@
             <w:pPr>
               <w:spacing w:after="20" w:before="0"/>
             </w:pPr>
-            <w:hyperlink w:history="1" r:id="rIdh_w0jnqpixhr3z0cid3bc">
+            <w:hyperlink w:history="1" r:id="rIdoqlxl6m0b-xymequf133b">
               <w:r>
                 <w:rPr>
                   <w:rFonts w:ascii="Arial" w:cs="Arial" w:eastAsia="Arial" w:hAnsi="Arial"/>
@@ -3333,7 +3333,7 @@
               <w:spacing w:after="10" w:before="0"/>
               <w:ind w:left="120"/>
             </w:pPr>
-            <w:hyperlink w:history="1" r:id="rId92kbb4lsnbm-z788ypamc">
+            <w:hyperlink w:history="1" r:id="rIdzherxoo00pypxmdyddjb5">
               <w:r>
                 <w:rPr>
                   <w:rFonts w:ascii="Arial" w:cs="Arial" w:eastAsia="Arial" w:hAnsi="Arial"/>
@@ -3528,7 +3528,7 @@
             <w:pPr>
               <w:spacing w:after="20" w:before="0"/>
             </w:pPr>
-            <w:hyperlink w:history="1" r:id="rIdfpqz0nuzlui9mviuso3hh">
+            <w:hyperlink w:history="1" r:id="rId1at1wbzjfbx83syihkpqx">
               <w:r>
                 <w:rPr>
                   <w:rFonts w:ascii="Arial" w:cs="Arial" w:eastAsia="Arial" w:hAnsi="Arial"/>
@@ -3561,7 +3561,7 @@
               <w:spacing w:after="10" w:before="0"/>
               <w:ind w:left="120"/>
             </w:pPr>
-            <w:hyperlink w:history="1" r:id="rIdmd3gciggibky4m5vbysef">
+            <w:hyperlink w:history="1" r:id="rIds6rrm4p8nz1k8tf6gcaen">
               <w:r>
                 <w:rPr>
                   <w:rFonts w:ascii="Arial" w:cs="Arial" w:eastAsia="Arial" w:hAnsi="Arial"/>
@@ -3606,7 +3606,7 @@
             <w:pPr>
               <w:spacing w:after="20" w:before="0"/>
             </w:pPr>
-            <w:hyperlink w:history="1" r:id="rIdebtylaf_zdnyetzsods6u">
+            <w:hyperlink w:history="1" r:id="rIdxfvwyaow-yrpevqia69k4">
               <w:r>
                 <w:rPr>
                   <w:rFonts w:ascii="Arial" w:cs="Arial" w:eastAsia="Arial" w:hAnsi="Arial"/>
@@ -3639,7 +3639,7 @@
               <w:spacing w:after="10" w:before="0"/>
               <w:ind w:left="120"/>
             </w:pPr>
-            <w:hyperlink w:history="1" r:id="rIdjk8zp_ai2pojhq8ffrq2f">
+            <w:hyperlink w:history="1" r:id="rIdmtvl-lcnsyqbzr77hgz39">
               <w:r>
                 <w:rPr>
                   <w:rFonts w:ascii="Arial" w:cs="Arial" w:eastAsia="Arial" w:hAnsi="Arial"/>
@@ -3834,7 +3834,7 @@
             <w:pPr>
               <w:spacing w:after="20" w:before="0"/>
             </w:pPr>
-            <w:hyperlink w:history="1" r:id="rId_yuzx8y0gig7p3-y5pfx_">
+            <w:hyperlink w:history="1" r:id="rIdvmdy0auuhalh366vnwugu">
               <w:r>
                 <w:rPr>
                   <w:rFonts w:ascii="Arial" w:cs="Arial" w:eastAsia="Arial" w:hAnsi="Arial"/>
@@ -3867,7 +3867,7 @@
               <w:spacing w:after="10" w:before="0"/>
               <w:ind w:left="120"/>
             </w:pPr>
-            <w:hyperlink w:history="1" r:id="rIdagixcppq9-fk523dw_x1a">
+            <w:hyperlink w:history="1" r:id="rIdhpzkzhobcehl6zc4ejdmx">
               <w:r>
                 <w:rPr>
                   <w:rFonts w:ascii="Arial" w:cs="Arial" w:eastAsia="Arial" w:hAnsi="Arial"/>
@@ -3912,7 +3912,7 @@
             <w:pPr>
               <w:spacing w:after="20" w:before="0"/>
             </w:pPr>
-            <w:hyperlink w:history="1" r:id="rIdcmwnvs1fu09ilkdldnfjj">
+            <w:hyperlink w:history="1" r:id="rId9wb6mffc9ddqdnh6nv8pb">
               <w:r>
                 <w:rPr>
                   <w:rFonts w:ascii="Arial" w:cs="Arial" w:eastAsia="Arial" w:hAnsi="Arial"/>
@@ -3945,7 +3945,7 @@
               <w:spacing w:after="10" w:before="0"/>
               <w:ind w:left="120"/>
             </w:pPr>
-            <w:hyperlink w:history="1" r:id="rIdmzjixuabszuqojbrnkub6">
+            <w:hyperlink w:history="1" r:id="rIduidfmnsupvwm9qmyxalmx">
               <w:r>
                 <w:rPr>
                   <w:rFonts w:ascii="Arial" w:cs="Arial" w:eastAsia="Arial" w:hAnsi="Arial"/>
@@ -4140,7 +4140,7 @@
             <w:pPr>
               <w:spacing w:after="20" w:before="0"/>
             </w:pPr>
-            <w:hyperlink w:history="1" r:id="rIdoarxzierc8ye-fke2ub7a">
+            <w:hyperlink w:history="1" r:id="rIdxmdoth7yvkqrx5zbkzsja">
               <w:r>
                 <w:rPr>
                   <w:rFonts w:ascii="Arial" w:cs="Arial" w:eastAsia="Arial" w:hAnsi="Arial"/>
@@ -4173,7 +4173,7 @@
               <w:spacing w:after="10" w:before="0"/>
               <w:ind w:left="120"/>
             </w:pPr>
-            <w:hyperlink w:history="1" r:id="rIdyjjizcq422tllyy5r7la-">
+            <w:hyperlink w:history="1" r:id="rIdj6ug634fap4sbyjzfnfi6">
               <w:r>
                 <w:rPr>
                   <w:rFonts w:ascii="Arial" w:cs="Arial" w:eastAsia="Arial" w:hAnsi="Arial"/>
@@ -4218,7 +4218,7 @@
             <w:pPr>
               <w:spacing w:after="20" w:before="0"/>
             </w:pPr>
-            <w:hyperlink w:history="1" r:id="rIdh7-1cpq-2dgbpblcnx2ed">
+            <w:hyperlink w:history="1" r:id="rIdbwiqjwmaf8ngxxpk8pgta">
               <w:r>
                 <w:rPr>
                   <w:rFonts w:ascii="Arial" w:cs="Arial" w:eastAsia="Arial" w:hAnsi="Arial"/>
@@ -4251,7 +4251,7 @@
               <w:spacing w:after="10" w:before="0"/>
               <w:ind w:left="120"/>
             </w:pPr>
-            <w:hyperlink w:history="1" r:id="rIda2a4faeui61o2cyn4r1qo">
+            <w:hyperlink w:history="1" r:id="rIdj71e2vkcgpeian4qqlzbp">
               <w:r>
                 <w:rPr>
                   <w:rFonts w:ascii="Arial" w:cs="Arial" w:eastAsia="Arial" w:hAnsi="Arial"/>
@@ -4446,7 +4446,7 @@
             <w:pPr>
               <w:spacing w:after="20" w:before="0"/>
             </w:pPr>
-            <w:hyperlink w:history="1" r:id="rIdfoz_6dstmngjpns3a4ail">
+            <w:hyperlink w:history="1" r:id="rIdwrqossqzj6mdjwoak1adu">
               <w:r>
                 <w:rPr>
                   <w:rFonts w:ascii="Arial" w:cs="Arial" w:eastAsia="Arial" w:hAnsi="Arial"/>
@@ -4479,7 +4479,7 @@
               <w:spacing w:after="10" w:before="0"/>
               <w:ind w:left="120"/>
             </w:pPr>
-            <w:hyperlink w:history="1" r:id="rIdloywjg_7vt43dn3h4pkhy">
+            <w:hyperlink w:history="1" r:id="rIdxmfwplpmjbky6rvndv6ys">
               <w:r>
                 <w:rPr>
                   <w:rFonts w:ascii="Arial" w:cs="Arial" w:eastAsia="Arial" w:hAnsi="Arial"/>
@@ -4524,7 +4524,7 @@
             <w:pPr>
               <w:spacing w:after="20" w:before="0"/>
             </w:pPr>
-            <w:hyperlink w:history="1" r:id="rIdh2nloyub-n_mozsubzd1x">
+            <w:hyperlink w:history="1" r:id="rIdx87by8xc8p-ypa4a6le8h">
               <w:r>
                 <w:rPr>
                   <w:rFonts w:ascii="Arial" w:cs="Arial" w:eastAsia="Arial" w:hAnsi="Arial"/>
@@ -4557,7 +4557,7 @@
               <w:spacing w:after="10" w:before="0"/>
               <w:ind w:left="120"/>
             </w:pPr>
-            <w:hyperlink w:history="1" r:id="rIdplc919v08q20ws26mxtb3">
+            <w:hyperlink w:history="1" r:id="rIdzljsyqfp3wx1pnx2t-sl5">
               <w:r>
                 <w:rPr>
                   <w:rFonts w:ascii="Arial" w:cs="Arial" w:eastAsia="Arial" w:hAnsi="Arial"/>
@@ -6044,7 +6044,7 @@
             <w:pPr>
               <w:spacing w:after="20" w:before="0"/>
             </w:pPr>
-            <w:hyperlink w:history="1" r:id="rId6ilvxpnz7d3ip519buruh">
+            <w:hyperlink w:history="1" r:id="rIdxqweo_2owiimhjeixwozi">
               <w:r>
                 <w:rPr>
                   <w:rFonts w:ascii="Arial" w:cs="Arial" w:eastAsia="Arial" w:hAnsi="Arial"/>
@@ -6077,7 +6077,7 @@
               <w:spacing w:after="10" w:before="0"/>
               <w:ind w:left="120"/>
             </w:pPr>
-            <w:hyperlink w:history="1" r:id="rId5b9ujsy2vlkf3bu8whazd">
+            <w:hyperlink w:history="1" r:id="rIdlzusubava_lrgfge7m8oe">
               <w:r>
                 <w:rPr>
                   <w:rFonts w:ascii="Arial" w:cs="Arial" w:eastAsia="Arial" w:hAnsi="Arial"/>
@@ -6122,7 +6122,7 @@
             <w:pPr>
               <w:spacing w:after="20" w:before="0"/>
             </w:pPr>
-            <w:hyperlink w:history="1" r:id="rIdpxpofkl0-b_kblpvvkmdw">
+            <w:hyperlink w:history="1" r:id="rId72d-st2c6mhk4edw-y3v4">
               <w:r>
                 <w:rPr>
                   <w:rFonts w:ascii="Arial" w:cs="Arial" w:eastAsia="Arial" w:hAnsi="Arial"/>
@@ -6155,7 +6155,7 @@
               <w:spacing w:after="10" w:before="0"/>
               <w:ind w:left="120"/>
             </w:pPr>
-            <w:hyperlink w:history="1" r:id="rId2kkbiyl7trnddbng6yt9q">
+            <w:hyperlink w:history="1" r:id="rIdgcllcnpf73bs9-saqbhzu">
               <w:r>
                 <w:rPr>
                   <w:rFonts w:ascii="Arial" w:cs="Arial" w:eastAsia="Arial" w:hAnsi="Arial"/>
@@ -6350,7 +6350,7 @@
             <w:pPr>
               <w:spacing w:after="20" w:before="0"/>
             </w:pPr>
-            <w:hyperlink w:history="1" r:id="rIdvcmilis3joqym4wxjmuay">
+            <w:hyperlink w:history="1" r:id="rId8171zarsffuqugn75ymrm">
               <w:r>
                 <w:rPr>
                   <w:rFonts w:ascii="Arial" w:cs="Arial" w:eastAsia="Arial" w:hAnsi="Arial"/>
@@ -6383,7 +6383,7 @@
               <w:spacing w:after="10" w:before="0"/>
               <w:ind w:left="120"/>
             </w:pPr>
-            <w:hyperlink w:history="1" r:id="rIdeu0nbx6j4tcrxmw2prvfm">
+            <w:hyperlink w:history="1" r:id="rId8c91k161yb3v1s6wd2swn">
               <w:r>
                 <w:rPr>
                   <w:rFonts w:ascii="Arial" w:cs="Arial" w:eastAsia="Arial" w:hAnsi="Arial"/>
@@ -6428,7 +6428,7 @@
             <w:pPr>
               <w:spacing w:after="20" w:before="0"/>
             </w:pPr>
-            <w:hyperlink w:history="1" r:id="rId70f1h2hzbi01i7tkcd23i">
+            <w:hyperlink w:history="1" r:id="rId7vrosf9vohyplhqfip05k">
               <w:r>
                 <w:rPr>
                   <w:rFonts w:ascii="Arial" w:cs="Arial" w:eastAsia="Arial" w:hAnsi="Arial"/>
@@ -6461,7 +6461,7 @@
               <w:spacing w:after="10" w:before="0"/>
               <w:ind w:left="120"/>
             </w:pPr>
-            <w:hyperlink w:history="1" r:id="rIdznx-pcvjtpcu_tg5q7sj0">
+            <w:hyperlink w:history="1" r:id="rId5bzgpszdcpyyc6ksb5mrs">
               <w:r>
                 <w:rPr>
                   <w:rFonts w:ascii="Arial" w:cs="Arial" w:eastAsia="Arial" w:hAnsi="Arial"/>
@@ -6656,7 +6656,7 @@
             <w:pPr>
               <w:spacing w:after="20" w:before="0"/>
             </w:pPr>
-            <w:hyperlink w:history="1" r:id="rIdyxz6xfqr6nsxe-za5ud2w">
+            <w:hyperlink w:history="1" r:id="rId6gzeck-suaxebb4ativei">
               <w:r>
                 <w:rPr>
                   <w:rFonts w:ascii="Arial" w:cs="Arial" w:eastAsia="Arial" w:hAnsi="Arial"/>
@@ -6689,7 +6689,7 @@
               <w:spacing w:after="10" w:before="0"/>
               <w:ind w:left="120"/>
             </w:pPr>
-            <w:hyperlink w:history="1" r:id="rIdlcwngxav1kmct9onmi64_">
+            <w:hyperlink w:history="1" r:id="rIdpev2fzx9mlmy0grs7abcw">
               <w:r>
                 <w:rPr>
                   <w:rFonts w:ascii="Arial" w:cs="Arial" w:eastAsia="Arial" w:hAnsi="Arial"/>
@@ -6734,7 +6734,7 @@
             <w:pPr>
               <w:spacing w:after="20" w:before="0"/>
             </w:pPr>
-            <w:hyperlink w:history="1" r:id="rId3zr54psqhgjdjycudpwag">
+            <w:hyperlink w:history="1" r:id="rIdmr2jf9xifueaco7a6w9na">
               <w:r>
                 <w:rPr>
                   <w:rFonts w:ascii="Arial" w:cs="Arial" w:eastAsia="Arial" w:hAnsi="Arial"/>
@@ -6767,7 +6767,7 @@
               <w:spacing w:after="10" w:before="0"/>
               <w:ind w:left="120"/>
             </w:pPr>
-            <w:hyperlink w:history="1" r:id="rIdh84biex9wzhtx1o02n2bk">
+            <w:hyperlink w:history="1" r:id="rIdzwdd8uadwqcmcbbiebpx3">
               <w:r>
                 <w:rPr>
                   <w:rFonts w:ascii="Arial" w:cs="Arial" w:eastAsia="Arial" w:hAnsi="Arial"/>
@@ -6962,7 +6962,7 @@
             <w:pPr>
               <w:spacing w:after="20" w:before="0"/>
             </w:pPr>
-            <w:hyperlink w:history="1" r:id="rIdn6zvkzgukm4q_onojajhf">
+            <w:hyperlink w:history="1" r:id="rIdjqpepynf40lbl6myluscj">
               <w:r>
                 <w:rPr>
                   <w:rFonts w:ascii="Arial" w:cs="Arial" w:eastAsia="Arial" w:hAnsi="Arial"/>
@@ -6995,7 +6995,7 @@
               <w:spacing w:after="10" w:before="0"/>
               <w:ind w:left="120"/>
             </w:pPr>
-            <w:hyperlink w:history="1" r:id="rIdx0uc2yc5rwusy8actl52t">
+            <w:hyperlink w:history="1" r:id="rIdqjlcq2fqrlb9xu1whpgpg">
               <w:r>
                 <w:rPr>
                   <w:rFonts w:ascii="Arial" w:cs="Arial" w:eastAsia="Arial" w:hAnsi="Arial"/>
@@ -7040,7 +7040,7 @@
             <w:pPr>
               <w:spacing w:after="20" w:before="0"/>
             </w:pPr>
-            <w:hyperlink w:history="1" r:id="rIdzudltljsij459bnvvhje_">
+            <w:hyperlink w:history="1" r:id="rId3q0kkibwxibwrkn0ebhuh">
               <w:r>
                 <w:rPr>
                   <w:rFonts w:ascii="Arial" w:cs="Arial" w:eastAsia="Arial" w:hAnsi="Arial"/>
@@ -7073,7 +7073,7 @@
               <w:spacing w:after="10" w:before="0"/>
               <w:ind w:left="120"/>
             </w:pPr>
-            <w:hyperlink w:history="1" r:id="rIdufd3lakuzngcfg9qgkvom">
+            <w:hyperlink w:history="1" r:id="rIdi-64_6dfowpw2h_bfd-ik">
               <w:r>
                 <w:rPr>
                   <w:rFonts w:ascii="Arial" w:cs="Arial" w:eastAsia="Arial" w:hAnsi="Arial"/>
@@ -7268,7 +7268,7 @@
             <w:pPr>
               <w:spacing w:after="20" w:before="0"/>
             </w:pPr>
-            <w:hyperlink w:history="1" r:id="rIdjln5gp_xhr8-_cjshe9zb">
+            <w:hyperlink w:history="1" r:id="rIdgnisacgefavwainibpdvx">
               <w:r>
                 <w:rPr>
                   <w:rFonts w:ascii="Arial" w:cs="Arial" w:eastAsia="Arial" w:hAnsi="Arial"/>
@@ -7301,7 +7301,7 @@
               <w:spacing w:after="10" w:before="0"/>
               <w:ind w:left="120"/>
             </w:pPr>
-            <w:hyperlink w:history="1" r:id="rIdu-sj4-54umarvv7uuphjo">
+            <w:hyperlink w:history="1" r:id="rIdmokmjhptad6wuhi0ekmqg">
               <w:r>
                 <w:rPr>
                   <w:rFonts w:ascii="Arial" w:cs="Arial" w:eastAsia="Arial" w:hAnsi="Arial"/>
@@ -7346,7 +7346,7 @@
             <w:pPr>
               <w:spacing w:after="20" w:before="0"/>
             </w:pPr>
-            <w:hyperlink w:history="1" r:id="rIdk4pooohdwyaguqrvj0mcv">
+            <w:hyperlink w:history="1" r:id="rId4puw_rwa1r2jomg--2zlb">
               <w:r>
                 <w:rPr>
                   <w:rFonts w:ascii="Arial" w:cs="Arial" w:eastAsia="Arial" w:hAnsi="Arial"/>
@@ -7379,7 +7379,7 @@
               <w:spacing w:after="10" w:before="0"/>
               <w:ind w:left="120"/>
             </w:pPr>
-            <w:hyperlink w:history="1" r:id="rId7upmzrlxpj29l1fpuavcl">
+            <w:hyperlink w:history="1" r:id="rIdsovhxzo-6n4hjd56wdhci">
               <w:r>
                 <w:rPr>
                   <w:rFonts w:ascii="Arial" w:cs="Arial" w:eastAsia="Arial" w:hAnsi="Arial"/>
@@ -8866,7 +8866,7 @@
             <w:pPr>
               <w:spacing w:after="20" w:before="0"/>
             </w:pPr>
-            <w:hyperlink w:history="1" r:id="rIdynyzuml4796zmljfqtkq0">
+            <w:hyperlink w:history="1" r:id="rIdgdirzawzbys5fq8fwi9to">
               <w:r>
                 <w:rPr>
                   <w:rFonts w:ascii="Arial" w:cs="Arial" w:eastAsia="Arial" w:hAnsi="Arial"/>
@@ -8899,7 +8899,7 @@
               <w:spacing w:after="10" w:before="0"/>
               <w:ind w:left="120"/>
             </w:pPr>
-            <w:hyperlink w:history="1" r:id="rId3kuyvymdgpc6gtspa1nzj">
+            <w:hyperlink w:history="1" r:id="rId-jr3byimxsrzyitm7izgo">
               <w:r>
                 <w:rPr>
                   <w:rFonts w:ascii="Arial" w:cs="Arial" w:eastAsia="Arial" w:hAnsi="Arial"/>
@@ -8944,7 +8944,7 @@
             <w:pPr>
               <w:spacing w:after="20" w:before="0"/>
             </w:pPr>
-            <w:hyperlink w:history="1" r:id="rIdfgv3trpxf-n9c0mwe2con">
+            <w:hyperlink w:history="1" r:id="rId-b7mdmqz88o9shpip-o7e">
               <w:r>
                 <w:rPr>
                   <w:rFonts w:ascii="Arial" w:cs="Arial" w:eastAsia="Arial" w:hAnsi="Arial"/>
@@ -8977,7 +8977,7 @@
               <w:spacing w:after="10" w:before="0"/>
               <w:ind w:left="120"/>
             </w:pPr>
-            <w:hyperlink w:history="1" r:id="rIdlmfwk6ojihrcqu3tj8t1z">
+            <w:hyperlink w:history="1" r:id="rIdrvp3tmfw-8dttyqvqwc-o">
               <w:r>
                 <w:rPr>
                   <w:rFonts w:ascii="Arial" w:cs="Arial" w:eastAsia="Arial" w:hAnsi="Arial"/>
@@ -9172,7 +9172,7 @@
             <w:pPr>
               <w:spacing w:after="20" w:before="0"/>
             </w:pPr>
-            <w:hyperlink w:history="1" r:id="rIdfjusq7dx9dlorkvhbkpcq">
+            <w:hyperlink w:history="1" r:id="rId6mdybs1xuxno_vyx3vo1-">
               <w:r>
                 <w:rPr>
                   <w:rFonts w:ascii="Arial" w:cs="Arial" w:eastAsia="Arial" w:hAnsi="Arial"/>
@@ -9205,7 +9205,7 @@
               <w:spacing w:after="10" w:before="0"/>
               <w:ind w:left="120"/>
             </w:pPr>
-            <w:hyperlink w:history="1" r:id="rIdddfglwubg0yt9ynhc2vj1">
+            <w:hyperlink w:history="1" r:id="rIdlgfnrehq23ltkiwpkmv7m">
               <w:r>
                 <w:rPr>
                   <w:rFonts w:ascii="Arial" w:cs="Arial" w:eastAsia="Arial" w:hAnsi="Arial"/>
@@ -9250,7 +9250,7 @@
             <w:pPr>
               <w:spacing w:after="20" w:before="0"/>
             </w:pPr>
-            <w:hyperlink w:history="1" r:id="rIdzylcqfs-tjgdf1khaivjj">
+            <w:hyperlink w:history="1" r:id="rIdnbqvaicqcr1w-p3v3ovfm">
               <w:r>
                 <w:rPr>
                   <w:rFonts w:ascii="Arial" w:cs="Arial" w:eastAsia="Arial" w:hAnsi="Arial"/>
@@ -9283,7 +9283,7 @@
               <w:spacing w:after="10" w:before="0"/>
               <w:ind w:left="120"/>
             </w:pPr>
-            <w:hyperlink w:history="1" r:id="rIdamuini0ckfuiri8iobzjp">
+            <w:hyperlink w:history="1" r:id="rIdj72eebetxtmp8xuqkhb1n">
               <w:r>
                 <w:rPr>
                   <w:rFonts w:ascii="Arial" w:cs="Arial" w:eastAsia="Arial" w:hAnsi="Arial"/>
@@ -9478,7 +9478,7 @@
             <w:pPr>
               <w:spacing w:after="20" w:before="0"/>
             </w:pPr>
-            <w:hyperlink w:history="1" r:id="rIddwodixf1w-ce7tmvtao-m">
+            <w:hyperlink w:history="1" r:id="rIdj1qbj6bhgr2iesfqlj3iz">
               <w:r>
                 <w:rPr>
                   <w:rFonts w:ascii="Arial" w:cs="Arial" w:eastAsia="Arial" w:hAnsi="Arial"/>
@@ -9511,7 +9511,7 @@
               <w:spacing w:after="10" w:before="0"/>
               <w:ind w:left="120"/>
             </w:pPr>
-            <w:hyperlink w:history="1" r:id="rIdez8uj0eqzxgemfm7smq01">
+            <w:hyperlink w:history="1" r:id="rIdlajqg6sqjyh1g5aoivkhf">
               <w:r>
                 <w:rPr>
                   <w:rFonts w:ascii="Arial" w:cs="Arial" w:eastAsia="Arial" w:hAnsi="Arial"/>
@@ -9556,7 +9556,7 @@
             <w:pPr>
               <w:spacing w:after="20" w:before="0"/>
             </w:pPr>
-            <w:hyperlink w:history="1" r:id="rIdsml2fdxh3su1pmxlg2qqx">
+            <w:hyperlink w:history="1" r:id="rIdu_uang9aqchvd1g2xyxlg">
               <w:r>
                 <w:rPr>
                   <w:rFonts w:ascii="Arial" w:cs="Arial" w:eastAsia="Arial" w:hAnsi="Arial"/>
@@ -9589,7 +9589,7 @@
               <w:spacing w:after="10" w:before="0"/>
               <w:ind w:left="120"/>
             </w:pPr>
-            <w:hyperlink w:history="1" r:id="rId8t8-pmyveqg2q2t-wbhjp">
+            <w:hyperlink w:history="1" r:id="rIdn7elas_fywuypwuyegbux">
               <w:r>
                 <w:rPr>
                   <w:rFonts w:ascii="Arial" w:cs="Arial" w:eastAsia="Arial" w:hAnsi="Arial"/>
@@ -9784,7 +9784,7 @@
             <w:pPr>
               <w:spacing w:after="20" w:before="0"/>
             </w:pPr>
-            <w:hyperlink w:history="1" r:id="rIdhech18wxzlhrfc_39efal">
+            <w:hyperlink w:history="1" r:id="rId-iq2hbhvfr9ertu4x2wjz">
               <w:r>
                 <w:rPr>
                   <w:rFonts w:ascii="Arial" w:cs="Arial" w:eastAsia="Arial" w:hAnsi="Arial"/>
@@ -9817,7 +9817,7 @@
               <w:spacing w:after="10" w:before="0"/>
               <w:ind w:left="120"/>
             </w:pPr>
-            <w:hyperlink w:history="1" r:id="rId8tfv3e-dcg4mwotqzggb4">
+            <w:hyperlink w:history="1" r:id="rIdglwrpbakopxkisuuhq-kx">
               <w:r>
                 <w:rPr>
                   <w:rFonts w:ascii="Arial" w:cs="Arial" w:eastAsia="Arial" w:hAnsi="Arial"/>
@@ -9862,7 +9862,7 @@
             <w:pPr>
               <w:spacing w:after="20" w:before="0"/>
             </w:pPr>
-            <w:hyperlink w:history="1" r:id="rId2xaao1wqfvi856ryhks2q">
+            <w:hyperlink w:history="1" r:id="rIdgzbezhg7xw5dbiurfdk_p">
               <w:r>
                 <w:rPr>
                   <w:rFonts w:ascii="Arial" w:cs="Arial" w:eastAsia="Arial" w:hAnsi="Arial"/>
@@ -9895,7 +9895,7 @@
               <w:spacing w:after="10" w:before="0"/>
               <w:ind w:left="120"/>
             </w:pPr>
-            <w:hyperlink w:history="1" r:id="rIdioqadjyvtevw92hoq21lj">
+            <w:hyperlink w:history="1" r:id="rIdgtsl755ahqwpynvs4azxw">
               <w:r>
                 <w:rPr>
                   <w:rFonts w:ascii="Arial" w:cs="Arial" w:eastAsia="Arial" w:hAnsi="Arial"/>
@@ -10090,7 +10090,7 @@
             <w:pPr>
               <w:spacing w:after="20" w:before="0"/>
             </w:pPr>
-            <w:hyperlink w:history="1" r:id="rIduesgdjqzl4vv6f7cnfl3u">
+            <w:hyperlink w:history="1" r:id="rIdtmgw7-rqxejkwn2mujad9">
               <w:r>
                 <w:rPr>
                   <w:rFonts w:ascii="Arial" w:cs="Arial" w:eastAsia="Arial" w:hAnsi="Arial"/>
@@ -10123,7 +10123,7 @@
               <w:spacing w:after="10" w:before="0"/>
               <w:ind w:left="120"/>
             </w:pPr>
-            <w:hyperlink w:history="1" r:id="rIds3gt-zzwl93i15oiwtcdg">
+            <w:hyperlink w:history="1" r:id="rIdcpvfpnvkrwochcazxeqqd">
               <w:r>
                 <w:rPr>
                   <w:rFonts w:ascii="Arial" w:cs="Arial" w:eastAsia="Arial" w:hAnsi="Arial"/>
@@ -10168,7 +10168,7 @@
             <w:pPr>
               <w:spacing w:after="20" w:before="0"/>
             </w:pPr>
-            <w:hyperlink w:history="1" r:id="rIdxofea0a1b5yyvuhc7znzz">
+            <w:hyperlink w:history="1" r:id="rIdq9caaopbc4n8opsrutmkx">
               <w:r>
                 <w:rPr>
                   <w:rFonts w:ascii="Arial" w:cs="Arial" w:eastAsia="Arial" w:hAnsi="Arial"/>
@@ -10201,7 +10201,7 @@
               <w:spacing w:after="10" w:before="0"/>
               <w:ind w:left="120"/>
             </w:pPr>
-            <w:hyperlink w:history="1" r:id="rIdtqv7ai53fnotum_zz9h_l">
+            <w:hyperlink w:history="1" r:id="rIdneesp9ub4g_mst-w9yswc">
               <w:r>
                 <w:rPr>
                   <w:rFonts w:ascii="Arial" w:cs="Arial" w:eastAsia="Arial" w:hAnsi="Arial"/>
@@ -11783,7 +11783,7 @@
             <w:pPr>
               <w:spacing w:after="20" w:before="0"/>
             </w:pPr>
-            <w:hyperlink w:history="1" r:id="rId11s11knti3u5bmjiyv67q">
+            <w:hyperlink w:history="1" r:id="rIdt6qcjvrgvoa117o_crmme">
               <w:r>
                 <w:rPr>
                   <w:rFonts w:ascii="Arial" w:cs="Arial" w:eastAsia="Arial" w:hAnsi="Arial"/>
@@ -11816,7 +11816,7 @@
               <w:spacing w:after="10" w:before="0"/>
               <w:ind w:left="120"/>
             </w:pPr>
-            <w:hyperlink w:history="1" r:id="rId9ubvx4kuvwcjurnlwhkbn">
+            <w:hyperlink w:history="1" r:id="rIdo_ktjokddzdfnoblvc1jk">
               <w:r>
                 <w:rPr>
                   <w:rFonts w:ascii="Arial" w:cs="Arial" w:eastAsia="Arial" w:hAnsi="Arial"/>
@@ -11861,7 +11861,7 @@
             <w:pPr>
               <w:spacing w:after="20" w:before="0"/>
             </w:pPr>
-            <w:hyperlink w:history="1" r:id="rIdtjhzkxx4-vm8qp8xvt49l">
+            <w:hyperlink w:history="1" r:id="rIdndr9rzbrsnbfqplzg678w">
               <w:r>
                 <w:rPr>
                   <w:rFonts w:ascii="Arial" w:cs="Arial" w:eastAsia="Arial" w:hAnsi="Arial"/>
@@ -11894,7 +11894,7 @@
               <w:spacing w:after="10" w:before="0"/>
               <w:ind w:left="120"/>
             </w:pPr>
-            <w:hyperlink w:history="1" r:id="rIdwtinl97xmpcc78gogpgox">
+            <w:hyperlink w:history="1" r:id="rIdwkksqf7foqihpupg5gtnh">
               <w:r>
                 <w:rPr>
                   <w:rFonts w:ascii="Arial" w:cs="Arial" w:eastAsia="Arial" w:hAnsi="Arial"/>
@@ -12089,7 +12089,7 @@
             <w:pPr>
               <w:spacing w:after="20" w:before="0"/>
             </w:pPr>
-            <w:hyperlink w:history="1" r:id="rIds9zphyz6ft7sqcm7rpso3">
+            <w:hyperlink w:history="1" r:id="rIdtqji7_xtxgwnotdz0xcdc">
               <w:r>
                 <w:rPr>
                   <w:rFonts w:ascii="Arial" w:cs="Arial" w:eastAsia="Arial" w:hAnsi="Arial"/>
@@ -12122,7 +12122,7 @@
               <w:spacing w:after="10" w:before="0"/>
               <w:ind w:left="120"/>
             </w:pPr>
-            <w:hyperlink w:history="1" r:id="rId84gopwpj3qkwqkohpwvnd">
+            <w:hyperlink w:history="1" r:id="rIdss8ozptk0uifpi9a3xx9b">
               <w:r>
                 <w:rPr>
                   <w:rFonts w:ascii="Arial" w:cs="Arial" w:eastAsia="Arial" w:hAnsi="Arial"/>
@@ -12167,7 +12167,7 @@
             <w:pPr>
               <w:spacing w:after="20" w:before="0"/>
             </w:pPr>
-            <w:hyperlink w:history="1" r:id="rIdght3gb4twaiv1anx0l59q">
+            <w:hyperlink w:history="1" r:id="rIdlazfryoye2rnpke-pf-s_">
               <w:r>
                 <w:rPr>
                   <w:rFonts w:ascii="Arial" w:cs="Arial" w:eastAsia="Arial" w:hAnsi="Arial"/>
@@ -12200,7 +12200,7 @@
               <w:spacing w:after="10" w:before="0"/>
               <w:ind w:left="120"/>
             </w:pPr>
-            <w:hyperlink w:history="1" r:id="rIdl--b0rmt0ljoyeuhlfny_">
+            <w:hyperlink w:history="1" r:id="rIdhwz0hwbposweiqzgmwhjd">
               <w:r>
                 <w:rPr>
                   <w:rFonts w:ascii="Arial" w:cs="Arial" w:eastAsia="Arial" w:hAnsi="Arial"/>
@@ -12395,7 +12395,7 @@
             <w:pPr>
               <w:spacing w:after="20" w:before="0"/>
             </w:pPr>
-            <w:hyperlink w:history="1" r:id="rIdyojt3bv7kdopqjlyinw0c">
+            <w:hyperlink w:history="1" r:id="rId_l4g4i32tgvd9m05ky1ql">
               <w:r>
                 <w:rPr>
                   <w:rFonts w:ascii="Arial" w:cs="Arial" w:eastAsia="Arial" w:hAnsi="Arial"/>
@@ -12428,7 +12428,7 @@
               <w:spacing w:after="10" w:before="0"/>
               <w:ind w:left="120"/>
             </w:pPr>
-            <w:hyperlink w:history="1" r:id="rIdzglnaq8kflpd_p1nl7005">
+            <w:hyperlink w:history="1" r:id="rId5cc-goe-nbhldqmyhrdtf">
               <w:r>
                 <w:rPr>
                   <w:rFonts w:ascii="Arial" w:cs="Arial" w:eastAsia="Arial" w:hAnsi="Arial"/>
@@ -12473,7 +12473,7 @@
             <w:pPr>
               <w:spacing w:after="20" w:before="0"/>
             </w:pPr>
-            <w:hyperlink w:history="1" r:id="rIdp4e6k1sf8fhr9sfxflkhs">
+            <w:hyperlink w:history="1" r:id="rIdkugbmtexbbyppo1eql0pq">
               <w:r>
                 <w:rPr>
                   <w:rFonts w:ascii="Arial" w:cs="Arial" w:eastAsia="Arial" w:hAnsi="Arial"/>
@@ -12506,7 +12506,7 @@
               <w:spacing w:after="10" w:before="0"/>
               <w:ind w:left="120"/>
             </w:pPr>
-            <w:hyperlink w:history="1" r:id="rIdx_05dbafplvjvl1ct7vwz">
+            <w:hyperlink w:history="1" r:id="rIdbpcb4ktjpdfjwy2rgab0c">
               <w:r>
                 <w:rPr>
                   <w:rFonts w:ascii="Arial" w:cs="Arial" w:eastAsia="Arial" w:hAnsi="Arial"/>
@@ -12701,7 +12701,7 @@
             <w:pPr>
               <w:spacing w:after="20" w:before="0"/>
             </w:pPr>
-            <w:hyperlink w:history="1" r:id="rId5forgxp2wsb-8myeqnolp">
+            <w:hyperlink w:history="1" r:id="rIdxorirvzypjgczcbe6zoij">
               <w:r>
                 <w:rPr>
                   <w:rFonts w:ascii="Arial" w:cs="Arial" w:eastAsia="Arial" w:hAnsi="Arial"/>
@@ -12734,7 +12734,7 @@
               <w:spacing w:after="10" w:before="0"/>
               <w:ind w:left="120"/>
             </w:pPr>
-            <w:hyperlink w:history="1" r:id="rId7ffsft7bkaghlo1zylftm">
+            <w:hyperlink w:history="1" r:id="rIdlxpzxbk0vlflwnf6vkrzt">
               <w:r>
                 <w:rPr>
                   <w:rFonts w:ascii="Arial" w:cs="Arial" w:eastAsia="Arial" w:hAnsi="Arial"/>
@@ -12779,7 +12779,7 @@
             <w:pPr>
               <w:spacing w:after="20" w:before="0"/>
             </w:pPr>
-            <w:hyperlink w:history="1" r:id="rIdt4zdffkcdrfbsp3zbliqi">
+            <w:hyperlink w:history="1" r:id="rIdepzr1mhu4p2oetldfxckl">
               <w:r>
                 <w:rPr>
                   <w:rFonts w:ascii="Arial" w:cs="Arial" w:eastAsia="Arial" w:hAnsi="Arial"/>
@@ -12812,7 +12812,7 @@
               <w:spacing w:after="10" w:before="0"/>
               <w:ind w:left="120"/>
             </w:pPr>
-            <w:hyperlink w:history="1" r:id="rIdpam3qbnmwshmndn150otn">
+            <w:hyperlink w:history="1" r:id="rIdlpwv0hvmpg0lp-w45tebj">
               <w:r>
                 <w:rPr>
                   <w:rFonts w:ascii="Arial" w:cs="Arial" w:eastAsia="Arial" w:hAnsi="Arial"/>
@@ -13007,7 +13007,7 @@
             <w:pPr>
               <w:spacing w:after="20" w:before="0"/>
             </w:pPr>
-            <w:hyperlink w:history="1" r:id="rIdtz7uzgtyvt4udlvxu4pmw">
+            <w:hyperlink w:history="1" r:id="rIdvluvtruztdddjp7oiskcy">
               <w:r>
                 <w:rPr>
                   <w:rFonts w:ascii="Arial" w:cs="Arial" w:eastAsia="Arial" w:hAnsi="Arial"/>
@@ -13040,7 +13040,7 @@
               <w:spacing w:after="10" w:before="0"/>
               <w:ind w:left="120"/>
             </w:pPr>
-            <w:hyperlink w:history="1" r:id="rIdts3jsrnc8-62pcfdjqxwr">
+            <w:hyperlink w:history="1" r:id="rIdgopw-58tar7li7dukoqxx">
               <w:r>
                 <w:rPr>
                   <w:rFonts w:ascii="Arial" w:cs="Arial" w:eastAsia="Arial" w:hAnsi="Arial"/>
@@ -13085,7 +13085,7 @@
             <w:pPr>
               <w:spacing w:after="20" w:before="0"/>
             </w:pPr>
-            <w:hyperlink w:history="1" r:id="rId7zr8tc3onegrtyosjfjm9">
+            <w:hyperlink w:history="1" r:id="rIdr5rg6b9gildo5ph1veevs">
               <w:r>
                 <w:rPr>
                   <w:rFonts w:ascii="Arial" w:cs="Arial" w:eastAsia="Arial" w:hAnsi="Arial"/>
@@ -13118,7 +13118,7 @@
               <w:spacing w:after="10" w:before="0"/>
               <w:ind w:left="120"/>
             </w:pPr>
-            <w:hyperlink w:history="1" r:id="rIds-asaco76lxqm_pe6cs0q">
+            <w:hyperlink w:history="1" r:id="rId2isfuzdbpwgmkaelmlcqf">
               <w:r>
                 <w:rPr>
                   <w:rFonts w:ascii="Arial" w:cs="Arial" w:eastAsia="Arial" w:hAnsi="Arial"/>
@@ -14605,7 +14605,7 @@
             <w:pPr>
               <w:spacing w:after="20" w:before="0"/>
             </w:pPr>
-            <w:hyperlink w:history="1" r:id="rIdbz8aplhqbvgyxdflwqgsg">
+            <w:hyperlink w:history="1" r:id="rIdieebydr74uz--tnultwcs">
               <w:r>
                 <w:rPr>
                   <w:rFonts w:ascii="Arial" w:cs="Arial" w:eastAsia="Arial" w:hAnsi="Arial"/>
@@ -14638,7 +14638,7 @@
               <w:spacing w:after="10" w:before="0"/>
               <w:ind w:left="120"/>
             </w:pPr>
-            <w:hyperlink w:history="1" r:id="rIdr6a6qhlz8wydubzksp4jn">
+            <w:hyperlink w:history="1" r:id="rIdzaqo7wm5ubzeork6wdfaj">
               <w:r>
                 <w:rPr>
                   <w:rFonts w:ascii="Arial" w:cs="Arial" w:eastAsia="Arial" w:hAnsi="Arial"/>
@@ -14683,7 +14683,7 @@
             <w:pPr>
               <w:spacing w:after="20" w:before="0"/>
             </w:pPr>
-            <w:hyperlink w:history="1" r:id="rIdga34u8zjuaenfivtd9k33">
+            <w:hyperlink w:history="1" r:id="rIdlj2dqhrorzdcb_yvegzj5">
               <w:r>
                 <w:rPr>
                   <w:rFonts w:ascii="Arial" w:cs="Arial" w:eastAsia="Arial" w:hAnsi="Arial"/>
@@ -14716,7 +14716,7 @@
               <w:spacing w:after="10" w:before="0"/>
               <w:ind w:left="120"/>
             </w:pPr>
-            <w:hyperlink w:history="1" r:id="rIdclbdf9o-xt63cxq2zhuce">
+            <w:hyperlink w:history="1" r:id="rIdu7ws6b11h4nl9o0u9-vex">
               <w:r>
                 <w:rPr>
                   <w:rFonts w:ascii="Arial" w:cs="Arial" w:eastAsia="Arial" w:hAnsi="Arial"/>
@@ -14911,7 +14911,7 @@
             <w:pPr>
               <w:spacing w:after="20" w:before="0"/>
             </w:pPr>
-            <w:hyperlink w:history="1" r:id="rIdz0ewwnwpytjux1eiouagl">
+            <w:hyperlink w:history="1" r:id="rIdthsfrspibvcsse9tlgx4q">
               <w:r>
                 <w:rPr>
                   <w:rFonts w:ascii="Arial" w:cs="Arial" w:eastAsia="Arial" w:hAnsi="Arial"/>
@@ -14944,7 +14944,7 @@
               <w:spacing w:after="10" w:before="0"/>
               <w:ind w:left="120"/>
             </w:pPr>
-            <w:hyperlink w:history="1" r:id="rIdayx43gdbjiyxphs7zwbfu">
+            <w:hyperlink w:history="1" r:id="rIdfe1j2sw2auu8zvu_ims3d">
               <w:r>
                 <w:rPr>
                   <w:rFonts w:ascii="Arial" w:cs="Arial" w:eastAsia="Arial" w:hAnsi="Arial"/>
@@ -14989,7 +14989,7 @@
             <w:pPr>
               <w:spacing w:after="20" w:before="0"/>
             </w:pPr>
-            <w:hyperlink w:history="1" r:id="rIdah6671aqbltawsnugohbe">
+            <w:hyperlink w:history="1" r:id="rIdcem9_vzr4zgkfbbpacu8p">
               <w:r>
                 <w:rPr>
                   <w:rFonts w:ascii="Arial" w:cs="Arial" w:eastAsia="Arial" w:hAnsi="Arial"/>
@@ -15022,7 +15022,7 @@
               <w:spacing w:after="10" w:before="0"/>
               <w:ind w:left="120"/>
             </w:pPr>
-            <w:hyperlink w:history="1" r:id="rId8pjbw83jajv6tsbjnfkk1">
+            <w:hyperlink w:history="1" r:id="rIdhqhigdrckdofme-u49bmf">
               <w:r>
                 <w:rPr>
                   <w:rFonts w:ascii="Arial" w:cs="Arial" w:eastAsia="Arial" w:hAnsi="Arial"/>
@@ -15217,7 +15217,7 @@
             <w:pPr>
               <w:spacing w:after="20" w:before="0"/>
             </w:pPr>
-            <w:hyperlink w:history="1" r:id="rIdu3tfw0bmnq13qup4ctsgq">
+            <w:hyperlink w:history="1" r:id="rIddpchzhb1xjqoik9jr72oz">
               <w:r>
                 <w:rPr>
                   <w:rFonts w:ascii="Arial" w:cs="Arial" w:eastAsia="Arial" w:hAnsi="Arial"/>
@@ -15250,7 +15250,7 @@
               <w:spacing w:after="10" w:before="0"/>
               <w:ind w:left="120"/>
             </w:pPr>
-            <w:hyperlink w:history="1" r:id="rIdr2mns7sxjoz8qdbjtvysq">
+            <w:hyperlink w:history="1" r:id="rIdabczao8s2bcetaug-are7">
               <w:r>
                 <w:rPr>
                   <w:rFonts w:ascii="Arial" w:cs="Arial" w:eastAsia="Arial" w:hAnsi="Arial"/>
@@ -15295,7 +15295,7 @@
             <w:pPr>
               <w:spacing w:after="20" w:before="0"/>
             </w:pPr>
-            <w:hyperlink w:history="1" r:id="rIdhcngqimempus__yfk3ofa">
+            <w:hyperlink w:history="1" r:id="rIdlsupqjgcuffqifjv3i-7b">
               <w:r>
                 <w:rPr>
                   <w:rFonts w:ascii="Arial" w:cs="Arial" w:eastAsia="Arial" w:hAnsi="Arial"/>
@@ -15328,7 +15328,7 @@
               <w:spacing w:after="10" w:before="0"/>
               <w:ind w:left="120"/>
             </w:pPr>
-            <w:hyperlink w:history="1" r:id="rIdo9hd9wedhvjxx2hfdxgpy">
+            <w:hyperlink w:history="1" r:id="rIdtroncskyi_e2gkcb8libz">
               <w:r>
                 <w:rPr>
                   <w:rFonts w:ascii="Arial" w:cs="Arial" w:eastAsia="Arial" w:hAnsi="Arial"/>
@@ -15523,7 +15523,7 @@
             <w:pPr>
               <w:spacing w:after="20" w:before="0"/>
             </w:pPr>
-            <w:hyperlink w:history="1" r:id="rIdostkb6e5mmkvna8xilyyx">
+            <w:hyperlink w:history="1" r:id="rIdwawxhykl-favy5chsqwos">
               <w:r>
                 <w:rPr>
                   <w:rFonts w:ascii="Arial" w:cs="Arial" w:eastAsia="Arial" w:hAnsi="Arial"/>
@@ -15556,7 +15556,7 @@
               <w:spacing w:after="10" w:before="0"/>
               <w:ind w:left="120"/>
             </w:pPr>
-            <w:hyperlink w:history="1" r:id="rIdd2tl2rvhjaidzgagvucwy">
+            <w:hyperlink w:history="1" r:id="rIdmibivmfpzxy4mzy2ezh8l">
               <w:r>
                 <w:rPr>
                   <w:rFonts w:ascii="Arial" w:cs="Arial" w:eastAsia="Arial" w:hAnsi="Arial"/>
@@ -15601,7 +15601,7 @@
             <w:pPr>
               <w:spacing w:after="20" w:before="0"/>
             </w:pPr>
-            <w:hyperlink w:history="1" r:id="rIdb5c7lu7zwr1dd78ejrcxr">
+            <w:hyperlink w:history="1" r:id="rIdc0ngqna9euuoootkelo1c">
               <w:r>
                 <w:rPr>
                   <w:rFonts w:ascii="Arial" w:cs="Arial" w:eastAsia="Arial" w:hAnsi="Arial"/>
@@ -15634,7 +15634,7 @@
               <w:spacing w:after="10" w:before="0"/>
               <w:ind w:left="120"/>
             </w:pPr>
-            <w:hyperlink w:history="1" r:id="rIdwcwyi6vp06iex-xlrqcxm">
+            <w:hyperlink w:history="1" r:id="rId8qebn_xynn25d-mgf7z95">
               <w:r>
                 <w:rPr>
                   <w:rFonts w:ascii="Arial" w:cs="Arial" w:eastAsia="Arial" w:hAnsi="Arial"/>
@@ -15829,7 +15829,7 @@
             <w:pPr>
               <w:spacing w:after="20" w:before="0"/>
             </w:pPr>
-            <w:hyperlink w:history="1" r:id="rIdinjizpmg0jjm1sl654wg8">
+            <w:hyperlink w:history="1" r:id="rIdxykc64ynx6aimlre4gmn9">
               <w:r>
                 <w:rPr>
                   <w:rFonts w:ascii="Arial" w:cs="Arial" w:eastAsia="Arial" w:hAnsi="Arial"/>
@@ -15862,7 +15862,7 @@
               <w:spacing w:after="10" w:before="0"/>
               <w:ind w:left="120"/>
             </w:pPr>
-            <w:hyperlink w:history="1" r:id="rId4c3dhu8gmrrpwevxh2vja">
+            <w:hyperlink w:history="1" r:id="rIdqti8h7flmbdxxgc2bvovq">
               <w:r>
                 <w:rPr>
                   <w:rFonts w:ascii="Arial" w:cs="Arial" w:eastAsia="Arial" w:hAnsi="Arial"/>
@@ -15907,7 +15907,7 @@
             <w:pPr>
               <w:spacing w:after="20" w:before="0"/>
             </w:pPr>
-            <w:hyperlink w:history="1" r:id="rIdn0qsqgaivemwk1qzashzd">
+            <w:hyperlink w:history="1" r:id="rIdm1c8a6qsi7u5acznem5hc">
               <w:r>
                 <w:rPr>
                   <w:rFonts w:ascii="Arial" w:cs="Arial" w:eastAsia="Arial" w:hAnsi="Arial"/>
@@ -15940,7 +15940,7 @@
               <w:spacing w:after="10" w:before="0"/>
               <w:ind w:left="120"/>
             </w:pPr>
-            <w:hyperlink w:history="1" r:id="rIdowckr8jnlcbnsy8m0g2ff">
+            <w:hyperlink w:history="1" r:id="rIdfgx4xjvjohc8sh1lnpduf">
               <w:r>
                 <w:rPr>
                   <w:rFonts w:ascii="Arial" w:cs="Arial" w:eastAsia="Arial" w:hAnsi="Arial"/>
@@ -17427,7 +17427,7 @@
             <w:pPr>
               <w:spacing w:after="20" w:before="0"/>
             </w:pPr>
-            <w:hyperlink w:history="1" r:id="rId8uyd9fldjgmwbmf6cpn-r">
+            <w:hyperlink w:history="1" r:id="rIdfglzbzoz8fojxrmdowccd">
               <w:r>
                 <w:rPr>
                   <w:rFonts w:ascii="Arial" w:cs="Arial" w:eastAsia="Arial" w:hAnsi="Arial"/>
@@ -17460,7 +17460,7 @@
               <w:spacing w:after="10" w:before="0"/>
               <w:ind w:left="120"/>
             </w:pPr>
-            <w:hyperlink w:history="1" r:id="rIdcbrudpdasunouqxigbeyu">
+            <w:hyperlink w:history="1" r:id="rIdddtxsvrau83pubgpg000o">
               <w:r>
                 <w:rPr>
                   <w:rFonts w:ascii="Arial" w:cs="Arial" w:eastAsia="Arial" w:hAnsi="Arial"/>
@@ -17505,7 +17505,7 @@
             <w:pPr>
               <w:spacing w:after="20" w:before="0"/>
             </w:pPr>
-            <w:hyperlink w:history="1" r:id="rIdo7bvcdet1i3ghjdhpexrh">
+            <w:hyperlink w:history="1" r:id="rIdp-esbdmd-9n4dva5rdoza">
               <w:r>
                 <w:rPr>
                   <w:rFonts w:ascii="Arial" w:cs="Arial" w:eastAsia="Arial" w:hAnsi="Arial"/>
@@ -17538,7 +17538,7 @@
               <w:spacing w:after="10" w:before="0"/>
               <w:ind w:left="120"/>
             </w:pPr>
-            <w:hyperlink w:history="1" r:id="rIdeysmjswyxnrudraxuclzq">
+            <w:hyperlink w:history="1" r:id="rIdkdedpxrawszrfsx9jwcux">
               <w:r>
                 <w:rPr>
                   <w:rFonts w:ascii="Arial" w:cs="Arial" w:eastAsia="Arial" w:hAnsi="Arial"/>
@@ -17733,7 +17733,7 @@
             <w:pPr>
               <w:spacing w:after="20" w:before="0"/>
             </w:pPr>
-            <w:hyperlink w:history="1" r:id="rIdvjncqbi4-o9jgvagzmssf">
+            <w:hyperlink w:history="1" r:id="rIdo6meyx_tnc5rzvlihudry">
               <w:r>
                 <w:rPr>
                   <w:rFonts w:ascii="Arial" w:cs="Arial" w:eastAsia="Arial" w:hAnsi="Arial"/>
@@ -17766,7 +17766,7 @@
               <w:spacing w:after="10" w:before="0"/>
               <w:ind w:left="120"/>
             </w:pPr>
-            <w:hyperlink w:history="1" r:id="rIddpjikzcffu7fbott5q91i">
+            <w:hyperlink w:history="1" r:id="rIdwwdxce-x7vyfflkipssls">
               <w:r>
                 <w:rPr>
                   <w:rFonts w:ascii="Arial" w:cs="Arial" w:eastAsia="Arial" w:hAnsi="Arial"/>
@@ -17811,7 +17811,7 @@
             <w:pPr>
               <w:spacing w:after="20" w:before="0"/>
             </w:pPr>
-            <w:hyperlink w:history="1" r:id="rIdc7sdfhyvcq_b4busxcyvw">
+            <w:hyperlink w:history="1" r:id="rIdnvcnigm97old9rhiimset">
               <w:r>
                 <w:rPr>
                   <w:rFonts w:ascii="Arial" w:cs="Arial" w:eastAsia="Arial" w:hAnsi="Arial"/>
@@ -17844,7 +17844,7 @@
               <w:spacing w:after="10" w:before="0"/>
               <w:ind w:left="120"/>
             </w:pPr>
-            <w:hyperlink w:history="1" r:id="rIdvnfur5aojlkatqpujqk6v">
+            <w:hyperlink w:history="1" r:id="rIdaou9hd-edpjvdwmwghxg7">
               <w:r>
                 <w:rPr>
                   <w:rFonts w:ascii="Arial" w:cs="Arial" w:eastAsia="Arial" w:hAnsi="Arial"/>
@@ -18039,7 +18039,7 @@
             <w:pPr>
               <w:spacing w:after="20" w:before="0"/>
             </w:pPr>
-            <w:hyperlink w:history="1" r:id="rId_wz0nullwx4ufulz4hiat">
+            <w:hyperlink w:history="1" r:id="rId4r1mpzphxhdjradba1yy6">
               <w:r>
                 <w:rPr>
                   <w:rFonts w:ascii="Arial" w:cs="Arial" w:eastAsia="Arial" w:hAnsi="Arial"/>
@@ -18072,7 +18072,7 @@
               <w:spacing w:after="10" w:before="0"/>
               <w:ind w:left="120"/>
             </w:pPr>
-            <w:hyperlink w:history="1" r:id="rIdwokpsz7-kj5rf5uumhsdg">
+            <w:hyperlink w:history="1" r:id="rId2n6g5jqn-v7rqoovssigj">
               <w:r>
                 <w:rPr>
                   <w:rFonts w:ascii="Arial" w:cs="Arial" w:eastAsia="Arial" w:hAnsi="Arial"/>
@@ -18117,7 +18117,7 @@
             <w:pPr>
               <w:spacing w:after="20" w:before="0"/>
             </w:pPr>
-            <w:hyperlink w:history="1" r:id="rIdrnqgle_k7onqyofwz4eus">
+            <w:hyperlink w:history="1" r:id="rIdyywdu5plbfpenarsvt4oy">
               <w:r>
                 <w:rPr>
                   <w:rFonts w:ascii="Arial" w:cs="Arial" w:eastAsia="Arial" w:hAnsi="Arial"/>
@@ -18150,7 +18150,7 @@
               <w:spacing w:after="10" w:before="0"/>
               <w:ind w:left="120"/>
             </w:pPr>
-            <w:hyperlink w:history="1" r:id="rIdvvrhol8bxkm21mtg_ruof">
+            <w:hyperlink w:history="1" r:id="rId_d1smv_famefiogaqazeq">
               <w:r>
                 <w:rPr>
                   <w:rFonts w:ascii="Arial" w:cs="Arial" w:eastAsia="Arial" w:hAnsi="Arial"/>
@@ -18345,7 +18345,7 @@
             <w:pPr>
               <w:spacing w:after="20" w:before="0"/>
             </w:pPr>
-            <w:hyperlink w:history="1" r:id="rIdpcvhtxxk9frdklbvvkj77">
+            <w:hyperlink w:history="1" r:id="rIdxpop7fwc_itvfcyfkzale">
               <w:r>
                 <w:rPr>
                   <w:rFonts w:ascii="Arial" w:cs="Arial" w:eastAsia="Arial" w:hAnsi="Arial"/>
@@ -18378,7 +18378,7 @@
               <w:spacing w:after="10" w:before="0"/>
               <w:ind w:left="120"/>
             </w:pPr>
-            <w:hyperlink w:history="1" r:id="rIdjwrvsxww77jluedpimtkm">
+            <w:hyperlink w:history="1" r:id="rIdmipm92tiichgeaxwlweox">
               <w:r>
                 <w:rPr>
                   <w:rFonts w:ascii="Arial" w:cs="Arial" w:eastAsia="Arial" w:hAnsi="Arial"/>
@@ -18423,7 +18423,7 @@
             <w:pPr>
               <w:spacing w:after="20" w:before="0"/>
             </w:pPr>
-            <w:hyperlink w:history="1" r:id="rIdasjadt2kjjrnrswxmcxhw">
+            <w:hyperlink w:history="1" r:id="rIdgl6iaifwyhmy3bvetd8vr">
               <w:r>
                 <w:rPr>
                   <w:rFonts w:ascii="Arial" w:cs="Arial" w:eastAsia="Arial" w:hAnsi="Arial"/>
@@ -18456,7 +18456,7 @@
               <w:spacing w:after="10" w:before="0"/>
               <w:ind w:left="120"/>
             </w:pPr>
-            <w:hyperlink w:history="1" r:id="rIdcej4qyzdpea8lpogv3g6x">
+            <w:hyperlink w:history="1" r:id="rIdsnfqraevwep_ftb1x6fvv">
               <w:r>
                 <w:rPr>
                   <w:rFonts w:ascii="Arial" w:cs="Arial" w:eastAsia="Arial" w:hAnsi="Arial"/>
@@ -18651,7 +18651,7 @@
             <w:pPr>
               <w:spacing w:after="20" w:before="0"/>
             </w:pPr>
-            <w:hyperlink w:history="1" r:id="rIdr2pgfwosg9qdpipb7vjqd">
+            <w:hyperlink w:history="1" r:id="rIdesmhlhz4dumvwextpxid9">
               <w:r>
                 <w:rPr>
                   <w:rFonts w:ascii="Arial" w:cs="Arial" w:eastAsia="Arial" w:hAnsi="Arial"/>
@@ -18684,7 +18684,7 @@
               <w:spacing w:after="10" w:before="0"/>
               <w:ind w:left="120"/>
             </w:pPr>
-            <w:hyperlink w:history="1" r:id="rIdtxxo3axkuami03ui2s0vc">
+            <w:hyperlink w:history="1" r:id="rIdyd5hc059sgq4sfuhhzb05">
               <w:r>
                 <w:rPr>
                   <w:rFonts w:ascii="Arial" w:cs="Arial" w:eastAsia="Arial" w:hAnsi="Arial"/>
@@ -18729,7 +18729,7 @@
             <w:pPr>
               <w:spacing w:after="20" w:before="0"/>
             </w:pPr>
-            <w:hyperlink w:history="1" r:id="rIdwk225yym1r0uihburmjkv">
+            <w:hyperlink w:history="1" r:id="rIdddgucy-rrin69q2teb63k">
               <w:r>
                 <w:rPr>
                   <w:rFonts w:ascii="Arial" w:cs="Arial" w:eastAsia="Arial" w:hAnsi="Arial"/>
@@ -18762,7 +18762,7 @@
               <w:spacing w:after="10" w:before="0"/>
               <w:ind w:left="120"/>
             </w:pPr>
-            <w:hyperlink w:history="1" r:id="rIdqk7bq7vvffevvtdzoagbb">
+            <w:hyperlink w:history="1" r:id="rIdtxykemskczbpydkgzcjtq">
               <w:r>
                 <w:rPr>
                   <w:rFonts w:ascii="Arial" w:cs="Arial" w:eastAsia="Arial" w:hAnsi="Arial"/>
@@ -20344,7 +20344,7 @@
             <w:pPr>
               <w:spacing w:after="20" w:before="0"/>
             </w:pPr>
-            <w:hyperlink w:history="1" r:id="rId8rkh_pogbcpp8jjgohmwg">
+            <w:hyperlink w:history="1" r:id="rId0dqcmoa9jtkjt0rr7uero">
               <w:r>
                 <w:rPr>
                   <w:rFonts w:ascii="Arial" w:cs="Arial" w:eastAsia="Arial" w:hAnsi="Arial"/>
@@ -20377,7 +20377,7 @@
               <w:spacing w:after="10" w:before="0"/>
               <w:ind w:left="120"/>
             </w:pPr>
-            <w:hyperlink w:history="1" r:id="rIdmtawq2hm2wr32ta-gvacp">
+            <w:hyperlink w:history="1" r:id="rIduq9dx7sst4spfgyoec0cy">
               <w:r>
                 <w:rPr>
                   <w:rFonts w:ascii="Arial" w:cs="Arial" w:eastAsia="Arial" w:hAnsi="Arial"/>
@@ -20422,7 +20422,7 @@
             <w:pPr>
               <w:spacing w:after="20" w:before="0"/>
             </w:pPr>
-            <w:hyperlink w:history="1" r:id="rIdnshoufqf6wey9_bh1i6pf">
+            <w:hyperlink w:history="1" r:id="rIdzjoyxesztykn7vs6o_wup">
               <w:r>
                 <w:rPr>
                   <w:rFonts w:ascii="Arial" w:cs="Arial" w:eastAsia="Arial" w:hAnsi="Arial"/>
@@ -20455,7 +20455,7 @@
               <w:spacing w:after="10" w:before="0"/>
               <w:ind w:left="120"/>
             </w:pPr>
-            <w:hyperlink w:history="1" r:id="rIdq1ws5oojnnyyssffgmk8g">
+            <w:hyperlink w:history="1" r:id="rIdvwdli9x6m_1tr2_rd-tjj">
               <w:r>
                 <w:rPr>
                   <w:rFonts w:ascii="Arial" w:cs="Arial" w:eastAsia="Arial" w:hAnsi="Arial"/>
@@ -20650,7 +20650,7 @@
             <w:pPr>
               <w:spacing w:after="20" w:before="0"/>
             </w:pPr>
-            <w:hyperlink w:history="1" r:id="rId131a-x-tp_imc7o26h-m9">
+            <w:hyperlink w:history="1" r:id="rId89ihkltahsmjwzlyvp2oi">
               <w:r>
                 <w:rPr>
                   <w:rFonts w:ascii="Arial" w:cs="Arial" w:eastAsia="Arial" w:hAnsi="Arial"/>
@@ -20683,7 +20683,7 @@
               <w:spacing w:after="10" w:before="0"/>
               <w:ind w:left="120"/>
             </w:pPr>
-            <w:hyperlink w:history="1" r:id="rId3fm1woljj1tnejlmszspb">
+            <w:hyperlink w:history="1" r:id="rIdzcliddaq2tyrcpeexajn6">
               <w:r>
                 <w:rPr>
                   <w:rFonts w:ascii="Arial" w:cs="Arial" w:eastAsia="Arial" w:hAnsi="Arial"/>
@@ -20728,7 +20728,7 @@
             <w:pPr>
               <w:spacing w:after="20" w:before="0"/>
             </w:pPr>
-            <w:hyperlink w:history="1" r:id="rIdn9nvpvnutsy4dfwmrboy3">
+            <w:hyperlink w:history="1" r:id="rId8cxcy8za0lwi86xlof6sr">
               <w:r>
                 <w:rPr>
                   <w:rFonts w:ascii="Arial" w:cs="Arial" w:eastAsia="Arial" w:hAnsi="Arial"/>
@@ -20761,7 +20761,7 @@
               <w:spacing w:after="10" w:before="0"/>
               <w:ind w:left="120"/>
             </w:pPr>
-            <w:hyperlink w:history="1" r:id="rIdyv8panrqfihjbvmpp1jtx">
+            <w:hyperlink w:history="1" r:id="rIdpbl3j3o-_mcx7kzubp04p">
               <w:r>
                 <w:rPr>
                   <w:rFonts w:ascii="Arial" w:cs="Arial" w:eastAsia="Arial" w:hAnsi="Arial"/>
@@ -20956,7 +20956,7 @@
             <w:pPr>
               <w:spacing w:after="20" w:before="0"/>
             </w:pPr>
-            <w:hyperlink w:history="1" r:id="rIde_2bwjkzlzefejiklyt7z">
+            <w:hyperlink w:history="1" r:id="rIdxkgrmaf8ozmsxuvdfmjkn">
               <w:r>
                 <w:rPr>
                   <w:rFonts w:ascii="Arial" w:cs="Arial" w:eastAsia="Arial" w:hAnsi="Arial"/>
@@ -20989,7 +20989,7 @@
               <w:spacing w:after="10" w:before="0"/>
               <w:ind w:left="120"/>
             </w:pPr>
-            <w:hyperlink w:history="1" r:id="rIdhdjgh8-lmldviby6y6iyq">
+            <w:hyperlink w:history="1" r:id="rIdjp2xv9lsvcejfwgfkjlgu">
               <w:r>
                 <w:rPr>
                   <w:rFonts w:ascii="Arial" w:cs="Arial" w:eastAsia="Arial" w:hAnsi="Arial"/>
@@ -21034,7 +21034,7 @@
             <w:pPr>
               <w:spacing w:after="20" w:before="0"/>
             </w:pPr>
-            <w:hyperlink w:history="1" r:id="rId6zqptog-cgftpejoc7nc2">
+            <w:hyperlink w:history="1" r:id="rIdavl0zthlyssucmh4d0ssb">
               <w:r>
                 <w:rPr>
                   <w:rFonts w:ascii="Arial" w:cs="Arial" w:eastAsia="Arial" w:hAnsi="Arial"/>
@@ -21067,7 +21067,7 @@
               <w:spacing w:after="10" w:before="0"/>
               <w:ind w:left="120"/>
             </w:pPr>
-            <w:hyperlink w:history="1" r:id="rId4o7bjsbryxsejkis0kw6f">
+            <w:hyperlink w:history="1" r:id="rId_aw7mjrskk5qnwky_zct6">
               <w:r>
                 <w:rPr>
                   <w:rFonts w:ascii="Arial" w:cs="Arial" w:eastAsia="Arial" w:hAnsi="Arial"/>
@@ -21262,7 +21262,7 @@
             <w:pPr>
               <w:spacing w:after="20" w:before="0"/>
             </w:pPr>
-            <w:hyperlink w:history="1" r:id="rIdvk3thkua8hpzy6_jhqofg">
+            <w:hyperlink w:history="1" r:id="rIdi_ps2rda6mz5sw8aaf_oc">
               <w:r>
                 <w:rPr>
                   <w:rFonts w:ascii="Arial" w:cs="Arial" w:eastAsia="Arial" w:hAnsi="Arial"/>
@@ -21295,7 +21295,7 @@
               <w:spacing w:after="10" w:before="0"/>
               <w:ind w:left="120"/>
             </w:pPr>
-            <w:hyperlink w:history="1" r:id="rIdrcpevbp90xsoyfmhsixdu">
+            <w:hyperlink w:history="1" r:id="rIddw2snvkdsd_yaphxowo0m">
               <w:r>
                 <w:rPr>
                   <w:rFonts w:ascii="Arial" w:cs="Arial" w:eastAsia="Arial" w:hAnsi="Arial"/>
@@ -21340,7 +21340,7 @@
             <w:pPr>
               <w:spacing w:after="20" w:before="0"/>
             </w:pPr>
-            <w:hyperlink w:history="1" r:id="rId0vqg8_bk1skrftckmu3lk">
+            <w:hyperlink w:history="1" r:id="rId9jhvavm70mzixfacovic2">
               <w:r>
                 <w:rPr>
                   <w:rFonts w:ascii="Arial" w:cs="Arial" w:eastAsia="Arial" w:hAnsi="Arial"/>
@@ -21373,7 +21373,7 @@
               <w:spacing w:after="10" w:before="0"/>
               <w:ind w:left="120"/>
             </w:pPr>
-            <w:hyperlink w:history="1" r:id="rIdvfumijmen1r7uc0xnuyaf">
+            <w:hyperlink w:history="1" r:id="rIdslhnsnumtrvb388dpoglz">
               <w:r>
                 <w:rPr>
                   <w:rFonts w:ascii="Arial" w:cs="Arial" w:eastAsia="Arial" w:hAnsi="Arial"/>
@@ -21568,7 +21568,7 @@
             <w:pPr>
               <w:spacing w:after="20" w:before="0"/>
             </w:pPr>
-            <w:hyperlink w:history="1" r:id="rIdky7r1jlpxghywgnfm6yl-">
+            <w:hyperlink w:history="1" r:id="rIdc-6qzfk8k-_qvx8jlvje5">
               <w:r>
                 <w:rPr>
                   <w:rFonts w:ascii="Arial" w:cs="Arial" w:eastAsia="Arial" w:hAnsi="Arial"/>
@@ -21601,7 +21601,7 @@
               <w:spacing w:after="10" w:before="0"/>
               <w:ind w:left="120"/>
             </w:pPr>
-            <w:hyperlink w:history="1" r:id="rIddad34etycfo29cx7yu4-c">
+            <w:hyperlink w:history="1" r:id="rIdflcy6hjdwrvaqzu6azisr">
               <w:r>
                 <w:rPr>
                   <w:rFonts w:ascii="Arial" w:cs="Arial" w:eastAsia="Arial" w:hAnsi="Arial"/>
@@ -21646,7 +21646,7 @@
             <w:pPr>
               <w:spacing w:after="20" w:before="0"/>
             </w:pPr>
-            <w:hyperlink w:history="1" r:id="rIdmka0pji6svwdrqfoqsqlg">
+            <w:hyperlink w:history="1" r:id="rIds4lgyvob6gd-ooybqsxm0">
               <w:r>
                 <w:rPr>
                   <w:rFonts w:ascii="Arial" w:cs="Arial" w:eastAsia="Arial" w:hAnsi="Arial"/>
@@ -21679,7 +21679,7 @@
               <w:spacing w:after="10" w:before="0"/>
               <w:ind w:left="120"/>
             </w:pPr>
-            <w:hyperlink w:history="1" r:id="rIdmelqpuzf0j-_ujmiwtezl">
+            <w:hyperlink w:history="1" r:id="rId_tqxocuxjnnabmxlkw0pf">
               <w:r>
                 <w:rPr>
                   <w:rFonts w:ascii="Arial" w:cs="Arial" w:eastAsia="Arial" w:hAnsi="Arial"/>
@@ -23280,7 +23280,7 @@
             <w:pPr>
               <w:spacing w:after="20" w:before="0"/>
             </w:pPr>
-            <w:hyperlink w:history="1" r:id="rIdmxqn3wjzp29jyodwuwj34">
+            <w:hyperlink w:history="1" r:id="rIdhq5byzdhidjp5tkhxvac1">
               <w:r>
                 <w:rPr>
                   <w:rFonts w:ascii="Arial" w:cs="Arial" w:eastAsia="Arial" w:hAnsi="Arial"/>
@@ -23313,7 +23313,7 @@
               <w:spacing w:after="10" w:before="0"/>
               <w:ind w:left="120"/>
             </w:pPr>
-            <w:hyperlink w:history="1" r:id="rIdxmjbs5z6upj7lkbwawcvc">
+            <w:hyperlink w:history="1" r:id="rIdpgbvouquhyvrfeyujrxto">
               <w:r>
                 <w:rPr>
                   <w:rFonts w:ascii="Arial" w:cs="Arial" w:eastAsia="Arial" w:hAnsi="Arial"/>
@@ -23358,7 +23358,7 @@
             <w:pPr>
               <w:spacing w:after="20" w:before="0"/>
             </w:pPr>
-            <w:hyperlink w:history="1" r:id="rId3qssf5_cl1upe-fafpkpm">
+            <w:hyperlink w:history="1" r:id="rIdv06w6ejd0tz9h35hynyja">
               <w:r>
                 <w:rPr>
                   <w:rFonts w:ascii="Arial" w:cs="Arial" w:eastAsia="Arial" w:hAnsi="Arial"/>
@@ -23391,7 +23391,7 @@
               <w:spacing w:after="10" w:before="0"/>
               <w:ind w:left="120"/>
             </w:pPr>
-            <w:hyperlink w:history="1" r:id="rIdqlj1aodpykwf-wvtujlgz">
+            <w:hyperlink w:history="1" r:id="rIdfaqxiz9rtyh2xxhfh4bxb">
               <w:r>
                 <w:rPr>
                   <w:rFonts w:ascii="Arial" w:cs="Arial" w:eastAsia="Arial" w:hAnsi="Arial"/>
@@ -23586,7 +23586,7 @@
             <w:pPr>
               <w:spacing w:after="20" w:before="0"/>
             </w:pPr>
-            <w:hyperlink w:history="1" r:id="rIdsrjl9ohsr7tdnhsukpcy5">
+            <w:hyperlink w:history="1" r:id="rIdjsb6c53imp4f3vfmvz2ae">
               <w:r>
                 <w:rPr>
                   <w:rFonts w:ascii="Arial" w:cs="Arial" w:eastAsia="Arial" w:hAnsi="Arial"/>
@@ -23619,7 +23619,7 @@
               <w:spacing w:after="10" w:before="0"/>
               <w:ind w:left="120"/>
             </w:pPr>
-            <w:hyperlink w:history="1" r:id="rIdv98mrliprjfbcj4uyfs2s">
+            <w:hyperlink w:history="1" r:id="rIdmrz2eh5sgcxcis1fb8ztc">
               <w:r>
                 <w:rPr>
                   <w:rFonts w:ascii="Arial" w:cs="Arial" w:eastAsia="Arial" w:hAnsi="Arial"/>
@@ -23664,7 +23664,7 @@
             <w:pPr>
               <w:spacing w:after="20" w:before="0"/>
             </w:pPr>
-            <w:hyperlink w:history="1" r:id="rIdndvx0dsfeqjby1ci7zwlu">
+            <w:hyperlink w:history="1" r:id="rId-h0xezjvnwyjtnnzribb_">
               <w:r>
                 <w:rPr>
                   <w:rFonts w:ascii="Arial" w:cs="Arial" w:eastAsia="Arial" w:hAnsi="Arial"/>
@@ -23697,7 +23697,7 @@
               <w:spacing w:after="10" w:before="0"/>
               <w:ind w:left="120"/>
             </w:pPr>
-            <w:hyperlink w:history="1" r:id="rIdojkavadnkwxrsdgedc675">
+            <w:hyperlink w:history="1" r:id="rIdvsghmtaynpyqcn4zl714s">
               <w:r>
                 <w:rPr>
                   <w:rFonts w:ascii="Arial" w:cs="Arial" w:eastAsia="Arial" w:hAnsi="Arial"/>
@@ -23892,7 +23892,7 @@
             <w:pPr>
               <w:spacing w:after="20" w:before="0"/>
             </w:pPr>
-            <w:hyperlink w:history="1" r:id="rIdqxid2yl1e2rwlkb3kujug">
+            <w:hyperlink w:history="1" r:id="rIdmsfpznz367smbd24udl8m">
               <w:r>
                 <w:rPr>
                   <w:rFonts w:ascii="Arial" w:cs="Arial" w:eastAsia="Arial" w:hAnsi="Arial"/>
@@ -23925,7 +23925,7 @@
               <w:spacing w:after="10" w:before="0"/>
               <w:ind w:left="120"/>
             </w:pPr>
-            <w:hyperlink w:history="1" r:id="rIdsb3mixzciujkhxeamwtzv">
+            <w:hyperlink w:history="1" r:id="rIdjb50egx3omzw4hgdkcbru">
               <w:r>
                 <w:rPr>
                   <w:rFonts w:ascii="Arial" w:cs="Arial" w:eastAsia="Arial" w:hAnsi="Arial"/>
@@ -23970,7 +23970,7 @@
             <w:pPr>
               <w:spacing w:after="20" w:before="0"/>
             </w:pPr>
-            <w:hyperlink w:history="1" r:id="rIdnuse2u9wkdvky0i-0jcfb">
+            <w:hyperlink w:history="1" r:id="rIdbi7bzkw1ckgvraye2aals">
               <w:r>
                 <w:rPr>
                   <w:rFonts w:ascii="Arial" w:cs="Arial" w:eastAsia="Arial" w:hAnsi="Arial"/>
@@ -24003,7 +24003,7 @@
               <w:spacing w:after="10" w:before="0"/>
               <w:ind w:left="120"/>
             </w:pPr>
-            <w:hyperlink w:history="1" r:id="rIdybktdxbb8ev9o6bzp4pnu">
+            <w:hyperlink w:history="1" r:id="rIdpa5ofp2te9mdvvrsrwgzd">
               <w:r>
                 <w:rPr>
                   <w:rFonts w:ascii="Arial" w:cs="Arial" w:eastAsia="Arial" w:hAnsi="Arial"/>
@@ -24198,7 +24198,7 @@
             <w:pPr>
               <w:spacing w:after="20" w:before="0"/>
             </w:pPr>
-            <w:hyperlink w:history="1" r:id="rIdj3rihnyvb1l6nsktotvvw">
+            <w:hyperlink w:history="1" r:id="rIdxqggklir1zadr_04ho4nt">
               <w:r>
                 <w:rPr>
                   <w:rFonts w:ascii="Arial" w:cs="Arial" w:eastAsia="Arial" w:hAnsi="Arial"/>
@@ -24231,7 +24231,7 @@
               <w:spacing w:after="10" w:before="0"/>
               <w:ind w:left="120"/>
             </w:pPr>
-            <w:hyperlink w:history="1" r:id="rIdo_grd_pexb8lkx4kj79pm">
+            <w:hyperlink w:history="1" r:id="rIdlqvmy2s3u2a2_lpd935e_">
               <w:r>
                 <w:rPr>
                   <w:rFonts w:ascii="Arial" w:cs="Arial" w:eastAsia="Arial" w:hAnsi="Arial"/>
@@ -24276,7 +24276,7 @@
             <w:pPr>
               <w:spacing w:after="20" w:before="0"/>
             </w:pPr>
-            <w:hyperlink w:history="1" r:id="rId-zchg_sea3ty_dyqzs0sr">
+            <w:hyperlink w:history="1" r:id="rId5au6bmq5istdixkukrbg3">
               <w:r>
                 <w:rPr>
                   <w:rFonts w:ascii="Arial" w:cs="Arial" w:eastAsia="Arial" w:hAnsi="Arial"/>
@@ -24309,7 +24309,7 @@
               <w:spacing w:after="10" w:before="0"/>
               <w:ind w:left="120"/>
             </w:pPr>
-            <w:hyperlink w:history="1" r:id="rIdqzkmdsfyihrntmkf2mkot">
+            <w:hyperlink w:history="1" r:id="rIdqf_wqkur1gf31j7paf7wy">
               <w:r>
                 <w:rPr>
                   <w:rFonts w:ascii="Arial" w:cs="Arial" w:eastAsia="Arial" w:hAnsi="Arial"/>
@@ -24504,7 +24504,7 @@
             <w:pPr>
               <w:spacing w:after="20" w:before="0"/>
             </w:pPr>
-            <w:hyperlink w:history="1" r:id="rIdhw5fzsnpaspeyhu5phhgs">
+            <w:hyperlink w:history="1" r:id="rIdwmmivjejzffuwgmxeghqm">
               <w:r>
                 <w:rPr>
                   <w:rFonts w:ascii="Arial" w:cs="Arial" w:eastAsia="Arial" w:hAnsi="Arial"/>
@@ -24537,7 +24537,7 @@
               <w:spacing w:after="10" w:before="0"/>
               <w:ind w:left="120"/>
             </w:pPr>
-            <w:hyperlink w:history="1" r:id="rIdh8aifzy_rjife6ceh21ab">
+            <w:hyperlink w:history="1" r:id="rIduhhodfq_v9gebkntvtelm">
               <w:r>
                 <w:rPr>
                   <w:rFonts w:ascii="Arial" w:cs="Arial" w:eastAsia="Arial" w:hAnsi="Arial"/>
@@ -24582,7 +24582,7 @@
             <w:pPr>
               <w:spacing w:after="20" w:before="0"/>
             </w:pPr>
-            <w:hyperlink w:history="1" r:id="rIddvltuvclbtybq3gawjhqs">
+            <w:hyperlink w:history="1" r:id="rIdmkx-lycsrct09groykfng">
               <w:r>
                 <w:rPr>
                   <w:rFonts w:ascii="Arial" w:cs="Arial" w:eastAsia="Arial" w:hAnsi="Arial"/>
@@ -24615,7 +24615,7 @@
               <w:spacing w:after="10" w:before="0"/>
               <w:ind w:left="120"/>
             </w:pPr>
-            <w:hyperlink w:history="1" r:id="rId_bgrol4iyj_sepczjtoc2">
+            <w:hyperlink w:history="1" r:id="rIdk5vvuothjv2vvta2gelxz">
               <w:r>
                 <w:rPr>
                   <w:rFonts w:ascii="Arial" w:cs="Arial" w:eastAsia="Arial" w:hAnsi="Arial"/>
@@ -26102,7 +26102,7 @@
             <w:pPr>
               <w:spacing w:after="20" w:before="0"/>
             </w:pPr>
-            <w:hyperlink w:history="1" r:id="rId3wjm-1b3thp6pwgud7jkt">
+            <w:hyperlink w:history="1" r:id="rIdx-ygv8a-8gzmboibs8xyd">
               <w:r>
                 <w:rPr>
                   <w:rFonts w:ascii="Arial" w:cs="Arial" w:eastAsia="Arial" w:hAnsi="Arial"/>
@@ -26135,7 +26135,7 @@
               <w:spacing w:after="10" w:before="0"/>
               <w:ind w:left="120"/>
             </w:pPr>
-            <w:hyperlink w:history="1" r:id="rId1kefxcwqermb-liem4qf5">
+            <w:hyperlink w:history="1" r:id="rId3n1ggxiev5dcpp1zhrfft">
               <w:r>
                 <w:rPr>
                   <w:rFonts w:ascii="Arial" w:cs="Arial" w:eastAsia="Arial" w:hAnsi="Arial"/>
@@ -26180,7 +26180,7 @@
             <w:pPr>
               <w:spacing w:after="20" w:before="0"/>
             </w:pPr>
-            <w:hyperlink w:history="1" r:id="rIdpx1x4zhpxp6dsxvudan6u">
+            <w:hyperlink w:history="1" r:id="rIdfgzishtbkllt1lh3sfvqq">
               <w:r>
                 <w:rPr>
                   <w:rFonts w:ascii="Arial" w:cs="Arial" w:eastAsia="Arial" w:hAnsi="Arial"/>
@@ -26213,7 +26213,7 @@
               <w:spacing w:after="10" w:before="0"/>
               <w:ind w:left="120"/>
             </w:pPr>
-            <w:hyperlink w:history="1" r:id="rIdl7wgqx1vyjaqwej0mh-vi">
+            <w:hyperlink w:history="1" r:id="rIdrlyfzmlsxy9cabwk5ttxx">
               <w:r>
                 <w:rPr>
                   <w:rFonts w:ascii="Arial" w:cs="Arial" w:eastAsia="Arial" w:hAnsi="Arial"/>
@@ -26408,7 +26408,7 @@
             <w:pPr>
               <w:spacing w:after="20" w:before="0"/>
             </w:pPr>
-            <w:hyperlink w:history="1" r:id="rId6_jnt5axrg0bolty7jd_t">
+            <w:hyperlink w:history="1" r:id="rIdcltxzbfrefgig4ge48a8o">
               <w:r>
                 <w:rPr>
                   <w:rFonts w:ascii="Arial" w:cs="Arial" w:eastAsia="Arial" w:hAnsi="Arial"/>
@@ -26441,7 +26441,7 @@
               <w:spacing w:after="10" w:before="0"/>
               <w:ind w:left="120"/>
             </w:pPr>
-            <w:hyperlink w:history="1" r:id="rIdcikvswxaclxfygjzvddrn">
+            <w:hyperlink w:history="1" r:id="rIdr6_lccgo5_mhhnamwqavh">
               <w:r>
                 <w:rPr>
                   <w:rFonts w:ascii="Arial" w:cs="Arial" w:eastAsia="Arial" w:hAnsi="Arial"/>
@@ -26486,7 +26486,7 @@
             <w:pPr>
               <w:spacing w:after="20" w:before="0"/>
             </w:pPr>
-            <w:hyperlink w:history="1" r:id="rId-qkiy2k8e0mskxyifn32u">
+            <w:hyperlink w:history="1" r:id="rId3-q44f5i3hoadosafp6rb">
               <w:r>
                 <w:rPr>
                   <w:rFonts w:ascii="Arial" w:cs="Arial" w:eastAsia="Arial" w:hAnsi="Arial"/>
@@ -26519,7 +26519,7 @@
               <w:spacing w:after="10" w:before="0"/>
               <w:ind w:left="120"/>
             </w:pPr>
-            <w:hyperlink w:history="1" r:id="rIdcj1y2iruuqflvp7fasygt">
+            <w:hyperlink w:history="1" r:id="rIddtejpgh2us2qes7p0wybh">
               <w:r>
                 <w:rPr>
                   <w:rFonts w:ascii="Arial" w:cs="Arial" w:eastAsia="Arial" w:hAnsi="Arial"/>
@@ -26714,7 +26714,7 @@
             <w:pPr>
               <w:spacing w:after="20" w:before="0"/>
             </w:pPr>
-            <w:hyperlink w:history="1" r:id="rIdeuv_imqvnrnwl_8fefozt">
+            <w:hyperlink w:history="1" r:id="rIdr-7yjuzt0kinf93dbti8f">
               <w:r>
                 <w:rPr>
                   <w:rFonts w:ascii="Arial" w:cs="Arial" w:eastAsia="Arial" w:hAnsi="Arial"/>
@@ -26747,7 +26747,7 @@
               <w:spacing w:after="10" w:before="0"/>
               <w:ind w:left="120"/>
             </w:pPr>
-            <w:hyperlink w:history="1" r:id="rIdibcef4kltejfbulqo2a_r">
+            <w:hyperlink w:history="1" r:id="rIdux1ssgkuxbpfema85gt3s">
               <w:r>
                 <w:rPr>
                   <w:rFonts w:ascii="Arial" w:cs="Arial" w:eastAsia="Arial" w:hAnsi="Arial"/>
@@ -26792,7 +26792,7 @@
             <w:pPr>
               <w:spacing w:after="20" w:before="0"/>
             </w:pPr>
-            <w:hyperlink w:history="1" r:id="rIdcckcjnxp0xzo0xfcl77ng">
+            <w:hyperlink w:history="1" r:id="rIdv18fyusybkunlzz3k_zgp">
               <w:r>
                 <w:rPr>
                   <w:rFonts w:ascii="Arial" w:cs="Arial" w:eastAsia="Arial" w:hAnsi="Arial"/>
@@ -26825,7 +26825,7 @@
               <w:spacing w:after="10" w:before="0"/>
               <w:ind w:left="120"/>
             </w:pPr>
-            <w:hyperlink w:history="1" r:id="rIdqhd3v6hnhk9cqk9igypm1">
+            <w:hyperlink w:history="1" r:id="rIdxj0lswt4zzmbunxpusrkj">
               <w:r>
                 <w:rPr>
                   <w:rFonts w:ascii="Arial" w:cs="Arial" w:eastAsia="Arial" w:hAnsi="Arial"/>
@@ -27020,7 +27020,7 @@
             <w:pPr>
               <w:spacing w:after="20" w:before="0"/>
             </w:pPr>
-            <w:hyperlink w:history="1" r:id="rIdsuyehgzj7ww8rigrq7-jy">
+            <w:hyperlink w:history="1" r:id="rId-carl-kirpnim4ji7gfwa">
               <w:r>
                 <w:rPr>
                   <w:rFonts w:ascii="Arial" w:cs="Arial" w:eastAsia="Arial" w:hAnsi="Arial"/>
@@ -27053,7 +27053,7 @@
               <w:spacing w:after="10" w:before="0"/>
               <w:ind w:left="120"/>
             </w:pPr>
-            <w:hyperlink w:history="1" r:id="rIdhobzikkrgl8pe-bstzbfx">
+            <w:hyperlink w:history="1" r:id="rIdtvy04mflaftrrj-3mz-e-">
               <w:r>
                 <w:rPr>
                   <w:rFonts w:ascii="Arial" w:cs="Arial" w:eastAsia="Arial" w:hAnsi="Arial"/>
@@ -27098,7 +27098,7 @@
             <w:pPr>
               <w:spacing w:after="20" w:before="0"/>
             </w:pPr>
-            <w:hyperlink w:history="1" r:id="rId1rvtlms9xypu3y08w4kae">
+            <w:hyperlink w:history="1" r:id="rIdxldmve8evqlyitrleuk5i">
               <w:r>
                 <w:rPr>
                   <w:rFonts w:ascii="Arial" w:cs="Arial" w:eastAsia="Arial" w:hAnsi="Arial"/>
@@ -27131,7 +27131,7 @@
               <w:spacing w:after="10" w:before="0"/>
               <w:ind w:left="120"/>
             </w:pPr>
-            <w:hyperlink w:history="1" r:id="rIdty7mskdi7meymxiw342_m">
+            <w:hyperlink w:history="1" r:id="rIdnkvse2ho5qpse5clo5dho">
               <w:r>
                 <w:rPr>
                   <w:rFonts w:ascii="Arial" w:cs="Arial" w:eastAsia="Arial" w:hAnsi="Arial"/>
@@ -27326,7 +27326,7 @@
             <w:pPr>
               <w:spacing w:after="20" w:before="0"/>
             </w:pPr>
-            <w:hyperlink w:history="1" r:id="rId85eg2k1nlkmnub5diqlyn">
+            <w:hyperlink w:history="1" r:id="rIdvwv0kuf8vzwuijqej0_gp">
               <w:r>
                 <w:rPr>
                   <w:rFonts w:ascii="Arial" w:cs="Arial" w:eastAsia="Arial" w:hAnsi="Arial"/>
@@ -27359,7 +27359,7 @@
               <w:spacing w:after="10" w:before="0"/>
               <w:ind w:left="120"/>
             </w:pPr>
-            <w:hyperlink w:history="1" r:id="rIddf2wsquzsy-jusgfvacru">
+            <w:hyperlink w:history="1" r:id="rIdi3yscdzn_4-s-p-j0tt77">
               <w:r>
                 <w:rPr>
                   <w:rFonts w:ascii="Arial" w:cs="Arial" w:eastAsia="Arial" w:hAnsi="Arial"/>
@@ -27404,7 +27404,7 @@
             <w:pPr>
               <w:spacing w:after="20" w:before="0"/>
             </w:pPr>
-            <w:hyperlink w:history="1" r:id="rId5rmxpcy21gxm2jxkj9glo">
+            <w:hyperlink w:history="1" r:id="rIdy2cxot_lxdti_rdvjuh4a">
               <w:r>
                 <w:rPr>
                   <w:rFonts w:ascii="Arial" w:cs="Arial" w:eastAsia="Arial" w:hAnsi="Arial"/>
@@ -27437,7 +27437,7 @@
               <w:spacing w:after="10" w:before="0"/>
               <w:ind w:left="120"/>
             </w:pPr>
-            <w:hyperlink w:history="1" r:id="rIdfaou0xvgkatjykytlts3z">
+            <w:hyperlink w:history="1" r:id="rId59ndfqp1rea-82tponvyv">
               <w:r>
                 <w:rPr>
                   <w:rFonts w:ascii="Arial" w:cs="Arial" w:eastAsia="Arial" w:hAnsi="Arial"/>

--- a/data/outputs/v2/Chemistry/SS1.2_The_Atom/Chemistry_The_Atom_CBE_LessonSequence.docx
+++ b/data/outputs/v2/Chemistry/SS1.2_The_Atom/Chemistry_The_Atom_CBE_LessonSequence.docx
@@ -3222,7 +3222,7 @@
             <w:pPr>
               <w:spacing w:after="20" w:before="0"/>
             </w:pPr>
-            <w:hyperlink w:history="1" r:id="rIdptqvkxozlyvdvjiciv1za">
+            <w:hyperlink w:history="1" r:id="rIdjvqni3tptth5eitiadzsb">
               <w:r>
                 <w:rPr>
                   <w:rFonts w:ascii="Arial" w:cs="Arial" w:eastAsia="Arial" w:hAnsi="Arial"/>
@@ -3255,7 +3255,7 @@
               <w:spacing w:after="10" w:before="0"/>
               <w:ind w:left="120"/>
             </w:pPr>
-            <w:hyperlink w:history="1" r:id="rIdpng_4welkkphc9j6hff-m">
+            <w:hyperlink w:history="1" r:id="rIdihotpid8ob6rc6hmbxwxq">
               <w:r>
                 <w:rPr>
                   <w:rFonts w:ascii="Arial" w:cs="Arial" w:eastAsia="Arial" w:hAnsi="Arial"/>
@@ -3300,7 +3300,7 @@
             <w:pPr>
               <w:spacing w:after="20" w:before="0"/>
             </w:pPr>
-            <w:hyperlink w:history="1" r:id="rIdoqlxl6m0b-xymequf133b">
+            <w:hyperlink w:history="1" r:id="rIdhb4ciesc92qh6uk1stduu">
               <w:r>
                 <w:rPr>
                   <w:rFonts w:ascii="Arial" w:cs="Arial" w:eastAsia="Arial" w:hAnsi="Arial"/>
@@ -3333,7 +3333,7 @@
               <w:spacing w:after="10" w:before="0"/>
               <w:ind w:left="120"/>
             </w:pPr>
-            <w:hyperlink w:history="1" r:id="rIdzherxoo00pypxmdyddjb5">
+            <w:hyperlink w:history="1" r:id="rId5c3cahjzfta3urh9yibjd">
               <w:r>
                 <w:rPr>
                   <w:rFonts w:ascii="Arial" w:cs="Arial" w:eastAsia="Arial" w:hAnsi="Arial"/>
@@ -3528,7 +3528,7 @@
             <w:pPr>
               <w:spacing w:after="20" w:before="0"/>
             </w:pPr>
-            <w:hyperlink w:history="1" r:id="rId1at1wbzjfbx83syihkpqx">
+            <w:hyperlink w:history="1" r:id="rIdwrkyh-a_d0duydnu9yi5o">
               <w:r>
                 <w:rPr>
                   <w:rFonts w:ascii="Arial" w:cs="Arial" w:eastAsia="Arial" w:hAnsi="Arial"/>
@@ -3561,7 +3561,7 @@
               <w:spacing w:after="10" w:before="0"/>
               <w:ind w:left="120"/>
             </w:pPr>
-            <w:hyperlink w:history="1" r:id="rIds6rrm4p8nz1k8tf6gcaen">
+            <w:hyperlink w:history="1" r:id="rIdiwzprtpzie4eupyq_xgog">
               <w:r>
                 <w:rPr>
                   <w:rFonts w:ascii="Arial" w:cs="Arial" w:eastAsia="Arial" w:hAnsi="Arial"/>
@@ -3606,7 +3606,7 @@
             <w:pPr>
               <w:spacing w:after="20" w:before="0"/>
             </w:pPr>
-            <w:hyperlink w:history="1" r:id="rIdxfvwyaow-yrpevqia69k4">
+            <w:hyperlink w:history="1" r:id="rIdpbpxi7ky644qldqa3xj23">
               <w:r>
                 <w:rPr>
                   <w:rFonts w:ascii="Arial" w:cs="Arial" w:eastAsia="Arial" w:hAnsi="Arial"/>
@@ -3639,7 +3639,7 @@
               <w:spacing w:after="10" w:before="0"/>
               <w:ind w:left="120"/>
             </w:pPr>
-            <w:hyperlink w:history="1" r:id="rIdmtvl-lcnsyqbzr77hgz39">
+            <w:hyperlink w:history="1" r:id="rIdktsu_hr2sihxvhft9pyfd">
               <w:r>
                 <w:rPr>
                   <w:rFonts w:ascii="Arial" w:cs="Arial" w:eastAsia="Arial" w:hAnsi="Arial"/>
@@ -3834,7 +3834,7 @@
             <w:pPr>
               <w:spacing w:after="20" w:before="0"/>
             </w:pPr>
-            <w:hyperlink w:history="1" r:id="rIdvmdy0auuhalh366vnwugu">
+            <w:hyperlink w:history="1" r:id="rIdwbjcnxiq5hdnsgh-fjc89">
               <w:r>
                 <w:rPr>
                   <w:rFonts w:ascii="Arial" w:cs="Arial" w:eastAsia="Arial" w:hAnsi="Arial"/>
@@ -3867,7 +3867,7 @@
               <w:spacing w:after="10" w:before="0"/>
               <w:ind w:left="120"/>
             </w:pPr>
-            <w:hyperlink w:history="1" r:id="rIdhpzkzhobcehl6zc4ejdmx">
+            <w:hyperlink w:history="1" r:id="rId_ragx74_n6chevphya6h2">
               <w:r>
                 <w:rPr>
                   <w:rFonts w:ascii="Arial" w:cs="Arial" w:eastAsia="Arial" w:hAnsi="Arial"/>
@@ -3912,7 +3912,7 @@
             <w:pPr>
               <w:spacing w:after="20" w:before="0"/>
             </w:pPr>
-            <w:hyperlink w:history="1" r:id="rId9wb6mffc9ddqdnh6nv8pb">
+            <w:hyperlink w:history="1" r:id="rIdfhh_ierfyhuhurycaw21x">
               <w:r>
                 <w:rPr>
                   <w:rFonts w:ascii="Arial" w:cs="Arial" w:eastAsia="Arial" w:hAnsi="Arial"/>
@@ -3945,7 +3945,7 @@
               <w:spacing w:after="10" w:before="0"/>
               <w:ind w:left="120"/>
             </w:pPr>
-            <w:hyperlink w:history="1" r:id="rIduidfmnsupvwm9qmyxalmx">
+            <w:hyperlink w:history="1" r:id="rId_jopyvgcwlzsekr0jv_co">
               <w:r>
                 <w:rPr>
                   <w:rFonts w:ascii="Arial" w:cs="Arial" w:eastAsia="Arial" w:hAnsi="Arial"/>
@@ -4140,7 +4140,7 @@
             <w:pPr>
               <w:spacing w:after="20" w:before="0"/>
             </w:pPr>
-            <w:hyperlink w:history="1" r:id="rIdxmdoth7yvkqrx5zbkzsja">
+            <w:hyperlink w:history="1" r:id="rIdmxrqahytz0qitg4duxq2g">
               <w:r>
                 <w:rPr>
                   <w:rFonts w:ascii="Arial" w:cs="Arial" w:eastAsia="Arial" w:hAnsi="Arial"/>
@@ -4173,7 +4173,7 @@
               <w:spacing w:after="10" w:before="0"/>
               <w:ind w:left="120"/>
             </w:pPr>
-            <w:hyperlink w:history="1" r:id="rIdj6ug634fap4sbyjzfnfi6">
+            <w:hyperlink w:history="1" r:id="rIdaly0vlsjwgjret1cooxmp">
               <w:r>
                 <w:rPr>
                   <w:rFonts w:ascii="Arial" w:cs="Arial" w:eastAsia="Arial" w:hAnsi="Arial"/>
@@ -4218,7 +4218,7 @@
             <w:pPr>
               <w:spacing w:after="20" w:before="0"/>
             </w:pPr>
-            <w:hyperlink w:history="1" r:id="rIdbwiqjwmaf8ngxxpk8pgta">
+            <w:hyperlink w:history="1" r:id="rIdyrc0pwwdeyo8muano-sav">
               <w:r>
                 <w:rPr>
                   <w:rFonts w:ascii="Arial" w:cs="Arial" w:eastAsia="Arial" w:hAnsi="Arial"/>
@@ -4251,7 +4251,7 @@
               <w:spacing w:after="10" w:before="0"/>
               <w:ind w:left="120"/>
             </w:pPr>
-            <w:hyperlink w:history="1" r:id="rIdj71e2vkcgpeian4qqlzbp">
+            <w:hyperlink w:history="1" r:id="rId6ebycfe9fae9f-lh-arjj">
               <w:r>
                 <w:rPr>
                   <w:rFonts w:ascii="Arial" w:cs="Arial" w:eastAsia="Arial" w:hAnsi="Arial"/>
@@ -4446,7 +4446,7 @@
             <w:pPr>
               <w:spacing w:after="20" w:before="0"/>
             </w:pPr>
-            <w:hyperlink w:history="1" r:id="rIdwrqossqzj6mdjwoak1adu">
+            <w:hyperlink w:history="1" r:id="rIdmtg02smiidx6z5nametpv">
               <w:r>
                 <w:rPr>
                   <w:rFonts w:ascii="Arial" w:cs="Arial" w:eastAsia="Arial" w:hAnsi="Arial"/>
@@ -4479,7 +4479,7 @@
               <w:spacing w:after="10" w:before="0"/>
               <w:ind w:left="120"/>
             </w:pPr>
-            <w:hyperlink w:history="1" r:id="rIdxmfwplpmjbky6rvndv6ys">
+            <w:hyperlink w:history="1" r:id="rId0e7ktkxokvqubbqyrjsz1">
               <w:r>
                 <w:rPr>
                   <w:rFonts w:ascii="Arial" w:cs="Arial" w:eastAsia="Arial" w:hAnsi="Arial"/>
@@ -4524,7 +4524,7 @@
             <w:pPr>
               <w:spacing w:after="20" w:before="0"/>
             </w:pPr>
-            <w:hyperlink w:history="1" r:id="rIdx87by8xc8p-ypa4a6le8h">
+            <w:hyperlink w:history="1" r:id="rIdptr-bwbao5k-53lg1nl6i">
               <w:r>
                 <w:rPr>
                   <w:rFonts w:ascii="Arial" w:cs="Arial" w:eastAsia="Arial" w:hAnsi="Arial"/>
@@ -4557,7 +4557,7 @@
               <w:spacing w:after="10" w:before="0"/>
               <w:ind w:left="120"/>
             </w:pPr>
-            <w:hyperlink w:history="1" r:id="rIdzljsyqfp3wx1pnx2t-sl5">
+            <w:hyperlink w:history="1" r:id="rIdqyfokdsm1rwicj7-doi7q">
               <w:r>
                 <w:rPr>
                   <w:rFonts w:ascii="Arial" w:cs="Arial" w:eastAsia="Arial" w:hAnsi="Arial"/>
@@ -5272,7 +5272,7 @@
                 <w:sz w:val="18"/>
                 <w:szCs w:val="18"/>
               </w:rPr>
-              <w:t xml:space="preserve">To review the structure of the atom — including atomic number, mass number, protons, neutrons, and electrons — and to evaluate how the Rutherford model advanced our understanding of atomic structure, setting up the question of where exactly electrons are located inside an atom.</w:t>
+              <w:t xml:space="preserve">To review the sub-atomic particles and the Rutherford nuclear model of the atom, and to begin building the explanation for why different atoms produce different flame colours.</w:t>
             </w:r>
           </w:p>
         </w:tc>
@@ -5338,7 +5338,7 @@
                 <w:sz w:val="18"/>
                 <w:szCs w:val="18"/>
               </w:rPr>
-              <w:t xml:space="preserve">Students will know: (a) the definitions of atomic number and mass number and how to determine the number of protons, neutrons, and electrons for the first 20 elements; (b) the key features and limitations of Dalton's and Rutherford's atomic models; (c) that the nucleus is tiny and dense, and that electrons occupy the space outside the nucleus.</w:t>
+              <w:t xml:space="preserve">Students will know the definitions of atomic number and mass number; can calculate numbers of protons, neutrons, and electrons; and can describe the key features and limitations of the Rutherford nuclear model.</w:t>
             </w:r>
           </w:p>
         </w:tc>
@@ -5404,7 +5404,7 @@
                 <w:sz w:val="18"/>
                 <w:szCs w:val="18"/>
               </w:rPr>
-              <w:t xml:space="preserve">Students will be able to: (a) use element cards to determine proton, neutron, and electron counts for the first 20 elements; (b) describe and evaluate the Rutherford Gold Foil experiment using a simulation; (c) construct a physical Rutherford model using locally available materials; (d) construct written explanations for surprising experimental evidence.</w:t>
+              <w:t xml:space="preserve">Students will practise extracting and comparing data from element cards, interacting with a simulation to collect evidence, collaboratively constructing a physical atomic model, and recording model limitations.</w:t>
             </w:r>
           </w:p>
         </w:tc>
@@ -5470,7 +5470,7 @@
                 <w:sz w:val="18"/>
                 <w:szCs w:val="18"/>
               </w:rPr>
-              <w:t xml:space="preserve">Students will develop interest in the study of the structure of the atom by appreciating how historical scientific puzzles — like the deflection of alpha particles — led to paradigm shifts in atomic theory, and by connecting those shifts to the still-unresolved puzzle of flame colours from the anchoring phenomenon.</w:t>
+              <w:t xml:space="preserve">Students develop curiosity about the internal structure of matter and appreciate that scientific models are revised when evidence reveals limitations.</w:t>
             </w:r>
           </w:p>
         </w:tc>
@@ -5602,7 +5602,7 @@
                 <w:sz w:val="18"/>
                 <w:szCs w:val="18"/>
               </w:rPr>
-              <w:t xml:space="preserve">Lesson 1 anchored the class in the phenomenon — different substances produce different flame colours — and students generated initial questions. Lesson 2 now builds the necessary foundation: students must understand what an atom is and where its parts are located before they can explain why electron behaviour produces light. By the end of this lesson, students know that Rutherford proved atoms have a tiny, dense nucleus surrounded by electrons in mostly empty space — but this model leaves unanswered where exactly the electrons are and why they would produce specific colours. That unresolved tension propels the class forward into Bohr's model (Lesson 3).</w:t>
+              <w:t xml:space="preserve">This lesson re-activates prior knowledge of sub-atomic particles and introduces the Rutherford nuclear model, establishing that atoms have a tiny, dense nucleus with electrons somewhere outside it. This sets up the central unresolved question — where exactly are those electrons, and how does their position explain flame colours — which drives Lessons 3 through 9.</w:t>
             </w:r>
           </w:p>
         </w:tc>
@@ -5668,7 +5668,7 @@
                 <w:sz w:val="18"/>
                 <w:szCs w:val="18"/>
               </w:rPr>
-              <w:t xml:space="preserve">No hazardous chemicals are used in this lesson. The Rutherford simulation is run on the ARES platform (offline). When students handle bottle tops and maize seeds for model building, remind them not to put small objects in their mouths. Ensure all materials are collected and accounted for at the end of the lesson to keep the laboratory tidy — this models the value of environmental responsibility.</w:t>
+              <w:t xml:space="preserve">Bunsen burners are not used in this lesson. No significant hazards are associated with printed element cards, the ARES offline simulation, bottle tops, or maize seeds. Ensure maize seeds are not placed in mouths or eyes, particularly where younger siblings may be present in open-lab settings.</w:t>
             </w:r>
           </w:p>
         </w:tc>
@@ -5761,7 +5761,7 @@
                 <w:sz w:val="18"/>
                 <w:szCs w:val="18"/>
               </w:rPr>
-              <w:t xml:space="preserve">In this 80-minute lesson, students revisit prior knowledge of atomic structure through a structured peer discussion using printed Element Cards for the first 20 elements (hydrogen to calcium). They practise calculating proton, neutron, and electron counts, then connect this review to the anchoring phenomenon by asking: if atoms are made of these particles, why would the type of atom change the colour of a flame? Students then watch the Rutherford Gold Foil Experiment simulation on the ARES platform, observe the surprising deflection of alpha particles, and collaboratively construct written explanations. Finally, students build a physical Rutherford model using bottle tops (nucleus) and maize seeds (electrons), label its parts, and record the model's limitation — it cannot yet explain flame colours — on the class Driving Question Board (DQB). The lesson is grounded in Kenya-relevant contexts: the nucleus as the 'homestead centre' (the main house around which everything else orbits), and the element cards featuring elements relevant to Kenyan agriculture and daily life (potassium, sodium, calcium, iron).</w:t>
+              <w:t xml:space="preserve">In this 80-minute lesson, students revisit prior knowledge of atomic structure through a structured peer discussion using printed Element Cards for the first 20 elements (hydrogen to calcium). They begin by making individual predictions about sub-atomic particle counts before any peer discussion takes place, activating and surfacing existing mental models. They then gather first-hand evidence by comparing element cards in groups and interacting with the Rutherford Gold Foil Experiment simulation on the ARES platform — observing the three possible outcomes for alpha particles and recording the surprising deflection data that forced scientists to revise Dalton's solid-sphere model. In the Explain Phase, students make sense of their simulation observations: they construct written explanations for the deflection results and formalise the key vocabulary and relationships of the Rutherford nuclear model. The lesson is grounded in Kenya-relevant contexts throughout: the nucleus is introduced using the metaphor of the main house (the homestead centre) around which everything else is arranged, and the element cards feature elements prominent in Kenyan agriculture and daily life — potassium, sodium, calcium, and iron. Students then return to the class Driving Question Board (DQB) established in Lesson 1 to post new evidence cards and begin answering which of their original wonder questions Rutherford's model can and cannot resolve. Finally, students construct a physical Rutherford model using bottle tops as the nucleus and maize seeds as electrons, label its parts, record in their notebooks the model's key limitation — it cannot yet explain why different atoms produce different flame colours — and connect this gap explicitly to the driving question, preparing the ground for Lesson 3 on Bohr's model and energy levels.</w:t>
             </w:r>
           </w:p>
         </w:tc>
@@ -6044,7 +6044,7 @@
             <w:pPr>
               <w:spacing w:after="20" w:before="0"/>
             </w:pPr>
-            <w:hyperlink w:history="1" r:id="rIdxqweo_2owiimhjeixwozi">
+            <w:hyperlink w:history="1" r:id="rIdu9_ygv_cslzoavcvvfkdt">
               <w:r>
                 <w:rPr>
                   <w:rFonts w:ascii="Arial" w:cs="Arial" w:eastAsia="Arial" w:hAnsi="Arial"/>
@@ -6077,7 +6077,7 @@
               <w:spacing w:after="10" w:before="0"/>
               <w:ind w:left="120"/>
             </w:pPr>
-            <w:hyperlink w:history="1" r:id="rIdlzusubava_lrgfge7m8oe">
+            <w:hyperlink w:history="1" r:id="rIdd0nwdlwxdiqovuaq4kh4l">
               <w:r>
                 <w:rPr>
                   <w:rFonts w:ascii="Arial" w:cs="Arial" w:eastAsia="Arial" w:hAnsi="Arial"/>
@@ -6122,7 +6122,7 @@
             <w:pPr>
               <w:spacing w:after="20" w:before="0"/>
             </w:pPr>
-            <w:hyperlink w:history="1" r:id="rId72d-st2c6mhk4edw-y3v4">
+            <w:hyperlink w:history="1" r:id="rId7odwedls-elepcdthacqt">
               <w:r>
                 <w:rPr>
                   <w:rFonts w:ascii="Arial" w:cs="Arial" w:eastAsia="Arial" w:hAnsi="Arial"/>
@@ -6155,7 +6155,7 @@
               <w:spacing w:after="10" w:before="0"/>
               <w:ind w:left="120"/>
             </w:pPr>
-            <w:hyperlink w:history="1" r:id="rIdgcllcnpf73bs9-saqbhzu">
+            <w:hyperlink w:history="1" r:id="rIdqglozktjzurnl3cnojgfo">
               <w:r>
                 <w:rPr>
                   <w:rFonts w:ascii="Arial" w:cs="Arial" w:eastAsia="Arial" w:hAnsi="Arial"/>
@@ -6197,7 +6197,7 @@
                 <w:sz w:val="18"/>
                 <w:szCs w:val="18"/>
               </w:rPr>
-              <w:t xml:space="preserve">Students receive a printed Element Card for one of the first 20 elements (e.g., sodium, potassium, calcium, iron — elements relevant to Kenyan daily life and agriculture). Working individually for 3 minutes, they fill in a 'What I Predict' table: atomic number, mass number, number of protons, number of neutrons, number of electrons. They then predict in one sentence: 'I think the electrons in a sodium atom are located ___.' Students write their predictions in their science notebooks before any instruction is given. A second prompt connects to the phenomenon: 'In Lesson 1, we saw sodium produce a yellow flame. Do you think the number or position of electrons in sodium has anything to do with that colour? Write your prediction.' Students do not share yet — predictions are personal and will be revisited at the end of the lesson.</w:t>
+              <w:t xml:space="preserve">Each student receives a printed Element Card for one of the first 20 elements — for example sodium, potassium, calcium, or iron, all elements prominent in Kenyan daily life and agriculture. Working individually and in silence for 3 minutes, students fill in a personal 'What I Predict' table in their notebooks with columns for: atomic number, mass number, number of protons, number of neutrons, and number of electrons. They also sketch a rough diagram of what they think the atom looks like on the inside, labelling any parts they remember from prior learning. Students do not check textbooks or discuss with neighbours during this phase — the aim is to surface their current mental model honestly. At the end of the 3 minutes, students write one sentence completing the prompt: 'I think the different flame colours we saw in Lesson 1 might be related to atoms because…'</w:t>
             </w:r>
           </w:p>
         </w:tc>
@@ -6229,7 +6229,7 @@
                 <w:sz w:val="18"/>
                 <w:szCs w:val="18"/>
               </w:rPr>
-              <w:t xml:space="preserve">Distribute Element Cards as students settle (pre-assigned, one card per student; ensure sodium, potassium, calcium, copper, and iron are distributed widely across the class). Say exactly: 'Before I teach you anything new today, I want to see what you already know. Look at your Element Card. Fill in the predict table in your notebook — atomic number, mass number, protons, neutrons, electrons. You have 3 minutes. Work alone. No talking yet.' Set a visible timer for 3 minutes. Circulate silently — do not answer questions, but note 2–3 students who appear confident and 2–3 who appear uncertain (use these observations to guide cold-calls in Phase 2). After the timer, say: 'Now answer the second question: do you think the number or position of electrons in your element has anything to do with the flame colour we saw in Lesson 1? Write one sentence. 1 minute.' After writing, say: 'Keep your notebooks open — we will return to your predictions at the end of the lesson.'</w:t>
+              <w:t xml:space="preserve">Distribute element cards before students open any books. Say: 'Do not look anything up yet — I want to know what is already in your head, not what is in your textbook. Work quietly for three minutes.' Circulate and observe without correcting; note two or three predictions — both accurate and inaccurate — that you will return to after the Observe Phase. After 3 minutes, say: 'Keep your predictions visible — we will come back to check them very shortly.' Do not confirm or deny any prediction at this stage. Allow a further 30 seconds of wait time after giving the writing prompt before moving on.</w:t>
             </w:r>
           </w:p>
         </w:tc>
@@ -6261,7 +6261,7 @@
                 <w:sz w:val="18"/>
                 <w:szCs w:val="18"/>
               </w:rPr>
-              <w:t xml:space="preserve">Individual Prediction Writing — This strategy activates prior knowledge from Form 1/Grade 9 science, surfaces misconceptions before instruction begins, and gives students a personal stake in the lesson: they will want to know if their prediction was right. Connecting the prediction to the anchoring phenomenon ensures the review does not feel like isolated recall but like evidence-gathering towards the driving question.</w:t>
+              <w:t xml:space="preserve">Individual prediction task activates prior knowledge and creates a personal benchmark that students will revise after gathering evidence, making conceptual change visible and concrete.</w:t>
             </w:r>
           </w:p>
         </w:tc>
@@ -6293,7 +6293,7 @@
                 <w:sz w:val="18"/>
                 <w:szCs w:val="18"/>
               </w:rPr>
-              <w:t xml:space="preserve">Teacher circulates and visually scans predict tables. Observable indicators of readiness: (a) student correctly identifies atomic number = protons; (b) student calculates neutrons as mass number minus atomic number; (c) student can write at least a partial sentence connecting electrons to flame colour (even if incorrect). Students who leave the neutron row blank or who confuse atomic number with mass number are flagged for targeted questioning in Phase 2.</w:t>
+              <w:t xml:space="preserve">Teacher circulates and mentally notes which students confuse atomic number with mass number, or who cannot distinguish proton count from neutron count — these misconceptions are targeted during the Observe Phase group discussion.</w:t>
             </w:r>
           </w:p>
         </w:tc>
@@ -6350,7 +6350,7 @@
             <w:pPr>
               <w:spacing w:after="20" w:before="0"/>
             </w:pPr>
-            <w:hyperlink w:history="1" r:id="rId8171zarsffuqugn75ymrm">
+            <w:hyperlink w:history="1" r:id="rIdvwpilvow3-uy2oik1tql_">
               <w:r>
                 <w:rPr>
                   <w:rFonts w:ascii="Arial" w:cs="Arial" w:eastAsia="Arial" w:hAnsi="Arial"/>
@@ -6383,7 +6383,7 @@
               <w:spacing w:after="10" w:before="0"/>
               <w:ind w:left="120"/>
             </w:pPr>
-            <w:hyperlink w:history="1" r:id="rId8c91k161yb3v1s6wd2swn">
+            <w:hyperlink w:history="1" r:id="rIdiuaflcurqyevnzi5f4hxt">
               <w:r>
                 <w:rPr>
                   <w:rFonts w:ascii="Arial" w:cs="Arial" w:eastAsia="Arial" w:hAnsi="Arial"/>
@@ -6428,7 +6428,7 @@
             <w:pPr>
               <w:spacing w:after="20" w:before="0"/>
             </w:pPr>
-            <w:hyperlink w:history="1" r:id="rId7vrosf9vohyplhqfip05k">
+            <w:hyperlink w:history="1" r:id="rIdg63g2v6ps0krxtyls6jih">
               <w:r>
                 <w:rPr>
                   <w:rFonts w:ascii="Arial" w:cs="Arial" w:eastAsia="Arial" w:hAnsi="Arial"/>
@@ -6461,7 +6461,7 @@
               <w:spacing w:after="10" w:before="0"/>
               <w:ind w:left="120"/>
             </w:pPr>
-            <w:hyperlink w:history="1" r:id="rId5bzgpszdcpyyc6ksb5mrs">
+            <w:hyperlink w:history="1" r:id="rIdu_qqolaak3z_uecs5rceb">
               <w:r>
                 <w:rPr>
                   <w:rFonts w:ascii="Arial" w:cs="Arial" w:eastAsia="Arial" w:hAnsi="Arial"/>
@@ -6503,7 +6503,7 @@
                 <w:sz w:val="18"/>
                 <w:szCs w:val="18"/>
               </w:rPr>
-              <w:t xml:space="preserve">Students form groups of four. Each group member has a different Element Card. Groups complete a shared 'Element Card Comparison Table' with columns: Element Name, Symbol, Atomic Number, Mass Number, No. of Protons, No. of Neutrons, No. of Electrons, and one column labelled 'Anything unusual?' Groups discuss and verify each other's calculations. A guiding question on the board reads: 'What is the relationship between atomic number, mass number, and the number of each type of particle?' After 10 minutes of group work, a whole-class cold-call discussion consolidates key relationships. Students then receive a second card: a 'Dalton vs. Rutherford' comparison strip with two images (Dalton's solid sphere model; Rutherford's nuclear model) and three sentence stems to complete: 'Dalton thought the atom was… Rutherford showed that… The difference between the two models is…'</w:t>
+              <w:t xml:space="preserve">PART A — Element Card Comparison (15 minutes): Students form groups of four. Each group member holds a different Element Card. Groups complete a shared 'Element Card Comparison Table' with columns: Element Name, Symbol, Atomic Number, Mass Number, No. of Protons, No. of Neutrons, No. of Electrons, and a final column labelled 'Anything unusual?' Each student fills in the row for their own element, then the group discusses: What patterns do you notice? Which numbers are always equal? Can you write a rule for calculating neutron number? Groups record any observations that surprised them in the 'Anything unusual?' column. PART B — Rutherford Simulation (20 minutes): Students open the Rutherford Gold Foil Experiment simulation on the ARES platform (available offline). Working in pairs, they fire alpha particles at the gold foil and record the three possible outcomes in a Results Table: (1) particle passes straight through, (2) particle deflects slightly, (3) particle bounces almost straight back. Pairs record the approximate frequency of each outcome and answer two observation questions in their notebooks: What did most of the particles do? What did the very small number of bounced-back particles tell the scientists?</w:t>
             </w:r>
           </w:p>
         </w:tc>
@@ -6535,7 +6535,7 @@
                 <w:sz w:val="18"/>
                 <w:szCs w:val="18"/>
               </w:rPr>
-              <w:t xml:space="preserve">Announce groups (pre-assigned to ensure mixed confidence levels). Say: 'In your groups, share your element cards. Fill in the Comparison Table together — each person reads out their element's data and the group checks the calculations. You have 10 minutes. I want to hear every person in the group speaking.' Circulate; pause at groups that include sodium and potassium and ask: 'These are the elements from our cooking fire phenomenon. Compare their atomic numbers. Compare their electron counts. Does anything stand out?' After 10 minutes, call the class to attention. Cold-call exactly 5 students (select 2 from flagged-uncertain list, 2 from flagged-confident list, 1 random): 'Tell me — for your element, how did you calculate the number of neutrons?' WAIT 12 seconds after each question before accepting answers. After responses, ask the class: 'Do we agree? Thumbs up if you got the same method.' Consolidate on the board: Atomic Number = Protons = Electrons (neutral atom); Neutrons = Mass Number − Atomic Number. Then say: 'Now look at the Dalton vs. Rutherford strip. Complete the three sentence stems with your group — 3 minutes.' Cold-call 2 groups to share. Write key phrases from student responses on the board verbatim.</w:t>
+              <w:t xml:space="preserve">For Part A, assign group roles (recorder, reporter, timekeeper, card-holder) before students sit together. After 8 minutes of group work, pause the class and ask one group to share a pattern they noticed — do not evaluate it yet, simply say 'Interesting — keep that thought.' For Part B, demonstrate the simulation controls on the projector for 60 seconds before students begin. Circulate and ask pairs: 'What surprised you about those results?' and 'What would you have expected if the atom were a solid ball?' Allow 2 minutes of wait time after pairs finish recording before calling the class back together. Do not explain the deflection yet — reserve that for the Explain Phase.</w:t>
             </w:r>
           </w:p>
         </w:tc>
@@ -6567,7 +6567,7 @@
                 <w:sz w:val="18"/>
                 <w:szCs w:val="18"/>
               </w:rPr>
-              <w:t xml:space="preserve">Peer Discussion with Structured Comparison Table — Peer discussion leverages the social learning dynamic of Kenyan classrooms; the structured table ensures all students engage with the same core relationships rather than drifting into general conversation. The Dalton vs. Rutherford strip uses sentence stems to scaffold explanation-construction, a key NGSS Science and Engineering Practice (Constructing Explanations). Cold-calling with wait time ensures equitable participation and surfaces the range of understanding in the room.</w:t>
+              <w:t xml:space="preserve">First-hand data collection from the simulation mirrors the process Geiger and Marsden used in 1909, helping students understand why the nuclear model was a revision of Dalton's model rather than an arbitrary replacement.</w:t>
             </w:r>
           </w:p>
         </w:tc>
@@ -6599,7 +6599,7 @@
                 <w:sz w:val="18"/>
                 <w:szCs w:val="18"/>
               </w:rPr>
-              <w:t xml:space="preserve">Observable indicators: (a) all group members can state the relationship between atomic number and proton count without prompting; (b) students correctly calculate neutrons for at least three elements on their table; (c) cold-called students can articulate at least one difference between Dalton and Rutherford models using their own words. Red flag: if more than 3 students in cold-calls confuse mass number with atomic number, pause and re-teach the distinction explicitly before moving to the simulation.</w:t>
+              <w:t xml:space="preserve">Check pairs' Results Tables for the Rutherford simulation: students who record that most particles pass straight through but cannot explain what that implies about atomic structure are flagged for targeted questioning in the Explain Phase.</w:t>
             </w:r>
           </w:p>
         </w:tc>
@@ -6608,32 +6608,32 @@
         <w:tc>
           <w:tcPr>
             <w:tcW w:type="dxa" w:w="1520"/>
-            <w:shd w:fill="D9EEF1" w:color="auto" w:val="clear"/>
-            <w:tcMar>
-              <w:top w:type="dxa" w:w="60"/>
-              <w:left w:type="dxa" w:w="120"/>
-              <w:bottom w:type="dxa" w:w="60"/>
-              <w:right w:type="dxa" w:w="120"/>
-            </w:tcMar>
-            <w:vAlign w:val="top"/>
-          </w:tcPr>
-          <w:p>
-            <w:pPr>
-              <w:spacing w:after="40" w:before="0"/>
-              <w:jc w:val="left"/>
-            </w:pPr>
-            <w:r>
-              <w:rPr>
-                <w:rFonts w:ascii="Arial" w:cs="Arial" w:eastAsia="Arial" w:hAnsi="Arial"/>
-                <w:b/>
-                <w:bCs/>
-                <w:i w:val="false"/>
-                <w:iCs w:val="false"/>
-                <w:color w:val="000000"/>
-                <w:sz w:val="18"/>
-                <w:szCs w:val="18"/>
-              </w:rPr>
-              <w:t xml:space="preserve">Observe Phase</w:t>
+            <w:shd w:fill="E2EFDA" w:color="auto" w:val="clear"/>
+            <w:tcMar>
+              <w:top w:type="dxa" w:w="60"/>
+              <w:left w:type="dxa" w:w="120"/>
+              <w:bottom w:type="dxa" w:w="60"/>
+              <w:right w:type="dxa" w:w="120"/>
+            </w:tcMar>
+            <w:vAlign w:val="top"/>
+          </w:tcPr>
+          <w:p>
+            <w:pPr>
+              <w:spacing w:after="40" w:before="0"/>
+              <w:jc w:val="left"/>
+            </w:pPr>
+            <w:r>
+              <w:rPr>
+                <w:rFonts w:ascii="Arial" w:cs="Arial" w:eastAsia="Arial" w:hAnsi="Arial"/>
+                <w:b/>
+                <w:bCs/>
+                <w:i w:val="false"/>
+                <w:iCs w:val="false"/>
+                <w:color w:val="000000"/>
+                <w:sz w:val="18"/>
+                <w:szCs w:val="18"/>
+              </w:rPr>
+              <w:t xml:space="preserve">Explain Phase</w:t>
             </w:r>
           </w:p>
           <w:p>
@@ -6656,7 +6656,7 @@
             <w:pPr>
               <w:spacing w:after="20" w:before="0"/>
             </w:pPr>
-            <w:hyperlink w:history="1" r:id="rId6gzeck-suaxebb4ativei">
+            <w:hyperlink w:history="1" r:id="rIdgdtl0ydccsgxmm1ipdr_p">
               <w:r>
                 <w:rPr>
                   <w:rFonts w:ascii="Arial" w:cs="Arial" w:eastAsia="Arial" w:hAnsi="Arial"/>
@@ -6689,7 +6689,7 @@
               <w:spacing w:after="10" w:before="0"/>
               <w:ind w:left="120"/>
             </w:pPr>
-            <w:hyperlink w:history="1" r:id="rIdpev2fzx9mlmy0grs7abcw">
+            <w:hyperlink w:history="1" r:id="rIdvxkpdg0ms-bkctzhgus2r">
               <w:r>
                 <w:rPr>
                   <w:rFonts w:ascii="Arial" w:cs="Arial" w:eastAsia="Arial" w:hAnsi="Arial"/>
@@ -6734,7 +6734,7 @@
             <w:pPr>
               <w:spacing w:after="20" w:before="0"/>
             </w:pPr>
-            <w:hyperlink w:history="1" r:id="rIdmr2jf9xifueaco7a6w9na">
+            <w:hyperlink w:history="1" r:id="rId6i3jfkos9p7elqnr7vzgp">
               <w:r>
                 <w:rPr>
                   <w:rFonts w:ascii="Arial" w:cs="Arial" w:eastAsia="Arial" w:hAnsi="Arial"/>
@@ -6767,7 +6767,7 @@
               <w:spacing w:after="10" w:before="0"/>
               <w:ind w:left="120"/>
             </w:pPr>
-            <w:hyperlink w:history="1" r:id="rIdzwdd8uadwqcmcbbiebpx3">
+            <w:hyperlink w:history="1" r:id="rId_ibcacibkbn6hazgqlc7w">
               <w:r>
                 <w:rPr>
                   <w:rFonts w:ascii="Arial" w:cs="Arial" w:eastAsia="Arial" w:hAnsi="Arial"/>
@@ -6809,7 +6809,7 @@
                 <w:sz w:val="18"/>
                 <w:szCs w:val="18"/>
               </w:rPr>
-              <w:t xml:space="preserve">Students open the Rutherford Gold Foil Experiment simulation on the ARES platform (offline). Working in pairs, they interact with the simulation: they fire alpha particles at the gold foil and observe three possible outcomes — (1) particle passes straight through, (2) particle deflects slightly, (3) particle bounces almost straight back. Students record observations in a three-column table: 'What I fired | What I observed | How often it happened (most / some / rare).' They then answer three written questions in their notebooks: Q1 — 'What did most alpha particles do? What does this tell you about the atom?' Q2 — 'A small number of alpha particles bounced almost straight back. Why was this so surprising to Rutherford?' Q3 — 'What must be true about the nucleus based on this evidence?' Students connect back to the phenomenon: Q4 — 'If the atom is mostly empty space with a tiny dense nucleus, and electrons are somewhere in that space — could their location explain why different atoms produce different flame colours? Explain your thinking.'</w:t>
+              <w:t xml:space="preserve">Students work in their groups of four to construct a written explanation for the simulation results they observed in the previous phase. Each group is given a structured 'Explanation Frame' with three prompts: (1) Most alpha particles passed straight through the gold foil because… (2) A small number were deflected at large angles because… (3) This means the atom must be mostly… with a tiny, dense… at its centre. Groups discuss and complete the frame, then share with the class. The teacher formalises key vocabulary on the board: nucleus, proton, neutron, electron, atomic number, mass number, and nuclear model. The teacher then introduces the Kenyan homestead metaphor: just as a traditional homestead has a main house (the nucleus) that is small but central, with the surrounding space mostly empty and the other structures (electrons) arranged in the open ground around it — so too is the atom mostly empty space. Students write a definition of the Rutherford nuclear model in their own words and note one thing the model explains well and one thing it cannot yet explain: why atoms of different elements produce different flame colours.</w:t>
             </w:r>
           </w:p>
         </w:tc>
@@ -6841,7 +6841,7 @@
                 <w:sz w:val="18"/>
                 <w:szCs w:val="18"/>
               </w:rPr>
-              <w:t xml:space="preserve">Direct students to open the ARES simulation. Say: 'You are now going to do what Rutherford's team did in 1909 — fire tiny particles at atoms and see what happens. Run the simulation at least 20 times. Fill in your observation table. You have 8 minutes.' Circulate and prompt pairs who appear passive: 'What are you seeing? Say it out loud to your partner.' After 8 minutes, say: 'Now answer the four written questions in your notebook — individually. 7 minutes.' After writing, facilitate a brief whole-class share: cold-call 3 pairs for Q3 (one sentence each). WAIT 15 seconds after posing Q3 to the class before cold-calling. Write their answers on the board. Say: 'Rutherford himself said — and I am quoting him now — it was as if you fired artillery shells at tissue paper and they bounced back at you. Why was that so shocking?' WAIT 10 seconds. Cold-call 2 more students. Then ask the phenomenon connection: 'Q4 takes courage — you are being asked to think ahead of where we are in the story. There is no wrong answer. Who wants to share their thinking?' Take 2 volunteers, affirm reasoning effort regardless of accuracy: 'That is a brave scientific prediction. We will find out if you are right over the next few lessons.'</w:t>
+              <w:t xml:space="preserve">Begin by asking: 'Look at your Results Table from the simulation. If the atom were a solid ball of positive charge — Dalton's model — what would you expect to happen to every single alpha particle?' Give 1 minute of wait time for pairs to discuss. Then ask: 'So what do the few particles that bounced back tell us must exist inside the atom?' After groups share their Explanation Frames, consolidate on the board using the three prompts as a structure. Introduce the homestead metaphor verbally: 'Think of the nucleus as the main house in a homestead — small, solid, central. The rest of the compound is mostly open ground. That is the Rutherford atom.' Write the key vocabulary on the board as each term is used. End the phase by asking: 'What one thing does Rutherford's model still not explain about the flame colours from Lesson 1?' Wait 90 seconds for written responses before moving on.</w:t>
             </w:r>
           </w:p>
         </w:tc>
@@ -6873,7 +6873,7 @@
                 <w:sz w:val="18"/>
                 <w:szCs w:val="18"/>
               </w:rPr>
-              <w:t xml:space="preserve">Simulation-Based Observation with Evidence-to-Explanation Scaffolding — The simulation replaces a historically inaccessible experiment with an interactive, repeatable digital experience, developing Digital Literacy (KICD core competency). The three-column observation table enforces the NGSS practice of Analysing and Interpreting Data. The four written questions scaffold students from raw observation (Q1) to inference (Q2, Q3) to connection with the driving question (Q4), building the habit of linking all evidence back to the central puzzle of the unit.</w:t>
+              <w:t xml:space="preserve">The structured Explanation Frame scaffolds evidence-to-explanation reasoning, ensuring students connect their observed data explicitly to the theoretical claim rather than simply accepting the nuclear model as received knowledge.</w:t>
             </w:r>
           </w:p>
         </w:tc>
@@ -6905,7 +6905,7 @@
                 <w:sz w:val="18"/>
                 <w:szCs w:val="18"/>
               </w:rPr>
-              <w:t xml:space="preserve">Observable indicators: (a) students' observation tables show all three particle outcomes recorded; (b) students' Q3 responses include both 'tiny' and 'dense/concentrated' or equivalent Swahili-English phrasing ('ndogo na nzito'); (c) at least one element in Q4 responses mentions electrons or energy, even vaguely. Red flag: if students in Q3 say 'the nucleus is large,' pause and ask the whole class to re-examine the simulation data — 'If the nucleus were large, what would the ratio of deflected to straight-through particles look like?'</w:t>
+              <w:t xml:space="preserve">Collect Explanation Frames at the end of this phase. Check that students correctly link the large-angle deflections to the existence of a dense, positively charged nucleus rather than explaining them as random scatter.</w:t>
             </w:r>
           </w:p>
         </w:tc>
@@ -6962,7 +6962,7 @@
             <w:pPr>
               <w:spacing w:after="20" w:before="0"/>
             </w:pPr>
-            <w:hyperlink w:history="1" r:id="rIdjqpepynf40lbl6myluscj">
+            <w:hyperlink w:history="1" r:id="rIdwsjbceerm2qdkxlmzthnt">
               <w:r>
                 <w:rPr>
                   <w:rFonts w:ascii="Arial" w:cs="Arial" w:eastAsia="Arial" w:hAnsi="Arial"/>
@@ -6995,7 +6995,7 @@
               <w:spacing w:after="10" w:before="0"/>
               <w:ind w:left="120"/>
             </w:pPr>
-            <w:hyperlink w:history="1" r:id="rIdqjlcq2fqrlb9xu1whpgpg">
+            <w:hyperlink w:history="1" r:id="rIdmuizacmk9b1kskpnjcl35">
               <w:r>
                 <w:rPr>
                   <w:rFonts w:ascii="Arial" w:cs="Arial" w:eastAsia="Arial" w:hAnsi="Arial"/>
@@ -7040,7 +7040,7 @@
             <w:pPr>
               <w:spacing w:after="20" w:before="0"/>
             </w:pPr>
-            <w:hyperlink w:history="1" r:id="rId3q0kkibwxibwrkn0ebhuh">
+            <w:hyperlink w:history="1" r:id="rIdiqr6jktli8n9m5kccxzwn">
               <w:r>
                 <w:rPr>
                   <w:rFonts w:ascii="Arial" w:cs="Arial" w:eastAsia="Arial" w:hAnsi="Arial"/>
@@ -7073,7 +7073,7 @@
               <w:spacing w:after="10" w:before="0"/>
               <w:ind w:left="120"/>
             </w:pPr>
-            <w:hyperlink w:history="1" r:id="rIdi-64_6dfowpw2h_bfd-ik">
+            <w:hyperlink w:history="1" r:id="rIdcfkkoeq7mx0u8hly8ncjr">
               <w:r>
                 <w:rPr>
                   <w:rFonts w:ascii="Arial" w:cs="Arial" w:eastAsia="Arial" w:hAnsi="Arial"/>
@@ -7115,7 +7115,7 @@
                 <w:sz w:val="18"/>
                 <w:szCs w:val="18"/>
               </w:rPr>
-              <w:t xml:space="preserve">Each group of four receives: 10 bottle tops (representing the nucleus — dense, small, concentrated mass), 20 maize seeds (representing electrons — lightweight, surrounding the nucleus), and a sheet of manila paper. Groups construct a physical Rutherford model: they cluster bottle tops tightly at the centre to represent the nucleus and scatter maize seeds around the edge to represent electrons in mostly empty space. They label: nucleus (protons + neutrons), electrons, and empty space. Groups write one 'model strength' and one 'model limitation' directly on the manila paper. Class gallery walk (5 minutes): groups view two other models and leave a sticky note with one observation. Whole class reconvenes. Teacher facilitates a DQB update: students write new questions generated by this lesson on sticky notes and add them to the class Driving Question Board under the column 'What we now know' and 'What we still need to explain.' Key expected additions: 'Rutherford showed the nucleus is tiny and dense' (known) vs. 'Where exactly are the electrons?' and 'How do electrons produce specific colours in a flame?' (still unknown).</w:t>
+              <w:t xml:space="preserve">Students return to the class Driving Question Board created in Lesson 1. Each group receives two sticky cards in different colours: one colour for 'Evidence we now have' and one for 'New questions this raises'. Groups discuss and write: on the Evidence card, one clear statement about what Rutherford's model tells us about atomic structure; on the Question card, one question that Rutherford's model still cannot answer — particularly in relation to the anchoring phenomenon (flame colours). Cards are posted on the DQB under the relevant columns. The class then does a 3-minute gallery read of all newly posted cards. Students individually write in their notebooks: 'Rutherford showed us that… but the driving question still requires us to find out…' This consolidates the lesson's contribution to the overall unit storyline and makes explicit that today's model is a step forward but not yet a full answer. Students also return to their Phase 1 predictions and draw a line under their original entries, annotating what has changed in their thinking.</w:t>
             </w:r>
           </w:p>
         </w:tc>
@@ -7147,7 +7147,7 @@
                 <w:sz w:val="18"/>
                 <w:szCs w:val="18"/>
               </w:rPr>
-              <w:t xml:space="preserve">Distribute materials. Say: 'You have 8 minutes to build your Rutherford model using these materials. The bottle tops are your nucleus — show that it is small and dense. The maize seeds are your electrons — show where Rutherford thought they were. On your paper, write one thing your model shows well, and one thing your model cannot explain.' Circulate; prompt groups to think about scale: 'If this sheet of paper is the whole atom, how big should your nucleus be compared to the paper?' After models are built, announce the gallery walk: 'Walk to two other groups. Read their strength and limitation. Leave one sticky note — it can be a question, an agreement, or a challenge.' After 5 minutes, reconvene. Cold-call 3 groups to read their limitation aloud. WAIT 12 seconds after asking: 'What is the biggest thing that Rutherford's model still cannot explain?' Then transition to DQB: 'Based on today's evidence, what do we now know for certain? What do we still need to find out to answer our driving question about flame colours?' Give students 2 minutes to write sticky notes individually, then invite them to place notes on the DQB. Read 3–4 notes aloud. Highlight the unanswered question about electron location: 'This is exactly where we are going next — Lesson 3 will introduce a model that finally starts to answer the flame colour puzzle.'</w:t>
+              <w:t xml:space="preserve">Direct students to the DQB physically — if it is on a wall, ask students to stand and walk to it rather than reading from their seats, so the ritual of posting feels deliberate. After cards are posted, facilitate the gallery read by saying: 'Read every new card — then return to your seat and write your sentence.' After the gallery read, ask one or two students to share their sentence aloud. Highlight any card that identifies the electron arrangement problem: 'This group has found exactly the gap we will investigate in Lesson 3.' Do not answer the electron-arrangement question now — record it on the DQB and say: 'Hold that question — it is the heart of this unit.'</w:t>
             </w:r>
           </w:p>
         </w:tc>
@@ -7179,7 +7179,7 @@
                 <w:sz w:val="18"/>
                 <w:szCs w:val="18"/>
               </w:rPr>
-              <w:t xml:space="preserve">Model Building with Explicit Limitation Analysis + Driving Question Board Update — Physical model construction using locally available materials develops Creativity and Imagination (KICD core competency) and the NGSS practice of Developing and Using Models. Requiring students to articulate a model's limitation builds scientific epistemology: all models are useful but incomplete. The DQB update is a metacognitive tool that makes the class's growing understanding visible and publicly shared, building collective intellectual momentum toward the driving question.</w:t>
+              <w:t xml:space="preserve">Returning to the DQB makes the lesson's contribution to the unit storyline visible and tangible, reinforcing that each lesson is one step in a cumulative explanation rather than a stand-alone topic.</w:t>
             </w:r>
           </w:p>
         </w:tc>
@@ -7211,7 +7211,7 @@
                 <w:sz w:val="18"/>
                 <w:szCs w:val="18"/>
               </w:rPr>
-              <w:t xml:space="preserve">Observable indicators: (a) all group models show a clustered nucleus (bottle tops together) surrounded by spread-out electrons (maize seeds) with clear empty space between; (b) written limitations reference at least one of: 'does not explain electron position,' 'does not explain energy,' 'does not explain flame colour,' or 'electrons could be anywhere'; (c) DQB sticky notes under 'What we still need to explain' include at least 4 different student-generated questions about electron behaviour or flame colours. Red flag: if models show electrons packed tightly around the nucleus with no empty space, address whole-class: 'What did the simulation tell us about how often alpha particles bounced back? Was it most of the time or rarely? What does that tell us about how much of the atom is empty?'</w:t>
+              <w:t xml:space="preserve">Read the Question cards posted on the DQB. Students who post questions about electron position or why different elements behave differently are demonstrating readiness for Lesson 3. Students whose questions remain at the level of particle counting may need additional support connecting structure to behaviour.</w:t>
             </w:r>
           </w:p>
         </w:tc>
@@ -7268,7 +7268,7 @@
             <w:pPr>
               <w:spacing w:after="20" w:before="0"/>
             </w:pPr>
-            <w:hyperlink w:history="1" r:id="rIdgnisacgefavwainibpdvx">
+            <w:hyperlink w:history="1" r:id="rIdoiurlj-re71srrk5l0ea5">
               <w:r>
                 <w:rPr>
                   <w:rFonts w:ascii="Arial" w:cs="Arial" w:eastAsia="Arial" w:hAnsi="Arial"/>
@@ -7301,7 +7301,7 @@
               <w:spacing w:after="10" w:before="0"/>
               <w:ind w:left="120"/>
             </w:pPr>
-            <w:hyperlink w:history="1" r:id="rIdmokmjhptad6wuhi0ekmqg">
+            <w:hyperlink w:history="1" r:id="rIdat18xvqtcb9afkq7t0sqy">
               <w:r>
                 <w:rPr>
                   <w:rFonts w:ascii="Arial" w:cs="Arial" w:eastAsia="Arial" w:hAnsi="Arial"/>
@@ -7346,7 +7346,7 @@
             <w:pPr>
               <w:spacing w:after="20" w:before="0"/>
             </w:pPr>
-            <w:hyperlink w:history="1" r:id="rId4puw_rwa1r2jomg--2zlb">
+            <w:hyperlink w:history="1" r:id="rIdngnpik15lgxo9a1ubipy4">
               <w:r>
                 <w:rPr>
                   <w:rFonts w:ascii="Arial" w:cs="Arial" w:eastAsia="Arial" w:hAnsi="Arial"/>
@@ -7379,7 +7379,7 @@
               <w:spacing w:after="10" w:before="0"/>
               <w:ind w:left="120"/>
             </w:pPr>
-            <w:hyperlink w:history="1" r:id="rIdsovhxzo-6n4hjd56wdhci">
+            <w:hyperlink w:history="1" r:id="rIdnq6gnpyueweltkmssjqkk">
               <w:r>
                 <w:rPr>
                   <w:rFonts w:ascii="Arial" w:cs="Arial" w:eastAsia="Arial" w:hAnsi="Arial"/>
@@ -7421,7 +7421,7 @@
                 <w:sz w:val="18"/>
                 <w:szCs w:val="18"/>
               </w:rPr>
-              <w:t xml:space="preserve">Students return to their Phase 1 predictions in their notebooks. They draw a line under their original prediction and write: 'After today's evidence, I now know…' and 'My prediction was correct / partially correct / incorrect because…' They update their personal atomic model sketch — begun in Lesson 1 — by adding the Rutherford features: labelled nucleus (protons + neutrons), electrons in space outside the nucleus, and a note of what the model still cannot explain. Finally, students complete a 3-2-1 exit reflection: 3 things they observed, 2 things they now understand about atomic structure, 1 question they still have about how electron position relates to flame colour. Students hand in the 3-2-1 card as they leave.</w:t>
+              <w:t xml:space="preserve">Each group of four receives: 10 bottle tops (representing the nucleus — dense, small, concentrated mass) and 20 maize seeds (representing electrons — lightweight, surrounding the nucleus), plus a sheet of manila paper. Groups construct a physical Rutherford model: they cluster the bottle tops tightly at the centre of the manila paper to represent the nucleus, then arrange the maize seeds loosely in the large surrounding space to represent electrons. Groups label their model with arrows and annotations: nucleus (protons and neutrons), electrons, and the mostly empty space between them. They also write directly on the manila paper: 'What this model explains:' and 'What this model cannot yet explain:' — with the second prompt specifically pointing back to the driving question. Each group nominates a spokesperson to present their model to an adjacent group in a paired gallery share (2 minutes per group). Students then make a sketch of the completed model in their notebooks, ready to compare with the more developed models they will build in Lessons 3 and beyond.</w:t>
             </w:r>
           </w:p>
         </w:tc>
@@ -7453,7 +7453,7 @@
                 <w:sz w:val="18"/>
                 <w:szCs w:val="18"/>
               </w:rPr>
-              <w:t xml:space="preserve">Say: 'Go back to your Phase 1 predictions. Read what you wrote. Now write what you know after today. Be honest — it is fine if your prediction was wrong. Science is about updating ideas when you get new evidence.' Give 4 minutes for written reflection. Then say: 'Update your personal atomic model sketch. Add what Rutherford taught us. But also — very important — write at the bottom of your sketch: What this model still cannot explain.' Give 3 minutes. Then distribute 3-2-1 exit cards. Say: '3 things you observed today — be specific, use data. 2 things you now understand about atomic structure. 1 question you still have about electrons and flame colours. You have 3 minutes. This card is your ticket out the door — hand it to me as you leave.' As students hand in cards, scan quickly: identify the most common 'still have' questions — these will anchor the opening of Lesson 3. Close with: 'Rutherford showed us the nucleus exists. But he could not tell us exactly where the electrons are or why sodium always glows yellow. Someone else figured that out — and we meet them next lesson.'</w:t>
+              <w:t xml:space="preserve">Distribute materials efficiently — pre-count bottle tops and maize seeds into small bags before the lesson. Say: 'Your model has to show three things: the nucleus is small and dense, the surrounding space is mostly empty, and the electrons are somewhere in that space.' Circulate and prompt groups that place electrons neatly in a ring: 'Rutherford did not actually know where the electrons were — does your model show that uncertainty?' After the paired gallery share, bring the class together and ask: 'What does every group have written under Cannot yet explain? Why is that the same for everyone?' End the lesson by saying: 'That gap is exactly what we will investigate in Lesson 3 — Bohr will take us one step closer to answering the driving question.' Allow 1 minute of silent reflection before students close their notebooks.</w:t>
             </w:r>
           </w:p>
         </w:tc>
@@ -7485,7 +7485,7 @@
                 <w:sz w:val="18"/>
                 <w:szCs w:val="18"/>
               </w:rPr>
-              <w:t xml:space="preserve">Prediction Revision + 3-2-1 Exit Reflection — Returning to initial predictions closes the cognitive loop opened in Phase 1, reinforcing that scientific learning is a process of revising ideas in light of evidence (NGSS practice: Engaging in Argument from Evidence). The 3-2-1 card simultaneously serves as formative assessment data for the teacher and as a metacognitive reflection tool for the learner (KICD core competency: Learning to Learn). The single unanswered question ensures the lesson ends with productive intellectual tension — essential for motivating Lesson 3.</w:t>
+              <w:t xml:space="preserve">Constructing a physical model with everyday Kenyan materials (bottle tops and maize seeds) makes the abstract nuclear model concrete and memorable, while the explicit limitations annotation ensures students do not mistake the model for a complete explanation.</w:t>
             </w:r>
           </w:p>
         </w:tc>
@@ -7517,7 +7517,7 @@
                 <w:sz w:val="18"/>
                 <w:szCs w:val="18"/>
               </w:rPr>
-              <w:t xml:space="preserve">Observable indicators: (a) updated model sketches show a labelled nucleus and electrons outside it with empty space indicated; (b) 'still cannot explain' notes reference electron location, energy, or light/colour; (c) 3-2-1 cards contain at least one specific observation from the simulation (e.g., 'most alpha particles passed through') rather than vague statements. Teacher groups exit cards into three piles: Ready to advance (clear understanding of Rutherford model + genuine question about electrons), Needs consolidation (correct model sketch but no connection to flame colour phenomenon), Needs re-teaching (confusion about basic particle counts or model features). Use pile distribution to plan the opening activity of Lesson 3.</w:t>
+              <w:t xml:space="preserve">Assess the manila-paper models for three criteria: nucleus is small and centralised, surrounding space is represented as mostly empty, and the 'cannot yet explain' annotation correctly identifies the unresolved electron-arrangement or flame-colour question.</w:t>
             </w:r>
           </w:p>
         </w:tc>
@@ -7610,7 +7610,7 @@
                 <w:sz w:val="18"/>
                 <w:szCs w:val="18"/>
               </w:rPr>
-              <w:t xml:space="preserve">After the lesson, consider the following questions: (1) During the peer discussion in Phase 2, were students able to articulate the difference between atomic number and mass number in their own words, or did they rely on formula recall without understanding? If the latter, plan a brief warm-up at the start of Lesson 3. (2) In the simulation phase, did students make the connection between 'mostly empty space' and the rarity of alpha particle deflection, or did they treat the simulation as an entertainment exercise? If the connection was weak, consider asking a 'What if?' question at the start of Lesson 3: 'What if the atom were a solid sphere — what would the simulation have looked like?' (3) Were the DQB sticky notes substantive and phenomenon-connected, or were they generic? If generic, model a strong DQB question yourself at the start of Lesson 3 and ask students to revise. (4) Review the 3-2-1 exit cards tonight: tally the most common 'one question I still have.' Write the top 3 questions on the board before students arrive for Lesson 3 — this signals that you read their thinking and that their questions are driving the class forward. (5) Reflect on group dynamics: did all four members of each group contribute to the Element Card discussion, or did stronger students dominate? Consider restructuring roles (Reader, Calculator, Recorder, Reporter) for the next group activity.</w:t>
+              <w:t xml:space="preserve">After the lesson, consider: Did students move from surface-level recall (counting protons and neutrons) to genuinely puzzling over the electron-arrangement gap? Were the DQB question cards rich enough to drive curiosity into Lesson 3, or did most groups simply restate what Rutherford showed rather than identifying what remains unexplained? If the simulation was unavailable due to device issues, note whether the alternative (teacher demonstration with a projected image of the scattering pattern) produced equivalent conceptual engagement. Also reflect on whether the homestead metaphor for the nucleus resonated across different class contexts — urban students in Kisumu may need an adapted spatial metaphor.</w:t>
             </w:r>
           </w:p>
         </w:tc>
@@ -7737,7 +7737,7 @@
                 <w:sz w:val="18"/>
                 <w:szCs w:val="18"/>
               </w:rPr>
-              <w:t xml:space="preserve">Students observed (via the ARES Rutherford Gold Foil simulation) that most alpha particles passed straight through gold foil, a small number deflected at slight angles, and a very small number bounced almost straight back toward the source.</w:t>
+              <w:t xml:space="preserve">Students observed, via the Rutherford Gold Foil simulation on the ARES platform, that most alpha particles passed straight through the gold foil with little or no deflection, a small number deflected at moderate angles, and a very small number bounced back at large angles. They also observed, through the Element Card Comparison activity, that an element's atomic number equals its proton count, and that neutron number is calculated by subtracting atomic number from mass number.</w:t>
             </w:r>
           </w:p>
         </w:tc>
@@ -7803,7 +7803,7 @@
                 <w:sz w:val="18"/>
                 <w:szCs w:val="18"/>
               </w:rPr>
-              <w:t xml:space="preserve">Students learned that an atom has a tiny, dense, positively charged nucleus (containing protons and neutrons) surrounded by electrons in mostly empty space; that atomic number equals the number of protons (and electrons in a neutral atom); and that mass number minus atomic number gives the number of neutrons — verified across the first 20 elements using Element Cards.</w:t>
+              <w:t xml:space="preserve">Students learned the definitions of atomic number, mass number, proton, neutron, and electron, and how to calculate sub-atomic particle counts. They learned the key features of the Rutherford nuclear model: an atom is mostly empty space, with a tiny, dense, positively charged nucleus at the centre and electrons somewhere in the surrounding space. They were introduced to the homestead-centre metaphor for the nucleus.</w:t>
             </w:r>
           </w:p>
         </w:tc>
@@ -7869,7 +7869,7 @@
                 <w:sz w:val="18"/>
                 <w:szCs w:val="18"/>
               </w:rPr>
-              <w:t xml:space="preserve">Students constructed explanations for why Rutherford's results were surprising (prior models predicted uniform deflection), why the rare 'bounce-back' of alpha particles was evidence for a concentrated nucleus, and why Rutherford's model — while a major advance — still cannot explain why different atoms produce different flame colours, leaving the question of precise electron location and energy unanswered.</w:t>
+              <w:t xml:space="preserve">The Rutherford model explains why atoms of different elements have different proton counts — a fact that is the same as having different atomic numbers — but it cannot yet explain why different elements produce different flame colours. The model establishes that electrons exist outside the nucleus in mostly empty space, creating the central unresolved question for the unit: where exactly are those electrons, and how does their specific arrangement account for the precise colours seen at the Kenyan cooking hearth? This gap motivates Lesson 3 on Bohr's model and energy levels.</w:t>
             </w:r>
           </w:p>
         </w:tc>
@@ -8866,7 +8866,7 @@
             <w:pPr>
               <w:spacing w:after="20" w:before="0"/>
             </w:pPr>
-            <w:hyperlink w:history="1" r:id="rIdgdirzawzbys5fq8fwi9to">
+            <w:hyperlink w:history="1" r:id="rIdp3ngv3e5gagsmdjljbf4i">
               <w:r>
                 <w:rPr>
                   <w:rFonts w:ascii="Arial" w:cs="Arial" w:eastAsia="Arial" w:hAnsi="Arial"/>
@@ -8899,7 +8899,7 @@
               <w:spacing w:after="10" w:before="0"/>
               <w:ind w:left="120"/>
             </w:pPr>
-            <w:hyperlink w:history="1" r:id="rId-jr3byimxsrzyitm7izgo">
+            <w:hyperlink w:history="1" r:id="rIdvyqakixwovu_bqobgxy7m">
               <w:r>
                 <w:rPr>
                   <w:rFonts w:ascii="Arial" w:cs="Arial" w:eastAsia="Arial" w:hAnsi="Arial"/>
@@ -8944,7 +8944,7 @@
             <w:pPr>
               <w:spacing w:after="20" w:before="0"/>
             </w:pPr>
-            <w:hyperlink w:history="1" r:id="rId-b7mdmqz88o9shpip-o7e">
+            <w:hyperlink w:history="1" r:id="rIdxeiltwcgb-lhtnrjc_hgl">
               <w:r>
                 <w:rPr>
                   <w:rFonts w:ascii="Arial" w:cs="Arial" w:eastAsia="Arial" w:hAnsi="Arial"/>
@@ -8977,7 +8977,7 @@
               <w:spacing w:after="10" w:before="0"/>
               <w:ind w:left="120"/>
             </w:pPr>
-            <w:hyperlink w:history="1" r:id="rIdrvp3tmfw-8dttyqvqwc-o">
+            <w:hyperlink w:history="1" r:id="rIdzfo3ndvdbcg_tufx_fn-k">
               <w:r>
                 <w:rPr>
                   <w:rFonts w:ascii="Arial" w:cs="Arial" w:eastAsia="Arial" w:hAnsi="Arial"/>
@@ -9172,7 +9172,7 @@
             <w:pPr>
               <w:spacing w:after="20" w:before="0"/>
             </w:pPr>
-            <w:hyperlink w:history="1" r:id="rId6mdybs1xuxno_vyx3vo1-">
+            <w:hyperlink w:history="1" r:id="rIdhelbf16v85er02epvgpl-">
               <w:r>
                 <w:rPr>
                   <w:rFonts w:ascii="Arial" w:cs="Arial" w:eastAsia="Arial" w:hAnsi="Arial"/>
@@ -9205,7 +9205,7 @@
               <w:spacing w:after="10" w:before="0"/>
               <w:ind w:left="120"/>
             </w:pPr>
-            <w:hyperlink w:history="1" r:id="rIdlgfnrehq23ltkiwpkmv7m">
+            <w:hyperlink w:history="1" r:id="rIddju9rwagfffkjjdgnr1xv">
               <w:r>
                 <w:rPr>
                   <w:rFonts w:ascii="Arial" w:cs="Arial" w:eastAsia="Arial" w:hAnsi="Arial"/>
@@ -9250,7 +9250,7 @@
             <w:pPr>
               <w:spacing w:after="20" w:before="0"/>
             </w:pPr>
-            <w:hyperlink w:history="1" r:id="rIdnbqvaicqcr1w-p3v3ovfm">
+            <w:hyperlink w:history="1" r:id="rIdenhuuqxcn8fkkbeibvqbj">
               <w:r>
                 <w:rPr>
                   <w:rFonts w:ascii="Arial" w:cs="Arial" w:eastAsia="Arial" w:hAnsi="Arial"/>
@@ -9283,7 +9283,7 @@
               <w:spacing w:after="10" w:before="0"/>
               <w:ind w:left="120"/>
             </w:pPr>
-            <w:hyperlink w:history="1" r:id="rIdj72eebetxtmp8xuqkhb1n">
+            <w:hyperlink w:history="1" r:id="rIdyoxeraqsxmbwqkak0piyt">
               <w:r>
                 <w:rPr>
                   <w:rFonts w:ascii="Arial" w:cs="Arial" w:eastAsia="Arial" w:hAnsi="Arial"/>
@@ -9478,7 +9478,7 @@
             <w:pPr>
               <w:spacing w:after="20" w:before="0"/>
             </w:pPr>
-            <w:hyperlink w:history="1" r:id="rIdj1qbj6bhgr2iesfqlj3iz">
+            <w:hyperlink w:history="1" r:id="rId8x8ryogseqkwjam1bodht">
               <w:r>
                 <w:rPr>
                   <w:rFonts w:ascii="Arial" w:cs="Arial" w:eastAsia="Arial" w:hAnsi="Arial"/>
@@ -9511,7 +9511,7 @@
               <w:spacing w:after="10" w:before="0"/>
               <w:ind w:left="120"/>
             </w:pPr>
-            <w:hyperlink w:history="1" r:id="rIdlajqg6sqjyh1g5aoivkhf">
+            <w:hyperlink w:history="1" r:id="rId9lve1cwlfn6k5sds9v9cf">
               <w:r>
                 <w:rPr>
                   <w:rFonts w:ascii="Arial" w:cs="Arial" w:eastAsia="Arial" w:hAnsi="Arial"/>
@@ -9556,7 +9556,7 @@
             <w:pPr>
               <w:spacing w:after="20" w:before="0"/>
             </w:pPr>
-            <w:hyperlink w:history="1" r:id="rIdu_uang9aqchvd1g2xyxlg">
+            <w:hyperlink w:history="1" r:id="rIdlea7igvgm_fvnnfrjzlhr">
               <w:r>
                 <w:rPr>
                   <w:rFonts w:ascii="Arial" w:cs="Arial" w:eastAsia="Arial" w:hAnsi="Arial"/>
@@ -9589,7 +9589,7 @@
               <w:spacing w:after="10" w:before="0"/>
               <w:ind w:left="120"/>
             </w:pPr>
-            <w:hyperlink w:history="1" r:id="rIdn7elas_fywuypwuyegbux">
+            <w:hyperlink w:history="1" r:id="rIds9fnf6uyvdrkznhuwn751">
               <w:r>
                 <w:rPr>
                   <w:rFonts w:ascii="Arial" w:cs="Arial" w:eastAsia="Arial" w:hAnsi="Arial"/>
@@ -9784,7 +9784,7 @@
             <w:pPr>
               <w:spacing w:after="20" w:before="0"/>
             </w:pPr>
-            <w:hyperlink w:history="1" r:id="rId-iq2hbhvfr9ertu4x2wjz">
+            <w:hyperlink w:history="1" r:id="rIdknk4rqx7goiy3svglxpmt">
               <w:r>
                 <w:rPr>
                   <w:rFonts w:ascii="Arial" w:cs="Arial" w:eastAsia="Arial" w:hAnsi="Arial"/>
@@ -9817,7 +9817,7 @@
               <w:spacing w:after="10" w:before="0"/>
               <w:ind w:left="120"/>
             </w:pPr>
-            <w:hyperlink w:history="1" r:id="rIdglwrpbakopxkisuuhq-kx">
+            <w:hyperlink w:history="1" r:id="rIdynslegpanpl51_hlsmptu">
               <w:r>
                 <w:rPr>
                   <w:rFonts w:ascii="Arial" w:cs="Arial" w:eastAsia="Arial" w:hAnsi="Arial"/>
@@ -9862,7 +9862,7 @@
             <w:pPr>
               <w:spacing w:after="20" w:before="0"/>
             </w:pPr>
-            <w:hyperlink w:history="1" r:id="rIdgzbezhg7xw5dbiurfdk_p">
+            <w:hyperlink w:history="1" r:id="rIdiczbssnvxsiiwx0nzeilb">
               <w:r>
                 <w:rPr>
                   <w:rFonts w:ascii="Arial" w:cs="Arial" w:eastAsia="Arial" w:hAnsi="Arial"/>
@@ -9895,7 +9895,7 @@
               <w:spacing w:after="10" w:before="0"/>
               <w:ind w:left="120"/>
             </w:pPr>
-            <w:hyperlink w:history="1" r:id="rIdgtsl755ahqwpynvs4azxw">
+            <w:hyperlink w:history="1" r:id="rIdjyontre8jjblg2c8r7cqb">
               <w:r>
                 <w:rPr>
                   <w:rFonts w:ascii="Arial" w:cs="Arial" w:eastAsia="Arial" w:hAnsi="Arial"/>
@@ -10090,7 +10090,7 @@
             <w:pPr>
               <w:spacing w:after="20" w:before="0"/>
             </w:pPr>
-            <w:hyperlink w:history="1" r:id="rIdtmgw7-rqxejkwn2mujad9">
+            <w:hyperlink w:history="1" r:id="rIdlkktyhgtwukdmn3vs8sck">
               <w:r>
                 <w:rPr>
                   <w:rFonts w:ascii="Arial" w:cs="Arial" w:eastAsia="Arial" w:hAnsi="Arial"/>
@@ -10123,7 +10123,7 @@
               <w:spacing w:after="10" w:before="0"/>
               <w:ind w:left="120"/>
             </w:pPr>
-            <w:hyperlink w:history="1" r:id="rIdcpvfpnvkrwochcazxeqqd">
+            <w:hyperlink w:history="1" r:id="rIdoydsv8vxbzox2b63h0awy">
               <w:r>
                 <w:rPr>
                   <w:rFonts w:ascii="Arial" w:cs="Arial" w:eastAsia="Arial" w:hAnsi="Arial"/>
@@ -10168,7 +10168,7 @@
             <w:pPr>
               <w:spacing w:after="20" w:before="0"/>
             </w:pPr>
-            <w:hyperlink w:history="1" r:id="rIdq9caaopbc4n8opsrutmkx">
+            <w:hyperlink w:history="1" r:id="rIdddbuanginr0pgnrcfb02q">
               <w:r>
                 <w:rPr>
                   <w:rFonts w:ascii="Arial" w:cs="Arial" w:eastAsia="Arial" w:hAnsi="Arial"/>
@@ -10201,7 +10201,7 @@
               <w:spacing w:after="10" w:before="0"/>
               <w:ind w:left="120"/>
             </w:pPr>
-            <w:hyperlink w:history="1" r:id="rIdneesp9ub4g_mst-w9yswc">
+            <w:hyperlink w:history="1" r:id="rIdzogm1bq8grcdrbqpjhbgm">
               <w:r>
                 <w:rPr>
                   <w:rFonts w:ascii="Arial" w:cs="Arial" w:eastAsia="Arial" w:hAnsi="Arial"/>
@@ -11783,7 +11783,7 @@
             <w:pPr>
               <w:spacing w:after="20" w:before="0"/>
             </w:pPr>
-            <w:hyperlink w:history="1" r:id="rIdt6qcjvrgvoa117o_crmme">
+            <w:hyperlink w:history="1" r:id="rIdeqe-tw2kpzknrxfrxsh8k">
               <w:r>
                 <w:rPr>
                   <w:rFonts w:ascii="Arial" w:cs="Arial" w:eastAsia="Arial" w:hAnsi="Arial"/>
@@ -11816,7 +11816,7 @@
               <w:spacing w:after="10" w:before="0"/>
               <w:ind w:left="120"/>
             </w:pPr>
-            <w:hyperlink w:history="1" r:id="rIdo_ktjokddzdfnoblvc1jk">
+            <w:hyperlink w:history="1" r:id="rIdlbxs91ubz1zbx_dm5nfqk">
               <w:r>
                 <w:rPr>
                   <w:rFonts w:ascii="Arial" w:cs="Arial" w:eastAsia="Arial" w:hAnsi="Arial"/>
@@ -11861,7 +11861,7 @@
             <w:pPr>
               <w:spacing w:after="20" w:before="0"/>
             </w:pPr>
-            <w:hyperlink w:history="1" r:id="rIdndr9rzbrsnbfqplzg678w">
+            <w:hyperlink w:history="1" r:id="rIdbeusetyfcztwvidt3qvtr">
               <w:r>
                 <w:rPr>
                   <w:rFonts w:ascii="Arial" w:cs="Arial" w:eastAsia="Arial" w:hAnsi="Arial"/>
@@ -11894,7 +11894,7 @@
               <w:spacing w:after="10" w:before="0"/>
               <w:ind w:left="120"/>
             </w:pPr>
-            <w:hyperlink w:history="1" r:id="rIdwkksqf7foqihpupg5gtnh">
+            <w:hyperlink w:history="1" r:id="rIdb5e1fqzt_wlj1vkoe7ywu">
               <w:r>
                 <w:rPr>
                   <w:rFonts w:ascii="Arial" w:cs="Arial" w:eastAsia="Arial" w:hAnsi="Arial"/>
@@ -12089,7 +12089,7 @@
             <w:pPr>
               <w:spacing w:after="20" w:before="0"/>
             </w:pPr>
-            <w:hyperlink w:history="1" r:id="rIdtqji7_xtxgwnotdz0xcdc">
+            <w:hyperlink w:history="1" r:id="rIdi7aetjrozkhepnsubzcxz">
               <w:r>
                 <w:rPr>
                   <w:rFonts w:ascii="Arial" w:cs="Arial" w:eastAsia="Arial" w:hAnsi="Arial"/>
@@ -12122,7 +12122,7 @@
               <w:spacing w:after="10" w:before="0"/>
               <w:ind w:left="120"/>
             </w:pPr>
-            <w:hyperlink w:history="1" r:id="rIdss8ozptk0uifpi9a3xx9b">
+            <w:hyperlink w:history="1" r:id="rIdob0iccz-kplzqisowofct">
               <w:r>
                 <w:rPr>
                   <w:rFonts w:ascii="Arial" w:cs="Arial" w:eastAsia="Arial" w:hAnsi="Arial"/>
@@ -12167,7 +12167,7 @@
             <w:pPr>
               <w:spacing w:after="20" w:before="0"/>
             </w:pPr>
-            <w:hyperlink w:history="1" r:id="rIdlazfryoye2rnpke-pf-s_">
+            <w:hyperlink w:history="1" r:id="rIdxzhb-p-et4awyqusjihoc">
               <w:r>
                 <w:rPr>
                   <w:rFonts w:ascii="Arial" w:cs="Arial" w:eastAsia="Arial" w:hAnsi="Arial"/>
@@ -12200,7 +12200,7 @@
               <w:spacing w:after="10" w:before="0"/>
               <w:ind w:left="120"/>
             </w:pPr>
-            <w:hyperlink w:history="1" r:id="rIdhwz0hwbposweiqzgmwhjd">
+            <w:hyperlink w:history="1" r:id="rId4sz9kgq2ae3j4cbg2hblb">
               <w:r>
                 <w:rPr>
                   <w:rFonts w:ascii="Arial" w:cs="Arial" w:eastAsia="Arial" w:hAnsi="Arial"/>
@@ -12395,7 +12395,7 @@
             <w:pPr>
               <w:spacing w:after="20" w:before="0"/>
             </w:pPr>
-            <w:hyperlink w:history="1" r:id="rId_l4g4i32tgvd9m05ky1ql">
+            <w:hyperlink w:history="1" r:id="rIdw_wkhhldmyfj22frb7fuq">
               <w:r>
                 <w:rPr>
                   <w:rFonts w:ascii="Arial" w:cs="Arial" w:eastAsia="Arial" w:hAnsi="Arial"/>
@@ -12428,7 +12428,7 @@
               <w:spacing w:after="10" w:before="0"/>
               <w:ind w:left="120"/>
             </w:pPr>
-            <w:hyperlink w:history="1" r:id="rId5cc-goe-nbhldqmyhrdtf">
+            <w:hyperlink w:history="1" r:id="rId28lyk2hqbhy7zbhagdx9l">
               <w:r>
                 <w:rPr>
                   <w:rFonts w:ascii="Arial" w:cs="Arial" w:eastAsia="Arial" w:hAnsi="Arial"/>
@@ -12473,7 +12473,7 @@
             <w:pPr>
               <w:spacing w:after="20" w:before="0"/>
             </w:pPr>
-            <w:hyperlink w:history="1" r:id="rIdkugbmtexbbyppo1eql0pq">
+            <w:hyperlink w:history="1" r:id="rIdvl1bi2upru28shwa3i_p3">
               <w:r>
                 <w:rPr>
                   <w:rFonts w:ascii="Arial" w:cs="Arial" w:eastAsia="Arial" w:hAnsi="Arial"/>
@@ -12506,7 +12506,7 @@
               <w:spacing w:after="10" w:before="0"/>
               <w:ind w:left="120"/>
             </w:pPr>
-            <w:hyperlink w:history="1" r:id="rIdbpcb4ktjpdfjwy2rgab0c">
+            <w:hyperlink w:history="1" r:id="rIdyi4rqp8zrsrtiezh14qzl">
               <w:r>
                 <w:rPr>
                   <w:rFonts w:ascii="Arial" w:cs="Arial" w:eastAsia="Arial" w:hAnsi="Arial"/>
@@ -12701,7 +12701,7 @@
             <w:pPr>
               <w:spacing w:after="20" w:before="0"/>
             </w:pPr>
-            <w:hyperlink w:history="1" r:id="rIdxorirvzypjgczcbe6zoij">
+            <w:hyperlink w:history="1" r:id="rIdr89gvcxevb3i1zc_dvun-">
               <w:r>
                 <w:rPr>
                   <w:rFonts w:ascii="Arial" w:cs="Arial" w:eastAsia="Arial" w:hAnsi="Arial"/>
@@ -12734,7 +12734,7 @@
               <w:spacing w:after="10" w:before="0"/>
               <w:ind w:left="120"/>
             </w:pPr>
-            <w:hyperlink w:history="1" r:id="rIdlxpzxbk0vlflwnf6vkrzt">
+            <w:hyperlink w:history="1" r:id="rIds4vy-7tctzoad5-gh4iu5">
               <w:r>
                 <w:rPr>
                   <w:rFonts w:ascii="Arial" w:cs="Arial" w:eastAsia="Arial" w:hAnsi="Arial"/>
@@ -12779,7 +12779,7 @@
             <w:pPr>
               <w:spacing w:after="20" w:before="0"/>
             </w:pPr>
-            <w:hyperlink w:history="1" r:id="rIdepzr1mhu4p2oetldfxckl">
+            <w:hyperlink w:history="1" r:id="rIdugvgtv3ha5pzspw0useel">
               <w:r>
                 <w:rPr>
                   <w:rFonts w:ascii="Arial" w:cs="Arial" w:eastAsia="Arial" w:hAnsi="Arial"/>
@@ -12812,7 +12812,7 @@
               <w:spacing w:after="10" w:before="0"/>
               <w:ind w:left="120"/>
             </w:pPr>
-            <w:hyperlink w:history="1" r:id="rIdlpwv0hvmpg0lp-w45tebj">
+            <w:hyperlink w:history="1" r:id="rIdisptixatv0ynds9hp355w">
               <w:r>
                 <w:rPr>
                   <w:rFonts w:ascii="Arial" w:cs="Arial" w:eastAsia="Arial" w:hAnsi="Arial"/>
@@ -13007,7 +13007,7 @@
             <w:pPr>
               <w:spacing w:after="20" w:before="0"/>
             </w:pPr>
-            <w:hyperlink w:history="1" r:id="rIdvluvtruztdddjp7oiskcy">
+            <w:hyperlink w:history="1" r:id="rId3uiwc9enzgswasbz9i_jf">
               <w:r>
                 <w:rPr>
                   <w:rFonts w:ascii="Arial" w:cs="Arial" w:eastAsia="Arial" w:hAnsi="Arial"/>
@@ -13040,7 +13040,7 @@
               <w:spacing w:after="10" w:before="0"/>
               <w:ind w:left="120"/>
             </w:pPr>
-            <w:hyperlink w:history="1" r:id="rIdgopw-58tar7li7dukoqxx">
+            <w:hyperlink w:history="1" r:id="rId2qelcdf9l66aahayxd4gf">
               <w:r>
                 <w:rPr>
                   <w:rFonts w:ascii="Arial" w:cs="Arial" w:eastAsia="Arial" w:hAnsi="Arial"/>
@@ -13085,7 +13085,7 @@
             <w:pPr>
               <w:spacing w:after="20" w:before="0"/>
             </w:pPr>
-            <w:hyperlink w:history="1" r:id="rIdr5rg6b9gildo5ph1veevs">
+            <w:hyperlink w:history="1" r:id="rIdqeuxwtyd9f4fahj6z1d_u">
               <w:r>
                 <w:rPr>
                   <w:rFonts w:ascii="Arial" w:cs="Arial" w:eastAsia="Arial" w:hAnsi="Arial"/>
@@ -13118,7 +13118,7 @@
               <w:spacing w:after="10" w:before="0"/>
               <w:ind w:left="120"/>
             </w:pPr>
-            <w:hyperlink w:history="1" r:id="rId2isfuzdbpwgmkaelmlcqf">
+            <w:hyperlink w:history="1" r:id="rIdqnv-cj_anbh-nr0a8y6gm">
               <w:r>
                 <w:rPr>
                   <w:rFonts w:ascii="Arial" w:cs="Arial" w:eastAsia="Arial" w:hAnsi="Arial"/>
@@ -14605,7 +14605,7 @@
             <w:pPr>
               <w:spacing w:after="20" w:before="0"/>
             </w:pPr>
-            <w:hyperlink w:history="1" r:id="rIdieebydr74uz--tnultwcs">
+            <w:hyperlink w:history="1" r:id="rIdibtdvlzoerxnan5szk5-e">
               <w:r>
                 <w:rPr>
                   <w:rFonts w:ascii="Arial" w:cs="Arial" w:eastAsia="Arial" w:hAnsi="Arial"/>
@@ -14638,7 +14638,7 @@
               <w:spacing w:after="10" w:before="0"/>
               <w:ind w:left="120"/>
             </w:pPr>
-            <w:hyperlink w:history="1" r:id="rIdzaqo7wm5ubzeork6wdfaj">
+            <w:hyperlink w:history="1" r:id="rIdo92h53b7ehyse7vk_5zbv">
               <w:r>
                 <w:rPr>
                   <w:rFonts w:ascii="Arial" w:cs="Arial" w:eastAsia="Arial" w:hAnsi="Arial"/>
@@ -14683,7 +14683,7 @@
             <w:pPr>
               <w:spacing w:after="20" w:before="0"/>
             </w:pPr>
-            <w:hyperlink w:history="1" r:id="rIdlj2dqhrorzdcb_yvegzj5">
+            <w:hyperlink w:history="1" r:id="rIdgutm939cvlmdhlflhoywv">
               <w:r>
                 <w:rPr>
                   <w:rFonts w:ascii="Arial" w:cs="Arial" w:eastAsia="Arial" w:hAnsi="Arial"/>
@@ -14716,7 +14716,7 @@
               <w:spacing w:after="10" w:before="0"/>
               <w:ind w:left="120"/>
             </w:pPr>
-            <w:hyperlink w:history="1" r:id="rIdu7ws6b11h4nl9o0u9-vex">
+            <w:hyperlink w:history="1" r:id="rId930k6rqwhsov8qmpkfwfo">
               <w:r>
                 <w:rPr>
                   <w:rFonts w:ascii="Arial" w:cs="Arial" w:eastAsia="Arial" w:hAnsi="Arial"/>
@@ -14911,7 +14911,7 @@
             <w:pPr>
               <w:spacing w:after="20" w:before="0"/>
             </w:pPr>
-            <w:hyperlink w:history="1" r:id="rIdthsfrspibvcsse9tlgx4q">
+            <w:hyperlink w:history="1" r:id="rIdy7nnrwy2t96vndmkponho">
               <w:r>
                 <w:rPr>
                   <w:rFonts w:ascii="Arial" w:cs="Arial" w:eastAsia="Arial" w:hAnsi="Arial"/>
@@ -14944,7 +14944,7 @@
               <w:spacing w:after="10" w:before="0"/>
               <w:ind w:left="120"/>
             </w:pPr>
-            <w:hyperlink w:history="1" r:id="rIdfe1j2sw2auu8zvu_ims3d">
+            <w:hyperlink w:history="1" r:id="rIdaq_o9tumcjyz4ehuglaq2">
               <w:r>
                 <w:rPr>
                   <w:rFonts w:ascii="Arial" w:cs="Arial" w:eastAsia="Arial" w:hAnsi="Arial"/>
@@ -14989,7 +14989,7 @@
             <w:pPr>
               <w:spacing w:after="20" w:before="0"/>
             </w:pPr>
-            <w:hyperlink w:history="1" r:id="rIdcem9_vzr4zgkfbbpacu8p">
+            <w:hyperlink w:history="1" r:id="rIdoxyu5i_drl9k_eg7_ld72">
               <w:r>
                 <w:rPr>
                   <w:rFonts w:ascii="Arial" w:cs="Arial" w:eastAsia="Arial" w:hAnsi="Arial"/>
@@ -15022,7 +15022,7 @@
               <w:spacing w:after="10" w:before="0"/>
               <w:ind w:left="120"/>
             </w:pPr>
-            <w:hyperlink w:history="1" r:id="rIdhqhigdrckdofme-u49bmf">
+            <w:hyperlink w:history="1" r:id="rIdk6ts76jrbjduza2pvzgyt">
               <w:r>
                 <w:rPr>
                   <w:rFonts w:ascii="Arial" w:cs="Arial" w:eastAsia="Arial" w:hAnsi="Arial"/>
@@ -15217,7 +15217,7 @@
             <w:pPr>
               <w:spacing w:after="20" w:before="0"/>
             </w:pPr>
-            <w:hyperlink w:history="1" r:id="rIddpchzhb1xjqoik9jr72oz">
+            <w:hyperlink w:history="1" r:id="rIdbao84bpbg0kikkyhtagsr">
               <w:r>
                 <w:rPr>
                   <w:rFonts w:ascii="Arial" w:cs="Arial" w:eastAsia="Arial" w:hAnsi="Arial"/>
@@ -15250,7 +15250,7 @@
               <w:spacing w:after="10" w:before="0"/>
               <w:ind w:left="120"/>
             </w:pPr>
-            <w:hyperlink w:history="1" r:id="rIdabczao8s2bcetaug-are7">
+            <w:hyperlink w:history="1" r:id="rId4w-x2nyi0v3d0lhplctbh">
               <w:r>
                 <w:rPr>
                   <w:rFonts w:ascii="Arial" w:cs="Arial" w:eastAsia="Arial" w:hAnsi="Arial"/>
@@ -15295,7 +15295,7 @@
             <w:pPr>
               <w:spacing w:after="20" w:before="0"/>
             </w:pPr>
-            <w:hyperlink w:history="1" r:id="rIdlsupqjgcuffqifjv3i-7b">
+            <w:hyperlink w:history="1" r:id="rIdgashki05aofkwndqkedhf">
               <w:r>
                 <w:rPr>
                   <w:rFonts w:ascii="Arial" w:cs="Arial" w:eastAsia="Arial" w:hAnsi="Arial"/>
@@ -15328,7 +15328,7 @@
               <w:spacing w:after="10" w:before="0"/>
               <w:ind w:left="120"/>
             </w:pPr>
-            <w:hyperlink w:history="1" r:id="rIdtroncskyi_e2gkcb8libz">
+            <w:hyperlink w:history="1" r:id="rIdnjpanurrabowsfwcyiiah">
               <w:r>
                 <w:rPr>
                   <w:rFonts w:ascii="Arial" w:cs="Arial" w:eastAsia="Arial" w:hAnsi="Arial"/>
@@ -15523,7 +15523,7 @@
             <w:pPr>
               <w:spacing w:after="20" w:before="0"/>
             </w:pPr>
-            <w:hyperlink w:history="1" r:id="rIdwawxhykl-favy5chsqwos">
+            <w:hyperlink w:history="1" r:id="rIdz8j1j7dfp0-4itlact98o">
               <w:r>
                 <w:rPr>
                   <w:rFonts w:ascii="Arial" w:cs="Arial" w:eastAsia="Arial" w:hAnsi="Arial"/>
@@ -15556,7 +15556,7 @@
               <w:spacing w:after="10" w:before="0"/>
               <w:ind w:left="120"/>
             </w:pPr>
-            <w:hyperlink w:history="1" r:id="rIdmibivmfpzxy4mzy2ezh8l">
+            <w:hyperlink w:history="1" r:id="rIdivplci8nubhrmqeano1k1">
               <w:r>
                 <w:rPr>
                   <w:rFonts w:ascii="Arial" w:cs="Arial" w:eastAsia="Arial" w:hAnsi="Arial"/>
@@ -15601,7 +15601,7 @@
             <w:pPr>
               <w:spacing w:after="20" w:before="0"/>
             </w:pPr>
-            <w:hyperlink w:history="1" r:id="rIdc0ngqna9euuoootkelo1c">
+            <w:hyperlink w:history="1" r:id="rIdx6oiuafi-ftf_qncu4pvi">
               <w:r>
                 <w:rPr>
                   <w:rFonts w:ascii="Arial" w:cs="Arial" w:eastAsia="Arial" w:hAnsi="Arial"/>
@@ -15634,7 +15634,7 @@
               <w:spacing w:after="10" w:before="0"/>
               <w:ind w:left="120"/>
             </w:pPr>
-            <w:hyperlink w:history="1" r:id="rId8qebn_xynn25d-mgf7z95">
+            <w:hyperlink w:history="1" r:id="rIdmom8zcpy7ejp4wilxfgpy">
               <w:r>
                 <w:rPr>
                   <w:rFonts w:ascii="Arial" w:cs="Arial" w:eastAsia="Arial" w:hAnsi="Arial"/>
@@ -15829,7 +15829,7 @@
             <w:pPr>
               <w:spacing w:after="20" w:before="0"/>
             </w:pPr>
-            <w:hyperlink w:history="1" r:id="rIdxykc64ynx6aimlre4gmn9">
+            <w:hyperlink w:history="1" r:id="rId6jr_uycvhshg4rt9xjrtr">
               <w:r>
                 <w:rPr>
                   <w:rFonts w:ascii="Arial" w:cs="Arial" w:eastAsia="Arial" w:hAnsi="Arial"/>
@@ -15862,7 +15862,7 @@
               <w:spacing w:after="10" w:before="0"/>
               <w:ind w:left="120"/>
             </w:pPr>
-            <w:hyperlink w:history="1" r:id="rIdqti8h7flmbdxxgc2bvovq">
+            <w:hyperlink w:history="1" r:id="rIdn-jv6yfuutri5ik52oddy">
               <w:r>
                 <w:rPr>
                   <w:rFonts w:ascii="Arial" w:cs="Arial" w:eastAsia="Arial" w:hAnsi="Arial"/>
@@ -15907,7 +15907,7 @@
             <w:pPr>
               <w:spacing w:after="20" w:before="0"/>
             </w:pPr>
-            <w:hyperlink w:history="1" r:id="rIdm1c8a6qsi7u5acznem5hc">
+            <w:hyperlink w:history="1" r:id="rId0dktemyojdysaq30n0fk4">
               <w:r>
                 <w:rPr>
                   <w:rFonts w:ascii="Arial" w:cs="Arial" w:eastAsia="Arial" w:hAnsi="Arial"/>
@@ -15940,7 +15940,7 @@
               <w:spacing w:after="10" w:before="0"/>
               <w:ind w:left="120"/>
             </w:pPr>
-            <w:hyperlink w:history="1" r:id="rIdfgx4xjvjohc8sh1lnpduf">
+            <w:hyperlink w:history="1" r:id="rId57pivf8hnkzchdecg03pk">
               <w:r>
                 <w:rPr>
                   <w:rFonts w:ascii="Arial" w:cs="Arial" w:eastAsia="Arial" w:hAnsi="Arial"/>
@@ -17427,7 +17427,7 @@
             <w:pPr>
               <w:spacing w:after="20" w:before="0"/>
             </w:pPr>
-            <w:hyperlink w:history="1" r:id="rIdfglzbzoz8fojxrmdowccd">
+            <w:hyperlink w:history="1" r:id="rIdgmm35q9kfdwnhrj1raln5">
               <w:r>
                 <w:rPr>
                   <w:rFonts w:ascii="Arial" w:cs="Arial" w:eastAsia="Arial" w:hAnsi="Arial"/>
@@ -17460,7 +17460,7 @@
               <w:spacing w:after="10" w:before="0"/>
               <w:ind w:left="120"/>
             </w:pPr>
-            <w:hyperlink w:history="1" r:id="rIdddtxsvrau83pubgpg000o">
+            <w:hyperlink w:history="1" r:id="rIdxl85dkt2xi-0t7ei86-p3">
               <w:r>
                 <w:rPr>
                   <w:rFonts w:ascii="Arial" w:cs="Arial" w:eastAsia="Arial" w:hAnsi="Arial"/>
@@ -17505,7 +17505,7 @@
             <w:pPr>
               <w:spacing w:after="20" w:before="0"/>
             </w:pPr>
-            <w:hyperlink w:history="1" r:id="rIdp-esbdmd-9n4dva5rdoza">
+            <w:hyperlink w:history="1" r:id="rIdpwt3mjflotl5h83izwm2h">
               <w:r>
                 <w:rPr>
                   <w:rFonts w:ascii="Arial" w:cs="Arial" w:eastAsia="Arial" w:hAnsi="Arial"/>
@@ -17538,7 +17538,7 @@
               <w:spacing w:after="10" w:before="0"/>
               <w:ind w:left="120"/>
             </w:pPr>
-            <w:hyperlink w:history="1" r:id="rIdkdedpxrawszrfsx9jwcux">
+            <w:hyperlink w:history="1" r:id="rIdhlfkzbgczoqfy0iwvxxfc">
               <w:r>
                 <w:rPr>
                   <w:rFonts w:ascii="Arial" w:cs="Arial" w:eastAsia="Arial" w:hAnsi="Arial"/>
@@ -17733,7 +17733,7 @@
             <w:pPr>
               <w:spacing w:after="20" w:before="0"/>
             </w:pPr>
-            <w:hyperlink w:history="1" r:id="rIdo6meyx_tnc5rzvlihudry">
+            <w:hyperlink w:history="1" r:id="rId8hr5gcwhzf8oo9w5zmbjf">
               <w:r>
                 <w:rPr>
                   <w:rFonts w:ascii="Arial" w:cs="Arial" w:eastAsia="Arial" w:hAnsi="Arial"/>
@@ -17766,7 +17766,7 @@
               <w:spacing w:after="10" w:before="0"/>
               <w:ind w:left="120"/>
             </w:pPr>
-            <w:hyperlink w:history="1" r:id="rIdwwdxce-x7vyfflkipssls">
+            <w:hyperlink w:history="1" r:id="rIdahmob1beoawzm8rojpxmt">
               <w:r>
                 <w:rPr>
                   <w:rFonts w:ascii="Arial" w:cs="Arial" w:eastAsia="Arial" w:hAnsi="Arial"/>
@@ -17811,7 +17811,7 @@
             <w:pPr>
               <w:spacing w:after="20" w:before="0"/>
             </w:pPr>
-            <w:hyperlink w:history="1" r:id="rIdnvcnigm97old9rhiimset">
+            <w:hyperlink w:history="1" r:id="rIdep0h_q5a2z4au-sqau2j1">
               <w:r>
                 <w:rPr>
                   <w:rFonts w:ascii="Arial" w:cs="Arial" w:eastAsia="Arial" w:hAnsi="Arial"/>
@@ -17844,7 +17844,7 @@
               <w:spacing w:after="10" w:before="0"/>
               <w:ind w:left="120"/>
             </w:pPr>
-            <w:hyperlink w:history="1" r:id="rIdaou9hd-edpjvdwmwghxg7">
+            <w:hyperlink w:history="1" r:id="rIdlzkf9x0sx7rivyvlaqvdl">
               <w:r>
                 <w:rPr>
                   <w:rFonts w:ascii="Arial" w:cs="Arial" w:eastAsia="Arial" w:hAnsi="Arial"/>
@@ -18039,7 +18039,7 @@
             <w:pPr>
               <w:spacing w:after="20" w:before="0"/>
             </w:pPr>
-            <w:hyperlink w:history="1" r:id="rId4r1mpzphxhdjradba1yy6">
+            <w:hyperlink w:history="1" r:id="rIdl9dks_w-ya2idma_clax9">
               <w:r>
                 <w:rPr>
                   <w:rFonts w:ascii="Arial" w:cs="Arial" w:eastAsia="Arial" w:hAnsi="Arial"/>
@@ -18072,7 +18072,7 @@
               <w:spacing w:after="10" w:before="0"/>
               <w:ind w:left="120"/>
             </w:pPr>
-            <w:hyperlink w:history="1" r:id="rId2n6g5jqn-v7rqoovssigj">
+            <w:hyperlink w:history="1" r:id="rIdwcn-sgxgg17b_eumyehnq">
               <w:r>
                 <w:rPr>
                   <w:rFonts w:ascii="Arial" w:cs="Arial" w:eastAsia="Arial" w:hAnsi="Arial"/>
@@ -18117,7 +18117,7 @@
             <w:pPr>
               <w:spacing w:after="20" w:before="0"/>
             </w:pPr>
-            <w:hyperlink w:history="1" r:id="rIdyywdu5plbfpenarsvt4oy">
+            <w:hyperlink w:history="1" r:id="rIdumq2cyuy6ssaydljntsuq">
               <w:r>
                 <w:rPr>
                   <w:rFonts w:ascii="Arial" w:cs="Arial" w:eastAsia="Arial" w:hAnsi="Arial"/>
@@ -18150,7 +18150,7 @@
               <w:spacing w:after="10" w:before="0"/>
               <w:ind w:left="120"/>
             </w:pPr>
-            <w:hyperlink w:history="1" r:id="rId_d1smv_famefiogaqazeq">
+            <w:hyperlink w:history="1" r:id="rId5enmwap4ruimrjt27fkez">
               <w:r>
                 <w:rPr>
                   <w:rFonts w:ascii="Arial" w:cs="Arial" w:eastAsia="Arial" w:hAnsi="Arial"/>
@@ -18345,7 +18345,7 @@
             <w:pPr>
               <w:spacing w:after="20" w:before="0"/>
             </w:pPr>
-            <w:hyperlink w:history="1" r:id="rIdxpop7fwc_itvfcyfkzale">
+            <w:hyperlink w:history="1" r:id="rId0l5zir4txnnsb9sj4e_up">
               <w:r>
                 <w:rPr>
                   <w:rFonts w:ascii="Arial" w:cs="Arial" w:eastAsia="Arial" w:hAnsi="Arial"/>
@@ -18378,7 +18378,7 @@
               <w:spacing w:after="10" w:before="0"/>
               <w:ind w:left="120"/>
             </w:pPr>
-            <w:hyperlink w:history="1" r:id="rIdmipm92tiichgeaxwlweox">
+            <w:hyperlink w:history="1" r:id="rIdzyzaswdhrgjynhlszzv9o">
               <w:r>
                 <w:rPr>
                   <w:rFonts w:ascii="Arial" w:cs="Arial" w:eastAsia="Arial" w:hAnsi="Arial"/>
@@ -18423,7 +18423,7 @@
             <w:pPr>
               <w:spacing w:after="20" w:before="0"/>
             </w:pPr>
-            <w:hyperlink w:history="1" r:id="rIdgl6iaifwyhmy3bvetd8vr">
+            <w:hyperlink w:history="1" r:id="rIdhuh1dyvl1zpdwc2cprwuh">
               <w:r>
                 <w:rPr>
                   <w:rFonts w:ascii="Arial" w:cs="Arial" w:eastAsia="Arial" w:hAnsi="Arial"/>
@@ -18456,7 +18456,7 @@
               <w:spacing w:after="10" w:before="0"/>
               <w:ind w:left="120"/>
             </w:pPr>
-            <w:hyperlink w:history="1" r:id="rIdsnfqraevwep_ftb1x6fvv">
+            <w:hyperlink w:history="1" r:id="rId8pio4zet8igqkulvbiwr0">
               <w:r>
                 <w:rPr>
                   <w:rFonts w:ascii="Arial" w:cs="Arial" w:eastAsia="Arial" w:hAnsi="Arial"/>
@@ -18651,7 +18651,7 @@
             <w:pPr>
               <w:spacing w:after="20" w:before="0"/>
             </w:pPr>
-            <w:hyperlink w:history="1" r:id="rIdesmhlhz4dumvwextpxid9">
+            <w:hyperlink w:history="1" r:id="rId2s2ddgoqdefaxwghxkh4j">
               <w:r>
                 <w:rPr>
                   <w:rFonts w:ascii="Arial" w:cs="Arial" w:eastAsia="Arial" w:hAnsi="Arial"/>
@@ -18684,7 +18684,7 @@
               <w:spacing w:after="10" w:before="0"/>
               <w:ind w:left="120"/>
             </w:pPr>
-            <w:hyperlink w:history="1" r:id="rIdyd5hc059sgq4sfuhhzb05">
+            <w:hyperlink w:history="1" r:id="rId9zzqqqrelyp-dx9cjcwmy">
               <w:r>
                 <w:rPr>
                   <w:rFonts w:ascii="Arial" w:cs="Arial" w:eastAsia="Arial" w:hAnsi="Arial"/>
@@ -18729,7 +18729,7 @@
             <w:pPr>
               <w:spacing w:after="20" w:before="0"/>
             </w:pPr>
-            <w:hyperlink w:history="1" r:id="rIdddgucy-rrin69q2teb63k">
+            <w:hyperlink w:history="1" r:id="rIdbrtuqxr_s8h8kxjjeuxvr">
               <w:r>
                 <w:rPr>
                   <w:rFonts w:ascii="Arial" w:cs="Arial" w:eastAsia="Arial" w:hAnsi="Arial"/>
@@ -18762,7 +18762,7 @@
               <w:spacing w:after="10" w:before="0"/>
               <w:ind w:left="120"/>
             </w:pPr>
-            <w:hyperlink w:history="1" r:id="rIdtxykemskczbpydkgzcjtq">
+            <w:hyperlink w:history="1" r:id="rIdr7mphadgw6myfvq0yztv4">
               <w:r>
                 <w:rPr>
                   <w:rFonts w:ascii="Arial" w:cs="Arial" w:eastAsia="Arial" w:hAnsi="Arial"/>
@@ -20344,7 +20344,7 @@
             <w:pPr>
               <w:spacing w:after="20" w:before="0"/>
             </w:pPr>
-            <w:hyperlink w:history="1" r:id="rId0dqcmoa9jtkjt0rr7uero">
+            <w:hyperlink w:history="1" r:id="rId3wcgwr4k7lpa97kjcn_yj">
               <w:r>
                 <w:rPr>
                   <w:rFonts w:ascii="Arial" w:cs="Arial" w:eastAsia="Arial" w:hAnsi="Arial"/>
@@ -20377,7 +20377,7 @@
               <w:spacing w:after="10" w:before="0"/>
               <w:ind w:left="120"/>
             </w:pPr>
-            <w:hyperlink w:history="1" r:id="rIduq9dx7sst4spfgyoec0cy">
+            <w:hyperlink w:history="1" r:id="rIdjy8_zls0miulnmsnlz7sf">
               <w:r>
                 <w:rPr>
                   <w:rFonts w:ascii="Arial" w:cs="Arial" w:eastAsia="Arial" w:hAnsi="Arial"/>
@@ -20422,7 +20422,7 @@
             <w:pPr>
               <w:spacing w:after="20" w:before="0"/>
             </w:pPr>
-            <w:hyperlink w:history="1" r:id="rIdzjoyxesztykn7vs6o_wup">
+            <w:hyperlink w:history="1" r:id="rIdo2ypvenrej0b1ugeaczah">
               <w:r>
                 <w:rPr>
                   <w:rFonts w:ascii="Arial" w:cs="Arial" w:eastAsia="Arial" w:hAnsi="Arial"/>
@@ -20455,7 +20455,7 @@
               <w:spacing w:after="10" w:before="0"/>
               <w:ind w:left="120"/>
             </w:pPr>
-            <w:hyperlink w:history="1" r:id="rIdvwdli9x6m_1tr2_rd-tjj">
+            <w:hyperlink w:history="1" r:id="rIdtfynwexjoosnpnpndmnma">
               <w:r>
                 <w:rPr>
                   <w:rFonts w:ascii="Arial" w:cs="Arial" w:eastAsia="Arial" w:hAnsi="Arial"/>
@@ -20650,7 +20650,7 @@
             <w:pPr>
               <w:spacing w:after="20" w:before="0"/>
             </w:pPr>
-            <w:hyperlink w:history="1" r:id="rId89ihkltahsmjwzlyvp2oi">
+            <w:hyperlink w:history="1" r:id="rIdjjqzg5owjhmxhj8pp4ecf">
               <w:r>
                 <w:rPr>
                   <w:rFonts w:ascii="Arial" w:cs="Arial" w:eastAsia="Arial" w:hAnsi="Arial"/>
@@ -20683,7 +20683,7 @@
               <w:spacing w:after="10" w:before="0"/>
               <w:ind w:left="120"/>
             </w:pPr>
-            <w:hyperlink w:history="1" r:id="rIdzcliddaq2tyrcpeexajn6">
+            <w:hyperlink w:history="1" r:id="rIdfczu_t7ungqk1bkzui5ks">
               <w:r>
                 <w:rPr>
                   <w:rFonts w:ascii="Arial" w:cs="Arial" w:eastAsia="Arial" w:hAnsi="Arial"/>
@@ -20728,7 +20728,7 @@
             <w:pPr>
               <w:spacing w:after="20" w:before="0"/>
             </w:pPr>
-            <w:hyperlink w:history="1" r:id="rId8cxcy8za0lwi86xlof6sr">
+            <w:hyperlink w:history="1" r:id="rIdb6w__l6onv_xiqvexbl1g">
               <w:r>
                 <w:rPr>
                   <w:rFonts w:ascii="Arial" w:cs="Arial" w:eastAsia="Arial" w:hAnsi="Arial"/>
@@ -20761,7 +20761,7 @@
               <w:spacing w:after="10" w:before="0"/>
               <w:ind w:left="120"/>
             </w:pPr>
-            <w:hyperlink w:history="1" r:id="rIdpbl3j3o-_mcx7kzubp04p">
+            <w:hyperlink w:history="1" r:id="rIdbndgajr5v_ap37eshk4zb">
               <w:r>
                 <w:rPr>
                   <w:rFonts w:ascii="Arial" w:cs="Arial" w:eastAsia="Arial" w:hAnsi="Arial"/>
@@ -20956,7 +20956,7 @@
             <w:pPr>
               <w:spacing w:after="20" w:before="0"/>
             </w:pPr>
-            <w:hyperlink w:history="1" r:id="rIdxkgrmaf8ozmsxuvdfmjkn">
+            <w:hyperlink w:history="1" r:id="rId_mbo-xhdeptddqcc5q9v7">
               <w:r>
                 <w:rPr>
                   <w:rFonts w:ascii="Arial" w:cs="Arial" w:eastAsia="Arial" w:hAnsi="Arial"/>
@@ -20989,7 +20989,7 @@
               <w:spacing w:after="10" w:before="0"/>
               <w:ind w:left="120"/>
             </w:pPr>
-            <w:hyperlink w:history="1" r:id="rIdjp2xv9lsvcejfwgfkjlgu">
+            <w:hyperlink w:history="1" r:id="rIdnj-ua6botjypsraw0_9j9">
               <w:r>
                 <w:rPr>
                   <w:rFonts w:ascii="Arial" w:cs="Arial" w:eastAsia="Arial" w:hAnsi="Arial"/>
@@ -21034,7 +21034,7 @@
             <w:pPr>
               <w:spacing w:after="20" w:before="0"/>
             </w:pPr>
-            <w:hyperlink w:history="1" r:id="rIdavl0zthlyssucmh4d0ssb">
+            <w:hyperlink w:history="1" r:id="rIdmspsbil1vsu32c2bih-_c">
               <w:r>
                 <w:rPr>
                   <w:rFonts w:ascii="Arial" w:cs="Arial" w:eastAsia="Arial" w:hAnsi="Arial"/>
@@ -21067,7 +21067,7 @@
               <w:spacing w:after="10" w:before="0"/>
               <w:ind w:left="120"/>
             </w:pPr>
-            <w:hyperlink w:history="1" r:id="rId_aw7mjrskk5qnwky_zct6">
+            <w:hyperlink w:history="1" r:id="rId2mpfhfslgaexkymqgrybg">
               <w:r>
                 <w:rPr>
                   <w:rFonts w:ascii="Arial" w:cs="Arial" w:eastAsia="Arial" w:hAnsi="Arial"/>
@@ -21262,7 +21262,7 @@
             <w:pPr>
               <w:spacing w:after="20" w:before="0"/>
             </w:pPr>
-            <w:hyperlink w:history="1" r:id="rIdi_ps2rda6mz5sw8aaf_oc">
+            <w:hyperlink w:history="1" r:id="rIdzfkafztzm0rsjwj5z8luw">
               <w:r>
                 <w:rPr>
                   <w:rFonts w:ascii="Arial" w:cs="Arial" w:eastAsia="Arial" w:hAnsi="Arial"/>
@@ -21295,7 +21295,7 @@
               <w:spacing w:after="10" w:before="0"/>
               <w:ind w:left="120"/>
             </w:pPr>
-            <w:hyperlink w:history="1" r:id="rIddw2snvkdsd_yaphxowo0m">
+            <w:hyperlink w:history="1" r:id="rIdjc33tiy3esfuuby2mubma">
               <w:r>
                 <w:rPr>
                   <w:rFonts w:ascii="Arial" w:cs="Arial" w:eastAsia="Arial" w:hAnsi="Arial"/>
@@ -21340,7 +21340,7 @@
             <w:pPr>
               <w:spacing w:after="20" w:before="0"/>
             </w:pPr>
-            <w:hyperlink w:history="1" r:id="rId9jhvavm70mzixfacovic2">
+            <w:hyperlink w:history="1" r:id="rIdwf7i9zngco_ptclbmwslc">
               <w:r>
                 <w:rPr>
                   <w:rFonts w:ascii="Arial" w:cs="Arial" w:eastAsia="Arial" w:hAnsi="Arial"/>
@@ -21373,7 +21373,7 @@
               <w:spacing w:after="10" w:before="0"/>
               <w:ind w:left="120"/>
             </w:pPr>
-            <w:hyperlink w:history="1" r:id="rIdslhnsnumtrvb388dpoglz">
+            <w:hyperlink w:history="1" r:id="rIdiok1jwrktjkxxeh0nsptq">
               <w:r>
                 <w:rPr>
                   <w:rFonts w:ascii="Arial" w:cs="Arial" w:eastAsia="Arial" w:hAnsi="Arial"/>
@@ -21568,7 +21568,7 @@
             <w:pPr>
               <w:spacing w:after="20" w:before="0"/>
             </w:pPr>
-            <w:hyperlink w:history="1" r:id="rIdc-6qzfk8k-_qvx8jlvje5">
+            <w:hyperlink w:history="1" r:id="rIdcq8tk1lpqn-zeep5nazgm">
               <w:r>
                 <w:rPr>
                   <w:rFonts w:ascii="Arial" w:cs="Arial" w:eastAsia="Arial" w:hAnsi="Arial"/>
@@ -21601,7 +21601,7 @@
               <w:spacing w:after="10" w:before="0"/>
               <w:ind w:left="120"/>
             </w:pPr>
-            <w:hyperlink w:history="1" r:id="rIdflcy6hjdwrvaqzu6azisr">
+            <w:hyperlink w:history="1" r:id="rIdch7bme0pihbk6h0nahlyb">
               <w:r>
                 <w:rPr>
                   <w:rFonts w:ascii="Arial" w:cs="Arial" w:eastAsia="Arial" w:hAnsi="Arial"/>
@@ -21646,7 +21646,7 @@
             <w:pPr>
               <w:spacing w:after="20" w:before="0"/>
             </w:pPr>
-            <w:hyperlink w:history="1" r:id="rIds4lgyvob6gd-ooybqsxm0">
+            <w:hyperlink w:history="1" r:id="rIdpzutcqst69urk2c2jnmfu">
               <w:r>
                 <w:rPr>
                   <w:rFonts w:ascii="Arial" w:cs="Arial" w:eastAsia="Arial" w:hAnsi="Arial"/>
@@ -21679,7 +21679,7 @@
               <w:spacing w:after="10" w:before="0"/>
               <w:ind w:left="120"/>
             </w:pPr>
-            <w:hyperlink w:history="1" r:id="rId_tqxocuxjnnabmxlkw0pf">
+            <w:hyperlink w:history="1" r:id="rIdnuj4c7uvnlmgmuxlu1yds">
               <w:r>
                 <w:rPr>
                   <w:rFonts w:ascii="Arial" w:cs="Arial" w:eastAsia="Arial" w:hAnsi="Arial"/>
@@ -23280,7 +23280,7 @@
             <w:pPr>
               <w:spacing w:after="20" w:before="0"/>
             </w:pPr>
-            <w:hyperlink w:history="1" r:id="rIdhq5byzdhidjp5tkhxvac1">
+            <w:hyperlink w:history="1" r:id="rIdzvdtay_l-akaiuk9mw9lv">
               <w:r>
                 <w:rPr>
                   <w:rFonts w:ascii="Arial" w:cs="Arial" w:eastAsia="Arial" w:hAnsi="Arial"/>
@@ -23313,7 +23313,7 @@
               <w:spacing w:after="10" w:before="0"/>
               <w:ind w:left="120"/>
             </w:pPr>
-            <w:hyperlink w:history="1" r:id="rIdpgbvouquhyvrfeyujrxto">
+            <w:hyperlink w:history="1" r:id="rIdot_sooanqzohwqs54ij7q">
               <w:r>
                 <w:rPr>
                   <w:rFonts w:ascii="Arial" w:cs="Arial" w:eastAsia="Arial" w:hAnsi="Arial"/>
@@ -23358,7 +23358,7 @@
             <w:pPr>
               <w:spacing w:after="20" w:before="0"/>
             </w:pPr>
-            <w:hyperlink w:history="1" r:id="rIdv06w6ejd0tz9h35hynyja">
+            <w:hyperlink w:history="1" r:id="rId2dj3vs-kf1yfa_gspka2q">
               <w:r>
                 <w:rPr>
                   <w:rFonts w:ascii="Arial" w:cs="Arial" w:eastAsia="Arial" w:hAnsi="Arial"/>
@@ -23391,7 +23391,7 @@
               <w:spacing w:after="10" w:before="0"/>
               <w:ind w:left="120"/>
             </w:pPr>
-            <w:hyperlink w:history="1" r:id="rIdfaqxiz9rtyh2xxhfh4bxb">
+            <w:hyperlink w:history="1" r:id="rIdkbv8g-crddmpo8eswjtyo">
               <w:r>
                 <w:rPr>
                   <w:rFonts w:ascii="Arial" w:cs="Arial" w:eastAsia="Arial" w:hAnsi="Arial"/>
@@ -23586,7 +23586,7 @@
             <w:pPr>
               <w:spacing w:after="20" w:before="0"/>
             </w:pPr>
-            <w:hyperlink w:history="1" r:id="rIdjsb6c53imp4f3vfmvz2ae">
+            <w:hyperlink w:history="1" r:id="rIdla7e2inyx7x-axe37lxqc">
               <w:r>
                 <w:rPr>
                   <w:rFonts w:ascii="Arial" w:cs="Arial" w:eastAsia="Arial" w:hAnsi="Arial"/>
@@ -23619,7 +23619,7 @@
               <w:spacing w:after="10" w:before="0"/>
               <w:ind w:left="120"/>
             </w:pPr>
-            <w:hyperlink w:history="1" r:id="rIdmrz2eh5sgcxcis1fb8ztc">
+            <w:hyperlink w:history="1" r:id="rIdovhodmr6rrld7eg4niyuv">
               <w:r>
                 <w:rPr>
                   <w:rFonts w:ascii="Arial" w:cs="Arial" w:eastAsia="Arial" w:hAnsi="Arial"/>
@@ -23664,7 +23664,7 @@
             <w:pPr>
               <w:spacing w:after="20" w:before="0"/>
             </w:pPr>
-            <w:hyperlink w:history="1" r:id="rId-h0xezjvnwyjtnnzribb_">
+            <w:hyperlink w:history="1" r:id="rIdhmlyaelypyfro-wlkrin9">
               <w:r>
                 <w:rPr>
                   <w:rFonts w:ascii="Arial" w:cs="Arial" w:eastAsia="Arial" w:hAnsi="Arial"/>
@@ -23697,7 +23697,7 @@
               <w:spacing w:after="10" w:before="0"/>
               <w:ind w:left="120"/>
             </w:pPr>
-            <w:hyperlink w:history="1" r:id="rIdvsghmtaynpyqcn4zl714s">
+            <w:hyperlink w:history="1" r:id="rIdejarwmefxrk1lw1xhtxgj">
               <w:r>
                 <w:rPr>
                   <w:rFonts w:ascii="Arial" w:cs="Arial" w:eastAsia="Arial" w:hAnsi="Arial"/>
@@ -23892,7 +23892,7 @@
             <w:pPr>
               <w:spacing w:after="20" w:before="0"/>
             </w:pPr>
-            <w:hyperlink w:history="1" r:id="rIdmsfpznz367smbd24udl8m">
+            <w:hyperlink w:history="1" r:id="rIdotn1_lvvvimf_mi7w8zhw">
               <w:r>
                 <w:rPr>
                   <w:rFonts w:ascii="Arial" w:cs="Arial" w:eastAsia="Arial" w:hAnsi="Arial"/>
@@ -23925,7 +23925,7 @@
               <w:spacing w:after="10" w:before="0"/>
               <w:ind w:left="120"/>
             </w:pPr>
-            <w:hyperlink w:history="1" r:id="rIdjb50egx3omzw4hgdkcbru">
+            <w:hyperlink w:history="1" r:id="rIdxnwcnz8ioonousdtbw5wd">
               <w:r>
                 <w:rPr>
                   <w:rFonts w:ascii="Arial" w:cs="Arial" w:eastAsia="Arial" w:hAnsi="Arial"/>
@@ -23970,7 +23970,7 @@
             <w:pPr>
               <w:spacing w:after="20" w:before="0"/>
             </w:pPr>
-            <w:hyperlink w:history="1" r:id="rIdbi7bzkw1ckgvraye2aals">
+            <w:hyperlink w:history="1" r:id="rIdyjtzgqgpqstmcwbyakvan">
               <w:r>
                 <w:rPr>
                   <w:rFonts w:ascii="Arial" w:cs="Arial" w:eastAsia="Arial" w:hAnsi="Arial"/>
@@ -24003,7 +24003,7 @@
               <w:spacing w:after="10" w:before="0"/>
               <w:ind w:left="120"/>
             </w:pPr>
-            <w:hyperlink w:history="1" r:id="rIdpa5ofp2te9mdvvrsrwgzd">
+            <w:hyperlink w:history="1" r:id="rIdvuom7n4jcfporbsrnk461">
               <w:r>
                 <w:rPr>
                   <w:rFonts w:ascii="Arial" w:cs="Arial" w:eastAsia="Arial" w:hAnsi="Arial"/>
@@ -24198,7 +24198,7 @@
             <w:pPr>
               <w:spacing w:after="20" w:before="0"/>
             </w:pPr>
-            <w:hyperlink w:history="1" r:id="rIdxqggklir1zadr_04ho4nt">
+            <w:hyperlink w:history="1" r:id="rIdrnotokxb8fm_gnktramal">
               <w:r>
                 <w:rPr>
                   <w:rFonts w:ascii="Arial" w:cs="Arial" w:eastAsia="Arial" w:hAnsi="Arial"/>
@@ -24231,7 +24231,7 @@
               <w:spacing w:after="10" w:before="0"/>
               <w:ind w:left="120"/>
             </w:pPr>
-            <w:hyperlink w:history="1" r:id="rIdlqvmy2s3u2a2_lpd935e_">
+            <w:hyperlink w:history="1" r:id="rIdnnp5ksma6jucr5kkc2c13">
               <w:r>
                 <w:rPr>
                   <w:rFonts w:ascii="Arial" w:cs="Arial" w:eastAsia="Arial" w:hAnsi="Arial"/>
@@ -24276,7 +24276,7 @@
             <w:pPr>
               <w:spacing w:after="20" w:before="0"/>
             </w:pPr>
-            <w:hyperlink w:history="1" r:id="rId5au6bmq5istdixkukrbg3">
+            <w:hyperlink w:history="1" r:id="rIdm8uzc1t18cugguls0pxrd">
               <w:r>
                 <w:rPr>
                   <w:rFonts w:ascii="Arial" w:cs="Arial" w:eastAsia="Arial" w:hAnsi="Arial"/>
@@ -24309,7 +24309,7 @@
               <w:spacing w:after="10" w:before="0"/>
               <w:ind w:left="120"/>
             </w:pPr>
-            <w:hyperlink w:history="1" r:id="rIdqf_wqkur1gf31j7paf7wy">
+            <w:hyperlink w:history="1" r:id="rIdp8fu_d5zxnlouilb8rhfc">
               <w:r>
                 <w:rPr>
                   <w:rFonts w:ascii="Arial" w:cs="Arial" w:eastAsia="Arial" w:hAnsi="Arial"/>
@@ -24504,7 +24504,7 @@
             <w:pPr>
               <w:spacing w:after="20" w:before="0"/>
             </w:pPr>
-            <w:hyperlink w:history="1" r:id="rIdwmmivjejzffuwgmxeghqm">
+            <w:hyperlink w:history="1" r:id="rIdmskla-zfxr1y4wdfdanei">
               <w:r>
                 <w:rPr>
                   <w:rFonts w:ascii="Arial" w:cs="Arial" w:eastAsia="Arial" w:hAnsi="Arial"/>
@@ -24537,7 +24537,7 @@
               <w:spacing w:after="10" w:before="0"/>
               <w:ind w:left="120"/>
             </w:pPr>
-            <w:hyperlink w:history="1" r:id="rIduhhodfq_v9gebkntvtelm">
+            <w:hyperlink w:history="1" r:id="rIdtwcnz2ws75-ots40u0y4j">
               <w:r>
                 <w:rPr>
                   <w:rFonts w:ascii="Arial" w:cs="Arial" w:eastAsia="Arial" w:hAnsi="Arial"/>
@@ -24582,7 +24582,7 @@
             <w:pPr>
               <w:spacing w:after="20" w:before="0"/>
             </w:pPr>
-            <w:hyperlink w:history="1" r:id="rIdmkx-lycsrct09groykfng">
+            <w:hyperlink w:history="1" r:id="rIdco0w1g5zp-i2z_nyjv1gm">
               <w:r>
                 <w:rPr>
                   <w:rFonts w:ascii="Arial" w:cs="Arial" w:eastAsia="Arial" w:hAnsi="Arial"/>
@@ -24615,7 +24615,7 @@
               <w:spacing w:after="10" w:before="0"/>
               <w:ind w:left="120"/>
             </w:pPr>
-            <w:hyperlink w:history="1" r:id="rIdk5vvuothjv2vvta2gelxz">
+            <w:hyperlink w:history="1" r:id="rIdqvfj5vg3evpbbwyyjmbt8">
               <w:r>
                 <w:rPr>
                   <w:rFonts w:ascii="Arial" w:cs="Arial" w:eastAsia="Arial" w:hAnsi="Arial"/>
@@ -26102,7 +26102,7 @@
             <w:pPr>
               <w:spacing w:after="20" w:before="0"/>
             </w:pPr>
-            <w:hyperlink w:history="1" r:id="rIdx-ygv8a-8gzmboibs8xyd">
+            <w:hyperlink w:history="1" r:id="rIdw1zud0tecc3pdaxolxjkj">
               <w:r>
                 <w:rPr>
                   <w:rFonts w:ascii="Arial" w:cs="Arial" w:eastAsia="Arial" w:hAnsi="Arial"/>
@@ -26135,7 +26135,7 @@
               <w:spacing w:after="10" w:before="0"/>
               <w:ind w:left="120"/>
             </w:pPr>
-            <w:hyperlink w:history="1" r:id="rId3n1ggxiev5dcpp1zhrfft">
+            <w:hyperlink w:history="1" r:id="rIdxzk7qtctmhiumdazkq_wl">
               <w:r>
                 <w:rPr>
                   <w:rFonts w:ascii="Arial" w:cs="Arial" w:eastAsia="Arial" w:hAnsi="Arial"/>
@@ -26180,7 +26180,7 @@
             <w:pPr>
               <w:spacing w:after="20" w:before="0"/>
             </w:pPr>
-            <w:hyperlink w:history="1" r:id="rIdfgzishtbkllt1lh3sfvqq">
+            <w:hyperlink w:history="1" r:id="rIdyvdfpmbf3u4bfetz5k8on">
               <w:r>
                 <w:rPr>
                   <w:rFonts w:ascii="Arial" w:cs="Arial" w:eastAsia="Arial" w:hAnsi="Arial"/>
@@ -26213,7 +26213,7 @@
               <w:spacing w:after="10" w:before="0"/>
               <w:ind w:left="120"/>
             </w:pPr>
-            <w:hyperlink w:history="1" r:id="rIdrlyfzmlsxy9cabwk5ttxx">
+            <w:hyperlink w:history="1" r:id="rId6-wboi9_o1v6hcqd8nhpg">
               <w:r>
                 <w:rPr>
                   <w:rFonts w:ascii="Arial" w:cs="Arial" w:eastAsia="Arial" w:hAnsi="Arial"/>
@@ -26408,7 +26408,7 @@
             <w:pPr>
               <w:spacing w:after="20" w:before="0"/>
             </w:pPr>
-            <w:hyperlink w:history="1" r:id="rIdcltxzbfrefgig4ge48a8o">
+            <w:hyperlink w:history="1" r:id="rIdfevtblzqwbszgubd1sjec">
               <w:r>
                 <w:rPr>
                   <w:rFonts w:ascii="Arial" w:cs="Arial" w:eastAsia="Arial" w:hAnsi="Arial"/>
@@ -26441,7 +26441,7 @@
               <w:spacing w:after="10" w:before="0"/>
               <w:ind w:left="120"/>
             </w:pPr>
-            <w:hyperlink w:history="1" r:id="rIdr6_lccgo5_mhhnamwqavh">
+            <w:hyperlink w:history="1" r:id="rIdxwd2z_u4b9hmkayfods0j">
               <w:r>
                 <w:rPr>
                   <w:rFonts w:ascii="Arial" w:cs="Arial" w:eastAsia="Arial" w:hAnsi="Arial"/>
@@ -26486,7 +26486,7 @@
             <w:pPr>
               <w:spacing w:after="20" w:before="0"/>
             </w:pPr>
-            <w:hyperlink w:history="1" r:id="rId3-q44f5i3hoadosafp6rb">
+            <w:hyperlink w:history="1" r:id="rIdzlr506wiwwjah-w8o8pxt">
               <w:r>
                 <w:rPr>
                   <w:rFonts w:ascii="Arial" w:cs="Arial" w:eastAsia="Arial" w:hAnsi="Arial"/>
@@ -26519,7 +26519,7 @@
               <w:spacing w:after="10" w:before="0"/>
               <w:ind w:left="120"/>
             </w:pPr>
-            <w:hyperlink w:history="1" r:id="rIddtejpgh2us2qes7p0wybh">
+            <w:hyperlink w:history="1" r:id="rIdcvl-ztdoik00thxoombzk">
               <w:r>
                 <w:rPr>
                   <w:rFonts w:ascii="Arial" w:cs="Arial" w:eastAsia="Arial" w:hAnsi="Arial"/>
@@ -26714,7 +26714,7 @@
             <w:pPr>
               <w:spacing w:after="20" w:before="0"/>
             </w:pPr>
-            <w:hyperlink w:history="1" r:id="rIdr-7yjuzt0kinf93dbti8f">
+            <w:hyperlink w:history="1" r:id="rIdcpga4apsexnwu5lryhlcs">
               <w:r>
                 <w:rPr>
                   <w:rFonts w:ascii="Arial" w:cs="Arial" w:eastAsia="Arial" w:hAnsi="Arial"/>
@@ -26747,7 +26747,7 @@
               <w:spacing w:after="10" w:before="0"/>
               <w:ind w:left="120"/>
             </w:pPr>
-            <w:hyperlink w:history="1" r:id="rIdux1ssgkuxbpfema85gt3s">
+            <w:hyperlink w:history="1" r:id="rId7gdhss_ot-tn1-b5hmc2z">
               <w:r>
                 <w:rPr>
                   <w:rFonts w:ascii="Arial" w:cs="Arial" w:eastAsia="Arial" w:hAnsi="Arial"/>
@@ -26792,7 +26792,7 @@
             <w:pPr>
               <w:spacing w:after="20" w:before="0"/>
             </w:pPr>
-            <w:hyperlink w:history="1" r:id="rIdv18fyusybkunlzz3k_zgp">
+            <w:hyperlink w:history="1" r:id="rIdfmkayumwqu9qopv2qky_s">
               <w:r>
                 <w:rPr>
                   <w:rFonts w:ascii="Arial" w:cs="Arial" w:eastAsia="Arial" w:hAnsi="Arial"/>
@@ -26825,7 +26825,7 @@
               <w:spacing w:after="10" w:before="0"/>
               <w:ind w:left="120"/>
             </w:pPr>
-            <w:hyperlink w:history="1" r:id="rIdxj0lswt4zzmbunxpusrkj">
+            <w:hyperlink w:history="1" r:id="rIdwrvw2nhcj7lhege1jguhc">
               <w:r>
                 <w:rPr>
                   <w:rFonts w:ascii="Arial" w:cs="Arial" w:eastAsia="Arial" w:hAnsi="Arial"/>
@@ -27020,7 +27020,7 @@
             <w:pPr>
               <w:spacing w:after="20" w:before="0"/>
             </w:pPr>
-            <w:hyperlink w:history="1" r:id="rId-carl-kirpnim4ji7gfwa">
+            <w:hyperlink w:history="1" r:id="rIdexdqp8q-qv5hzqgohkc4i">
               <w:r>
                 <w:rPr>
                   <w:rFonts w:ascii="Arial" w:cs="Arial" w:eastAsia="Arial" w:hAnsi="Arial"/>
@@ -27053,7 +27053,7 @@
               <w:spacing w:after="10" w:before="0"/>
               <w:ind w:left="120"/>
             </w:pPr>
-            <w:hyperlink w:history="1" r:id="rIdtvy04mflaftrrj-3mz-e-">
+            <w:hyperlink w:history="1" r:id="rId-5wgwtqdqweuweiru8way">
               <w:r>
                 <w:rPr>
                   <w:rFonts w:ascii="Arial" w:cs="Arial" w:eastAsia="Arial" w:hAnsi="Arial"/>
@@ -27098,7 +27098,7 @@
             <w:pPr>
               <w:spacing w:after="20" w:before="0"/>
             </w:pPr>
-            <w:hyperlink w:history="1" r:id="rIdxldmve8evqlyitrleuk5i">
+            <w:hyperlink w:history="1" r:id="rIdwjmabkqt3nazdkyhsnmtd">
               <w:r>
                 <w:rPr>
                   <w:rFonts w:ascii="Arial" w:cs="Arial" w:eastAsia="Arial" w:hAnsi="Arial"/>
@@ -27131,7 +27131,7 @@
               <w:spacing w:after="10" w:before="0"/>
               <w:ind w:left="120"/>
             </w:pPr>
-            <w:hyperlink w:history="1" r:id="rIdnkvse2ho5qpse5clo5dho">
+            <w:hyperlink w:history="1" r:id="rIdlwsyn-ij0sqok6qirifhv">
               <w:r>
                 <w:rPr>
                   <w:rFonts w:ascii="Arial" w:cs="Arial" w:eastAsia="Arial" w:hAnsi="Arial"/>
@@ -27326,7 +27326,7 @@
             <w:pPr>
               <w:spacing w:after="20" w:before="0"/>
             </w:pPr>
-            <w:hyperlink w:history="1" r:id="rIdvwv0kuf8vzwuijqej0_gp">
+            <w:hyperlink w:history="1" r:id="rIdoirunr0afgirvm1tdtlyc">
               <w:r>
                 <w:rPr>
                   <w:rFonts w:ascii="Arial" w:cs="Arial" w:eastAsia="Arial" w:hAnsi="Arial"/>
@@ -27359,7 +27359,7 @@
               <w:spacing w:after="10" w:before="0"/>
               <w:ind w:left="120"/>
             </w:pPr>
-            <w:hyperlink w:history="1" r:id="rIdi3yscdzn_4-s-p-j0tt77">
+            <w:hyperlink w:history="1" r:id="rIdypkhum4vxoqh7-wwwcz-7">
               <w:r>
                 <w:rPr>
                   <w:rFonts w:ascii="Arial" w:cs="Arial" w:eastAsia="Arial" w:hAnsi="Arial"/>
@@ -27404,7 +27404,7 @@
             <w:pPr>
               <w:spacing w:after="20" w:before="0"/>
             </w:pPr>
-            <w:hyperlink w:history="1" r:id="rIdy2cxot_lxdti_rdvjuh4a">
+            <w:hyperlink w:history="1" r:id="rId8yjzrl1gp0wxt-lxail9b">
               <w:r>
                 <w:rPr>
                   <w:rFonts w:ascii="Arial" w:cs="Arial" w:eastAsia="Arial" w:hAnsi="Arial"/>
@@ -27437,7 +27437,7 @@
               <w:spacing w:after="10" w:before="0"/>
               <w:ind w:left="120"/>
             </w:pPr>
-            <w:hyperlink w:history="1" r:id="rId59ndfqp1rea-82tponvyv">
+            <w:hyperlink w:history="1" r:id="rIdvphodqfbz0do2em08xcg3">
               <w:r>
                 <w:rPr>
                   <w:rFonts w:ascii="Arial" w:cs="Arial" w:eastAsia="Arial" w:hAnsi="Arial"/>
